--- a/Front Matter/Template/2_Front-Matter_Template-v5.docx
+++ b/Front Matter/Template/2_Front-Matter_Template-v5.docx
@@ -4,18 +4,6 @@
   <w:body>
     <w:p>
       <w:pPr>
-        <w:jc w:val="right"/>
-        <w:rPr>
-          <w:rFonts w:ascii="Noto Serif" w:eastAsia="Noto Serif SC" w:hAnsi="Noto Serif" w:cs="Noto Serif"/>
-          <w:b/>
-          <w:sz w:val="56"/>
-          <w:szCs w:val="72"/>
-        </w:rPr>
-      </w:pPr>
-    </w:p>
-    <w:p>
-      <w:pPr>
-        <w:jc w:val="right"/>
         <w:rPr>
           <w:rFonts w:ascii="Noto Serif" w:eastAsia="Noto Serif SC" w:hAnsi="Noto Serif" w:cs="Noto Serif"/>
           <w:b/>
@@ -27,18 +15,7 @@
     </w:p>
     <w:p>
       <w:pPr>
-        <w:jc w:val="right"/>
-        <w:rPr>
-          <w:rFonts w:ascii="Noto Serif" w:eastAsia="Noto Serif SC" w:hAnsi="Noto Serif" w:cs="Noto Serif"/>
-          <w:b/>
-          <w:sz w:val="56"/>
-          <w:szCs w:val="96"/>
-          <w:lang w:val="en-US"/>
-        </w:rPr>
-      </w:pPr>
-    </w:p>
-    <w:p>
-      <w:pPr>
+        <w:spacing w:before="2000"/>
         <w:jc w:val="right"/>
         <w:rPr>
           <w:rFonts w:ascii="Noto Serif" w:eastAsia="Noto Serif SC" w:hAnsi="Noto Serif" w:cs="Noto Serif"/>
@@ -123,17 +100,7 @@
     </w:p>
     <w:p>
       <w:pPr>
-        <w:jc w:val="right"/>
-        <w:rPr>
-          <w:rFonts w:ascii="Noto Serif" w:eastAsia="Noto Serif SC" w:hAnsi="Noto Serif" w:cs="Noto Serif"/>
-          <w:sz w:val="28"/>
-          <w:szCs w:val="28"/>
-          <w:lang w:val="en-US"/>
-        </w:rPr>
-      </w:pPr>
-    </w:p>
-    <w:p>
-      <w:pPr>
+        <w:spacing w:before="400"/>
         <w:jc w:val="right"/>
         <w:rPr>
           <w:rFonts w:ascii="Noto Serif" w:eastAsia="Noto Serif SC" w:hAnsi="Noto Serif" w:cs="Noto Serif"/>
@@ -154,6 +121,7 @@
     </w:p>
     <w:p>
       <w:pPr>
+        <w:spacing w:after="240"/>
         <w:jc w:val="right"/>
         <w:rPr>
           <w:rFonts w:ascii="Noto Serif" w:eastAsia="Noto Serif SC" w:hAnsi="Noto Serif" w:cs="Noto Serif"/>
@@ -190,23 +158,12 @@
         </w:rPr>
         <w:t>, Pipa and Chinese Orchestra</w:t>
       </w:r>
-    </w:p>
-    <w:p>
-      <w:pPr>
-        <w:jc w:val="right"/>
-        <w:rPr>
-          <w:rFonts w:ascii="Noto Serif" w:eastAsia="Noto Serif SC" w:hAnsi="Noto Serif" w:cs="Noto Serif"/>
-          <w:sz w:val="32"/>
-          <w:szCs w:val="56"/>
-        </w:rPr>
-      </w:pPr>
     </w:p>
     <w:p>
       <w:pPr>
         <w:pBdr>
           <w:bottom w:val="single" w:sz="6" w:space="1" w:color="auto"/>
         </w:pBdr>
-        <w:jc w:val="right"/>
         <w:rPr>
           <w:rFonts w:ascii="Noto Serif" w:eastAsia="Noto Serif SC" w:hAnsi="Noto Serif" w:cs="Noto Serif"/>
           <w:sz w:val="32"/>
@@ -216,17 +173,7 @@
     </w:p>
     <w:p>
       <w:pPr>
-        <w:jc w:val="right"/>
-        <w:rPr>
-          <w:rFonts w:ascii="Noto Serif" w:eastAsia="Noto Serif SC" w:hAnsi="Noto Serif" w:cs="Noto Serif"/>
-          <w:sz w:val="40"/>
-          <w:szCs w:val="96"/>
-          <w:lang w:val="en-US"/>
-        </w:rPr>
-      </w:pPr>
-    </w:p>
-    <w:p>
-      <w:pPr>
+        <w:spacing w:before="400"/>
         <w:jc w:val="right"/>
         <w:rPr>
           <w:rFonts w:ascii="Noto Serif" w:eastAsia="Noto Serif SC" w:hAnsi="Noto Serif" w:cs="Noto Serif"/>
@@ -781,30 +728,7 @@
     </w:p>
     <w:p>
       <w:pPr>
-        <w:jc w:val="right"/>
-        <w:rPr>
-          <w:rFonts w:ascii="Noto Serif" w:eastAsia="Noto Serif SC" w:hAnsi="Noto Serif" w:cs="Noto Serif"/>
-          <w:b/>
-          <w:sz w:val="56"/>
-          <w:szCs w:val="96"/>
-          <w:lang w:val="en-US"/>
-        </w:rPr>
-      </w:pPr>
-    </w:p>
-    <w:p>
-      <w:pPr>
-        <w:jc w:val="right"/>
-        <w:rPr>
-          <w:rFonts w:ascii="Noto Serif" w:eastAsia="Noto Serif SC" w:hAnsi="Noto Serif" w:cs="Noto Serif"/>
-          <w:b/>
-          <w:sz w:val="56"/>
-          <w:szCs w:val="96"/>
-          <w:lang w:val="en-US"/>
-        </w:rPr>
-      </w:pPr>
-    </w:p>
-    <w:p>
-      <w:pPr>
+        <w:spacing w:before="2000"/>
         <w:jc w:val="right"/>
         <w:rPr>
           <w:rFonts w:ascii="Noto Serif" w:eastAsia="Noto Serif SC" w:hAnsi="Noto Serif" w:cs="Noto Serif"/>
@@ -889,17 +813,7 @@
     </w:p>
     <w:p>
       <w:pPr>
-        <w:jc w:val="right"/>
-        <w:rPr>
-          <w:rFonts w:ascii="Noto Serif" w:eastAsia="Noto Serif SC" w:hAnsi="Noto Serif" w:cs="Noto Serif"/>
-          <w:sz w:val="28"/>
-          <w:szCs w:val="28"/>
-          <w:lang w:val="en-US"/>
-        </w:rPr>
-      </w:pPr>
-    </w:p>
-    <w:p>
-      <w:pPr>
+        <w:spacing w:before="400"/>
         <w:jc w:val="right"/>
         <w:rPr>
           <w:rFonts w:ascii="Noto Serif" w:eastAsia="Noto Serif SC" w:hAnsi="Noto Serif" w:cs="Noto Serif"/>
@@ -920,6 +834,7 @@
     </w:p>
     <w:p>
       <w:pPr>
+        <w:spacing w:after="240"/>
         <w:jc w:val="right"/>
         <w:rPr>
           <w:rFonts w:ascii="Noto Serif" w:eastAsia="Noto Serif SC" w:hAnsi="Noto Serif" w:cs="Noto Serif"/>
@@ -956,16 +871,6 @@
         </w:rPr>
         <w:t>, Pipa and Chinese Orchestra</w:t>
       </w:r>
-    </w:p>
-    <w:p>
-      <w:pPr>
-        <w:jc w:val="right"/>
-        <w:rPr>
-          <w:rFonts w:ascii="Noto Serif" w:eastAsia="Noto Serif SC" w:hAnsi="Noto Serif" w:cs="Noto Serif"/>
-          <w:sz w:val="32"/>
-          <w:szCs w:val="56"/>
-        </w:rPr>
-      </w:pPr>
     </w:p>
     <w:p>
       <w:pPr>
@@ -982,17 +887,7 @@
     </w:p>
     <w:p>
       <w:pPr>
-        <w:jc w:val="right"/>
-        <w:rPr>
-          <w:rFonts w:ascii="Noto Serif" w:eastAsia="Noto Serif SC" w:hAnsi="Noto Serif" w:cs="Noto Serif"/>
-          <w:sz w:val="40"/>
-          <w:szCs w:val="96"/>
-          <w:lang w:val="en-US"/>
-        </w:rPr>
-      </w:pPr>
-    </w:p>
-    <w:p>
-      <w:pPr>
+        <w:spacing w:before="400"/>
         <w:jc w:val="right"/>
         <w:rPr>
           <w:rFonts w:ascii="Noto Serif" w:eastAsia="Noto Serif SC" w:hAnsi="Noto Serif" w:cs="Noto Serif"/>
@@ -1032,15 +927,7 @@
     </w:p>
     <w:p>
       <w:pPr>
-        <w:rPr>
-          <w:rFonts w:ascii="Noto Serif" w:eastAsia="Noto Serif SC" w:hAnsi="Noto Serif" w:cs="Noto Serif"/>
-          <w:sz w:val="40"/>
-          <w:szCs w:val="40"/>
-        </w:rPr>
-      </w:pPr>
-    </w:p>
-    <w:p>
-      <w:pPr>
+        <w:spacing w:before="400"/>
         <w:jc w:val="right"/>
         <w:rPr>
           <w:rFonts w:ascii="Noto Serif" w:eastAsia="Noto Serif SC" w:hAnsi="Noto Serif" w:cs="Noto Serif"/>
@@ -1061,17 +948,7 @@
     </w:p>
     <w:p>
       <w:pPr>
-        <w:jc w:val="right"/>
-        <w:rPr>
-          <w:rFonts w:ascii="Noto Serif" w:eastAsia="Noto Serif SC" w:hAnsi="Noto Serif" w:cs="Noto Serif"/>
-          <w:sz w:val="32"/>
-          <w:szCs w:val="32"/>
-          <w:lang w:val="en-US"/>
-        </w:rPr>
-      </w:pPr>
-    </w:p>
-    <w:p>
-      <w:pPr>
+        <w:spacing w:before="400"/>
         <w:jc w:val="right"/>
         <w:rPr>
           <w:rFonts w:ascii="Noto Serif" w:eastAsia="Noto Serif SC" w:hAnsi="Noto Serif" w:cs="Noto Serif"/>
@@ -1673,6 +1550,15 @@
           <w:lang w:val="en-US"/>
         </w:rPr>
         <w:t>网站</w:t>
+      </w:r>
+      <w:r>
+        <w:rPr>
+          <w:rFonts w:ascii="Noto Serif" w:eastAsia="Noto Serif SC" w:hAnsi="Noto Serif" w:cs="Noto Serif"/>
+          <w:sz w:val="20"/>
+          <w:szCs w:val="20"/>
+          <w:lang w:val="en-US"/>
+        </w:rPr>
+        <w:t xml:space="preserve"> </w:t>
       </w:r>
       <w:r>
         <w:rPr>
@@ -1721,6 +1607,15 @@
           <w:szCs w:val="20"/>
           <w:lang w:val="en-US"/>
         </w:rPr>
+        <w:t xml:space="preserve"> </w:t>
+      </w:r>
+      <w:r>
+        <w:rPr>
+          <w:rFonts w:ascii="Noto Serif" w:eastAsia="Noto Serif SC" w:hAnsi="Noto Serif" w:cs="Noto Serif"/>
+          <w:sz w:val="20"/>
+          <w:szCs w:val="20"/>
+          <w:lang w:val="en-US"/>
+        </w:rPr>
         <w:t>Email: </w:t>
       </w:r>
       <w:hyperlink r:id="rId11" w:tgtFrame="_blank" w:history="1">
@@ -1761,6 +1656,15 @@
           <w:szCs w:val="20"/>
           <w:lang w:val="en-US"/>
         </w:rPr>
+        <w:t xml:space="preserve"> </w:t>
+      </w:r>
+      <w:r>
+        <w:rPr>
+          <w:rFonts w:ascii="Noto Serif" w:eastAsia="Noto Serif SC" w:hAnsi="Noto Serif" w:cs="Noto Serif"/>
+          <w:sz w:val="20"/>
+          <w:szCs w:val="20"/>
+          <w:lang w:val="en-US"/>
+        </w:rPr>
         <w:t>Telephone: (65) 6557 402</w:t>
       </w:r>
       <w:r>
@@ -1797,6 +1701,15 @@
           <w:lang w:val="en-US"/>
         </w:rPr>
         <w:t>传真</w:t>
+      </w:r>
+      <w:r>
+        <w:rPr>
+          <w:rFonts w:ascii="Noto Serif" w:eastAsia="Noto Serif SC" w:hAnsi="Noto Serif" w:cs="Noto Serif"/>
+          <w:sz w:val="20"/>
+          <w:szCs w:val="20"/>
+          <w:lang w:val="en-US"/>
+        </w:rPr>
+        <w:t xml:space="preserve"> </w:t>
       </w:r>
       <w:r>
         <w:rPr>

--- a/Front Matter/Template/2_Front-Matter_Template-v5.docx
+++ b/Front Matter/Template/2_Front-Matter_Template-v5.docx
@@ -5,10 +5,10 @@
     <w:p>
       <w:pPr>
         <w:rPr>
-          <w:rFonts w:ascii="Noto Serif" w:eastAsia="Noto Serif SC" w:hAnsi="Noto Serif" w:cs="Noto Serif"/>
+          <w:rFonts w:ascii="Noto Serif SC" w:eastAsia="Noto Serif SC" w:hAnsi="Noto Serif SC" w:cs="Noto Serif"/>
           <w:b/>
-          <w:sz w:val="56"/>
-          <w:szCs w:val="96"/>
+          <w:sz w:val="40"/>
+          <w:szCs w:val="40"/>
           <w:lang w:val="en-US"/>
         </w:rPr>
       </w:pPr>
@@ -18,7 +18,7 @@
         <w:spacing w:before="2000"/>
         <w:jc w:val="right"/>
         <w:rPr>
-          <w:rFonts w:ascii="Noto Serif" w:eastAsia="Noto Serif SC" w:hAnsi="Noto Serif" w:cs="Noto Serif"/>
+          <w:rFonts w:ascii="Noto Serif SC" w:eastAsia="Noto Serif SC" w:hAnsi="Noto Serif SC" w:cs="Noto Serif"/>
           <w:b/>
           <w:sz w:val="60"/>
           <w:szCs w:val="60"/>
@@ -27,7 +27,7 @@
       </w:pPr>
       <w:r>
         <w:rPr>
-          <w:rFonts w:ascii="Noto Serif" w:eastAsia="Noto Serif SC" w:hAnsi="Noto Serif" w:cs="Noto Serif" w:hint="eastAsia"/>
+          <w:rFonts w:ascii="Noto Serif SC" w:eastAsia="Noto Serif SC" w:hAnsi="Noto Serif SC" w:cs="Noto Serif" w:hint="eastAsia"/>
           <w:b/>
           <w:sz w:val="60"/>
           <w:szCs w:val="60"/>
@@ -37,7 +37,7 @@
       </w:r>
       <w:r>
         <w:rPr>
-          <w:rFonts w:ascii="Noto Serif" w:eastAsia="Noto Serif SC" w:hAnsi="Noto Serif" w:cs="Noto Serif"/>
+          <w:rFonts w:ascii="Noto Serif SC" w:eastAsia="Noto Serif SC" w:hAnsi="Noto Serif SC" w:cs="Noto Serif"/>
           <w:b/>
           <w:sz w:val="60"/>
           <w:szCs w:val="60"/>
@@ -47,7 +47,7 @@
       </w:r>
       <w:r>
         <w:rPr>
-          <w:rFonts w:ascii="Noto Serif" w:eastAsia="Noto Serif SC" w:hAnsi="Noto Serif" w:cs="Noto Serif" w:hint="eastAsia"/>
+          <w:rFonts w:ascii="Noto Serif SC" w:eastAsia="Noto Serif SC" w:hAnsi="Noto Serif SC" w:cs="Noto Serif" w:hint="eastAsia"/>
           <w:b/>
           <w:sz w:val="60"/>
           <w:szCs w:val="60"/>
@@ -57,7 +57,7 @@
       </w:r>
       <w:r>
         <w:rPr>
-          <w:rFonts w:ascii="Noto Serif" w:eastAsia="Noto Serif SC" w:hAnsi="Noto Serif" w:cs="Noto Serif"/>
+          <w:rFonts w:ascii="Noto Serif SC" w:eastAsia="Noto Serif SC" w:hAnsi="Noto Serif SC" w:cs="Noto Serif"/>
           <w:b/>
           <w:sz w:val="60"/>
           <w:szCs w:val="60"/>
@@ -67,7 +67,7 @@
       </w:r>
       <w:r>
         <w:rPr>
-          <w:rFonts w:ascii="Noto Serif" w:eastAsia="Noto Serif SC" w:hAnsi="Noto Serif" w:cs="Noto Serif" w:hint="eastAsia"/>
+          <w:rFonts w:ascii="Noto Serif SC" w:eastAsia="Noto Serif SC" w:hAnsi="Noto Serif SC" w:cs="Noto Serif" w:hint="eastAsia"/>
           <w:b/>
           <w:sz w:val="60"/>
           <w:szCs w:val="60"/>
@@ -80,7 +80,7 @@
       <w:pPr>
         <w:jc w:val="right"/>
         <w:rPr>
-          <w:rFonts w:ascii="Noto Serif" w:eastAsia="Noto Serif SC" w:hAnsi="Noto Serif" w:cs="Noto Serif"/>
+          <w:rFonts w:ascii="Noto Serif SC" w:eastAsia="Noto Serif SC" w:hAnsi="Noto Serif SC" w:cs="Noto Serif"/>
           <w:b/>
           <w:sz w:val="56"/>
           <w:szCs w:val="96"/>
@@ -89,7 +89,7 @@
       </w:pPr>
       <w:r>
         <w:rPr>
-          <w:rFonts w:ascii="Noto Serif" w:eastAsia="Noto Serif SC" w:hAnsi="Noto Serif" w:cs="Noto Serif"/>
+          <w:rFonts w:ascii="Noto Serif SC" w:eastAsia="Noto Serif SC" w:hAnsi="Noto Serif SC" w:cs="Noto Serif"/>
           <w:b/>
           <w:sz w:val="56"/>
           <w:szCs w:val="96"/>
@@ -103,7 +103,7 @@
         <w:spacing w:before="400"/>
         <w:jc w:val="right"/>
         <w:rPr>
-          <w:rFonts w:ascii="Noto Serif" w:eastAsia="Noto Serif SC" w:hAnsi="Noto Serif" w:cs="Noto Serif"/>
+          <w:rFonts w:ascii="Noto Serif SC" w:eastAsia="Noto Serif SC" w:hAnsi="Noto Serif SC" w:cs="Noto Serif"/>
           <w:sz w:val="36"/>
           <w:szCs w:val="72"/>
           <w:lang w:val="en-US"/>
@@ -111,12 +111,11 @@
       </w:pPr>
       <w:r>
         <w:rPr>
-          <w:rFonts w:ascii="Noto Serif" w:eastAsia="Noto Serif SC" w:hAnsi="Noto Serif" w:cs="Noto Serif" w:hint="eastAsia"/>
+          <w:rFonts w:ascii="Noto Serif SC" w:eastAsia="Noto Serif SC" w:hAnsi="Noto Serif SC" w:cs="Noto Serif" w:hint="eastAsia"/>
           <w:sz w:val="36"/>
           <w:szCs w:val="72"/>
-          <w:lang w:eastAsia="zh-TW"/>
-        </w:rPr>
-        <w:t>為華樂團而作</w:t>
+        </w:rPr>
+        <w:t>为华乐团而作</w:t>
       </w:r>
     </w:p>
     <w:p>
@@ -124,39 +123,18 @@
         <w:spacing w:after="240"/>
         <w:jc w:val="right"/>
         <w:rPr>
-          <w:rFonts w:ascii="Noto Serif" w:eastAsia="Noto Serif SC" w:hAnsi="Noto Serif" w:cs="Noto Serif"/>
+          <w:rFonts w:ascii="Noto Serif SC" w:eastAsia="Noto Serif SC" w:hAnsi="Noto Serif SC" w:cs="Noto Serif"/>
           <w:sz w:val="32"/>
           <w:szCs w:val="56"/>
         </w:rPr>
       </w:pPr>
       <w:r>
         <w:rPr>
-          <w:rFonts w:ascii="Noto Serif" w:eastAsia="Noto Serif SC" w:hAnsi="Noto Serif" w:cs="Noto Serif"/>
+          <w:rFonts w:ascii="Noto Serif SC" w:eastAsia="Noto Serif SC" w:hAnsi="Noto Serif SC" w:cs="Noto Serif"/>
           <w:sz w:val="32"/>
           <w:szCs w:val="56"/>
-          <w:lang w:eastAsia="zh-TW"/>
-        </w:rPr>
-        <w:t xml:space="preserve">For </w:t>
-      </w:r>
-      <w:proofErr w:type="spellStart"/>
-      <w:r>
-        <w:rPr>
-          <w:rFonts w:ascii="Noto Serif" w:eastAsia="Noto Serif SC" w:hAnsi="Noto Serif" w:cs="Noto Serif"/>
-          <w:sz w:val="32"/>
-          <w:szCs w:val="56"/>
-          <w:lang w:eastAsia="zh-TW"/>
-        </w:rPr>
-        <w:t>Zhudi</w:t>
-      </w:r>
-      <w:proofErr w:type="spellEnd"/>
-      <w:r>
-        <w:rPr>
-          <w:rFonts w:ascii="Noto Serif" w:eastAsia="Noto Serif SC" w:hAnsi="Noto Serif" w:cs="Noto Serif"/>
-          <w:sz w:val="32"/>
-          <w:szCs w:val="56"/>
-          <w:lang w:eastAsia="zh-TW"/>
-        </w:rPr>
-        <w:t>, Pipa and Chinese Orchestra</w:t>
+        </w:rPr>
+        <w:t>for Chinese Orchestra</w:t>
       </w:r>
     </w:p>
     <w:p>
@@ -165,7 +143,7 @@
           <w:bottom w:val="single" w:sz="6" w:space="1" w:color="auto"/>
         </w:pBdr>
         <w:rPr>
-          <w:rFonts w:ascii="Noto Serif" w:eastAsia="Noto Serif SC" w:hAnsi="Noto Serif" w:cs="Noto Serif"/>
+          <w:rFonts w:ascii="Noto Serif SC" w:eastAsia="Noto Serif SC" w:hAnsi="Noto Serif SC" w:cs="Noto Serif"/>
           <w:sz w:val="32"/>
           <w:szCs w:val="56"/>
         </w:rPr>
@@ -176,7 +154,7 @@
         <w:spacing w:before="400"/>
         <w:jc w:val="right"/>
         <w:rPr>
-          <w:rFonts w:ascii="Noto Serif" w:eastAsia="Noto Serif SC" w:hAnsi="Noto Serif" w:cs="Noto Serif"/>
+          <w:rFonts w:ascii="Noto Serif SC" w:eastAsia="Noto Serif SC" w:hAnsi="Noto Serif SC" w:cs="Noto Serif"/>
           <w:sz w:val="44"/>
           <w:szCs w:val="144"/>
           <w:lang w:val="en-GB"/>
@@ -184,7 +162,7 @@
       </w:pPr>
       <w:r>
         <w:rPr>
-          <w:rFonts w:ascii="Noto Serif" w:eastAsia="Noto Serif SC" w:hAnsi="Noto Serif" w:cs="Noto Serif" w:hint="eastAsia"/>
+          <w:rFonts w:ascii="Noto Serif SC" w:eastAsia="Noto Serif SC" w:hAnsi="Noto Serif SC" w:cs="Noto Serif" w:hint="eastAsia"/>
           <w:sz w:val="44"/>
           <w:szCs w:val="144"/>
           <w:lang w:eastAsia="zh-TW"/>
@@ -196,14 +174,14 @@
       <w:pPr>
         <w:jc w:val="right"/>
         <w:rPr>
-          <w:rFonts w:ascii="Noto Serif" w:eastAsia="Noto Serif SC" w:hAnsi="Noto Serif" w:cs="Noto Serif"/>
+          <w:rFonts w:ascii="Noto Serif SC" w:eastAsia="Noto Serif SC" w:hAnsi="Noto Serif SC" w:cs="Noto Serif"/>
           <w:sz w:val="24"/>
           <w:szCs w:val="48"/>
         </w:rPr>
       </w:pPr>
       <w:r>
         <w:rPr>
-          <w:rFonts w:ascii="Noto Serif" w:eastAsia="Noto Serif SC" w:hAnsi="Noto Serif" w:cs="Noto Serif"/>
+          <w:rFonts w:ascii="Noto Serif SC" w:eastAsia="Noto Serif SC" w:hAnsi="Noto Serif SC" w:cs="Noto Serif"/>
           <w:sz w:val="40"/>
           <w:szCs w:val="96"/>
           <w:lang w:eastAsia="zh-TW"/>
@@ -214,7 +192,7 @@
     <w:p>
       <w:pPr>
         <w:rPr>
-          <w:rFonts w:ascii="Noto Serif" w:eastAsia="Noto Serif SC" w:hAnsi="Noto Serif" w:cs="Noto Serif"/>
+          <w:rFonts w:ascii="Noto Serif SC" w:eastAsia="Noto Serif SC" w:hAnsi="Noto Serif SC" w:cs="Noto Serif"/>
           <w:sz w:val="18"/>
         </w:rPr>
       </w:pPr>
@@ -222,7 +200,7 @@
     <w:p>
       <w:pPr>
         <w:rPr>
-          <w:rFonts w:ascii="Noto Serif" w:eastAsia="Noto Serif SC" w:hAnsi="Noto Serif" w:cs="Noto Serif"/>
+          <w:rFonts w:ascii="Noto Serif SC" w:eastAsia="Noto Serif SC" w:hAnsi="Noto Serif SC" w:cs="Noto Serif"/>
           <w:sz w:val="18"/>
         </w:rPr>
       </w:pPr>
@@ -230,7 +208,7 @@
     <w:p>
       <w:pPr>
         <w:rPr>
-          <w:rFonts w:ascii="Noto Serif" w:eastAsia="Noto Serif SC" w:hAnsi="Noto Serif" w:cs="Noto Serif"/>
+          <w:rFonts w:ascii="Noto Serif SC" w:eastAsia="Noto Serif SC" w:hAnsi="Noto Serif SC" w:cs="Noto Serif"/>
           <w:sz w:val="18"/>
         </w:rPr>
       </w:pPr>
@@ -238,7 +216,7 @@
     <w:p>
       <w:pPr>
         <w:rPr>
-          <w:rFonts w:ascii="Noto Serif" w:eastAsia="Noto Serif SC" w:hAnsi="Noto Serif" w:cs="Noto Serif"/>
+          <w:rFonts w:ascii="Noto Serif SC" w:eastAsia="Noto Serif SC" w:hAnsi="Noto Serif SC" w:cs="Noto Serif"/>
           <w:sz w:val="18"/>
         </w:rPr>
       </w:pPr>
@@ -246,7 +224,7 @@
     <w:p>
       <w:pPr>
         <w:rPr>
-          <w:rFonts w:ascii="Noto Serif" w:eastAsia="Noto Serif SC" w:hAnsi="Noto Serif" w:cs="Noto Serif"/>
+          <w:rFonts w:ascii="Noto Serif SC" w:eastAsia="Noto Serif SC" w:hAnsi="Noto Serif SC" w:cs="Noto Serif"/>
           <w:sz w:val="18"/>
         </w:rPr>
       </w:pPr>
@@ -254,7 +232,7 @@
     <w:p>
       <w:pPr>
         <w:rPr>
-          <w:rFonts w:ascii="Noto Serif" w:eastAsia="Noto Serif SC" w:hAnsi="Noto Serif" w:cs="Noto Serif"/>
+          <w:rFonts w:ascii="Noto Serif SC" w:eastAsia="Noto Serif SC" w:hAnsi="Noto Serif SC" w:cs="Noto Serif"/>
           <w:sz w:val="18"/>
         </w:rPr>
       </w:pPr>
@@ -262,7 +240,7 @@
     <w:p>
       <w:pPr>
         <w:rPr>
-          <w:rFonts w:ascii="Noto Serif" w:eastAsia="Noto Serif SC" w:hAnsi="Noto Serif" w:cs="Noto Serif"/>
+          <w:rFonts w:ascii="Noto Serif SC" w:eastAsia="Noto Serif SC" w:hAnsi="Noto Serif SC" w:cs="Noto Serif"/>
           <w:sz w:val="18"/>
         </w:rPr>
       </w:pPr>
@@ -270,7 +248,7 @@
     <w:p>
       <w:pPr>
         <w:rPr>
-          <w:rFonts w:ascii="Noto Serif" w:eastAsia="Noto Serif SC" w:hAnsi="Noto Serif" w:cs="Noto Serif"/>
+          <w:rFonts w:ascii="Noto Serif SC" w:eastAsia="Noto Serif SC" w:hAnsi="Noto Serif SC" w:cs="Noto Serif"/>
           <w:sz w:val="18"/>
         </w:rPr>
       </w:pPr>
@@ -278,7 +256,7 @@
     <w:p>
       <w:pPr>
         <w:rPr>
-          <w:rFonts w:ascii="Noto Serif" w:eastAsia="Noto Serif SC" w:hAnsi="Noto Serif" w:cs="Noto Serif"/>
+          <w:rFonts w:ascii="Noto Serif SC" w:eastAsia="Noto Serif SC" w:hAnsi="Noto Serif SC" w:cs="Noto Serif"/>
           <w:sz w:val="18"/>
         </w:rPr>
       </w:pPr>
@@ -286,7 +264,7 @@
     <w:p>
       <w:pPr>
         <w:rPr>
-          <w:rFonts w:ascii="Noto Serif" w:eastAsia="Noto Serif SC" w:hAnsi="Noto Serif" w:cs="Noto Serif"/>
+          <w:rFonts w:ascii="Noto Serif SC" w:eastAsia="Noto Serif SC" w:hAnsi="Noto Serif SC" w:cs="Noto Serif"/>
           <w:sz w:val="18"/>
         </w:rPr>
         <w:sectPr>
@@ -300,7 +278,7 @@
       </w:pPr>
       <w:r>
         <w:rPr>
-          <w:rFonts w:ascii="STKaiti" w:eastAsia="STKaiti" w:cs="STKaiti" w:hint="eastAsia"/>
+          <w:rFonts w:ascii="Noto Serif SC" w:eastAsia="Noto Serif SC" w:hAnsi="Noto Serif SC" w:cs="STKaiti" w:hint="eastAsia"/>
           <w:noProof/>
           <w:sz w:val="144"/>
           <w:szCs w:val="72"/>
@@ -372,7 +350,7 @@
     <w:p>
       <w:pPr>
         <w:rPr>
-          <w:rFonts w:ascii="Noto Serif" w:eastAsia="Noto Serif SC" w:hAnsi="Noto Serif" w:cs="Noto Serif"/>
+          <w:rFonts w:ascii="Noto Serif SC" w:eastAsia="Noto Serif SC" w:hAnsi="Noto Serif SC" w:cs="Noto Serif"/>
           <w:sz w:val="18"/>
         </w:rPr>
       </w:pPr>
@@ -380,7 +358,7 @@
     <w:p>
       <w:pPr>
         <w:rPr>
-          <w:rFonts w:ascii="Noto Serif" w:eastAsia="Noto Serif SC" w:hAnsi="Noto Serif" w:cs="Noto Serif"/>
+          <w:rFonts w:ascii="Noto Serif SC" w:eastAsia="Noto Serif SC" w:hAnsi="Noto Serif SC" w:cs="Noto Serif"/>
           <w:sz w:val="18"/>
         </w:rPr>
       </w:pPr>
@@ -388,7 +366,7 @@
     <w:p>
       <w:pPr>
         <w:rPr>
-          <w:rFonts w:ascii="Noto Serif" w:eastAsia="Noto Serif SC" w:hAnsi="Noto Serif" w:cs="Noto Serif"/>
+          <w:rFonts w:ascii="Noto Serif SC" w:eastAsia="Noto Serif SC" w:hAnsi="Noto Serif SC" w:cs="Noto Serif"/>
           <w:sz w:val="18"/>
         </w:rPr>
       </w:pPr>
@@ -396,7 +374,7 @@
     <w:p>
       <w:pPr>
         <w:rPr>
-          <w:rFonts w:ascii="Noto Serif" w:eastAsia="Noto Serif SC" w:hAnsi="Noto Serif" w:cs="Noto Serif"/>
+          <w:rFonts w:ascii="Noto Serif SC" w:eastAsia="Noto Serif SC" w:hAnsi="Noto Serif SC" w:cs="Noto Serif"/>
           <w:sz w:val="18"/>
         </w:rPr>
       </w:pPr>
@@ -404,7 +382,7 @@
     <w:p>
       <w:pPr>
         <w:rPr>
-          <w:rFonts w:ascii="Noto Serif" w:eastAsia="Noto Serif SC" w:hAnsi="Noto Serif" w:cs="Noto Serif"/>
+          <w:rFonts w:ascii="Noto Serif SC" w:eastAsia="Noto Serif SC" w:hAnsi="Noto Serif SC" w:cs="Noto Serif"/>
           <w:sz w:val="18"/>
         </w:rPr>
       </w:pPr>
@@ -412,7 +390,7 @@
     <w:p>
       <w:pPr>
         <w:rPr>
-          <w:rFonts w:ascii="Noto Serif" w:eastAsia="Noto Serif SC" w:hAnsi="Noto Serif" w:cs="Noto Serif"/>
+          <w:rFonts w:ascii="Noto Serif SC" w:eastAsia="Noto Serif SC" w:hAnsi="Noto Serif SC" w:cs="Noto Serif"/>
           <w:sz w:val="18"/>
         </w:rPr>
       </w:pPr>
@@ -420,7 +398,7 @@
     <w:p>
       <w:pPr>
         <w:rPr>
-          <w:rFonts w:ascii="Noto Serif" w:eastAsia="Noto Serif SC" w:hAnsi="Noto Serif" w:cs="Noto Serif"/>
+          <w:rFonts w:ascii="Noto Serif SC" w:eastAsia="Noto Serif SC" w:hAnsi="Noto Serif SC" w:cs="Noto Serif"/>
           <w:sz w:val="18"/>
         </w:rPr>
       </w:pPr>
@@ -428,7 +406,7 @@
     <w:p>
       <w:pPr>
         <w:rPr>
-          <w:rFonts w:ascii="Noto Serif" w:eastAsia="Noto Serif SC" w:hAnsi="Noto Serif" w:cs="Noto Serif"/>
+          <w:rFonts w:ascii="Noto Serif SC" w:eastAsia="Noto Serif SC" w:hAnsi="Noto Serif SC" w:cs="Noto Serif"/>
           <w:sz w:val="18"/>
         </w:rPr>
       </w:pPr>
@@ -436,7 +414,7 @@
     <w:p>
       <w:pPr>
         <w:rPr>
-          <w:rFonts w:ascii="Noto Serif" w:eastAsia="Noto Serif SC" w:hAnsi="Noto Serif" w:cs="Noto Serif"/>
+          <w:rFonts w:ascii="Noto Serif SC" w:eastAsia="Noto Serif SC" w:hAnsi="Noto Serif SC" w:cs="Noto Serif"/>
           <w:sz w:val="18"/>
         </w:rPr>
       </w:pPr>
@@ -444,7 +422,7 @@
     <w:p>
       <w:pPr>
         <w:rPr>
-          <w:rFonts w:ascii="Noto Serif" w:eastAsia="Noto Serif SC" w:hAnsi="Noto Serif" w:cs="Noto Serif"/>
+          <w:rFonts w:ascii="Noto Serif SC" w:eastAsia="Noto Serif SC" w:hAnsi="Noto Serif SC" w:cs="Noto Serif"/>
           <w:sz w:val="18"/>
         </w:rPr>
       </w:pPr>
@@ -452,7 +430,7 @@
     <w:p>
       <w:pPr>
         <w:rPr>
-          <w:rFonts w:ascii="Noto Serif" w:eastAsia="Noto Serif SC" w:hAnsi="Noto Serif" w:cs="Noto Serif"/>
+          <w:rFonts w:ascii="Noto Serif SC" w:eastAsia="Noto Serif SC" w:hAnsi="Noto Serif SC" w:cs="Noto Serif"/>
           <w:sz w:val="18"/>
         </w:rPr>
       </w:pPr>
@@ -460,7 +438,7 @@
     <w:p>
       <w:pPr>
         <w:rPr>
-          <w:rFonts w:ascii="Noto Serif" w:eastAsia="Noto Serif SC" w:hAnsi="Noto Serif" w:cs="Noto Serif"/>
+          <w:rFonts w:ascii="Noto Serif SC" w:eastAsia="Noto Serif SC" w:hAnsi="Noto Serif SC" w:cs="Noto Serif"/>
           <w:sz w:val="18"/>
         </w:rPr>
       </w:pPr>
@@ -468,7 +446,7 @@
     <w:p>
       <w:pPr>
         <w:rPr>
-          <w:rFonts w:ascii="Noto Serif" w:eastAsia="Noto Serif SC" w:hAnsi="Noto Serif" w:cs="Noto Serif"/>
+          <w:rFonts w:ascii="Noto Serif SC" w:eastAsia="Noto Serif SC" w:hAnsi="Noto Serif SC" w:cs="Noto Serif"/>
           <w:sz w:val="18"/>
         </w:rPr>
       </w:pPr>
@@ -476,7 +454,7 @@
     <w:p>
       <w:pPr>
         <w:rPr>
-          <w:rFonts w:ascii="Noto Serif" w:eastAsia="Noto Serif SC" w:hAnsi="Noto Serif" w:cs="Noto Serif"/>
+          <w:rFonts w:ascii="Noto Serif SC" w:eastAsia="Noto Serif SC" w:hAnsi="Noto Serif SC" w:cs="Noto Serif"/>
           <w:sz w:val="18"/>
         </w:rPr>
       </w:pPr>
@@ -484,7 +462,7 @@
     <w:p>
       <w:pPr>
         <w:rPr>
-          <w:rFonts w:ascii="Noto Serif" w:eastAsia="Noto Serif SC" w:hAnsi="Noto Serif" w:cs="Noto Serif"/>
+          <w:rFonts w:ascii="Noto Serif SC" w:eastAsia="Noto Serif SC" w:hAnsi="Noto Serif SC" w:cs="Noto Serif"/>
           <w:sz w:val="18"/>
         </w:rPr>
       </w:pPr>
@@ -492,7 +470,7 @@
     <w:p>
       <w:pPr>
         <w:rPr>
-          <w:rFonts w:ascii="Noto Serif" w:eastAsia="Noto Serif SC" w:hAnsi="Noto Serif" w:cs="Noto Serif"/>
+          <w:rFonts w:ascii="Noto Serif SC" w:eastAsia="Noto Serif SC" w:hAnsi="Noto Serif SC" w:cs="Noto Serif"/>
           <w:sz w:val="18"/>
         </w:rPr>
       </w:pPr>
@@ -500,7 +478,7 @@
     <w:p>
       <w:pPr>
         <w:rPr>
-          <w:rFonts w:ascii="Noto Serif" w:eastAsia="Noto Serif SC" w:hAnsi="Noto Serif" w:cs="Noto Serif"/>
+          <w:rFonts w:ascii="Noto Serif SC" w:eastAsia="Noto Serif SC" w:hAnsi="Noto Serif SC" w:cs="Noto Serif"/>
           <w:sz w:val="18"/>
         </w:rPr>
       </w:pPr>
@@ -508,7 +486,7 @@
     <w:p>
       <w:pPr>
         <w:rPr>
-          <w:rFonts w:ascii="Noto Serif" w:eastAsia="Noto Serif SC" w:hAnsi="Noto Serif" w:cs="Noto Serif"/>
+          <w:rFonts w:ascii="Noto Serif SC" w:eastAsia="Noto Serif SC" w:hAnsi="Noto Serif SC" w:cs="Noto Serif"/>
           <w:sz w:val="18"/>
         </w:rPr>
       </w:pPr>
@@ -516,7 +494,7 @@
     <w:p>
       <w:pPr>
         <w:rPr>
-          <w:rFonts w:ascii="Noto Serif" w:eastAsia="Noto Serif SC" w:hAnsi="Noto Serif" w:cs="Noto Serif"/>
+          <w:rFonts w:ascii="Noto Serif SC" w:eastAsia="Noto Serif SC" w:hAnsi="Noto Serif SC" w:cs="Noto Serif"/>
           <w:sz w:val="18"/>
         </w:rPr>
       </w:pPr>
@@ -524,7 +502,7 @@
     <w:p>
       <w:pPr>
         <w:rPr>
-          <w:rFonts w:ascii="Noto Serif" w:eastAsia="Noto Serif SC" w:hAnsi="Noto Serif" w:cs="Noto Serif"/>
+          <w:rFonts w:ascii="Noto Serif SC" w:eastAsia="Noto Serif SC" w:hAnsi="Noto Serif SC" w:cs="Noto Serif"/>
           <w:sz w:val="18"/>
         </w:rPr>
       </w:pPr>
@@ -532,7 +510,7 @@
     <w:p>
       <w:pPr>
         <w:rPr>
-          <w:rFonts w:ascii="Noto Serif" w:eastAsia="Noto Serif SC" w:hAnsi="Noto Serif" w:cs="Noto Serif"/>
+          <w:rFonts w:ascii="Noto Serif SC" w:eastAsia="Noto Serif SC" w:hAnsi="Noto Serif SC" w:cs="Noto Serif"/>
           <w:sz w:val="18"/>
         </w:rPr>
       </w:pPr>
@@ -540,7 +518,7 @@
     <w:p>
       <w:pPr>
         <w:rPr>
-          <w:rFonts w:ascii="Noto Serif" w:eastAsia="Noto Serif SC" w:hAnsi="Noto Serif" w:cs="Noto Serif"/>
+          <w:rFonts w:ascii="Noto Serif SC" w:eastAsia="Noto Serif SC" w:hAnsi="Noto Serif SC" w:cs="Noto Serif"/>
           <w:sz w:val="18"/>
         </w:rPr>
       </w:pPr>
@@ -548,7 +526,7 @@
     <w:p>
       <w:pPr>
         <w:rPr>
-          <w:rFonts w:ascii="Noto Serif" w:eastAsia="Noto Serif SC" w:hAnsi="Noto Serif" w:cs="Noto Serif"/>
+          <w:rFonts w:ascii="Noto Serif SC" w:eastAsia="Noto Serif SC" w:hAnsi="Noto Serif SC" w:cs="Noto Serif"/>
           <w:sz w:val="18"/>
         </w:rPr>
       </w:pPr>
@@ -556,7 +534,7 @@
     <w:p>
       <w:pPr>
         <w:rPr>
-          <w:rFonts w:ascii="Noto Serif" w:eastAsia="Noto Serif SC" w:hAnsi="Noto Serif" w:cs="Noto Serif"/>
+          <w:rFonts w:ascii="Noto Serif SC" w:eastAsia="Noto Serif SC" w:hAnsi="Noto Serif SC" w:cs="Noto Serif"/>
           <w:sz w:val="18"/>
         </w:rPr>
       </w:pPr>
@@ -564,7 +542,7 @@
     <w:p>
       <w:pPr>
         <w:rPr>
-          <w:rFonts w:ascii="Noto Serif" w:eastAsia="Noto Serif SC" w:hAnsi="Noto Serif" w:cs="Noto Serif"/>
+          <w:rFonts w:ascii="Noto Serif SC" w:eastAsia="Noto Serif SC" w:hAnsi="Noto Serif SC" w:cs="Noto Serif"/>
           <w:sz w:val="18"/>
         </w:rPr>
       </w:pPr>
@@ -572,7 +550,7 @@
     <w:p>
       <w:pPr>
         <w:rPr>
-          <w:rFonts w:ascii="Noto Serif" w:eastAsia="Noto Serif SC" w:hAnsi="Noto Serif" w:cs="Noto Serif"/>
+          <w:rFonts w:ascii="Noto Serif SC" w:eastAsia="Noto Serif SC" w:hAnsi="Noto Serif SC" w:cs="Noto Serif"/>
           <w:sz w:val="18"/>
         </w:rPr>
       </w:pPr>
@@ -580,7 +558,7 @@
     <w:p>
       <w:pPr>
         <w:rPr>
-          <w:rFonts w:ascii="Noto Serif" w:eastAsia="Noto Serif SC" w:hAnsi="Noto Serif" w:cs="Noto Serif"/>
+          <w:rFonts w:ascii="Noto Serif SC" w:eastAsia="Noto Serif SC" w:hAnsi="Noto Serif SC" w:cs="Noto Serif"/>
           <w:sz w:val="18"/>
         </w:rPr>
       </w:pPr>
@@ -588,7 +566,7 @@
     <w:p>
       <w:pPr>
         <w:rPr>
-          <w:rFonts w:ascii="Noto Serif" w:eastAsia="Noto Serif SC" w:hAnsi="Noto Serif" w:cs="Noto Serif"/>
+          <w:rFonts w:ascii="Noto Serif SC" w:eastAsia="Noto Serif SC" w:hAnsi="Noto Serif SC" w:cs="Noto Serif"/>
           <w:sz w:val="18"/>
         </w:rPr>
       </w:pPr>
@@ -596,7 +574,7 @@
     <w:p>
       <w:pPr>
         <w:rPr>
-          <w:rFonts w:ascii="Noto Serif" w:eastAsia="Noto Serif SC" w:hAnsi="Noto Serif" w:cs="Noto Serif"/>
+          <w:rFonts w:ascii="Noto Serif SC" w:eastAsia="Noto Serif SC" w:hAnsi="Noto Serif SC" w:cs="Noto Serif"/>
           <w:sz w:val="18"/>
         </w:rPr>
       </w:pPr>
@@ -604,7 +582,7 @@
     <w:p>
       <w:pPr>
         <w:rPr>
-          <w:rFonts w:ascii="Noto Serif" w:eastAsia="Noto Serif SC" w:hAnsi="Noto Serif" w:cs="Noto Serif"/>
+          <w:rFonts w:ascii="Noto Serif SC" w:eastAsia="Noto Serif SC" w:hAnsi="Noto Serif SC" w:cs="Noto Serif"/>
           <w:sz w:val="18"/>
         </w:rPr>
       </w:pPr>
@@ -612,7 +590,7 @@
     <w:p>
       <w:pPr>
         <w:rPr>
-          <w:rFonts w:ascii="Noto Serif" w:eastAsia="Noto Serif SC" w:hAnsi="Noto Serif" w:cs="Noto Serif"/>
+          <w:rFonts w:ascii="Noto Serif SC" w:eastAsia="Noto Serif SC" w:hAnsi="Noto Serif SC" w:cs="Noto Serif"/>
           <w:sz w:val="18"/>
         </w:rPr>
       </w:pPr>
@@ -620,7 +598,7 @@
     <w:p>
       <w:pPr>
         <w:rPr>
-          <w:rFonts w:ascii="Noto Serif" w:eastAsia="Noto Serif SC" w:hAnsi="Noto Serif" w:cs="Noto Serif"/>
+          <w:rFonts w:ascii="Noto Serif SC" w:eastAsia="Noto Serif SC" w:hAnsi="Noto Serif SC" w:cs="Noto Serif"/>
           <w:sz w:val="18"/>
         </w:rPr>
       </w:pPr>
@@ -628,7 +606,7 @@
     <w:p>
       <w:pPr>
         <w:rPr>
-          <w:rFonts w:ascii="Noto Serif" w:eastAsia="Noto Serif SC" w:hAnsi="Noto Serif" w:cs="Noto Serif"/>
+          <w:rFonts w:ascii="Noto Serif SC" w:eastAsia="Noto Serif SC" w:hAnsi="Noto Serif SC" w:cs="Noto Serif"/>
           <w:sz w:val="18"/>
         </w:rPr>
       </w:pPr>
@@ -636,7 +614,7 @@
     <w:p>
       <w:pPr>
         <w:rPr>
-          <w:rFonts w:ascii="Noto Serif" w:eastAsia="Noto Serif SC" w:hAnsi="Noto Serif" w:cs="Noto Serif"/>
+          <w:rFonts w:ascii="Noto Serif SC" w:eastAsia="Noto Serif SC" w:hAnsi="Noto Serif SC" w:cs="Noto Serif"/>
           <w:sz w:val="18"/>
         </w:rPr>
       </w:pPr>
@@ -644,7 +622,7 @@
     <w:p>
       <w:pPr>
         <w:rPr>
-          <w:rFonts w:ascii="Noto Serif" w:eastAsia="Noto Serif SC" w:hAnsi="Noto Serif" w:cs="Noto Serif"/>
+          <w:rFonts w:ascii="Noto Serif SC" w:eastAsia="Noto Serif SC" w:hAnsi="Noto Serif SC" w:cs="Noto Serif"/>
           <w:sz w:val="18"/>
         </w:rPr>
       </w:pPr>
@@ -652,7 +630,7 @@
     <w:p>
       <w:pPr>
         <w:rPr>
-          <w:rFonts w:ascii="Noto Serif" w:eastAsia="Noto Serif SC" w:hAnsi="Noto Serif" w:cs="Noto Serif"/>
+          <w:rFonts w:ascii="Noto Serif SC" w:eastAsia="Noto Serif SC" w:hAnsi="Noto Serif SC" w:cs="Noto Serif"/>
           <w:sz w:val="18"/>
         </w:rPr>
       </w:pPr>
@@ -660,7 +638,7 @@
     <w:p>
       <w:pPr>
         <w:rPr>
-          <w:rFonts w:ascii="Noto Serif" w:eastAsia="Noto Serif SC" w:hAnsi="Noto Serif" w:cs="Noto Serif"/>
+          <w:rFonts w:ascii="Noto Serif SC" w:eastAsia="Noto Serif SC" w:hAnsi="Noto Serif SC" w:cs="Noto Serif"/>
           <w:sz w:val="18"/>
         </w:rPr>
       </w:pPr>
@@ -668,7 +646,7 @@
     <w:p>
       <w:pPr>
         <w:rPr>
-          <w:rFonts w:ascii="Noto Serif" w:eastAsia="Noto Serif SC" w:hAnsi="Noto Serif" w:cs="Noto Serif"/>
+          <w:rFonts w:ascii="Noto Serif SC" w:eastAsia="Noto Serif SC" w:hAnsi="Noto Serif SC" w:cs="Noto Serif"/>
           <w:sz w:val="18"/>
         </w:rPr>
       </w:pPr>
@@ -676,7 +654,7 @@
     <w:p>
       <w:pPr>
         <w:rPr>
-          <w:rFonts w:ascii="Noto Serif" w:eastAsia="Noto Serif SC" w:hAnsi="Noto Serif" w:cs="Noto Serif"/>
+          <w:rFonts w:ascii="Noto Serif SC" w:eastAsia="Noto Serif SC" w:hAnsi="Noto Serif SC" w:cs="Noto Serif"/>
           <w:sz w:val="18"/>
         </w:rPr>
       </w:pPr>
@@ -684,7 +662,7 @@
     <w:p>
       <w:pPr>
         <w:rPr>
-          <w:rFonts w:ascii="Noto Serif" w:eastAsia="Noto Serif SC" w:hAnsi="Noto Serif" w:cs="Noto Serif"/>
+          <w:rFonts w:ascii="Noto Serif SC" w:eastAsia="Noto Serif SC" w:hAnsi="Noto Serif SC" w:cs="Noto Serif"/>
           <w:sz w:val="18"/>
         </w:rPr>
       </w:pPr>
@@ -692,7 +670,7 @@
     <w:p>
       <w:pPr>
         <w:rPr>
-          <w:rFonts w:ascii="Noto Serif" w:eastAsia="Noto Serif SC" w:hAnsi="Noto Serif" w:cs="Noto Serif"/>
+          <w:rFonts w:ascii="Noto Serif SC" w:eastAsia="Noto Serif SC" w:hAnsi="Noto Serif SC" w:cs="Noto Serif"/>
           <w:sz w:val="18"/>
         </w:rPr>
         <w:sectPr>
@@ -708,7 +686,7 @@
       <w:pPr>
         <w:jc w:val="center"/>
         <w:rPr>
-          <w:rFonts w:ascii="Noto Serif" w:eastAsia="Noto Serif SC" w:hAnsi="Noto Serif" w:cs="Noto Serif"/>
+          <w:rFonts w:ascii="Noto Serif SC" w:eastAsia="Noto Serif SC" w:hAnsi="Noto Serif SC" w:cs="Noto Serif"/>
           <w:b/>
           <w:sz w:val="40"/>
           <w:szCs w:val="40"/>
@@ -716,7 +694,7 @@
       </w:pPr>
       <w:r>
         <w:rPr>
-          <w:rFonts w:ascii="Noto Serif" w:eastAsia="Noto Serif SC" w:hAnsi="Noto Serif" w:cs="Noto Serif"/>
+          <w:rFonts w:ascii="Noto Serif SC" w:eastAsia="Noto Serif SC" w:hAnsi="Noto Serif SC" w:cs="Noto Serif"/>
           <w:b/>
           <w:sz w:val="40"/>
           <w:szCs w:val="40"/>
@@ -731,7 +709,7 @@
         <w:spacing w:before="2000"/>
         <w:jc w:val="right"/>
         <w:rPr>
-          <w:rFonts w:ascii="Noto Serif" w:eastAsia="Noto Serif SC" w:hAnsi="Noto Serif" w:cs="Noto Serif"/>
+          <w:rFonts w:ascii="Noto Serif SC" w:eastAsia="Noto Serif SC" w:hAnsi="Noto Serif SC" w:cs="Noto Serif"/>
           <w:b/>
           <w:sz w:val="60"/>
           <w:szCs w:val="60"/>
@@ -740,7 +718,7 @@
       </w:pPr>
       <w:r>
         <w:rPr>
-          <w:rFonts w:ascii="Noto Serif" w:eastAsia="Noto Serif SC" w:hAnsi="Noto Serif" w:cs="Noto Serif" w:hint="eastAsia"/>
+          <w:rFonts w:ascii="Noto Serif SC" w:eastAsia="Noto Serif SC" w:hAnsi="Noto Serif SC" w:cs="Noto Serif" w:hint="eastAsia"/>
           <w:b/>
           <w:sz w:val="60"/>
           <w:szCs w:val="60"/>
@@ -750,7 +728,7 @@
       </w:r>
       <w:r>
         <w:rPr>
-          <w:rFonts w:ascii="Noto Serif" w:eastAsia="Noto Serif SC" w:hAnsi="Noto Serif" w:cs="Noto Serif"/>
+          <w:rFonts w:ascii="Noto Serif SC" w:eastAsia="Noto Serif SC" w:hAnsi="Noto Serif SC" w:cs="Noto Serif"/>
           <w:b/>
           <w:sz w:val="60"/>
           <w:szCs w:val="60"/>
@@ -760,7 +738,7 @@
       </w:r>
       <w:r>
         <w:rPr>
-          <w:rFonts w:ascii="Noto Serif" w:eastAsia="Noto Serif SC" w:hAnsi="Noto Serif" w:cs="Noto Serif" w:hint="eastAsia"/>
+          <w:rFonts w:ascii="Noto Serif SC" w:eastAsia="Noto Serif SC" w:hAnsi="Noto Serif SC" w:cs="Noto Serif" w:hint="eastAsia"/>
           <w:b/>
           <w:sz w:val="60"/>
           <w:szCs w:val="60"/>
@@ -770,7 +748,7 @@
       </w:r>
       <w:r>
         <w:rPr>
-          <w:rFonts w:ascii="Noto Serif" w:eastAsia="Noto Serif SC" w:hAnsi="Noto Serif" w:cs="Noto Serif"/>
+          <w:rFonts w:ascii="Noto Serif SC" w:eastAsia="Noto Serif SC" w:hAnsi="Noto Serif SC" w:cs="Noto Serif"/>
           <w:b/>
           <w:sz w:val="60"/>
           <w:szCs w:val="60"/>
@@ -780,7 +758,7 @@
       </w:r>
       <w:r>
         <w:rPr>
-          <w:rFonts w:ascii="Noto Serif" w:eastAsia="Noto Serif SC" w:hAnsi="Noto Serif" w:cs="Noto Serif" w:hint="eastAsia"/>
+          <w:rFonts w:ascii="Noto Serif SC" w:eastAsia="Noto Serif SC" w:hAnsi="Noto Serif SC" w:cs="Noto Serif" w:hint="eastAsia"/>
           <w:b/>
           <w:sz w:val="60"/>
           <w:szCs w:val="60"/>
@@ -793,7 +771,7 @@
       <w:pPr>
         <w:jc w:val="right"/>
         <w:rPr>
-          <w:rFonts w:ascii="Noto Serif" w:eastAsia="Noto Serif SC" w:hAnsi="Noto Serif" w:cs="Noto Serif"/>
+          <w:rFonts w:ascii="Noto Serif SC" w:eastAsia="Noto Serif SC" w:hAnsi="Noto Serif SC" w:cs="Noto Serif"/>
           <w:b/>
           <w:sz w:val="56"/>
           <w:szCs w:val="96"/>
@@ -802,7 +780,7 @@
       </w:pPr>
       <w:r>
         <w:rPr>
-          <w:rFonts w:ascii="Noto Serif" w:eastAsia="Noto Serif SC" w:hAnsi="Noto Serif" w:cs="Noto Serif"/>
+          <w:rFonts w:ascii="Noto Serif SC" w:eastAsia="Noto Serif SC" w:hAnsi="Noto Serif SC" w:cs="Noto Serif"/>
           <w:b/>
           <w:sz w:val="56"/>
           <w:szCs w:val="96"/>
@@ -816,7 +794,7 @@
         <w:spacing w:before="400"/>
         <w:jc w:val="right"/>
         <w:rPr>
-          <w:rFonts w:ascii="Noto Serif" w:eastAsia="Noto Serif SC" w:hAnsi="Noto Serif" w:cs="Noto Serif"/>
+          <w:rFonts w:ascii="Noto Serif SC" w:eastAsia="Noto Serif SC" w:hAnsi="Noto Serif SC" w:cs="Noto Serif"/>
           <w:sz w:val="36"/>
           <w:szCs w:val="72"/>
           <w:lang w:val="en-US"/>
@@ -824,12 +802,11 @@
       </w:pPr>
       <w:r>
         <w:rPr>
-          <w:rFonts w:ascii="Noto Serif" w:eastAsia="Noto Serif SC" w:hAnsi="Noto Serif" w:cs="Noto Serif" w:hint="eastAsia"/>
+          <w:rFonts w:ascii="Noto Serif SC" w:eastAsia="Noto Serif SC" w:hAnsi="Noto Serif SC" w:cs="Noto Serif" w:hint="eastAsia"/>
           <w:sz w:val="36"/>
           <w:szCs w:val="72"/>
-          <w:lang w:eastAsia="zh-TW"/>
-        </w:rPr>
-        <w:t>為華樂團而作</w:t>
+        </w:rPr>
+        <w:t>为华乐团而作</w:t>
       </w:r>
     </w:p>
     <w:p>
@@ -837,39 +814,18 @@
         <w:spacing w:after="240"/>
         <w:jc w:val="right"/>
         <w:rPr>
-          <w:rFonts w:ascii="Noto Serif" w:eastAsia="Noto Serif SC" w:hAnsi="Noto Serif" w:cs="Noto Serif"/>
+          <w:rFonts w:ascii="Noto Serif SC" w:eastAsia="Noto Serif SC" w:hAnsi="Noto Serif SC" w:cs="Noto Serif"/>
           <w:sz w:val="32"/>
           <w:szCs w:val="56"/>
         </w:rPr>
       </w:pPr>
       <w:r>
         <w:rPr>
-          <w:rFonts w:ascii="Noto Serif" w:eastAsia="Noto Serif SC" w:hAnsi="Noto Serif" w:cs="Noto Serif"/>
+          <w:rFonts w:ascii="Noto Serif SC" w:eastAsia="Noto Serif SC" w:hAnsi="Noto Serif SC" w:cs="Noto Serif"/>
           <w:sz w:val="32"/>
           <w:szCs w:val="56"/>
-          <w:lang w:eastAsia="zh-TW"/>
-        </w:rPr>
-        <w:t xml:space="preserve">For </w:t>
-      </w:r>
-      <w:proofErr w:type="spellStart"/>
-      <w:r>
-        <w:rPr>
-          <w:rFonts w:ascii="Noto Serif" w:eastAsia="Noto Serif SC" w:hAnsi="Noto Serif" w:cs="Noto Serif"/>
-          <w:sz w:val="32"/>
-          <w:szCs w:val="56"/>
-          <w:lang w:eastAsia="zh-TW"/>
-        </w:rPr>
-        <w:t>Zhudi</w:t>
-      </w:r>
-      <w:proofErr w:type="spellEnd"/>
-      <w:r>
-        <w:rPr>
-          <w:rFonts w:ascii="Noto Serif" w:eastAsia="Noto Serif SC" w:hAnsi="Noto Serif" w:cs="Noto Serif"/>
-          <w:sz w:val="32"/>
-          <w:szCs w:val="56"/>
-          <w:lang w:eastAsia="zh-TW"/>
-        </w:rPr>
-        <w:t>, Pipa and Chinese Orchestra</w:t>
+        </w:rPr>
+        <w:t>for Chinese Orchestra</w:t>
       </w:r>
     </w:p>
     <w:p>
@@ -879,7 +835,7 @@
         </w:pBdr>
         <w:jc w:val="right"/>
         <w:rPr>
-          <w:rFonts w:ascii="Noto Serif" w:eastAsia="Noto Serif SC" w:hAnsi="Noto Serif" w:cs="Noto Serif"/>
+          <w:rFonts w:ascii="Noto Serif SC" w:eastAsia="Noto Serif SC" w:hAnsi="Noto Serif SC" w:cs="Noto Serif"/>
           <w:sz w:val="32"/>
           <w:szCs w:val="56"/>
         </w:rPr>
@@ -890,7 +846,7 @@
         <w:spacing w:before="400"/>
         <w:jc w:val="right"/>
         <w:rPr>
-          <w:rFonts w:ascii="Noto Serif" w:eastAsia="Noto Serif SC" w:hAnsi="Noto Serif" w:cs="Noto Serif"/>
+          <w:rFonts w:ascii="Noto Serif SC" w:eastAsia="Noto Serif SC" w:hAnsi="Noto Serif SC" w:cs="Noto Serif"/>
           <w:sz w:val="44"/>
           <w:szCs w:val="144"/>
           <w:lang w:val="en-GB"/>
@@ -898,7 +854,7 @@
       </w:pPr>
       <w:r>
         <w:rPr>
-          <w:rFonts w:ascii="Noto Serif" w:eastAsia="Noto Serif SC" w:hAnsi="Noto Serif" w:cs="Noto Serif" w:hint="eastAsia"/>
+          <w:rFonts w:ascii="Noto Serif SC" w:eastAsia="Noto Serif SC" w:hAnsi="Noto Serif SC" w:cs="Noto Serif" w:hint="eastAsia"/>
           <w:sz w:val="44"/>
           <w:szCs w:val="144"/>
           <w:lang w:eastAsia="zh-TW"/>
@@ -910,14 +866,14 @@
       <w:pPr>
         <w:jc w:val="right"/>
         <w:rPr>
-          <w:rFonts w:ascii="Noto Serif" w:eastAsia="Noto Serif SC" w:hAnsi="Noto Serif" w:cs="Noto Serif"/>
+          <w:rFonts w:ascii="Noto Serif SC" w:eastAsia="Noto Serif SC" w:hAnsi="Noto Serif SC" w:cs="Noto Serif"/>
           <w:sz w:val="24"/>
           <w:szCs w:val="48"/>
         </w:rPr>
       </w:pPr>
       <w:r>
         <w:rPr>
-          <w:rFonts w:ascii="Noto Serif" w:eastAsia="Noto Serif SC" w:hAnsi="Noto Serif" w:cs="Noto Serif"/>
+          <w:rFonts w:ascii="Noto Serif SC" w:eastAsia="Noto Serif SC" w:hAnsi="Noto Serif SC" w:cs="Noto Serif"/>
           <w:sz w:val="40"/>
           <w:szCs w:val="96"/>
           <w:lang w:eastAsia="zh-TW"/>
@@ -929,58 +885,58 @@
       <w:pPr>
         <w:spacing w:before="400"/>
         <w:jc w:val="right"/>
+        <w:rPr>
+          <w:rFonts w:ascii="Noto Serif SC" w:eastAsia="Noto Serif SC" w:hAnsi="Noto Serif SC" w:cs="Noto Serif"/>
+          <w:sz w:val="32"/>
+          <w:szCs w:val="32"/>
+          <w:lang w:val="en-US"/>
+        </w:rPr>
+      </w:pPr>
+      <w:r>
+        <w:rPr>
+          <w:rFonts w:ascii="Noto Serif SC" w:eastAsia="Noto Serif SC" w:hAnsi="Noto Serif SC" w:cs="Noto Serif"/>
+          <w:sz w:val="32"/>
+          <w:szCs w:val="32"/>
+          <w:lang w:val="en-US" w:eastAsia="zh-TW"/>
+        </w:rPr>
+        <w:t>(2011)</w:t>
+      </w:r>
+    </w:p>
+    <w:p>
+      <w:pPr>
+        <w:spacing w:before="400"/>
+        <w:jc w:val="right"/>
+        <w:rPr>
+          <w:rFonts w:ascii="Noto Serif SC" w:eastAsia="Noto Serif SC" w:hAnsi="Noto Serif SC" w:cs="Noto Serif"/>
+          <w:sz w:val="32"/>
+          <w:szCs w:val="32"/>
+          <w:lang w:val="en-US"/>
+        </w:rPr>
+      </w:pPr>
+      <w:r>
+        <w:rPr>
+          <w:rFonts w:ascii="Noto Serif SC" w:eastAsia="Noto Serif SC" w:hAnsi="Noto Serif SC" w:cs="Noto Serif"/>
+          <w:sz w:val="32"/>
+          <w:szCs w:val="32"/>
+          <w:lang w:val="en-US" w:eastAsia="zh-TW"/>
+        </w:rPr>
+        <w:t>9</w:t>
+      </w:r>
+      <w:r>
         <w:rPr>
           <w:rFonts w:ascii="Noto Serif" w:eastAsia="Noto Serif SC" w:hAnsi="Noto Serif" w:cs="Noto Serif"/>
           <w:sz w:val="32"/>
           <w:szCs w:val="32"/>
-          <w:lang w:val="en-US"/>
-        </w:rPr>
-      </w:pPr>
-      <w:r>
-        <w:rPr>
-          <w:rFonts w:ascii="Noto Serif" w:eastAsia="Noto Serif SC" w:hAnsi="Noto Serif" w:cs="Noto Serif"/>
-          <w:sz w:val="32"/>
-          <w:szCs w:val="32"/>
-          <w:lang w:val="en-US" w:eastAsia="zh-TW"/>
-        </w:rPr>
-        <w:t>(2011)</w:t>
-      </w:r>
-    </w:p>
-    <w:p>
-      <w:pPr>
-        <w:spacing w:before="400"/>
+          <w:lang w:val="en-US" w:eastAsia="zh-TW"/>
+        </w:rPr>
+        <w:t>’</w:t>
+      </w:r>
+    </w:p>
+    <w:p>
+      <w:pPr>
         <w:jc w:val="right"/>
         <w:rPr>
-          <w:rFonts w:ascii="Noto Serif" w:eastAsia="Noto Serif SC" w:hAnsi="Noto Serif" w:cs="Noto Serif"/>
-          <w:sz w:val="32"/>
-          <w:szCs w:val="32"/>
-          <w:lang w:val="en-US"/>
-        </w:rPr>
-      </w:pPr>
-      <w:r>
-        <w:rPr>
-          <w:rFonts w:ascii="Noto Serif" w:eastAsia="Noto Serif SC" w:hAnsi="Noto Serif" w:cs="Noto Serif"/>
-          <w:sz w:val="32"/>
-          <w:szCs w:val="32"/>
-          <w:lang w:val="en-US" w:eastAsia="zh-TW"/>
-        </w:rPr>
-        <w:t>9</w:t>
-      </w:r>
-      <w:r>
-        <w:rPr>
-          <w:rFonts w:ascii="Noto Serif" w:eastAsia="Noto Serif SC" w:hAnsi="Noto Serif" w:cs="Noto Serif"/>
-          <w:sz w:val="32"/>
-          <w:szCs w:val="32"/>
-          <w:lang w:val="en-US" w:eastAsia="zh-TW"/>
-        </w:rPr>
-        <w:t>’</w:t>
-      </w:r>
-    </w:p>
-    <w:p>
-      <w:pPr>
-        <w:jc w:val="right"/>
-        <w:rPr>
-          <w:rFonts w:ascii="Noto Serif" w:eastAsia="Noto Serif SC" w:hAnsi="Noto Serif" w:cs="Noto Serif"/>
+          <w:rFonts w:ascii="Noto Serif SC" w:eastAsia="Noto Serif SC" w:hAnsi="Noto Serif SC" w:cs="Noto Serif"/>
           <w:sz w:val="40"/>
           <w:szCs w:val="40"/>
         </w:rPr>
@@ -989,7 +945,7 @@
     <w:p>
       <w:pPr>
         <w:rPr>
-          <w:rFonts w:ascii="Noto Serif" w:eastAsia="Noto Serif SC" w:hAnsi="Noto Serif" w:cs="Noto Serif"/>
+          <w:rFonts w:ascii="Noto Serif SC" w:eastAsia="Noto Serif SC" w:hAnsi="Noto Serif SC" w:cs="Noto Serif"/>
           <w:sz w:val="18"/>
         </w:rPr>
       </w:pPr>
@@ -997,7 +953,7 @@
     <w:p>
       <w:pPr>
         <w:rPr>
-          <w:rFonts w:ascii="Noto Serif" w:eastAsia="Noto Serif SC" w:hAnsi="Noto Serif" w:cs="Noto Serif"/>
+          <w:rFonts w:ascii="Noto Serif SC" w:eastAsia="Noto Serif SC" w:hAnsi="Noto Serif SC" w:cs="Noto Serif"/>
           <w:sz w:val="18"/>
         </w:rPr>
       </w:pPr>
@@ -1005,7 +961,7 @@
     <w:p>
       <w:pPr>
         <w:rPr>
-          <w:rFonts w:ascii="Noto Serif" w:eastAsia="Noto Serif SC" w:hAnsi="Noto Serif" w:cs="Noto Serif"/>
+          <w:rFonts w:ascii="Noto Serif SC" w:eastAsia="Noto Serif SC" w:hAnsi="Noto Serif SC" w:cs="Noto Serif"/>
           <w:sz w:val="18"/>
         </w:rPr>
       </w:pPr>
@@ -1013,7 +969,7 @@
     <w:p>
       <w:pPr>
         <w:rPr>
-          <w:rFonts w:ascii="Noto Serif" w:eastAsia="Noto Serif SC" w:hAnsi="Noto Serif" w:cs="Noto Serif"/>
+          <w:rFonts w:ascii="Noto Serif SC" w:eastAsia="Noto Serif SC" w:hAnsi="Noto Serif SC" w:cs="Noto Serif"/>
           <w:sz w:val="18"/>
         </w:rPr>
       </w:pPr>
@@ -1021,7 +977,7 @@
     <w:p>
       <w:pPr>
         <w:rPr>
-          <w:rFonts w:ascii="Noto Serif" w:eastAsia="Noto Serif SC" w:hAnsi="Noto Serif" w:cs="Noto Serif"/>
+          <w:rFonts w:ascii="Noto Serif SC" w:eastAsia="Noto Serif SC" w:hAnsi="Noto Serif SC" w:cs="Noto Serif"/>
           <w:sz w:val="18"/>
         </w:rPr>
       </w:pPr>
@@ -1029,7 +985,7 @@
     <w:p>
       <w:pPr>
         <w:rPr>
-          <w:rFonts w:ascii="Noto Serif" w:eastAsia="Noto Serif SC" w:hAnsi="Noto Serif" w:cs="Noto Serif"/>
+          <w:rFonts w:ascii="Noto Serif SC" w:eastAsia="Noto Serif SC" w:hAnsi="Noto Serif SC" w:cs="Noto Serif"/>
           <w:sz w:val="18"/>
         </w:rPr>
       </w:pPr>
@@ -1037,7 +993,7 @@
     <w:p>
       <w:pPr>
         <w:rPr>
-          <w:rFonts w:ascii="Noto Serif" w:eastAsia="Noto Serif SC" w:hAnsi="Noto Serif" w:cs="Noto Serif"/>
+          <w:rFonts w:ascii="Noto Serif SC" w:eastAsia="Noto Serif SC" w:hAnsi="Noto Serif SC" w:cs="Noto Serif"/>
           <w:sz w:val="18"/>
         </w:rPr>
         <w:sectPr>
@@ -1052,7 +1008,7 @@
     <w:p>
       <w:pPr>
         <w:rPr>
-          <w:rFonts w:ascii="Noto Serif" w:eastAsia="Noto Serif SC" w:hAnsi="Noto Serif" w:cs="Noto Serif"/>
+          <w:rFonts w:ascii="Noto Serif SC" w:eastAsia="Noto Serif SC" w:hAnsi="Noto Serif SC" w:cs="Noto Serif"/>
           <w:b/>
           <w:color w:val="000000" w:themeColor="text1"/>
           <w:sz w:val="24"/>
@@ -1061,7 +1017,7 @@
       </w:pPr>
       <w:r>
         <w:rPr>
-          <w:rFonts w:ascii="Noto Serif" w:eastAsia="Noto Serif SC" w:hAnsi="Noto Serif" w:cs="Noto Serif" w:hint="eastAsia"/>
+          <w:rFonts w:ascii="Noto Serif SC" w:eastAsia="Noto Serif SC" w:hAnsi="Noto Serif SC" w:cs="Noto Serif" w:hint="eastAsia"/>
           <w:b/>
           <w:color w:val="000000" w:themeColor="text1"/>
           <w:sz w:val="24"/>
@@ -1074,7 +1030,7 @@
     <w:p>
       <w:pPr>
         <w:rPr>
-          <w:rFonts w:ascii="Noto Serif" w:eastAsia="Noto Serif SC" w:hAnsi="Noto Serif" w:cs="Noto Serif"/>
+          <w:rFonts w:ascii="Noto Serif SC" w:eastAsia="Noto Serif SC" w:hAnsi="Noto Serif SC" w:cs="Noto Serif"/>
           <w:b/>
           <w:color w:val="000000" w:themeColor="text1"/>
           <w:sz w:val="20"/>
@@ -1083,7 +1039,7 @@
       </w:pPr>
       <w:r>
         <w:rPr>
-          <w:rFonts w:ascii="Noto Serif" w:eastAsia="Noto Serif SC" w:hAnsi="Noto Serif" w:cs="Noto Serif"/>
+          <w:rFonts w:ascii="Noto Serif SC" w:eastAsia="Noto Serif SC" w:hAnsi="Noto Serif SC" w:cs="Noto Serif"/>
           <w:b/>
           <w:color w:val="000000" w:themeColor="text1"/>
           <w:sz w:val="20"/>
@@ -1095,7 +1051,7 @@
     <w:p>
       <w:pPr>
         <w:rPr>
-          <w:rFonts w:ascii="Noto Serif" w:eastAsia="Noto Serif SC" w:hAnsi="Noto Serif" w:cs="Noto Serif"/>
+          <w:rFonts w:ascii="Noto Serif SC" w:eastAsia="Noto Serif SC" w:hAnsi="Noto Serif SC" w:cs="Noto Serif"/>
           <w:color w:val="000000" w:themeColor="text1"/>
           <w:sz w:val="20"/>
           <w:szCs w:val="24"/>
@@ -1106,7 +1062,7 @@
     <w:p>
       <w:pPr>
         <w:rPr>
-          <w:rFonts w:ascii="Noto Serif" w:eastAsia="Noto Serif SC" w:hAnsi="Noto Serif" w:cs="Noto Serif"/>
+          <w:rFonts w:ascii="Noto Serif SC" w:eastAsia="Noto Serif SC" w:hAnsi="Noto Serif SC" w:cs="Noto Serif"/>
           <w:color w:val="000000" w:themeColor="text1"/>
           <w:sz w:val="20"/>
           <w:szCs w:val="24"/>
@@ -1114,7 +1070,7 @@
       </w:pPr>
       <w:r>
         <w:rPr>
-          <w:rFonts w:ascii="Noto Serif" w:eastAsia="Noto Serif SC" w:hAnsi="Noto Serif" w:cs="Noto Serif"/>
+          <w:rFonts w:ascii="Noto Serif SC" w:eastAsia="Noto Serif SC" w:hAnsi="Noto Serif SC" w:cs="Noto Serif"/>
           <w:color w:val="000000" w:themeColor="text1"/>
           <w:sz w:val="20"/>
           <w:szCs w:val="24"/>
@@ -1125,7 +1081,7 @@
     <w:p>
       <w:pPr>
         <w:rPr>
-          <w:rFonts w:ascii="Noto Serif" w:eastAsia="Noto Serif SC" w:hAnsi="Noto Serif" w:cs="Noto Serif"/>
+          <w:rFonts w:ascii="Noto Serif SC" w:eastAsia="Noto Serif SC" w:hAnsi="Noto Serif SC" w:cs="Noto Serif"/>
           <w:color w:val="000000" w:themeColor="text1"/>
           <w:sz w:val="20"/>
           <w:szCs w:val="24"/>
@@ -1135,7 +1091,7 @@
     <w:p>
       <w:pPr>
         <w:rPr>
-          <w:rFonts w:ascii="Noto Serif" w:eastAsia="Noto Serif SC" w:hAnsi="Noto Serif" w:cs="Noto Serif"/>
+          <w:rFonts w:ascii="Noto Serif SC" w:eastAsia="Noto Serif SC" w:hAnsi="Noto Serif SC" w:cs="Noto Serif"/>
           <w:color w:val="000000" w:themeColor="text1"/>
           <w:sz w:val="20"/>
           <w:szCs w:val="24"/>
@@ -1143,7 +1099,7 @@
       </w:pPr>
       <w:r>
         <w:rPr>
-          <w:rFonts w:ascii="Noto Serif" w:eastAsia="Noto Serif SC" w:hAnsi="Noto Serif" w:cs="Noto Serif"/>
+          <w:rFonts w:ascii="Noto Serif SC" w:eastAsia="Noto Serif SC" w:hAnsi="Noto Serif SC" w:cs="Noto Serif"/>
           <w:color w:val="000000" w:themeColor="text1"/>
           <w:sz w:val="20"/>
           <w:szCs w:val="24"/>
@@ -1154,7 +1110,7 @@
     <w:p>
       <w:pPr>
         <w:rPr>
-          <w:rFonts w:ascii="Noto Serif" w:eastAsia="Noto Serif SC" w:hAnsi="Noto Serif" w:cs="Noto Serif"/>
+          <w:rFonts w:ascii="Noto Serif SC" w:eastAsia="Noto Serif SC" w:hAnsi="Noto Serif SC" w:cs="Noto Serif"/>
           <w:color w:val="000000" w:themeColor="text1"/>
           <w:sz w:val="20"/>
           <w:szCs w:val="24"/>
@@ -1164,7 +1120,7 @@
     <w:p>
       <w:pPr>
         <w:rPr>
-          <w:rFonts w:ascii="Noto Serif" w:eastAsia="Noto Serif SC" w:hAnsi="Noto Serif" w:cs="Noto Serif"/>
+          <w:rFonts w:ascii="Noto Serif SC" w:eastAsia="Noto Serif SC" w:hAnsi="Noto Serif SC" w:cs="Noto Serif"/>
           <w:color w:val="000000" w:themeColor="text1"/>
           <w:szCs w:val="32"/>
           <w:lang w:val="en-US"/>
@@ -1172,94 +1128,99 @@
       </w:pPr>
       <w:r>
         <w:rPr>
-          <w:rFonts w:ascii="Noto Serif" w:eastAsia="Noto Serif SC" w:hAnsi="Noto Serif" w:cs="Noto Serif"/>
+          <w:rFonts w:ascii="Noto Serif SC" w:eastAsia="Noto Serif SC" w:hAnsi="Noto Serif SC" w:cs="Noto Serif"/>
           <w:color w:val="000000" w:themeColor="text1"/>
           <w:szCs w:val="32"/>
         </w:rPr>
-        <w:t>版权所有</w:t>
-      </w:r>
-      <w:r>
-        <w:rPr>
-          <w:rFonts w:ascii="Noto Serif" w:eastAsia="Noto Serif SC" w:hAnsi="Noto Serif" w:cs="Noto Serif"/>
+        <w:t>版权所有, 未经许可, 不得以任何形式印刷、复制、扫描或发行。</w:t>
+      </w:r>
+    </w:p>
+    <w:p>
+      <w:pPr>
+        <w:rPr>
+          <w:rFonts w:ascii="Noto Serif SC" w:eastAsia="Noto Serif SC" w:hAnsi="Noto Serif SC" w:cs="Noto Serif"/>
           <w:color w:val="000000" w:themeColor="text1"/>
-          <w:szCs w:val="32"/>
-        </w:rPr>
-        <w:t xml:space="preserve">, </w:t>
-      </w:r>
-      <w:r>
-        <w:rPr>
-          <w:rFonts w:ascii="Noto Serif" w:eastAsia="Noto Serif SC" w:hAnsi="Noto Serif" w:cs="Noto Serif"/>
+          <w:sz w:val="20"/>
+          <w:szCs w:val="24"/>
+        </w:rPr>
+      </w:pPr>
+      <w:r>
+        <w:rPr>
+          <w:rFonts w:ascii="Noto Serif SC" w:eastAsia="Noto Serif SC" w:hAnsi="Noto Serif SC" w:cs="Noto Serif"/>
           <w:color w:val="000000" w:themeColor="text1"/>
-          <w:szCs w:val="32"/>
-        </w:rPr>
-        <w:t>未经许可</w:t>
-      </w:r>
-      <w:r>
-        <w:rPr>
-          <w:rFonts w:ascii="Noto Serif" w:eastAsia="Noto Serif SC" w:hAnsi="Noto Serif" w:cs="Noto Serif"/>
+          <w:sz w:val="20"/>
+          <w:szCs w:val="24"/>
+        </w:rPr>
+        <w:t xml:space="preserve">Unauthorised printing, reproduction, scanning or distribution is strictly prohibited </w:t>
+      </w:r>
+    </w:p>
+    <w:p>
+      <w:pPr>
+        <w:rPr>
+          <w:rFonts w:ascii="Noto Serif SC" w:eastAsia="Noto Serif SC" w:hAnsi="Noto Serif SC" w:cs="Noto Serif"/>
           <w:color w:val="000000" w:themeColor="text1"/>
-          <w:szCs w:val="32"/>
-        </w:rPr>
-        <w:t xml:space="preserve">, </w:t>
-      </w:r>
-      <w:r>
-        <w:rPr>
-          <w:rFonts w:ascii="Noto Serif" w:eastAsia="Noto Serif SC" w:hAnsi="Noto Serif" w:cs="Noto Serif"/>
+          <w:sz w:val="20"/>
+          <w:szCs w:val="24"/>
+        </w:rPr>
+      </w:pPr>
+      <w:r>
+        <w:rPr>
+          <w:rFonts w:ascii="Noto Serif SC" w:eastAsia="Noto Serif SC" w:hAnsi="Noto Serif SC" w:cs="Noto Serif"/>
           <w:color w:val="000000" w:themeColor="text1"/>
-          <w:szCs w:val="32"/>
-        </w:rPr>
-        <w:t>不得以任何形式印刷、复制、扫描或发行。</w:t>
-      </w:r>
-    </w:p>
-    <w:p>
-      <w:pPr>
-        <w:spacing w:line="276" w:lineRule="auto"/>
-        <w:rPr>
-          <w:rFonts w:ascii="Noto Serif" w:eastAsia="Noto Serif SC" w:hAnsi="Noto Serif" w:cs="Noto Serif"/>
+          <w:sz w:val="20"/>
+          <w:szCs w:val="24"/>
+        </w:rPr>
+        <w:t>without the express permission of the copyright holder.</w:t>
+      </w:r>
+    </w:p>
+    <w:p>
+      <w:pPr>
+        <w:rPr>
+          <w:rFonts w:ascii="Noto Serif SC" w:eastAsia="Noto Serif SC" w:hAnsi="Noto Serif SC" w:cs="Noto Serif"/>
           <w:color w:val="000000" w:themeColor="text1"/>
           <w:sz w:val="20"/>
           <w:szCs w:val="24"/>
         </w:rPr>
       </w:pPr>
-      <w:r>
-        <w:rPr>
-          <w:rFonts w:ascii="Noto Serif" w:eastAsia="Noto Serif SC" w:hAnsi="Noto Serif" w:cs="Noto Serif"/>
+    </w:p>
+    <w:p>
+      <w:pPr>
+        <w:rPr>
+          <w:rFonts w:ascii="Noto Serif SC" w:eastAsia="Noto Serif SC" w:hAnsi="Noto Serif SC" w:cs="Noto Serif"/>
           <w:color w:val="000000" w:themeColor="text1"/>
           <w:sz w:val="20"/>
           <w:szCs w:val="24"/>
-        </w:rPr>
-        <w:t xml:space="preserve">Unauthorised printing, reproduction, scanning or distribution is strictly prohibited </w:t>
-      </w:r>
-    </w:p>
-    <w:p>
-      <w:pPr>
-        <w:spacing w:line="276" w:lineRule="auto"/>
-        <w:rPr>
-          <w:rFonts w:ascii="Noto Serif" w:eastAsia="Noto Serif SC" w:hAnsi="Noto Serif" w:cs="Noto Serif"/>
+          <w:lang w:val="en-US"/>
+        </w:rPr>
+      </w:pPr>
+      <w:r>
+        <w:rPr>
+          <w:rFonts w:ascii="Noto Serif SC" w:eastAsia="Noto Serif SC" w:hAnsi="Noto Serif SC" w:cs="Noto Serif"/>
           <w:color w:val="000000" w:themeColor="text1"/>
           <w:sz w:val="20"/>
           <w:szCs w:val="24"/>
         </w:rPr>
-      </w:pPr>
-      <w:r>
-        <w:rPr>
-          <w:rFonts w:ascii="Noto Serif" w:eastAsia="Noto Serif SC" w:hAnsi="Noto Serif" w:cs="Noto Serif"/>
+        <w:t>印刷于新加坡。</w:t>
+      </w:r>
+    </w:p>
+    <w:p>
+      <w:pPr>
+        <w:rPr>
+          <w:rFonts w:ascii="Noto Serif SC" w:eastAsia="Noto Serif SC" w:hAnsi="Noto Serif SC" w:cs="Noto Serif"/>
           <w:color w:val="000000" w:themeColor="text1"/>
           <w:sz w:val="20"/>
           <w:szCs w:val="24"/>
         </w:rPr>
-        <w:t>without the express permission of the copyright holder.</w:t>
-      </w:r>
-    </w:p>
-    <w:p>
-      <w:pPr>
-        <w:rPr>
-          <w:rFonts w:ascii="Noto Serif" w:eastAsia="Noto Serif SC" w:hAnsi="Noto Serif" w:cs="Noto Serif"/>
+      </w:pPr>
+      <w:r>
+        <w:rPr>
+          <w:rFonts w:ascii="Noto Serif SC" w:eastAsia="Noto Serif SC" w:hAnsi="Noto Serif SC" w:cs="Noto Serif"/>
           <w:color w:val="000000" w:themeColor="text1"/>
           <w:sz w:val="20"/>
           <w:szCs w:val="24"/>
         </w:rPr>
-      </w:pPr>
+        <w:t>Printed in Singapore.</w:t>
+      </w:r>
     </w:p>
     <w:p>
       <w:pPr>
@@ -1268,52 +1229,55 @@
           <w:color w:val="000000" w:themeColor="text1"/>
           <w:sz w:val="20"/>
           <w:szCs w:val="24"/>
-          <w:lang w:val="en-US"/>
-        </w:rPr>
-      </w:pPr>
-      <w:r>
+        </w:rPr>
+      </w:pPr>
+    </w:p>
+    <w:p>
+      <w:pPr>
         <w:rPr>
           <w:rFonts w:ascii="Noto Serif SC" w:eastAsia="Noto Serif SC" w:hAnsi="Noto Serif SC" w:cs="Noto Serif"/>
           <w:color w:val="000000" w:themeColor="text1"/>
           <w:sz w:val="20"/>
           <w:szCs w:val="24"/>
-        </w:rPr>
-        <w:t>印刷于新加坡。</w:t>
-      </w:r>
-    </w:p>
-    <w:p>
-      <w:pPr>
-        <w:rPr>
-          <w:rFonts w:ascii="Noto Serif" w:eastAsia="Noto Serif SC" w:hAnsi="Noto Serif" w:cs="Noto Serif"/>
+          <w:lang w:val="en-US"/>
+        </w:rPr>
+      </w:pPr>
+      <w:r>
+        <w:rPr>
+          <w:rFonts w:ascii="Noto Serif SC" w:eastAsia="Noto Serif SC" w:hAnsi="Noto Serif SC" w:cs="Noto Serif"/>
           <w:color w:val="000000" w:themeColor="text1"/>
           <w:sz w:val="20"/>
           <w:szCs w:val="24"/>
-        </w:rPr>
-      </w:pPr>
-      <w:r>
-        <w:rPr>
-          <w:rFonts w:ascii="Noto Serif" w:eastAsia="Noto Serif SC" w:hAnsi="Noto Serif" w:cs="Noto Serif"/>
+          <w:lang w:val="en-US"/>
+        </w:rPr>
+        <w:t>新加坡华乐团有限公司</w:t>
+      </w:r>
+    </w:p>
+    <w:p>
+      <w:pPr>
+        <w:rPr>
+          <w:rFonts w:ascii="Noto Serif SC" w:eastAsia="Noto Serif SC" w:hAnsi="Noto Serif SC" w:cs="Noto Serif"/>
           <w:color w:val="000000" w:themeColor="text1"/>
           <w:sz w:val="20"/>
           <w:szCs w:val="24"/>
-        </w:rPr>
-        <w:t>Printed in Singapore.</w:t>
-      </w:r>
-    </w:p>
-    <w:p>
-      <w:pPr>
-        <w:rPr>
-          <w:rFonts w:ascii="Noto Serif" w:eastAsia="Noto Serif SC" w:hAnsi="Noto Serif" w:cs="Noto Serif"/>
+          <w:lang w:val="en-US"/>
+        </w:rPr>
+      </w:pPr>
+      <w:r>
+        <w:rPr>
+          <w:rFonts w:ascii="Noto Serif SC" w:eastAsia="Noto Serif SC" w:hAnsi="Noto Serif SC" w:cs="Noto Serif"/>
           <w:color w:val="000000" w:themeColor="text1"/>
           <w:sz w:val="20"/>
           <w:szCs w:val="24"/>
-        </w:rPr>
-      </w:pPr>
-    </w:p>
-    <w:p>
-      <w:pPr>
-        <w:rPr>
-          <w:rFonts w:ascii="Noto Serif" w:eastAsia="Noto Serif SC" w:hAnsi="Noto Serif" w:cs="Noto Serif"/>
+          <w:lang w:val="en-US"/>
+        </w:rPr>
+        <w:t>珊顿道7号</w:t>
+      </w:r>
+    </w:p>
+    <w:p>
+      <w:pPr>
+        <w:rPr>
+          <w:rFonts w:ascii="Noto Serif SC" w:eastAsia="Noto Serif SC" w:hAnsi="Noto Serif SC" w:cs="Noto Serif"/>
           <w:color w:val="000000" w:themeColor="text1"/>
           <w:sz w:val="20"/>
           <w:szCs w:val="24"/>
@@ -1322,19 +1286,19 @@
       </w:pPr>
       <w:r>
         <w:rPr>
-          <w:rFonts w:ascii="Noto Serif" w:eastAsia="Noto Serif SC" w:hAnsi="Noto Serif" w:cs="Noto Serif"/>
+          <w:rFonts w:ascii="Noto Serif SC" w:eastAsia="Noto Serif SC" w:hAnsi="Noto Serif SC" w:cs="Noto Serif"/>
           <w:color w:val="000000" w:themeColor="text1"/>
           <w:sz w:val="20"/>
           <w:szCs w:val="24"/>
           <w:lang w:val="en-US"/>
         </w:rPr>
-        <w:t>新加坡华乐团有限公司</w:t>
-      </w:r>
-    </w:p>
-    <w:p>
-      <w:pPr>
-        <w:rPr>
-          <w:rFonts w:ascii="Noto Serif" w:eastAsia="Noto Serif SC" w:hAnsi="Noto Serif" w:cs="Noto Serif"/>
+        <w:t>新加坡大会堂</w:t>
+      </w:r>
+    </w:p>
+    <w:p>
+      <w:pPr>
+        <w:rPr>
+          <w:rFonts w:ascii="Noto Serif SC" w:eastAsia="Noto Serif SC" w:hAnsi="Noto Serif SC" w:cs="Noto Serif"/>
           <w:color w:val="000000" w:themeColor="text1"/>
           <w:sz w:val="20"/>
           <w:szCs w:val="24"/>
@@ -1343,189 +1307,113 @@
       </w:pPr>
       <w:r>
         <w:rPr>
-          <w:rFonts w:ascii="Noto Serif" w:eastAsia="Noto Serif SC" w:hAnsi="Noto Serif" w:cs="Noto Serif"/>
+          <w:rFonts w:ascii="Noto Serif SC" w:eastAsia="Noto Serif SC" w:hAnsi="Noto Serif SC" w:cs="Noto Serif"/>
           <w:color w:val="000000" w:themeColor="text1"/>
           <w:sz w:val="20"/>
           <w:szCs w:val="24"/>
           <w:lang w:val="en-US"/>
         </w:rPr>
-        <w:t>珊顿道</w:t>
-      </w:r>
-      <w:r>
-        <w:rPr>
-          <w:rFonts w:ascii="Noto Serif" w:eastAsia="Noto Serif SC" w:hAnsi="Noto Serif" w:cs="Noto Serif"/>
+        <w:t>新加坡邮区 068810</w:t>
+      </w:r>
+    </w:p>
+    <w:p>
+      <w:pPr>
+        <w:rPr>
+          <w:rFonts w:ascii="Noto Serif SC" w:eastAsia="Noto Serif SC" w:hAnsi="Noto Serif SC" w:cs="Noto Serif"/>
           <w:color w:val="000000" w:themeColor="text1"/>
           <w:sz w:val="20"/>
           <w:szCs w:val="24"/>
-          <w:lang w:val="en-US"/>
-        </w:rPr>
-        <w:t>7</w:t>
-      </w:r>
-      <w:r>
-        <w:rPr>
-          <w:rFonts w:ascii="Noto Serif" w:eastAsia="Noto Serif SC" w:hAnsi="Noto Serif" w:cs="Noto Serif"/>
+        </w:rPr>
+      </w:pPr>
+    </w:p>
+    <w:p>
+      <w:pPr>
+        <w:rPr>
+          <w:rFonts w:ascii="Noto Serif SC" w:eastAsia="Noto Serif SC" w:hAnsi="Noto Serif SC" w:cs="Noto Serif"/>
           <w:color w:val="000000" w:themeColor="text1"/>
           <w:sz w:val="20"/>
           <w:szCs w:val="24"/>
           <w:lang w:val="en-US"/>
         </w:rPr>
-        <w:t>号</w:t>
-      </w:r>
-    </w:p>
-    <w:p>
-      <w:pPr>
-        <w:rPr>
-          <w:rFonts w:ascii="Noto Serif" w:eastAsia="Noto Serif SC" w:hAnsi="Noto Serif" w:cs="Noto Serif"/>
+      </w:pPr>
+      <w:r>
+        <w:rPr>
+          <w:rFonts w:ascii="Noto Serif SC" w:eastAsia="Noto Serif SC" w:hAnsi="Noto Serif SC" w:cs="Noto Serif"/>
           <w:color w:val="000000" w:themeColor="text1"/>
           <w:sz w:val="20"/>
           <w:szCs w:val="24"/>
           <w:lang w:val="en-US"/>
         </w:rPr>
-      </w:pPr>
-      <w:r>
-        <w:rPr>
-          <w:rFonts w:ascii="Noto Serif" w:eastAsia="Noto Serif SC" w:hAnsi="Noto Serif" w:cs="Noto Serif"/>
+        <w:t>Singapore Chinese Orchestra Co. Ltd.</w:t>
+      </w:r>
+    </w:p>
+    <w:p>
+      <w:pPr>
+        <w:rPr>
+          <w:rFonts w:ascii="Noto Serif SC" w:eastAsia="Noto Serif SC" w:hAnsi="Noto Serif SC" w:cs="Noto Serif"/>
           <w:color w:val="000000" w:themeColor="text1"/>
           <w:sz w:val="20"/>
           <w:szCs w:val="24"/>
           <w:lang w:val="en-US"/>
         </w:rPr>
-        <w:t>新加坡大会堂</w:t>
-      </w:r>
-    </w:p>
-    <w:p>
-      <w:pPr>
-        <w:rPr>
-          <w:rFonts w:ascii="Noto Serif" w:eastAsia="Noto Serif SC" w:hAnsi="Noto Serif" w:cs="Noto Serif"/>
+      </w:pPr>
+      <w:r>
+        <w:rPr>
+          <w:rFonts w:ascii="Noto Serif SC" w:eastAsia="Noto Serif SC" w:hAnsi="Noto Serif SC" w:cs="Noto Serif"/>
           <w:color w:val="000000" w:themeColor="text1"/>
           <w:sz w:val="20"/>
           <w:szCs w:val="24"/>
           <w:lang w:val="en-US"/>
         </w:rPr>
-      </w:pPr>
-      <w:r>
-        <w:rPr>
-          <w:rFonts w:ascii="Noto Serif" w:eastAsia="Noto Serif SC" w:hAnsi="Noto Serif" w:cs="Noto Serif"/>
+        <w:t>7 Shenton Way</w:t>
+      </w:r>
+    </w:p>
+    <w:p>
+      <w:pPr>
+        <w:rPr>
+          <w:rFonts w:ascii="Noto Serif SC" w:eastAsia="Noto Serif SC" w:hAnsi="Noto Serif SC" w:cs="Noto Serif"/>
           <w:color w:val="000000" w:themeColor="text1"/>
           <w:sz w:val="20"/>
           <w:szCs w:val="24"/>
           <w:lang w:val="en-US"/>
         </w:rPr>
-        <w:t>新加坡邮区</w:t>
-      </w:r>
-      <w:r>
-        <w:rPr>
-          <w:rFonts w:ascii="Noto Serif" w:eastAsia="Noto Serif SC" w:hAnsi="Noto Serif" w:cs="Noto Serif"/>
+      </w:pPr>
+      <w:r>
+        <w:rPr>
+          <w:rFonts w:ascii="Noto Serif SC" w:eastAsia="Noto Serif SC" w:hAnsi="Noto Serif SC" w:cs="Noto Serif"/>
           <w:color w:val="000000" w:themeColor="text1"/>
           <w:sz w:val="20"/>
           <w:szCs w:val="24"/>
           <w:lang w:val="en-US"/>
         </w:rPr>
-        <w:t> 068810</w:t>
-      </w:r>
-    </w:p>
-    <w:p>
-      <w:pPr>
-        <w:rPr>
-          <w:rFonts w:ascii="Noto Serif" w:eastAsia="Noto Serif SC" w:hAnsi="Noto Serif" w:cs="Noto Serif"/>
+        <w:t>Singapore Conference Hall</w:t>
+      </w:r>
+    </w:p>
+    <w:p>
+      <w:pPr>
+        <w:rPr>
+          <w:rFonts w:ascii="Noto Serif SC" w:eastAsia="Noto Serif SC" w:hAnsi="Noto Serif SC" w:cs="Noto Serif"/>
           <w:color w:val="000000" w:themeColor="text1"/>
           <w:sz w:val="20"/>
           <w:szCs w:val="24"/>
-        </w:rPr>
-      </w:pPr>
-    </w:p>
-    <w:p>
-      <w:pPr>
-        <w:spacing w:line="276" w:lineRule="auto"/>
-        <w:rPr>
-          <w:rFonts w:ascii="Noto Serif" w:eastAsia="Noto Serif SC" w:hAnsi="Noto Serif" w:cs="Noto Serif"/>
+          <w:lang w:val="en-US"/>
+        </w:rPr>
+      </w:pPr>
+      <w:r>
+        <w:rPr>
+          <w:rFonts w:ascii="Noto Serif SC" w:eastAsia="Noto Serif SC" w:hAnsi="Noto Serif SC" w:cs="Noto Serif"/>
           <w:color w:val="000000" w:themeColor="text1"/>
           <w:sz w:val="20"/>
           <w:szCs w:val="24"/>
           <w:lang w:val="en-US"/>
         </w:rPr>
-      </w:pPr>
-      <w:r>
-        <w:rPr>
-          <w:rFonts w:ascii="Noto Serif" w:eastAsia="Noto Serif SC" w:hAnsi="Noto Serif" w:cs="Noto Serif"/>
-          <w:color w:val="000000" w:themeColor="text1"/>
-          <w:sz w:val="20"/>
-          <w:szCs w:val="24"/>
-          <w:lang w:val="en-US"/>
-        </w:rPr>
-        <w:t>Singapore Chinese Orchestra Co. Ltd.</w:t>
-      </w:r>
-    </w:p>
-    <w:p>
-      <w:pPr>
-        <w:spacing w:line="276" w:lineRule="auto"/>
-        <w:rPr>
-          <w:rFonts w:ascii="Noto Serif" w:eastAsia="Noto Serif SC" w:hAnsi="Noto Serif" w:cs="Noto Serif"/>
-          <w:color w:val="000000" w:themeColor="text1"/>
-          <w:sz w:val="20"/>
-          <w:szCs w:val="24"/>
-          <w:lang w:val="en-US"/>
-        </w:rPr>
-      </w:pPr>
-      <w:r>
-        <w:rPr>
-          <w:rFonts w:ascii="Noto Serif" w:eastAsia="Noto Serif SC" w:hAnsi="Noto Serif" w:cs="Noto Serif"/>
-          <w:color w:val="000000" w:themeColor="text1"/>
-          <w:sz w:val="20"/>
-          <w:szCs w:val="24"/>
-          <w:lang w:val="en-US"/>
-        </w:rPr>
-        <w:t>7 Shenton Way</w:t>
-      </w:r>
-    </w:p>
-    <w:p>
-      <w:pPr>
-        <w:spacing w:line="276" w:lineRule="auto"/>
-        <w:rPr>
-          <w:rFonts w:ascii="Noto Serif" w:eastAsia="Noto Serif SC" w:hAnsi="Noto Serif" w:cs="Noto Serif"/>
-          <w:color w:val="000000" w:themeColor="text1"/>
-          <w:sz w:val="20"/>
-          <w:szCs w:val="24"/>
-          <w:lang w:val="en-US"/>
-        </w:rPr>
-      </w:pPr>
-      <w:r>
-        <w:rPr>
-          <w:rFonts w:ascii="Noto Serif" w:eastAsia="Noto Serif SC" w:hAnsi="Noto Serif" w:cs="Noto Serif"/>
-          <w:color w:val="000000" w:themeColor="text1"/>
-          <w:sz w:val="20"/>
-          <w:szCs w:val="24"/>
-          <w:lang w:val="en-US"/>
-        </w:rPr>
-        <w:t>Singapore Conference Hall</w:t>
-      </w:r>
-    </w:p>
-    <w:p>
-      <w:pPr>
-        <w:spacing w:line="276" w:lineRule="auto"/>
-        <w:rPr>
-          <w:rFonts w:ascii="Noto Serif" w:eastAsia="Noto Serif SC" w:hAnsi="Noto Serif" w:cs="Noto Serif"/>
-          <w:color w:val="000000" w:themeColor="text1"/>
-          <w:sz w:val="20"/>
-          <w:szCs w:val="24"/>
-          <w:lang w:val="en-US"/>
-        </w:rPr>
-      </w:pPr>
-      <w:r>
-        <w:rPr>
-          <w:rFonts w:ascii="Noto Serif" w:eastAsia="Noto Serif SC" w:hAnsi="Noto Serif" w:cs="Noto Serif"/>
-          <w:color w:val="000000" w:themeColor="text1"/>
-          <w:sz w:val="20"/>
-          <w:szCs w:val="24"/>
-          <w:lang w:val="en-US"/>
-        </w:rPr>
         <w:t>Singapore 068810</w:t>
       </w:r>
     </w:p>
     <w:p>
       <w:pPr>
         <w:rPr>
-          <w:rFonts w:ascii="Noto Serif" w:eastAsia="Noto Serif SC" w:hAnsi="Noto Serif" w:cs="Noto Serif"/>
+          <w:rFonts w:ascii="Noto Serif SC" w:eastAsia="Noto Serif SC" w:hAnsi="Noto Serif SC" w:cs="Noto Serif"/>
           <w:b/>
           <w:sz w:val="20"/>
           <w:szCs w:val="20"/>
@@ -1536,15 +1424,15 @@
     <w:p>
       <w:pPr>
         <w:rPr>
-          <w:rFonts w:ascii="Noto Serif" w:eastAsia="Noto Serif SC" w:hAnsi="Noto Serif" w:cs="Noto Serif"/>
-          <w:sz w:val="20"/>
-          <w:szCs w:val="20"/>
-          <w:lang w:val="en-US"/>
-        </w:rPr>
-      </w:pPr>
-      <w:r>
-        <w:rPr>
-          <w:rFonts w:ascii="Noto Serif" w:eastAsia="Noto Serif SC" w:hAnsi="Noto Serif" w:cs="Noto Serif"/>
+          <w:rFonts w:ascii="Noto Serif SC" w:eastAsia="Noto Serif SC" w:hAnsi="Noto Serif SC" w:cs="Noto Serif"/>
+          <w:sz w:val="20"/>
+          <w:szCs w:val="20"/>
+          <w:lang w:val="en-US"/>
+        </w:rPr>
+      </w:pPr>
+      <w:r>
+        <w:rPr>
+          <w:rFonts w:ascii="Noto Serif SC" w:eastAsia="Noto Serif SC" w:hAnsi="Noto Serif SC" w:cs="Noto Serif"/>
           <w:sz w:val="20"/>
           <w:szCs w:val="20"/>
           <w:lang w:val="en-US"/>
@@ -1553,7 +1441,7 @@
       </w:r>
       <w:r>
         <w:rPr>
-          <w:rFonts w:ascii="Noto Serif" w:eastAsia="Noto Serif SC" w:hAnsi="Noto Serif" w:cs="Noto Serif"/>
+          <w:rFonts w:ascii="Noto Serif SC" w:eastAsia="Noto Serif SC" w:hAnsi="Noto Serif SC" w:cs="Noto Serif"/>
           <w:sz w:val="20"/>
           <w:szCs w:val="20"/>
           <w:lang w:val="en-US"/>
@@ -1562,7 +1450,7 @@
       </w:r>
       <w:r>
         <w:rPr>
-          <w:rFonts w:ascii="Noto Serif" w:eastAsia="Noto Serif SC" w:hAnsi="Noto Serif" w:cs="Noto Serif"/>
+          <w:rFonts w:ascii="Noto Serif SC" w:eastAsia="Noto Serif SC" w:hAnsi="Noto Serif SC" w:cs="Noto Serif"/>
           <w:sz w:val="20"/>
           <w:szCs w:val="20"/>
           <w:lang w:val="en-US"/>
@@ -1573,7 +1461,7 @@
         <w:r>
           <w:rPr>
             <w:rStyle w:val="Hyperlink"/>
-            <w:rFonts w:ascii="Noto Serif" w:eastAsia="Noto Serif SC" w:hAnsi="Noto Serif" w:cs="Noto Serif"/>
+            <w:rFonts w:ascii="Noto Serif SC" w:eastAsia="Noto Serif SC" w:hAnsi="Noto Serif SC" w:cs="Noto Serif"/>
             <w:sz w:val="20"/>
             <w:szCs w:val="20"/>
             <w:lang w:val="en-US"/>
@@ -1585,15 +1473,15 @@
     <w:p>
       <w:pPr>
         <w:rPr>
-          <w:rFonts w:ascii="Noto Serif" w:eastAsia="Noto Serif SC" w:hAnsi="Noto Serif" w:cs="Noto Serif"/>
-          <w:sz w:val="20"/>
-          <w:szCs w:val="20"/>
-          <w:lang w:val="en-US"/>
-        </w:rPr>
-      </w:pPr>
-      <w:r>
-        <w:rPr>
-          <w:rFonts w:ascii="Noto Serif" w:eastAsia="Noto Serif SC" w:hAnsi="Noto Serif" w:cs="Noto Serif"/>
+          <w:rFonts w:ascii="Noto Serif SC" w:eastAsia="Noto Serif SC" w:hAnsi="Noto Serif SC" w:cs="Noto Serif"/>
+          <w:sz w:val="20"/>
+          <w:szCs w:val="20"/>
+          <w:lang w:val="en-US"/>
+        </w:rPr>
+      </w:pPr>
+      <w:r>
+        <w:rPr>
+          <w:rFonts w:ascii="Noto Serif SC" w:eastAsia="Noto Serif SC" w:hAnsi="Noto Serif SC" w:cs="Noto Serif"/>
           <w:sz w:val="20"/>
           <w:szCs w:val="20"/>
           <w:lang w:val="en-US"/>
@@ -1602,7 +1490,7 @@
       </w:r>
       <w:r>
         <w:rPr>
-          <w:rFonts w:ascii="Noto Serif" w:eastAsia="Noto Serif SC" w:hAnsi="Noto Serif" w:cs="Noto Serif"/>
+          <w:rFonts w:ascii="Noto Serif SC" w:eastAsia="Noto Serif SC" w:hAnsi="Noto Serif SC" w:cs="Noto Serif"/>
           <w:sz w:val="20"/>
           <w:szCs w:val="20"/>
           <w:lang w:val="en-US"/>
@@ -1611,7 +1499,7 @@
       </w:r>
       <w:r>
         <w:rPr>
-          <w:rFonts w:ascii="Noto Serif" w:eastAsia="Noto Serif SC" w:hAnsi="Noto Serif" w:cs="Noto Serif"/>
+          <w:rFonts w:ascii="Noto Serif SC" w:eastAsia="Noto Serif SC" w:hAnsi="Noto Serif SC" w:cs="Noto Serif"/>
           <w:sz w:val="20"/>
           <w:szCs w:val="20"/>
           <w:lang w:val="en-US"/>
@@ -1622,7 +1510,7 @@
         <w:r>
           <w:rPr>
             <w:rStyle w:val="Hyperlink"/>
-            <w:rFonts w:ascii="Noto Serif" w:eastAsia="Noto Serif SC" w:hAnsi="Noto Serif" w:cs="Noto Serif"/>
+            <w:rFonts w:ascii="Noto Serif SC" w:eastAsia="Noto Serif SC" w:hAnsi="Noto Serif SC" w:cs="Noto Serif"/>
             <w:sz w:val="20"/>
             <w:szCs w:val="20"/>
             <w:lang w:val="en-US"/>
@@ -1634,15 +1522,15 @@
     <w:p>
       <w:pPr>
         <w:rPr>
-          <w:rFonts w:ascii="Noto Serif" w:eastAsia="Noto Serif SC" w:hAnsi="Noto Serif" w:cs="Noto Serif"/>
-          <w:sz w:val="20"/>
-          <w:szCs w:val="20"/>
-          <w:lang w:val="en-US"/>
-        </w:rPr>
-      </w:pPr>
-      <w:r>
-        <w:rPr>
-          <w:rFonts w:ascii="Noto Serif" w:eastAsia="Noto Serif SC" w:hAnsi="Noto Serif" w:cs="Noto Serif"/>
+          <w:rFonts w:ascii="Noto Serif SC" w:eastAsia="Noto Serif SC" w:hAnsi="Noto Serif SC" w:cs="Noto Serif"/>
+          <w:sz w:val="20"/>
+          <w:szCs w:val="20"/>
+          <w:lang w:val="en-US"/>
+        </w:rPr>
+      </w:pPr>
+      <w:r>
+        <w:rPr>
+          <w:rFonts w:ascii="Noto Serif SC" w:eastAsia="Noto Serif SC" w:hAnsi="Noto Serif SC" w:cs="Noto Serif"/>
           <w:sz w:val="20"/>
           <w:szCs w:val="20"/>
           <w:lang w:val="en-US"/>
@@ -1651,7 +1539,7 @@
       </w:r>
       <w:r>
         <w:rPr>
-          <w:rFonts w:ascii="Noto Serif" w:eastAsia="Noto Serif SC" w:hAnsi="Noto Serif" w:cs="Noto Serif"/>
+          <w:rFonts w:ascii="Noto Serif SC" w:eastAsia="Noto Serif SC" w:hAnsi="Noto Serif SC" w:cs="Noto Serif"/>
           <w:sz w:val="20"/>
           <w:szCs w:val="20"/>
           <w:lang w:val="en-US"/>
@@ -1660,27 +1548,18 @@
       </w:r>
       <w:r>
         <w:rPr>
-          <w:rFonts w:ascii="Noto Serif" w:eastAsia="Noto Serif SC" w:hAnsi="Noto Serif" w:cs="Noto Serif"/>
-          <w:sz w:val="20"/>
-          <w:szCs w:val="20"/>
-          <w:lang w:val="en-US"/>
-        </w:rPr>
-        <w:t>Telephone: (65) 6557 402</w:t>
-      </w:r>
-      <w:r>
-        <w:rPr>
-          <w:rFonts w:ascii="Noto Serif" w:eastAsia="Noto Serif SC" w:hAnsi="Noto Serif" w:cs="Noto Serif"/>
-          <w:sz w:val="20"/>
-          <w:szCs w:val="20"/>
-          <w:lang w:val="en-US"/>
-        </w:rPr>
-        <w:t>6</w:t>
-      </w:r>
-    </w:p>
-    <w:p>
-      <w:pPr>
-        <w:rPr>
-          <w:rFonts w:ascii="Noto Serif" w:eastAsia="Noto Serif SC" w:hAnsi="Noto Serif" w:cs="Noto Serif"/>
+          <w:rFonts w:ascii="Noto Serif SC" w:eastAsia="Noto Serif SC" w:hAnsi="Noto Serif SC" w:cs="Noto Serif"/>
+          <w:sz w:val="20"/>
+          <w:szCs w:val="20"/>
+          <w:lang w:val="en-US"/>
+        </w:rPr>
+        <w:t>Telephone: (65) 6557 4026</w:t>
+      </w:r>
+    </w:p>
+    <w:p>
+      <w:pPr>
+        <w:rPr>
+          <w:rFonts w:ascii="Noto Serif SC" w:eastAsia="Noto Serif SC" w:hAnsi="Noto Serif SC" w:cs="Noto Serif"/>
           <w:sz w:val="36"/>
           <w:szCs w:val="36"/>
           <w:lang w:eastAsia="zh-TW"/>
@@ -1695,7 +1574,7 @@
       </w:pPr>
       <w:r>
         <w:rPr>
-          <w:rFonts w:ascii="Noto Serif" w:eastAsia="Noto Serif SC" w:hAnsi="Noto Serif" w:cs="Noto Serif"/>
+          <w:rFonts w:ascii="Noto Serif SC" w:eastAsia="Noto Serif SC" w:hAnsi="Noto Serif SC" w:cs="Noto Serif"/>
           <w:sz w:val="20"/>
           <w:szCs w:val="20"/>
           <w:lang w:val="en-US"/>
@@ -1704,7 +1583,7 @@
       </w:r>
       <w:r>
         <w:rPr>
-          <w:rFonts w:ascii="Noto Serif" w:eastAsia="Noto Serif SC" w:hAnsi="Noto Serif" w:cs="Noto Serif"/>
+          <w:rFonts w:ascii="Noto Serif SC" w:eastAsia="Noto Serif SC" w:hAnsi="Noto Serif SC" w:cs="Noto Serif"/>
           <w:sz w:val="20"/>
           <w:szCs w:val="20"/>
           <w:lang w:val="en-US"/>
@@ -1713,7 +1592,7 @@
       </w:r>
       <w:r>
         <w:rPr>
-          <w:rFonts w:ascii="Noto Serif" w:eastAsia="Noto Serif SC" w:hAnsi="Noto Serif" w:cs="Noto Serif"/>
+          <w:rFonts w:ascii="Noto Serif SC" w:eastAsia="Noto Serif SC" w:hAnsi="Noto Serif SC" w:cs="Noto Serif"/>
           <w:sz w:val="20"/>
           <w:szCs w:val="20"/>
           <w:lang w:val="en-US"/>
@@ -1722,7 +1601,7 @@
       </w:r>
       <w:r>
         <w:rPr>
-          <w:rFonts w:ascii="Noto Serif" w:eastAsia="Noto Serif SC" w:hAnsi="Noto Serif" w:cs="Noto Serif"/>
+          <w:rFonts w:ascii="Noto Serif SC" w:eastAsia="Noto Serif SC" w:hAnsi="Noto Serif SC" w:cs="Noto Serif"/>
           <w:sz w:val="36"/>
           <w:szCs w:val="36"/>
           <w:lang w:eastAsia="zh-TW"/>
@@ -1735,7 +1614,7 @@
         <w:spacing w:after="640"/>
         <w:jc w:val="right"/>
         <w:rPr>
-          <w:rFonts w:ascii="Noto Serif" w:eastAsia="Noto Serif SC" w:hAnsi="Noto Serif" w:cs="Noto Serif"/>
+          <w:rFonts w:ascii="Noto Serif SC" w:eastAsia="Noto Serif SC" w:hAnsi="Noto Serif SC" w:cs="Noto Serif"/>
           <w:b/>
           <w:sz w:val="44"/>
           <w:szCs w:val="44"/>
@@ -1744,7 +1623,7 @@
       </w:pPr>
       <w:r>
         <w:rPr>
-          <w:rFonts w:ascii="Noto Serif" w:eastAsia="Noto Serif SC" w:hAnsi="Noto Serif" w:cs="Noto Serif" w:hint="eastAsia"/>
+          <w:rFonts w:ascii="Noto Serif SC" w:eastAsia="Noto Serif SC" w:hAnsi="Noto Serif SC" w:cs="Noto Serif" w:hint="eastAsia"/>
           <w:b/>
           <w:sz w:val="44"/>
           <w:szCs w:val="44"/>
@@ -1755,7 +1634,7 @@
       </w:r>
       <w:r>
         <w:rPr>
-          <w:rFonts w:ascii="Noto Serif" w:eastAsia="Noto Serif SC" w:hAnsi="Noto Serif" w:cs="Noto Serif"/>
+          <w:rFonts w:ascii="Noto Serif SC" w:eastAsia="Noto Serif SC" w:hAnsi="Noto Serif SC" w:cs="Noto Serif"/>
           <w:b/>
           <w:sz w:val="44"/>
           <w:szCs w:val="44"/>
@@ -1766,16 +1645,17 @@
     </w:p>
     <w:p>
       <w:pPr>
-        <w:rPr>
-          <w:rFonts w:ascii="Noto Serif" w:eastAsia="Noto Serif SC" w:hAnsi="Noto Serif"/>
-          <w:sz w:val="24"/>
-          <w:szCs w:val="24"/>
-          <w:lang w:eastAsia="zh-TW"/>
-        </w:rPr>
-      </w:pPr>
-      <w:r>
-        <w:rPr>
-          <w:rFonts w:ascii="Noto Serif" w:eastAsia="Noto Serif SC" w:hAnsi="Noto Serif" w:cs="Noto Serif"/>
+        <w:jc w:val="both"/>
+        <w:rPr>
+          <w:rFonts w:ascii="Noto Serif SC" w:eastAsia="Noto Serif SC" w:hAnsi="Noto Serif SC"/>
+          <w:sz w:val="24"/>
+          <w:szCs w:val="24"/>
+          <w:lang w:eastAsia="zh-TW"/>
+        </w:rPr>
+      </w:pPr>
+      <w:r>
+        <w:rPr>
+          <w:rFonts w:ascii="Noto Serif SC" w:eastAsia="Noto Serif SC" w:hAnsi="Noto Serif SC" w:cs="Noto Serif"/>
           <w:noProof/>
           <w:sz w:val="24"/>
           <w:szCs w:val="24"/>
@@ -1848,7 +1728,7 @@
       </w:r>
       <w:r>
         <w:rPr>
-          <w:rFonts w:ascii="Noto Serif" w:eastAsia="Noto Serif SC" w:hAnsi="Noto Serif" w:hint="eastAsia"/>
+          <w:rFonts w:ascii="Noto Serif SC" w:eastAsia="Noto Serif SC" w:hAnsi="Noto Serif SC" w:hint="eastAsia"/>
           <w:sz w:val="24"/>
           <w:szCs w:val="24"/>
           <w:lang w:eastAsia="zh-TW"/>
@@ -1857,7 +1737,7 @@
       </w:r>
       <w:r>
         <w:rPr>
-          <w:rFonts w:ascii="Noto Serif" w:eastAsia="Noto Serif SC" w:hAnsi="Noto Serif"/>
+          <w:rFonts w:ascii="Noto Serif SC" w:eastAsia="Noto Serif SC" w:hAnsi="Noto Serif SC"/>
           <w:sz w:val="24"/>
           <w:szCs w:val="24"/>
           <w:lang w:eastAsia="zh-TW"/>
@@ -1866,7 +1746,7 @@
       </w:r>
       <w:r>
         <w:rPr>
-          <w:rFonts w:ascii="Noto Serif" w:eastAsia="Noto Serif SC" w:hAnsi="Noto Serif" w:hint="eastAsia"/>
+          <w:rFonts w:ascii="Noto Serif SC" w:eastAsia="Noto Serif SC" w:hAnsi="Noto Serif SC" w:hint="eastAsia"/>
           <w:sz w:val="24"/>
           <w:szCs w:val="24"/>
           <w:lang w:eastAsia="zh-TW"/>
@@ -1875,7 +1755,7 @@
       </w:r>
       <w:r>
         <w:rPr>
-          <w:rFonts w:ascii="Noto Serif" w:eastAsia="Noto Serif SC" w:hAnsi="Noto Serif"/>
+          <w:rFonts w:ascii="Noto Serif SC" w:eastAsia="Noto Serif SC" w:hAnsi="Noto Serif SC"/>
           <w:sz w:val="24"/>
           <w:szCs w:val="24"/>
           <w:lang w:eastAsia="zh-TW"/>
@@ -1884,7 +1764,7 @@
       </w:r>
       <w:r>
         <w:rPr>
-          <w:rFonts w:ascii="Noto Serif" w:eastAsia="Noto Serif SC" w:hAnsi="Noto Serif" w:hint="eastAsia"/>
+          <w:rFonts w:ascii="Noto Serif SC" w:eastAsia="Noto Serif SC" w:hAnsi="Noto Serif SC" w:hint="eastAsia"/>
           <w:sz w:val="24"/>
           <w:szCs w:val="24"/>
           <w:lang w:eastAsia="zh-TW"/>
@@ -1893,7 +1773,7 @@
       </w:r>
       <w:r>
         <w:rPr>
-          <w:rFonts w:ascii="Noto Serif" w:eastAsia="Noto Serif SC" w:hAnsi="Noto Serif"/>
+          <w:rFonts w:ascii="Noto Serif SC" w:eastAsia="Noto Serif SC" w:hAnsi="Noto Serif SC"/>
           <w:sz w:val="24"/>
           <w:szCs w:val="24"/>
           <w:lang w:eastAsia="zh-TW"/>
@@ -1902,7 +1782,7 @@
       </w:r>
       <w:r>
         <w:rPr>
-          <w:rFonts w:ascii="Noto Serif" w:eastAsia="Noto Serif SC" w:hAnsi="Noto Serif" w:hint="eastAsia"/>
+          <w:rFonts w:ascii="Noto Serif SC" w:eastAsia="Noto Serif SC" w:hAnsi="Noto Serif SC" w:hint="eastAsia"/>
           <w:sz w:val="24"/>
           <w:szCs w:val="24"/>
           <w:lang w:eastAsia="zh-TW"/>
@@ -1911,7 +1791,7 @@
       </w:r>
       <w:r>
         <w:rPr>
-          <w:rFonts w:ascii="Noto Serif" w:eastAsia="Noto Serif SC" w:hAnsi="Noto Serif"/>
+          <w:rFonts w:ascii="Noto Serif SC" w:eastAsia="Noto Serif SC" w:hAnsi="Noto Serif SC"/>
           <w:sz w:val="24"/>
           <w:szCs w:val="24"/>
           <w:lang w:eastAsia="zh-TW"/>
@@ -1920,7 +1800,7 @@
       </w:r>
       <w:r>
         <w:rPr>
-          <w:rFonts w:ascii="Noto Serif" w:eastAsia="Noto Serif SC" w:hAnsi="Noto Serif" w:hint="eastAsia"/>
+          <w:rFonts w:ascii="Noto Serif SC" w:eastAsia="Noto Serif SC" w:hAnsi="Noto Serif SC" w:hint="eastAsia"/>
           <w:sz w:val="24"/>
           <w:szCs w:val="24"/>
           <w:lang w:eastAsia="zh-TW"/>
@@ -1929,7 +1809,7 @@
       </w:r>
       <w:r>
         <w:rPr>
-          <w:rFonts w:ascii="Noto Serif" w:eastAsia="Noto Serif SC" w:hAnsi="Noto Serif"/>
+          <w:rFonts w:ascii="Noto Serif SC" w:eastAsia="Noto Serif SC" w:hAnsi="Noto Serif SC"/>
           <w:sz w:val="24"/>
           <w:szCs w:val="24"/>
           <w:lang w:eastAsia="zh-TW"/>
@@ -1938,7 +1818,7 @@
       </w:r>
       <w:r>
         <w:rPr>
-          <w:rFonts w:ascii="Noto Serif" w:eastAsia="Noto Serif SC" w:hAnsi="Noto Serif" w:hint="eastAsia"/>
+          <w:rFonts w:ascii="Noto Serif SC" w:eastAsia="Noto Serif SC" w:hAnsi="Noto Serif SC" w:hint="eastAsia"/>
           <w:sz w:val="24"/>
           <w:szCs w:val="24"/>
           <w:lang w:eastAsia="zh-TW"/>
@@ -1947,7 +1827,7 @@
       </w:r>
       <w:r>
         <w:rPr>
-          <w:rFonts w:ascii="Noto Serif" w:eastAsia="Noto Serif SC" w:hAnsi="Noto Serif"/>
+          <w:rFonts w:ascii="Noto Serif SC" w:eastAsia="Noto Serif SC" w:hAnsi="Noto Serif SC"/>
           <w:sz w:val="24"/>
           <w:szCs w:val="24"/>
           <w:lang w:eastAsia="zh-TW"/>
@@ -1956,7 +1836,7 @@
       </w:r>
       <w:r>
         <w:rPr>
-          <w:rFonts w:ascii="Noto Serif" w:eastAsia="Noto Serif SC" w:hAnsi="Noto Serif" w:hint="eastAsia"/>
+          <w:rFonts w:ascii="Noto Serif SC" w:eastAsia="Noto Serif SC" w:hAnsi="Noto Serif SC" w:hint="eastAsia"/>
           <w:sz w:val="24"/>
           <w:szCs w:val="24"/>
           <w:lang w:eastAsia="zh-TW"/>
@@ -1966,26 +1846,28 @@
     </w:p>
     <w:p>
       <w:pPr>
-        <w:rPr>
-          <w:rFonts w:ascii="Noto Serif" w:eastAsia="Noto Serif SC" w:hAnsi="Noto Serif"/>
-          <w:sz w:val="24"/>
-          <w:szCs w:val="24"/>
-          <w:lang w:eastAsia="zh-TW"/>
-        </w:rPr>
-      </w:pPr>
-    </w:p>
-    <w:p>
-      <w:pPr>
-        <w:rPr>
-          <w:rFonts w:ascii="Noto Serif" w:eastAsia="Noto Serif SC" w:hAnsi="Noto Serif"/>
-          <w:sz w:val="24"/>
-          <w:szCs w:val="24"/>
-          <w:lang w:eastAsia="zh-TW"/>
-        </w:rPr>
-      </w:pPr>
-      <w:r>
-        <w:rPr>
-          <w:rFonts w:ascii="Noto Serif" w:eastAsia="Noto Serif SC" w:hAnsi="Noto Serif" w:hint="eastAsia"/>
+        <w:jc w:val="both"/>
+        <w:rPr>
+          <w:rFonts w:ascii="Noto Serif SC" w:eastAsia="Noto Serif SC" w:hAnsi="Noto Serif SC"/>
+          <w:sz w:val="24"/>
+          <w:szCs w:val="24"/>
+          <w:lang w:eastAsia="zh-TW"/>
+        </w:rPr>
+      </w:pPr>
+    </w:p>
+    <w:p>
+      <w:pPr>
+        <w:jc w:val="both"/>
+        <w:rPr>
+          <w:rFonts w:ascii="Noto Serif SC" w:eastAsia="Noto Serif SC" w:hAnsi="Noto Serif SC"/>
+          <w:sz w:val="24"/>
+          <w:szCs w:val="24"/>
+          <w:lang w:eastAsia="zh-TW"/>
+        </w:rPr>
+      </w:pPr>
+      <w:r>
+        <w:rPr>
+          <w:rFonts w:ascii="Noto Serif SC" w:eastAsia="Noto Serif SC" w:hAnsi="Noto Serif SC" w:hint="eastAsia"/>
           <w:sz w:val="24"/>
           <w:szCs w:val="24"/>
           <w:lang w:eastAsia="zh-TW"/>
@@ -1994,7 +1876,7 @@
       </w:r>
       <w:r>
         <w:rPr>
-          <w:rFonts w:ascii="Noto Serif" w:eastAsia="Noto Serif SC" w:hAnsi="Noto Serif"/>
+          <w:rFonts w:ascii="Noto Serif SC" w:eastAsia="Noto Serif SC" w:hAnsi="Noto Serif SC"/>
           <w:sz w:val="24"/>
           <w:szCs w:val="24"/>
           <w:lang w:eastAsia="zh-TW"/>
@@ -2003,7 +1885,7 @@
       </w:r>
       <w:r>
         <w:rPr>
-          <w:rFonts w:ascii="Noto Serif" w:eastAsia="Noto Serif SC" w:hAnsi="Noto Serif" w:hint="eastAsia"/>
+          <w:rFonts w:ascii="Noto Serif SC" w:eastAsia="Noto Serif SC" w:hAnsi="Noto Serif SC" w:hint="eastAsia"/>
           <w:sz w:val="24"/>
           <w:szCs w:val="24"/>
           <w:lang w:eastAsia="zh-TW"/>
@@ -2012,7 +1894,7 @@
       </w:r>
       <w:r>
         <w:rPr>
-          <w:rFonts w:ascii="Noto Serif" w:eastAsia="Noto Serif SC" w:hAnsi="Noto Serif"/>
+          <w:rFonts w:ascii="Noto Serif SC" w:eastAsia="Noto Serif SC" w:hAnsi="Noto Serif SC"/>
           <w:sz w:val="24"/>
           <w:szCs w:val="24"/>
           <w:lang w:eastAsia="zh-TW"/>
@@ -2021,7 +1903,7 @@
       </w:r>
       <w:r>
         <w:rPr>
-          <w:rFonts w:ascii="Noto Serif" w:eastAsia="Noto Serif SC" w:hAnsi="Noto Serif" w:hint="eastAsia"/>
+          <w:rFonts w:ascii="Noto Serif SC" w:eastAsia="Noto Serif SC" w:hAnsi="Noto Serif SC" w:hint="eastAsia"/>
           <w:sz w:val="24"/>
           <w:szCs w:val="24"/>
           <w:lang w:eastAsia="zh-TW"/>
@@ -2030,7 +1912,7 @@
       </w:r>
       <w:r>
         <w:rPr>
-          <w:rFonts w:ascii="Noto Serif" w:eastAsia="Noto Serif SC" w:hAnsi="Noto Serif"/>
+          <w:rFonts w:ascii="Noto Serif SC" w:eastAsia="Noto Serif SC" w:hAnsi="Noto Serif SC"/>
           <w:sz w:val="24"/>
           <w:szCs w:val="24"/>
           <w:lang w:eastAsia="zh-TW"/>
@@ -2039,7 +1921,7 @@
       </w:r>
       <w:r>
         <w:rPr>
-          <w:rFonts w:ascii="Noto Serif" w:eastAsia="Noto Serif SC" w:hAnsi="Noto Serif" w:hint="eastAsia"/>
+          <w:rFonts w:ascii="Noto Serif SC" w:eastAsia="Noto Serif SC" w:hAnsi="Noto Serif SC" w:hint="eastAsia"/>
           <w:sz w:val="24"/>
           <w:szCs w:val="24"/>
           <w:lang w:eastAsia="zh-TW"/>
@@ -2048,7 +1930,7 @@
       </w:r>
       <w:r>
         <w:rPr>
-          <w:rFonts w:ascii="Noto Serif" w:eastAsia="Noto Serif SC" w:hAnsi="Noto Serif"/>
+          <w:rFonts w:ascii="Noto Serif SC" w:eastAsia="Noto Serif SC" w:hAnsi="Noto Serif SC"/>
           <w:sz w:val="24"/>
           <w:szCs w:val="24"/>
           <w:lang w:eastAsia="zh-TW"/>
@@ -2057,7 +1939,7 @@
       </w:r>
       <w:r>
         <w:rPr>
-          <w:rFonts w:ascii="Noto Serif" w:eastAsia="Noto Serif SC" w:hAnsi="Noto Serif" w:hint="eastAsia"/>
+          <w:rFonts w:ascii="Noto Serif SC" w:eastAsia="Noto Serif SC" w:hAnsi="Noto Serif SC" w:hint="eastAsia"/>
           <w:sz w:val="24"/>
           <w:szCs w:val="24"/>
           <w:lang w:eastAsia="zh-TW"/>
@@ -2066,7 +1948,7 @@
       </w:r>
       <w:r>
         <w:rPr>
-          <w:rFonts w:ascii="Noto Serif" w:eastAsia="Noto Serif SC" w:hAnsi="Noto Serif"/>
+          <w:rFonts w:ascii="Noto Serif SC" w:eastAsia="Noto Serif SC" w:hAnsi="Noto Serif SC"/>
           <w:sz w:val="24"/>
           <w:szCs w:val="24"/>
           <w:lang w:eastAsia="zh-TW"/>
@@ -2075,7 +1957,7 @@
       </w:r>
       <w:r>
         <w:rPr>
-          <w:rFonts w:ascii="Noto Serif" w:eastAsia="Noto Serif SC" w:hAnsi="Noto Serif" w:hint="eastAsia"/>
+          <w:rFonts w:ascii="Noto Serif SC" w:eastAsia="Noto Serif SC" w:hAnsi="Noto Serif SC" w:hint="eastAsia"/>
           <w:sz w:val="24"/>
           <w:szCs w:val="24"/>
           <w:lang w:eastAsia="zh-TW"/>
@@ -2084,7 +1966,7 @@
       </w:r>
       <w:r>
         <w:rPr>
-          <w:rFonts w:ascii="Noto Serif" w:eastAsia="Noto Serif SC" w:hAnsi="Noto Serif"/>
+          <w:rFonts w:ascii="Noto Serif SC" w:eastAsia="Noto Serif SC" w:hAnsi="Noto Serif SC"/>
           <w:sz w:val="24"/>
           <w:szCs w:val="24"/>
           <w:lang w:eastAsia="zh-TW"/>
@@ -2093,7 +1975,7 @@
       </w:r>
       <w:r>
         <w:rPr>
-          <w:rFonts w:ascii="Noto Serif" w:eastAsia="Noto Serif SC" w:hAnsi="Noto Serif" w:hint="eastAsia"/>
+          <w:rFonts w:ascii="Noto Serif SC" w:eastAsia="Noto Serif SC" w:hAnsi="Noto Serif SC" w:hint="eastAsia"/>
           <w:sz w:val="24"/>
           <w:szCs w:val="24"/>
           <w:lang w:eastAsia="zh-TW"/>
@@ -2102,7 +1984,7 @@
       </w:r>
       <w:r>
         <w:rPr>
-          <w:rFonts w:ascii="Noto Serif" w:eastAsia="Noto Serif SC" w:hAnsi="Noto Serif"/>
+          <w:rFonts w:ascii="Noto Serif SC" w:eastAsia="Noto Serif SC" w:hAnsi="Noto Serif SC"/>
           <w:sz w:val="24"/>
           <w:szCs w:val="24"/>
           <w:lang w:eastAsia="zh-TW"/>
@@ -2111,7 +1993,7 @@
       </w:r>
       <w:r>
         <w:rPr>
-          <w:rFonts w:ascii="Noto Serif" w:eastAsia="Noto Serif SC" w:hAnsi="Noto Serif" w:hint="eastAsia"/>
+          <w:rFonts w:ascii="Noto Serif SC" w:eastAsia="Noto Serif SC" w:hAnsi="Noto Serif SC" w:hint="eastAsia"/>
           <w:sz w:val="24"/>
           <w:szCs w:val="24"/>
           <w:lang w:eastAsia="zh-TW"/>
@@ -2120,7 +2002,7 @@
       </w:r>
       <w:r>
         <w:rPr>
-          <w:rFonts w:ascii="Noto Serif" w:eastAsia="Noto Serif SC" w:hAnsi="Noto Serif"/>
+          <w:rFonts w:ascii="Noto Serif SC" w:eastAsia="Noto Serif SC" w:hAnsi="Noto Serif SC"/>
           <w:sz w:val="24"/>
           <w:szCs w:val="24"/>
           <w:lang w:eastAsia="zh-TW"/>
@@ -2129,7 +2011,7 @@
       </w:r>
       <w:r>
         <w:rPr>
-          <w:rFonts w:ascii="Noto Serif" w:eastAsia="Noto Serif SC" w:hAnsi="Noto Serif" w:hint="eastAsia"/>
+          <w:rFonts w:ascii="Noto Serif SC" w:eastAsia="Noto Serif SC" w:hAnsi="Noto Serif SC" w:hint="eastAsia"/>
           <w:sz w:val="24"/>
           <w:szCs w:val="24"/>
           <w:lang w:eastAsia="zh-TW"/>
@@ -2139,7 +2021,7 @@
       <w:proofErr w:type="spellStart"/>
       <w:r>
         <w:rPr>
-          <w:rFonts w:ascii="Noto Serif" w:eastAsia="Noto Serif SC" w:hAnsi="Noto Serif"/>
+          <w:rFonts w:ascii="Noto Serif SC" w:eastAsia="Noto Serif SC" w:hAnsi="Noto Serif SC"/>
           <w:sz w:val="24"/>
           <w:szCs w:val="24"/>
           <w:lang w:eastAsia="zh-TW"/>
@@ -2149,7 +2031,7 @@
       <w:proofErr w:type="spellEnd"/>
       <w:r>
         <w:rPr>
-          <w:rFonts w:ascii="Noto Serif" w:eastAsia="Noto Serif SC" w:hAnsi="Noto Serif" w:hint="eastAsia"/>
+          <w:rFonts w:ascii="Noto Serif SC" w:eastAsia="Noto Serif SC" w:hAnsi="Noto Serif SC" w:hint="eastAsia"/>
           <w:sz w:val="24"/>
           <w:szCs w:val="24"/>
           <w:lang w:eastAsia="zh-TW"/>
@@ -2158,7 +2040,7 @@
       </w:r>
       <w:r>
         <w:rPr>
-          <w:rFonts w:ascii="Noto Serif" w:eastAsia="Noto Serif SC" w:hAnsi="Noto Serif"/>
+          <w:rFonts w:ascii="Noto Serif SC" w:eastAsia="Noto Serif SC" w:hAnsi="Noto Serif SC"/>
           <w:sz w:val="24"/>
           <w:szCs w:val="24"/>
           <w:lang w:eastAsia="zh-TW"/>
@@ -2167,7 +2049,7 @@
       </w:r>
       <w:r>
         <w:rPr>
-          <w:rFonts w:ascii="Noto Serif" w:eastAsia="Noto Serif SC" w:hAnsi="Noto Serif" w:hint="eastAsia"/>
+          <w:rFonts w:ascii="Noto Serif SC" w:eastAsia="Noto Serif SC" w:hAnsi="Noto Serif SC" w:hint="eastAsia"/>
           <w:sz w:val="24"/>
           <w:szCs w:val="24"/>
           <w:lang w:eastAsia="zh-TW"/>
@@ -2177,26 +2059,28 @@
     </w:p>
     <w:p>
       <w:pPr>
-        <w:rPr>
-          <w:rFonts w:ascii="Noto Serif" w:eastAsia="Noto Serif SC" w:hAnsi="Noto Serif"/>
-          <w:sz w:val="24"/>
-          <w:szCs w:val="24"/>
-          <w:lang w:eastAsia="zh-TW"/>
-        </w:rPr>
-      </w:pPr>
-    </w:p>
-    <w:p>
-      <w:pPr>
-        <w:rPr>
-          <w:rFonts w:ascii="Noto Serif" w:eastAsia="Noto Serif SC" w:hAnsi="Noto Serif"/>
-          <w:sz w:val="24"/>
-          <w:szCs w:val="24"/>
-          <w:lang w:eastAsia="zh-TW"/>
-        </w:rPr>
-      </w:pPr>
-      <w:r>
-        <w:rPr>
-          <w:rFonts w:ascii="Noto Serif" w:eastAsia="Noto Serif SC" w:hAnsi="Noto Serif" w:hint="eastAsia"/>
+        <w:jc w:val="both"/>
+        <w:rPr>
+          <w:rFonts w:ascii="Noto Serif SC" w:eastAsia="Noto Serif SC" w:hAnsi="Noto Serif SC"/>
+          <w:sz w:val="24"/>
+          <w:szCs w:val="24"/>
+          <w:lang w:eastAsia="zh-TW"/>
+        </w:rPr>
+      </w:pPr>
+    </w:p>
+    <w:p>
+      <w:pPr>
+        <w:jc w:val="both"/>
+        <w:rPr>
+          <w:rFonts w:ascii="Noto Serif SC" w:eastAsia="Noto Serif SC" w:hAnsi="Noto Serif SC"/>
+          <w:sz w:val="24"/>
+          <w:szCs w:val="24"/>
+          <w:lang w:eastAsia="zh-TW"/>
+        </w:rPr>
+      </w:pPr>
+      <w:r>
+        <w:rPr>
+          <w:rFonts w:ascii="Noto Serif SC" w:eastAsia="Noto Serif SC" w:hAnsi="Noto Serif SC" w:hint="eastAsia"/>
           <w:sz w:val="24"/>
           <w:szCs w:val="24"/>
           <w:lang w:eastAsia="zh-TW"/>
@@ -2205,7 +2089,7 @@
       </w:r>
       <w:r>
         <w:rPr>
-          <w:rFonts w:ascii="Noto Serif" w:eastAsia="Noto Serif SC" w:hAnsi="Noto Serif"/>
+          <w:rFonts w:ascii="Noto Serif SC" w:eastAsia="Noto Serif SC" w:hAnsi="Noto Serif SC"/>
           <w:sz w:val="24"/>
           <w:szCs w:val="24"/>
           <w:lang w:eastAsia="zh-TW"/>
@@ -2214,7 +2098,7 @@
       </w:r>
       <w:r>
         <w:rPr>
-          <w:rFonts w:ascii="Noto Serif" w:eastAsia="Noto Serif SC" w:hAnsi="Noto Serif" w:hint="eastAsia"/>
+          <w:rFonts w:ascii="Noto Serif SC" w:eastAsia="Noto Serif SC" w:hAnsi="Noto Serif SC" w:hint="eastAsia"/>
           <w:sz w:val="24"/>
           <w:szCs w:val="24"/>
           <w:lang w:eastAsia="zh-TW"/>
@@ -2223,7 +2107,7 @@
       </w:r>
       <w:r>
         <w:rPr>
-          <w:rFonts w:ascii="Noto Serif" w:eastAsia="Noto Serif SC" w:hAnsi="Noto Serif"/>
+          <w:rFonts w:ascii="Noto Serif SC" w:eastAsia="Noto Serif SC" w:hAnsi="Noto Serif SC"/>
           <w:sz w:val="24"/>
           <w:szCs w:val="24"/>
           <w:lang w:eastAsia="zh-TW"/>
@@ -2232,7 +2116,7 @@
       </w:r>
       <w:r>
         <w:rPr>
-          <w:rFonts w:ascii="Noto Serif" w:eastAsia="Noto Serif SC" w:hAnsi="Noto Serif" w:hint="eastAsia"/>
+          <w:rFonts w:ascii="Noto Serif SC" w:eastAsia="Noto Serif SC" w:hAnsi="Noto Serif SC" w:hint="eastAsia"/>
           <w:sz w:val="24"/>
           <w:szCs w:val="24"/>
           <w:lang w:eastAsia="zh-TW"/>
@@ -2241,7 +2125,7 @@
       </w:r>
       <w:r>
         <w:rPr>
-          <w:rFonts w:ascii="Noto Serif" w:eastAsia="Noto Serif SC" w:hAnsi="Noto Serif"/>
+          <w:rFonts w:ascii="Noto Serif SC" w:eastAsia="Noto Serif SC" w:hAnsi="Noto Serif SC"/>
           <w:sz w:val="24"/>
           <w:szCs w:val="24"/>
           <w:lang w:eastAsia="zh-TW"/>
@@ -2250,7 +2134,7 @@
       </w:r>
       <w:r>
         <w:rPr>
-          <w:rFonts w:ascii="Noto Serif" w:eastAsia="Noto Serif SC" w:hAnsi="Noto Serif" w:hint="eastAsia"/>
+          <w:rFonts w:ascii="Noto Serif SC" w:eastAsia="Noto Serif SC" w:hAnsi="Noto Serif SC" w:hint="eastAsia"/>
           <w:sz w:val="24"/>
           <w:szCs w:val="24"/>
           <w:lang w:eastAsia="zh-TW"/>
@@ -2259,7 +2143,7 @@
       </w:r>
       <w:r>
         <w:rPr>
-          <w:rFonts w:ascii="Noto Serif" w:eastAsia="Noto Serif SC" w:hAnsi="Noto Serif"/>
+          <w:rFonts w:ascii="Noto Serif SC" w:eastAsia="Noto Serif SC" w:hAnsi="Noto Serif SC"/>
           <w:sz w:val="24"/>
           <w:szCs w:val="24"/>
           <w:lang w:eastAsia="zh-TW"/>
@@ -2268,7 +2152,7 @@
       </w:r>
       <w:r>
         <w:rPr>
-          <w:rFonts w:ascii="Noto Serif" w:eastAsia="Noto Serif SC" w:hAnsi="Noto Serif" w:hint="eastAsia"/>
+          <w:rFonts w:ascii="Noto Serif SC" w:eastAsia="Noto Serif SC" w:hAnsi="Noto Serif SC" w:hint="eastAsia"/>
           <w:sz w:val="24"/>
           <w:szCs w:val="24"/>
           <w:lang w:eastAsia="zh-TW"/>
@@ -2277,7 +2161,7 @@
       </w:r>
       <w:r>
         <w:rPr>
-          <w:rFonts w:ascii="Noto Serif" w:eastAsia="Noto Serif SC" w:hAnsi="Noto Serif"/>
+          <w:rFonts w:ascii="Noto Serif SC" w:eastAsia="Noto Serif SC" w:hAnsi="Noto Serif SC"/>
           <w:sz w:val="24"/>
           <w:szCs w:val="24"/>
           <w:lang w:eastAsia="zh-TW"/>
@@ -2286,7 +2170,7 @@
       </w:r>
       <w:r>
         <w:rPr>
-          <w:rFonts w:ascii="Noto Serif" w:eastAsia="Noto Serif SC" w:hAnsi="Noto Serif" w:hint="eastAsia"/>
+          <w:rFonts w:ascii="Noto Serif SC" w:eastAsia="Noto Serif SC" w:hAnsi="Noto Serif SC" w:hint="eastAsia"/>
           <w:sz w:val="24"/>
           <w:szCs w:val="24"/>
           <w:lang w:eastAsia="zh-TW"/>
@@ -2295,7 +2179,7 @@
       </w:r>
       <w:r>
         <w:rPr>
-          <w:rFonts w:ascii="Noto Serif" w:eastAsia="Noto Serif SC" w:hAnsi="Noto Serif"/>
+          <w:rFonts w:ascii="Noto Serif SC" w:eastAsia="Noto Serif SC" w:hAnsi="Noto Serif SC"/>
           <w:sz w:val="24"/>
           <w:szCs w:val="24"/>
           <w:lang w:eastAsia="zh-TW"/>
@@ -2304,7 +2188,7 @@
       </w:r>
       <w:r>
         <w:rPr>
-          <w:rFonts w:ascii="Noto Serif" w:eastAsia="Noto Serif SC" w:hAnsi="Noto Serif" w:hint="eastAsia"/>
+          <w:rFonts w:ascii="Noto Serif SC" w:eastAsia="Noto Serif SC" w:hAnsi="Noto Serif SC" w:hint="eastAsia"/>
           <w:sz w:val="24"/>
           <w:szCs w:val="24"/>
           <w:lang w:eastAsia="zh-TW"/>
@@ -2314,26 +2198,28 @@
     </w:p>
     <w:p>
       <w:pPr>
-        <w:rPr>
-          <w:rFonts w:ascii="Noto Serif" w:eastAsia="Noto Serif SC" w:hAnsi="Noto Serif"/>
-          <w:sz w:val="24"/>
-          <w:szCs w:val="24"/>
-          <w:lang w:eastAsia="zh-TW"/>
-        </w:rPr>
-      </w:pPr>
-    </w:p>
-    <w:p>
-      <w:pPr>
-        <w:rPr>
-          <w:rFonts w:ascii="Noto Serif" w:eastAsia="Noto Serif SC" w:hAnsi="Noto Serif"/>
-          <w:sz w:val="24"/>
-          <w:szCs w:val="24"/>
-          <w:lang w:eastAsia="zh-TW"/>
-        </w:rPr>
-      </w:pPr>
-      <w:r>
-        <w:rPr>
-          <w:rFonts w:ascii="Noto Serif" w:eastAsia="Noto Serif SC" w:hAnsi="Noto Serif" w:hint="eastAsia"/>
+        <w:jc w:val="both"/>
+        <w:rPr>
+          <w:rFonts w:ascii="Noto Serif SC" w:eastAsia="Noto Serif SC" w:hAnsi="Noto Serif SC"/>
+          <w:sz w:val="24"/>
+          <w:szCs w:val="24"/>
+          <w:lang w:eastAsia="zh-TW"/>
+        </w:rPr>
+      </w:pPr>
+    </w:p>
+    <w:p>
+      <w:pPr>
+        <w:jc w:val="both"/>
+        <w:rPr>
+          <w:rFonts w:ascii="Noto Serif SC" w:eastAsia="Noto Serif SC" w:hAnsi="Noto Serif SC"/>
+          <w:sz w:val="24"/>
+          <w:szCs w:val="24"/>
+          <w:lang w:eastAsia="zh-TW"/>
+        </w:rPr>
+      </w:pPr>
+      <w:r>
+        <w:rPr>
+          <w:rFonts w:ascii="Noto Serif SC" w:eastAsia="Noto Serif SC" w:hAnsi="Noto Serif SC" w:hint="eastAsia"/>
           <w:sz w:val="24"/>
           <w:szCs w:val="24"/>
           <w:lang w:eastAsia="zh-TW"/>
@@ -2342,7 +2228,7 @@
       </w:r>
       <w:r>
         <w:rPr>
-          <w:rFonts w:ascii="Noto Serif" w:eastAsia="Noto Serif SC" w:hAnsi="Noto Serif"/>
+          <w:rFonts w:ascii="Noto Serif SC" w:eastAsia="Noto Serif SC" w:hAnsi="Noto Serif SC"/>
           <w:sz w:val="24"/>
           <w:szCs w:val="24"/>
           <w:lang w:eastAsia="zh-TW"/>
@@ -2351,7 +2237,7 @@
       </w:r>
       <w:r>
         <w:rPr>
-          <w:rFonts w:ascii="Noto Serif" w:eastAsia="Noto Serif SC" w:hAnsi="Noto Serif" w:hint="eastAsia"/>
+          <w:rFonts w:ascii="Noto Serif SC" w:eastAsia="Noto Serif SC" w:hAnsi="Noto Serif SC" w:hint="eastAsia"/>
           <w:sz w:val="24"/>
           <w:szCs w:val="24"/>
           <w:lang w:eastAsia="zh-TW"/>
@@ -2364,31 +2250,32 @@
         <w:pBdr>
           <w:bottom w:val="single" w:sz="6" w:space="1" w:color="auto"/>
         </w:pBdr>
-        <w:rPr>
-          <w:rFonts w:ascii="Noto Serif" w:eastAsia="Noto Serif SC" w:hAnsi="Noto Serif" w:cs="Noto Serif"/>
-          <w:sz w:val="24"/>
-          <w:szCs w:val="24"/>
-          <w:lang w:eastAsia="zh-TW"/>
-        </w:rPr>
-      </w:pPr>
-    </w:p>
-    <w:p>
-      <w:pPr>
-        <w:spacing w:line="276" w:lineRule="auto"/>
-        <w:rPr>
-          <w:rFonts w:ascii="Noto Serif" w:eastAsia="Noto Serif SC" w:hAnsi="Noto Serif" w:cs="Noto Serif"/>
-          <w:sz w:val="24"/>
-          <w:szCs w:val="24"/>
-          <w:lang w:val="en-US" w:eastAsia="zh-TW"/>
-        </w:rPr>
-      </w:pPr>
-    </w:p>
-    <w:p>
-      <w:pPr>
-        <w:spacing w:after="160" w:line="276" w:lineRule="auto"/>
         <w:jc w:val="both"/>
         <w:rPr>
-          <w:rFonts w:ascii="Noto Serif" w:eastAsia="Noto Serif SC" w:hAnsi="Noto Serif"/>
+          <w:rFonts w:ascii="Noto Serif SC" w:eastAsia="Noto Serif SC" w:hAnsi="Noto Serif SC" w:cs="Noto Serif"/>
+          <w:sz w:val="24"/>
+          <w:szCs w:val="24"/>
+          <w:lang w:eastAsia="zh-TW"/>
+        </w:rPr>
+      </w:pPr>
+    </w:p>
+    <w:p>
+      <w:pPr>
+        <w:jc w:val="both"/>
+        <w:rPr>
+          <w:rFonts w:ascii="Noto Serif SC" w:eastAsia="Noto Serif SC" w:hAnsi="Noto Serif SC" w:cs="Noto Serif"/>
+          <w:sz w:val="24"/>
+          <w:szCs w:val="24"/>
+          <w:lang w:val="en-US" w:eastAsia="zh-TW"/>
+        </w:rPr>
+      </w:pPr>
+    </w:p>
+    <w:p>
+      <w:pPr>
+        <w:spacing w:after="160"/>
+        <w:jc w:val="both"/>
+        <w:rPr>
+          <w:rFonts w:ascii="Noto Serif SC" w:eastAsia="Noto Serif SC" w:hAnsi="Noto Serif SC"/>
           <w:i/>
           <w:iCs/>
           <w:lang w:eastAsia="zh-TW"/>
@@ -2396,7 +2283,7 @@
       </w:pPr>
       <w:r>
         <w:rPr>
-          <w:rFonts w:ascii="Noto Serif" w:eastAsia="Noto Serif SC" w:hAnsi="Noto Serif"/>
+          <w:rFonts w:ascii="Noto Serif SC" w:eastAsia="Noto Serif SC" w:hAnsi="Noto Serif SC"/>
           <w:i/>
           <w:iCs/>
           <w:lang w:eastAsia="zh-TW"/>
@@ -2406,7 +2293,7 @@
       <w:proofErr w:type="spellStart"/>
       <w:r>
         <w:rPr>
-          <w:rFonts w:ascii="Noto Serif" w:eastAsia="Noto Serif SC" w:hAnsi="Noto Serif"/>
+          <w:rFonts w:ascii="Noto Serif SC" w:eastAsia="Noto Serif SC" w:hAnsi="Noto Serif SC"/>
           <w:i/>
           <w:iCs/>
           <w:lang w:eastAsia="zh-TW"/>
@@ -2416,7 +2303,7 @@
       <w:proofErr w:type="spellEnd"/>
       <w:r>
         <w:rPr>
-          <w:rFonts w:ascii="Noto Serif" w:eastAsia="Noto Serif SC" w:hAnsi="Noto Serif"/>
+          <w:rFonts w:ascii="Noto Serif SC" w:eastAsia="Noto Serif SC" w:hAnsi="Noto Serif SC"/>
           <w:i/>
           <w:iCs/>
           <w:lang w:eastAsia="zh-TW"/>
@@ -2426,7 +2313,7 @@
       <w:proofErr w:type="spellStart"/>
       <w:r>
         <w:rPr>
-          <w:rFonts w:ascii="Noto Serif" w:eastAsia="Noto Serif SC" w:hAnsi="Noto Serif"/>
+          <w:rFonts w:ascii="Noto Serif SC" w:eastAsia="Noto Serif SC" w:hAnsi="Noto Serif SC"/>
           <w:i/>
           <w:iCs/>
           <w:lang w:eastAsia="zh-TW"/>
@@ -2436,7 +2323,7 @@
       <w:proofErr w:type="spellEnd"/>
       <w:r>
         <w:rPr>
-          <w:rFonts w:ascii="Noto Serif" w:eastAsia="Noto Serif SC" w:hAnsi="Noto Serif"/>
+          <w:rFonts w:ascii="Noto Serif SC" w:eastAsia="Noto Serif SC" w:hAnsi="Noto Serif SC"/>
           <w:i/>
           <w:iCs/>
           <w:lang w:eastAsia="zh-TW"/>
@@ -2446,7 +2333,7 @@
       <w:proofErr w:type="spellStart"/>
       <w:r>
         <w:rPr>
-          <w:rFonts w:ascii="Noto Serif" w:eastAsia="Noto Serif SC" w:hAnsi="Noto Serif"/>
+          <w:rFonts w:ascii="Noto Serif SC" w:eastAsia="Noto Serif SC" w:hAnsi="Noto Serif SC"/>
           <w:i/>
           <w:iCs/>
           <w:lang w:eastAsia="zh-TW"/>
@@ -2456,7 +2343,7 @@
       <w:proofErr w:type="spellEnd"/>
       <w:r>
         <w:rPr>
-          <w:rFonts w:ascii="Noto Serif" w:eastAsia="Noto Serif SC" w:hAnsi="Noto Serif"/>
+          <w:rFonts w:ascii="Noto Serif SC" w:eastAsia="Noto Serif SC" w:hAnsi="Noto Serif SC"/>
           <w:i/>
           <w:iCs/>
           <w:lang w:eastAsia="zh-TW"/>
@@ -2466,7 +2353,7 @@
       <w:proofErr w:type="spellStart"/>
       <w:r>
         <w:rPr>
-          <w:rFonts w:ascii="Noto Serif" w:eastAsia="Noto Serif SC" w:hAnsi="Noto Serif"/>
+          <w:rFonts w:ascii="Noto Serif SC" w:eastAsia="Noto Serif SC" w:hAnsi="Noto Serif SC"/>
           <w:i/>
           <w:iCs/>
           <w:lang w:eastAsia="zh-TW"/>
@@ -2476,7 +2363,7 @@
       <w:proofErr w:type="spellEnd"/>
       <w:r>
         <w:rPr>
-          <w:rFonts w:ascii="Noto Serif" w:eastAsia="Noto Serif SC" w:hAnsi="Noto Serif"/>
+          <w:rFonts w:ascii="Noto Serif SC" w:eastAsia="Noto Serif SC" w:hAnsi="Noto Serif SC"/>
           <w:i/>
           <w:iCs/>
           <w:lang w:eastAsia="zh-TW"/>
@@ -2486,10 +2373,10 @@
     </w:p>
     <w:p>
       <w:pPr>
-        <w:spacing w:after="160" w:line="276" w:lineRule="auto"/>
+        <w:spacing w:after="160"/>
         <w:jc w:val="both"/>
         <w:rPr>
-          <w:rFonts w:ascii="Noto Serif" w:eastAsia="Noto Serif SC" w:hAnsi="Noto Serif"/>
+          <w:rFonts w:ascii="Noto Serif SC" w:eastAsia="Noto Serif SC" w:hAnsi="Noto Serif SC"/>
           <w:i/>
           <w:iCs/>
           <w:lang w:eastAsia="zh-TW"/>
@@ -2497,7 +2384,7 @@
       </w:pPr>
       <w:r>
         <w:rPr>
-          <w:rFonts w:ascii="Noto Serif" w:eastAsia="Noto Serif SC" w:hAnsi="Noto Serif"/>
+          <w:rFonts w:ascii="Noto Serif SC" w:eastAsia="Noto Serif SC" w:hAnsi="Noto Serif SC"/>
           <w:i/>
           <w:iCs/>
           <w:lang w:eastAsia="zh-TW"/>
@@ -2506,101 +2393,92 @@
       </w:r>
       <w:r>
         <w:rPr>
-          <w:rFonts w:ascii="Noto Serif" w:eastAsia="Noto Serif SC" w:hAnsi="Noto Serif"/>
+          <w:rFonts w:ascii="Noto Serif SC" w:eastAsia="Noto Serif SC" w:hAnsi="Noto Serif SC"/>
           <w:i/>
           <w:iCs/>
           <w:lang w:eastAsia="zh-TW"/>
         </w:rPr>
-        <w:t>….</w:t>
-      </w:r>
-      <w:r>
-        <w:rPr>
-          <w:rFonts w:ascii="Noto Serif" w:eastAsia="Noto Serif SC" w:hAnsi="Noto Serif"/>
+        <w:t xml:space="preserve">…. </w:t>
+      </w:r>
+      <w:r>
+        <w:rPr>
+          <w:rFonts w:ascii="Noto Serif SC" w:eastAsia="Noto Serif SC" w:hAnsi="Noto Serif SC"/>
           <w:i/>
           <w:iCs/>
           <w:lang w:eastAsia="zh-TW"/>
         </w:rPr>
-        <w:t xml:space="preserve"> </w:t>
-      </w:r>
-      <w:r>
-        <w:rPr>
-          <w:rFonts w:ascii="Noto Serif" w:eastAsia="Noto Serif SC" w:hAnsi="Noto Serif"/>
+        <w:t>abound in colourful texture that take their cue from traditional Asian music….</w:t>
+      </w:r>
+      <w:r>
+        <w:rPr>
+          <w:rFonts w:ascii="Noto Serif SC" w:eastAsia="Noto Serif SC" w:hAnsi="Noto Serif SC"/>
           <w:i/>
           <w:iCs/>
           <w:lang w:eastAsia="zh-TW"/>
         </w:rPr>
-        <w:t>abound in colourful texture that take their cue from traditional Asian music….</w:t>
-      </w:r>
-      <w:r>
-        <w:rPr>
-          <w:rFonts w:ascii="Noto Serif" w:eastAsia="Noto Serif SC" w:hAnsi="Noto Serif"/>
+        <w:t xml:space="preserve"> </w:t>
+      </w:r>
+      <w:r>
+        <w:rPr>
+          <w:rFonts w:ascii="Noto Serif SC" w:eastAsia="Noto Serif SC" w:hAnsi="Noto Serif SC"/>
           <w:i/>
           <w:iCs/>
           <w:lang w:eastAsia="zh-TW"/>
         </w:rPr>
-        <w:t xml:space="preserve"> </w:t>
-      </w:r>
-      <w:r>
-        <w:rPr>
-          <w:rFonts w:ascii="Noto Serif" w:eastAsia="Noto Serif SC" w:hAnsi="Noto Serif"/>
+        <w:t>and….</w:t>
+      </w:r>
+      <w:r>
+        <w:rPr>
+          <w:rFonts w:ascii="Noto Serif SC" w:eastAsia="Noto Serif SC" w:hAnsi="Noto Serif SC"/>
           <w:i/>
           <w:iCs/>
           <w:lang w:eastAsia="zh-TW"/>
         </w:rPr>
-        <w:t>and….</w:t>
-      </w:r>
-      <w:r>
-        <w:rPr>
-          <w:rFonts w:ascii="Noto Serif" w:eastAsia="Noto Serif SC" w:hAnsi="Noto Serif"/>
+        <w:t xml:space="preserve"> </w:t>
+      </w:r>
+      <w:r>
+        <w:rPr>
+          <w:rFonts w:ascii="Noto Serif SC" w:eastAsia="Noto Serif SC" w:hAnsi="Noto Serif SC"/>
           <w:i/>
           <w:iCs/>
           <w:lang w:eastAsia="zh-TW"/>
         </w:rPr>
-        <w:t xml:space="preserve"> </w:t>
-      </w:r>
-      <w:r>
-        <w:rPr>
-          <w:rFonts w:ascii="Noto Serif" w:eastAsia="Noto Serif SC" w:hAnsi="Noto Serif"/>
+        <w:t>Yip’s splendid ear and sophisticated technique stand him in good stead….”</w:t>
+      </w:r>
+    </w:p>
+    <w:p>
+      <w:pPr>
+        <w:spacing w:after="160"/>
+        <w:jc w:val="both"/>
+        <w:rPr>
+          <w:rFonts w:ascii="Noto Serif SC" w:eastAsia="Noto Serif SC" w:hAnsi="Noto Serif SC"/>
           <w:i/>
           <w:iCs/>
           <w:lang w:eastAsia="zh-TW"/>
         </w:rPr>
-        <w:t>Yip’s splendid ear and sophisticated technique stand him in good stead….”</w:t>
-      </w:r>
-    </w:p>
-    <w:p>
-      <w:pPr>
-        <w:spacing w:after="160" w:line="276" w:lineRule="auto"/>
-        <w:jc w:val="both"/>
-        <w:rPr>
-          <w:rFonts w:ascii="Noto Serif" w:eastAsia="Noto Serif SC" w:hAnsi="Noto Serif"/>
+      </w:pPr>
+      <w:r>
+        <w:rPr>
+          <w:rFonts w:ascii="Noto Serif SC" w:eastAsia="Noto Serif SC" w:hAnsi="Noto Serif SC"/>
           <w:i/>
           <w:iCs/>
           <w:lang w:eastAsia="zh-TW"/>
         </w:rPr>
-      </w:pPr>
-      <w:r>
-        <w:rPr>
-          <w:rFonts w:ascii="Noto Serif" w:eastAsia="Noto Serif SC" w:hAnsi="Noto Serif"/>
-          <w:i/>
-          <w:iCs/>
-          <w:lang w:eastAsia="zh-TW"/>
-        </w:rPr>
         <w:t>—Gramophone Review</w:t>
       </w:r>
     </w:p>
     <w:p>
       <w:pPr>
-        <w:spacing w:after="160" w:line="276" w:lineRule="auto"/>
+        <w:spacing w:after="160"/>
         <w:jc w:val="both"/>
         <w:rPr>
-          <w:rFonts w:ascii="Noto Serif" w:eastAsia="Noto Serif SC" w:hAnsi="Noto Serif"/>
-          <w:lang w:eastAsia="zh-TW"/>
-        </w:rPr>
-      </w:pPr>
-      <w:r>
-        <w:rPr>
-          <w:rFonts w:ascii="Noto Serif" w:eastAsia="Noto Serif SC" w:hAnsi="Noto Serif"/>
+          <w:rFonts w:ascii="Noto Serif SC" w:eastAsia="Noto Serif SC" w:hAnsi="Noto Serif SC"/>
+          <w:lang w:eastAsia="zh-TW"/>
+        </w:rPr>
+      </w:pPr>
+      <w:r>
+        <w:rPr>
+          <w:rFonts w:ascii="Noto Serif SC" w:eastAsia="Noto Serif SC" w:hAnsi="Noto Serif SC"/>
           <w:lang w:eastAsia="zh-TW"/>
         </w:rPr>
         <w:t>Stephen Yip (b. 1971)</w:t>
@@ -2608,16 +2486,16 @@
     </w:p>
     <w:p>
       <w:pPr>
-        <w:spacing w:after="160" w:line="276" w:lineRule="auto"/>
+        <w:spacing w:after="160"/>
         <w:jc w:val="both"/>
         <w:rPr>
-          <w:rFonts w:ascii="Noto Serif" w:eastAsia="Noto Serif SC" w:hAnsi="Noto Serif"/>
-          <w:lang w:eastAsia="zh-TW"/>
-        </w:rPr>
-      </w:pPr>
-      <w:r>
-        <w:rPr>
-          <w:rFonts w:ascii="Noto Serif" w:eastAsia="Noto Serif SC" w:hAnsi="Noto Serif"/>
+          <w:rFonts w:ascii="Noto Serif SC" w:eastAsia="Noto Serif SC" w:hAnsi="Noto Serif SC"/>
+          <w:lang w:eastAsia="zh-TW"/>
+        </w:rPr>
+      </w:pPr>
+      <w:r>
+        <w:rPr>
+          <w:rFonts w:ascii="Noto Serif SC" w:eastAsia="Noto Serif SC" w:hAnsi="Noto Serif SC"/>
           <w:lang w:eastAsia="zh-TW"/>
         </w:rPr>
         <w:t>Born in Hong Kong and now living in U.S.A. He received his Doctor of Musical Arts (D.M.A.) at Rice University and Bachelor of Fine Arts (B.F.A.) at the Hong Kong Academy for Performing Arts. He has attended major music festivals including: Wellesley Composers Conference, Aspen Music Festival, International Summer Course for New Music Darmstadt, Asian Composers’ League, ISCM World Music Days, Chinese Composers’ Festival, Music X, June in Buffalo, IMPULS Ensemble Akademie, California E.A.R. Unit Composer Seminar, the 13th International Summer Program, Czech Republic, International Composers’ Workshop, Luxembourg, the International Summer Course for New Music, Darmstadt, Germany, Wellesley Composers’ Conference. Residencies include: the Atlantic Center for the Arts, Florida, Kimmel Harding Nelson Center for the Arts, Nebraska, Virginia Center for the Creative Arts, Yaddo Colony, NY and the MacDowell Colony, NH.</w:t>
@@ -2625,16 +2503,16 @@
     </w:p>
     <w:p>
       <w:pPr>
-        <w:spacing w:after="160" w:line="276" w:lineRule="auto"/>
+        <w:spacing w:after="160"/>
         <w:jc w:val="both"/>
         <w:rPr>
-          <w:rFonts w:ascii="Noto Serif" w:eastAsia="Noto Serif SC" w:hAnsi="Noto Serif"/>
-          <w:lang w:eastAsia="zh-TW"/>
-        </w:rPr>
-      </w:pPr>
-      <w:r>
-        <w:rPr>
-          <w:rFonts w:ascii="Noto Serif" w:eastAsia="Noto Serif SC" w:hAnsi="Noto Serif"/>
+          <w:rFonts w:ascii="Noto Serif SC" w:eastAsia="Noto Serif SC" w:hAnsi="Noto Serif SC"/>
+          <w:lang w:eastAsia="zh-TW"/>
+        </w:rPr>
+      </w:pPr>
+      <w:r>
+        <w:rPr>
+          <w:rFonts w:ascii="Noto Serif SC" w:eastAsia="Noto Serif SC" w:hAnsi="Noto Serif SC"/>
           <w:lang w:eastAsia="zh-TW"/>
         </w:rPr>
         <w:t>Yip’s works have been performed in the United States, Canada, Costa Rica, Israel, Austria, Croatia, Czech Republic, Luxembourg, Germany, Italy, Korea, Japan, Indonesia, Hong Kong, Taiwan, Singapore, and Philippines. He has received several composition prizes, included “</w:t>
@@ -2642,7 +2520,7 @@
       <w:proofErr w:type="spellStart"/>
       <w:r>
         <w:rPr>
-          <w:rFonts w:ascii="Noto Serif" w:eastAsia="Noto Serif SC" w:hAnsi="Noto Serif"/>
+          <w:rFonts w:ascii="Noto Serif SC" w:eastAsia="Noto Serif SC" w:hAnsi="Noto Serif SC"/>
           <w:lang w:eastAsia="zh-TW"/>
         </w:rPr>
         <w:t>Earplay</w:t>
@@ -2650,7 +2528,7 @@
       <w:proofErr w:type="spellEnd"/>
       <w:r>
         <w:rPr>
-          <w:rFonts w:ascii="Noto Serif" w:eastAsia="Noto Serif SC" w:hAnsi="Noto Serif"/>
+          <w:rFonts w:ascii="Noto Serif SC" w:eastAsia="Noto Serif SC" w:hAnsi="Noto Serif SC"/>
           <w:lang w:eastAsia="zh-TW"/>
         </w:rPr>
         <w:t xml:space="preserve">”, “Salvatore </w:t>
@@ -2658,7 +2536,7 @@
       <w:proofErr w:type="spellStart"/>
       <w:r>
         <w:rPr>
-          <w:rFonts w:ascii="Noto Serif" w:eastAsia="Noto Serif SC" w:hAnsi="Noto Serif"/>
+          <w:rFonts w:ascii="Noto Serif SC" w:eastAsia="Noto Serif SC" w:hAnsi="Noto Serif SC"/>
           <w:lang w:eastAsia="zh-TW"/>
         </w:rPr>
         <w:t>Martirano</w:t>
@@ -2666,24 +2544,32 @@
       <w:proofErr w:type="spellEnd"/>
       <w:r>
         <w:rPr>
-          <w:rFonts w:ascii="Noto Serif" w:eastAsia="Noto Serif SC" w:hAnsi="Noto Serif"/>
-          <w:lang w:eastAsia="zh-TW"/>
-        </w:rPr>
-        <w:t xml:space="preserve"> Memorial Composition Award”, “Taiwan Music Center International Composition Prize”, “Robert Avalon International Prize”, “Singapore International Composition Competition for Chinese Orchestra”, “Haifa International Composition Prize”, First International EPICMUSIC Composition Prize, Italy, International Biennial composition competition, the Debussy Trio Music Foundation, Molinari Quartet’s Third International Composition Competition, the St. Paul Chamber Orchestra Emerging, the ALEA III composition Competition, the fourth NACUSA Texas Composition Competition, the International Music Prize for Excellence in Composition 2010, by the National Academy of Music, Thessaloniki, Greece, and the 2010 Alvarez Chamber Orchestra Freestyle Composition Competition, London, England .</w:t>
-      </w:r>
-    </w:p>
-    <w:p>
-      <w:pPr>
-        <w:spacing w:after="160" w:line="276" w:lineRule="auto"/>
+          <w:rFonts w:ascii="Noto Serif SC" w:eastAsia="Noto Serif SC" w:hAnsi="Noto Serif SC"/>
+          <w:lang w:eastAsia="zh-TW"/>
+        </w:rPr>
+        <w:t xml:space="preserve"> Memorial Composition Award”, “Taiwan Music Center International Composition Prize”, “Robert Avalon International Prize”, “Singapore International Composition Competition for Chinese Orchestra”, “Haifa International Composition Prize”, First International EPICMUSIC Composition Prize, Italy, International Biennial composition competition, the Debussy Trio Music Foundation, Molinari Quartet’s Third International Composition Competition, the St. Paul Chamber Orchestra Emerging, the ALEA III </w:t>
+      </w:r>
+      <w:r>
+        <w:rPr>
+          <w:rFonts w:ascii="Noto Serif SC" w:eastAsia="Noto Serif SC" w:hAnsi="Noto Serif SC"/>
+          <w:lang w:eastAsia="zh-TW"/>
+        </w:rPr>
+        <w:lastRenderedPageBreak/>
+        <w:t>composition Competition, the fourth NACUSA Texas Composition Competition, the International Music Prize for Excellence in Composition 2010, by the National Academy of Music, Thessaloniki, Greece, and the 2010 Alvarez Chamber Orchestra Freestyle Composition Competition, London, England .</w:t>
+      </w:r>
+    </w:p>
+    <w:p>
+      <w:pPr>
+        <w:spacing w:after="160"/>
         <w:jc w:val="both"/>
         <w:rPr>
-          <w:rFonts w:ascii="Noto Serif" w:eastAsia="Noto Serif SC" w:hAnsi="Noto Serif"/>
-          <w:lang w:eastAsia="zh-TW"/>
-        </w:rPr>
-      </w:pPr>
-      <w:r>
-        <w:rPr>
-          <w:rFonts w:ascii="Noto Serif" w:eastAsia="Noto Serif SC" w:hAnsi="Noto Serif"/>
+          <w:rFonts w:ascii="Noto Serif SC" w:eastAsia="Noto Serif SC" w:hAnsi="Noto Serif SC"/>
+          <w:lang w:eastAsia="zh-TW"/>
+        </w:rPr>
+      </w:pPr>
+      <w:r>
+        <w:rPr>
+          <w:rFonts w:ascii="Noto Serif SC" w:eastAsia="Noto Serif SC" w:hAnsi="Noto Serif SC"/>
           <w:lang w:eastAsia="zh-TW"/>
         </w:rPr>
         <w:t xml:space="preserve">His works have been performed by major ensembles and players such as Alarm Will Sound, </w:t>
@@ -2691,7 +2577,7 @@
       <w:proofErr w:type="spellStart"/>
       <w:r>
         <w:rPr>
-          <w:rFonts w:ascii="Noto Serif" w:eastAsia="Noto Serif SC" w:hAnsi="Noto Serif"/>
+          <w:rFonts w:ascii="Noto Serif SC" w:eastAsia="Noto Serif SC" w:hAnsi="Noto Serif SC"/>
           <w:lang w:eastAsia="zh-TW"/>
         </w:rPr>
         <w:t>Earplay</w:t>
@@ -2699,7 +2585,7 @@
       <w:proofErr w:type="spellEnd"/>
       <w:r>
         <w:rPr>
-          <w:rFonts w:ascii="Noto Serif" w:eastAsia="Noto Serif SC" w:hAnsi="Noto Serif"/>
+          <w:rFonts w:ascii="Noto Serif SC" w:eastAsia="Noto Serif SC" w:hAnsi="Noto Serif SC"/>
           <w:lang w:eastAsia="zh-TW"/>
         </w:rPr>
         <w:t xml:space="preserve"> New Music, </w:t>
@@ -2707,7 +2593,7 @@
       <w:proofErr w:type="spellStart"/>
       <w:r>
         <w:rPr>
-          <w:rFonts w:ascii="Noto Serif" w:eastAsia="Noto Serif SC" w:hAnsi="Noto Serif"/>
+          <w:rFonts w:ascii="Noto Serif SC" w:eastAsia="Noto Serif SC" w:hAnsi="Noto Serif SC"/>
           <w:lang w:eastAsia="zh-TW"/>
         </w:rPr>
         <w:t>Mivos</w:t>
@@ -2715,7 +2601,7 @@
       <w:proofErr w:type="spellEnd"/>
       <w:r>
         <w:rPr>
-          <w:rFonts w:ascii="Noto Serif" w:eastAsia="Noto Serif SC" w:hAnsi="Noto Serif"/>
+          <w:rFonts w:ascii="Noto Serif SC" w:eastAsia="Noto Serif SC" w:hAnsi="Noto Serif SC"/>
           <w:lang w:eastAsia="zh-TW"/>
         </w:rPr>
         <w:t xml:space="preserve"> String Quartet, New York New Music Ensemble, Great Noise Ensemble, North South Consonance, Brno Philharmonic Orchestra, </w:t>
@@ -2723,7 +2609,7 @@
       <w:proofErr w:type="spellStart"/>
       <w:r>
         <w:rPr>
-          <w:rFonts w:ascii="Noto Serif" w:eastAsia="Noto Serif SC" w:hAnsi="Noto Serif"/>
+          <w:rFonts w:ascii="Noto Serif SC" w:eastAsia="Noto Serif SC" w:hAnsi="Noto Serif SC"/>
           <w:lang w:eastAsia="zh-TW"/>
         </w:rPr>
         <w:t>inFLUX</w:t>
@@ -2731,38 +2617,29 @@
       <w:proofErr w:type="spellEnd"/>
       <w:r>
         <w:rPr>
-          <w:rFonts w:ascii="Noto Serif" w:eastAsia="Noto Serif SC" w:hAnsi="Noto Serif"/>
-          <w:lang w:eastAsia="zh-TW"/>
-        </w:rPr>
-        <w:t xml:space="preserve"> Duo, Windpipe Chinese Orchestra, Little Giant Chinese Orchestra, Hong Kong Chinese Orchestra, St. Paul Chamber </w:t>
-      </w:r>
-      <w:r>
-        <w:rPr>
-          <w:rFonts w:ascii="Noto Serif" w:eastAsia="Noto Serif SC" w:hAnsi="Noto Serif"/>
-          <w:lang w:eastAsia="zh-TW"/>
-        </w:rPr>
-        <w:lastRenderedPageBreak/>
-        <w:t>Orchestra, Curious Chamber Players, TIMF Ensemble, Ensemble El Perro Andaluz, Hong Kong Sinfonietta, Singapore Chinese Orchestra, Avanti, Ensemble Kochi, Moscow New Music Ensemble, etc.</w:t>
-      </w:r>
-    </w:p>
-    <w:p>
-      <w:pPr>
-        <w:spacing w:line="276" w:lineRule="auto"/>
+          <w:rFonts w:ascii="Noto Serif SC" w:eastAsia="Noto Serif SC" w:hAnsi="Noto Serif SC"/>
+          <w:lang w:eastAsia="zh-TW"/>
+        </w:rPr>
+        <w:t xml:space="preserve"> Duo, Windpipe Chinese Orchestra, Little Giant Chinese Orchestra, Hong Kong Chinese Orchestra, St. Paul Chamber Orchestra, Curious Chamber Players, TIMF Ensemble, Ensemble El Perro Andaluz, Hong Kong Sinfonietta, Singapore Chinese Orchestra, Avanti, Ensemble Kochi, Moscow New Music Ensemble, etc.</w:t>
+      </w:r>
+    </w:p>
+    <w:p>
+      <w:pPr>
         <w:jc w:val="both"/>
         <w:rPr>
-          <w:rFonts w:ascii="Noto Serif" w:eastAsia="Noto Serif SC" w:hAnsi="Noto Serif"/>
-        </w:rPr>
-      </w:pPr>
-      <w:r>
-        <w:rPr>
-          <w:rFonts w:ascii="Noto Serif" w:eastAsia="Noto Serif SC" w:hAnsi="Noto Serif"/>
+          <w:rFonts w:ascii="Noto Serif SC" w:eastAsia="Noto Serif SC" w:hAnsi="Noto Serif SC"/>
+        </w:rPr>
+      </w:pPr>
+      <w:r>
+        <w:rPr>
+          <w:rFonts w:ascii="Noto Serif SC" w:eastAsia="Noto Serif SC" w:hAnsi="Noto Serif SC"/>
           <w:lang w:eastAsia="zh-TW"/>
         </w:rPr>
         <w:t>Yip’s works are recorded in the Albany, ERM-Media, PARMA, Capstone, North South recording, Ablaze records, ATMA Classique, and Beauport Classical labels. Yip is a member of the SCI, NACUSA, and ASCAP. Currently, he is on the music faculty at Houston Community College and works as a freelance composer.</w:t>
       </w:r>
       <w:r>
         <w:rPr>
-          <w:rFonts w:ascii="Noto Serif" w:eastAsia="Noto Serif SC" w:hAnsi="Noto Serif"/>
+          <w:rFonts w:ascii="Noto Serif SC" w:eastAsia="Noto Serif SC" w:hAnsi="Noto Serif SC"/>
           <w:lang w:eastAsia="zh-TW"/>
         </w:rPr>
         <w:t xml:space="preserve"> </w:t>
@@ -2771,7 +2648,7 @@
     <w:p>
       <w:pPr>
         <w:rPr>
-          <w:rFonts w:ascii="Noto Serif" w:eastAsia="Noto Serif SC" w:hAnsi="Noto Serif" w:cs="Noto Serif"/>
+          <w:rFonts w:ascii="Noto Serif SC" w:eastAsia="Noto Serif SC" w:hAnsi="Noto Serif SC" w:cs="Noto Serif"/>
           <w:bCs/>
           <w:sz w:val="28"/>
           <w:szCs w:val="28"/>
@@ -2781,7 +2658,7 @@
     <w:p>
       <w:pPr>
         <w:rPr>
-          <w:rFonts w:ascii="Noto Serif" w:eastAsia="Noto Serif SC" w:hAnsi="Noto Serif" w:cs="Noto Serif"/>
+          <w:rFonts w:ascii="Noto Serif SC" w:eastAsia="Noto Serif SC" w:hAnsi="Noto Serif SC" w:cs="Noto Serif"/>
           <w:bCs/>
           <w:sz w:val="28"/>
           <w:szCs w:val="28"/>
@@ -2791,7 +2668,7 @@
     <w:p>
       <w:pPr>
         <w:rPr>
-          <w:rFonts w:ascii="Noto Serif" w:eastAsia="Noto Serif SC" w:hAnsi="Noto Serif" w:cs="Noto Serif"/>
+          <w:rFonts w:ascii="Noto Serif SC" w:eastAsia="Noto Serif SC" w:hAnsi="Noto Serif SC" w:cs="Noto Serif"/>
           <w:bCs/>
           <w:sz w:val="28"/>
           <w:szCs w:val="28"/>
@@ -2801,7 +2678,7 @@
     <w:p>
       <w:pPr>
         <w:rPr>
-          <w:rFonts w:ascii="Noto Serif" w:eastAsia="Noto Serif SC" w:hAnsi="Noto Serif" w:cs="Noto Serif"/>
+          <w:rFonts w:ascii="Noto Serif SC" w:eastAsia="Noto Serif SC" w:hAnsi="Noto Serif SC" w:cs="Noto Serif"/>
           <w:bCs/>
           <w:sz w:val="28"/>
           <w:szCs w:val="28"/>
@@ -2811,7 +2688,7 @@
     <w:p>
       <w:pPr>
         <w:rPr>
-          <w:rFonts w:ascii="Noto Serif" w:eastAsia="Noto Serif SC" w:hAnsi="Noto Serif" w:cs="Noto Serif"/>
+          <w:rFonts w:ascii="Noto Serif SC" w:eastAsia="Noto Serif SC" w:hAnsi="Noto Serif SC" w:cs="Noto Serif"/>
           <w:bCs/>
           <w:sz w:val="28"/>
           <w:szCs w:val="36"/>
@@ -2831,7 +2708,7 @@
         <w:spacing w:after="640"/>
         <w:jc w:val="right"/>
         <w:rPr>
-          <w:rFonts w:ascii="Noto Serif" w:eastAsia="Noto Serif SC" w:hAnsi="Noto Serif" w:cs="Noto Serif"/>
+          <w:rFonts w:ascii="Noto Serif SC" w:eastAsia="Noto Serif SC" w:hAnsi="Noto Serif SC" w:cs="Noto Serif"/>
           <w:b/>
           <w:sz w:val="44"/>
           <w:szCs w:val="44"/>
@@ -2840,7 +2717,7 @@
       </w:pPr>
       <w:r>
         <w:rPr>
-          <w:rFonts w:ascii="Noto Serif" w:eastAsia="Noto Serif SC" w:hAnsi="Noto Serif" w:cs="Noto Serif" w:hint="eastAsia"/>
+          <w:rFonts w:ascii="Noto Serif SC" w:eastAsia="Noto Serif SC" w:hAnsi="Noto Serif SC" w:cs="Noto Serif" w:hint="eastAsia"/>
           <w:b/>
           <w:sz w:val="44"/>
           <w:szCs w:val="44"/>
@@ -2851,7 +2728,7 @@
       </w:r>
       <w:r>
         <w:rPr>
-          <w:rFonts w:ascii="Noto Serif" w:eastAsia="Noto Serif SC" w:hAnsi="Noto Serif" w:cs="Noto Serif"/>
+          <w:rFonts w:ascii="Noto Serif SC" w:eastAsia="Noto Serif SC" w:hAnsi="Noto Serif SC" w:cs="Noto Serif"/>
           <w:b/>
           <w:sz w:val="44"/>
           <w:szCs w:val="44"/>
@@ -2866,7 +2743,7 @@
           <w:bottom w:val="single" w:sz="6" w:space="1" w:color="auto"/>
         </w:pBdr>
         <w:rPr>
-          <w:rFonts w:ascii="Noto Serif" w:eastAsia="Noto Serif SC" w:hAnsi="Noto Serif" w:cs="Noto Serif"/>
+          <w:rFonts w:ascii="Noto Serif SC" w:eastAsia="Noto Serif SC" w:hAnsi="Noto Serif SC" w:cs="Noto Serif"/>
           <w:noProof/>
           <w:sz w:val="24"/>
           <w:szCs w:val="24"/>
@@ -2875,7 +2752,7 @@
       </w:pPr>
       <w:r>
         <w:rPr>
-          <w:rFonts w:ascii="Noto Serif" w:eastAsia="Noto Serif SC" w:hAnsi="Noto Serif" w:cs="Noto Serif" w:hint="eastAsia"/>
+          <w:rFonts w:ascii="Noto Serif SC" w:eastAsia="Noto Serif SC" w:hAnsi="Noto Serif SC" w:cs="Noto Serif" w:hint="eastAsia"/>
           <w:noProof/>
           <w:sz w:val="24"/>
           <w:szCs w:val="24"/>
@@ -2885,7 +2762,7 @@
       </w:r>
       <w:r>
         <w:rPr>
-          <w:rFonts w:ascii="Noto Serif" w:eastAsia="Noto Serif SC" w:hAnsi="Noto Serif" w:cs="Noto Serif" w:hint="eastAsia"/>
+          <w:rFonts w:ascii="Noto Serif SC" w:eastAsia="Noto Serif SC" w:hAnsi="Noto Serif SC" w:cs="Noto Serif" w:hint="eastAsia"/>
           <w:noProof/>
           <w:sz w:val="24"/>
           <w:szCs w:val="24"/>
@@ -2895,47 +2772,27 @@
       </w:r>
       <w:r>
         <w:rPr>
-          <w:rFonts w:ascii="Noto Serif" w:eastAsia="Noto Serif SC" w:hAnsi="Noto Serif" w:cs="Noto Serif" w:hint="eastAsia"/>
+          <w:rFonts w:ascii="Noto Serif SC" w:eastAsia="Noto Serif SC" w:hAnsi="Noto Serif SC" w:cs="Noto Serif" w:hint="eastAsia"/>
           <w:noProof/>
           <w:sz w:val="24"/>
           <w:szCs w:val="24"/>
           <w:lang w:eastAsia="zh-TW"/>
         </w:rPr>
-        <w:t>實</w:t>
-      </w:r>
-      <w:r>
-        <w:rPr>
-          <w:rFonts w:ascii="Noto Serif" w:eastAsia="Noto Serif SC" w:hAnsi="Noto Serif" w:cs="Noto Serif" w:hint="eastAsia"/>
+        <w:t>實 “九角戲”。“九角戲”是由九個角色組成。作曲家嘗試以九大種潮洲傳統器樂演奏，如嗩吶大小鑼鼓，笛套，絃詩樂，細樂，潮堂樂，等，作九個音樂上的角色。曲中亦節錄福建民謠《苦調》和客民謠《山子歌》作音樂素材。曲中結構以「起」，「承」，「轉」，「合」</w:t>
+      </w:r>
+      <w:r>
+        <w:rPr>
+          <w:rFonts w:ascii="Noto Serif SC" w:eastAsia="Noto Serif SC" w:hAnsi="Noto Serif SC" w:cs="Noto Serif" w:hint="eastAsia"/>
           <w:noProof/>
           <w:sz w:val="24"/>
           <w:szCs w:val="24"/>
           <w:lang w:eastAsia="zh-TW"/>
         </w:rPr>
-        <w:t xml:space="preserve"> </w:t>
-      </w:r>
-      <w:r>
-        <w:rPr>
-          <w:rFonts w:ascii="Noto Serif" w:eastAsia="Noto Serif SC" w:hAnsi="Noto Serif" w:cs="Noto Serif" w:hint="eastAsia"/>
-          <w:noProof/>
-          <w:sz w:val="24"/>
-          <w:szCs w:val="24"/>
-          <w:lang w:eastAsia="zh-TW"/>
-        </w:rPr>
-        <w:t>“九角戲”。“九角戲”是由九個角色組成。作曲家嘗試以九大種潮洲傳統器樂演奏，如嗩吶大小鑼鼓，笛套，絃詩樂，細樂，潮堂樂，等，作九個音樂上的角色。曲中亦節錄福建民謠《苦調》和客民謠《山子歌》作音樂素材。曲中結構以「起」，「承」，「轉」，「合」</w:t>
-      </w:r>
-      <w:r>
-        <w:rPr>
-          <w:rFonts w:ascii="Noto Serif" w:eastAsia="Noto Serif SC" w:hAnsi="Noto Serif" w:cs="Noto Serif" w:hint="eastAsia"/>
-          <w:noProof/>
-          <w:sz w:val="24"/>
-          <w:szCs w:val="24"/>
-          <w:lang w:eastAsia="zh-TW"/>
-        </w:rPr>
         <w:t>，</w:t>
       </w:r>
       <w:r>
         <w:rPr>
-          <w:rFonts w:ascii="Noto Serif" w:eastAsia="Noto Serif SC" w:hAnsi="Noto Serif" w:cs="Noto Serif" w:hint="eastAsia"/>
+          <w:rFonts w:ascii="Noto Serif SC" w:eastAsia="Noto Serif SC" w:hAnsi="Noto Serif SC" w:cs="Noto Serif" w:hint="eastAsia"/>
           <w:noProof/>
           <w:sz w:val="24"/>
           <w:szCs w:val="24"/>
@@ -2950,17 +2807,17 @@
           <w:bottom w:val="single" w:sz="6" w:space="1" w:color="auto"/>
         </w:pBdr>
         <w:rPr>
-          <w:rFonts w:ascii="Noto Serif" w:eastAsia="Noto Serif SC" w:hAnsi="Noto Serif" w:cs="Noto Serif"/>
-          <w:sz w:val="24"/>
-          <w:szCs w:val="24"/>
-          <w:lang w:eastAsia="zh-TW"/>
-        </w:rPr>
-      </w:pPr>
-    </w:p>
-    <w:p>
-      <w:pPr>
-        <w:rPr>
-          <w:rFonts w:ascii="Noto Serif" w:eastAsia="Noto Serif SC" w:hAnsi="Noto Serif" w:cs="Noto Serif"/>
+          <w:rFonts w:ascii="Noto Serif SC" w:eastAsia="Noto Serif SC" w:hAnsi="Noto Serif SC" w:cs="Noto Serif"/>
+          <w:sz w:val="24"/>
+          <w:szCs w:val="24"/>
+          <w:lang w:eastAsia="zh-TW"/>
+        </w:rPr>
+      </w:pPr>
+    </w:p>
+    <w:p>
+      <w:pPr>
+        <w:rPr>
+          <w:rFonts w:ascii="Noto Serif SC" w:eastAsia="Noto Serif SC" w:hAnsi="Noto Serif SC" w:cs="Noto Serif"/>
           <w:sz w:val="24"/>
           <w:szCs w:val="24"/>
           <w:lang w:val="en-US" w:eastAsia="zh-TW"/>
@@ -2972,15 +2829,15 @@
         <w:spacing w:line="276" w:lineRule="auto"/>
         <w:jc w:val="both"/>
         <w:rPr>
-          <w:rFonts w:ascii="Noto Serif" w:eastAsia="Noto Serif SC" w:hAnsi="Noto Serif" w:cs="Noto Serif"/>
-          <w:sz w:val="24"/>
-          <w:szCs w:val="24"/>
-          <w:lang w:val="en-GB" w:eastAsia="zh-TW"/>
-        </w:rPr>
-      </w:pPr>
-      <w:r>
-        <w:rPr>
-          <w:rFonts w:ascii="Noto Serif" w:eastAsia="Noto Serif SC" w:hAnsi="Noto Serif" w:cs="Noto Serif"/>
+          <w:rFonts w:ascii="Noto Serif SC" w:eastAsia="Noto Serif SC" w:hAnsi="Noto Serif SC" w:cs="Noto Serif"/>
+          <w:sz w:val="24"/>
+          <w:szCs w:val="24"/>
+          <w:lang w:val="en-GB" w:eastAsia="zh-TW"/>
+        </w:rPr>
+      </w:pPr>
+      <w:r>
+        <w:rPr>
+          <w:rFonts w:ascii="Noto Serif SC" w:eastAsia="Noto Serif SC" w:hAnsi="Noto Serif SC" w:cs="Noto Serif"/>
           <w:i/>
           <w:iCs/>
           <w:sz w:val="24"/>
@@ -2991,7 +2848,7 @@
       </w:r>
       <w:r>
         <w:rPr>
-          <w:rFonts w:ascii="Noto Serif" w:eastAsia="Noto Serif SC" w:hAnsi="Noto Serif" w:cs="Noto Serif"/>
+          <w:rFonts w:ascii="Noto Serif SC" w:eastAsia="Noto Serif SC" w:hAnsi="Noto Serif SC" w:cs="Noto Serif"/>
           <w:sz w:val="24"/>
           <w:szCs w:val="24"/>
           <w:lang w:eastAsia="zh-TW"/>
@@ -3000,7 +2857,7 @@
       </w:r>
       <w:r>
         <w:rPr>
-          <w:rFonts w:ascii="Noto Serif" w:eastAsia="Noto Serif SC" w:hAnsi="Noto Serif" w:cs="Noto Serif"/>
+          <w:rFonts w:ascii="Noto Serif SC" w:eastAsia="Noto Serif SC" w:hAnsi="Noto Serif SC" w:cs="Noto Serif"/>
           <w:sz w:val="24"/>
           <w:szCs w:val="24"/>
           <w:lang w:eastAsia="zh-TW"/>
@@ -3009,7 +2866,7 @@
       </w:r>
       <w:r>
         <w:rPr>
-          <w:rFonts w:ascii="Noto Serif" w:eastAsia="Noto Serif SC" w:hAnsi="Noto Serif" w:cs="Noto Serif" w:hint="eastAsia"/>
+          <w:rFonts w:ascii="Noto Serif SC" w:eastAsia="Noto Serif SC" w:hAnsi="Noto Serif SC" w:cs="Noto Serif" w:hint="eastAsia"/>
           <w:noProof/>
           <w:sz w:val="24"/>
           <w:szCs w:val="24"/>
@@ -3019,7 +2876,7 @@
       </w:r>
       <w:r>
         <w:rPr>
-          <w:rFonts w:ascii="Noto Serif" w:eastAsia="Noto Serif SC" w:hAnsi="Noto Serif" w:cs="Noto Serif"/>
+          <w:rFonts w:ascii="Noto Serif SC" w:eastAsia="Noto Serif SC" w:hAnsi="Noto Serif SC" w:cs="Noto Serif"/>
           <w:sz w:val="24"/>
           <w:szCs w:val="24"/>
           <w:lang w:eastAsia="zh-TW"/>
@@ -3028,7 +2885,7 @@
       </w:r>
       <w:r>
         <w:rPr>
-          <w:rFonts w:ascii="Noto Serif" w:eastAsia="Noto Serif SC" w:hAnsi="Noto Serif" w:cs="Noto Serif"/>
+          <w:rFonts w:ascii="Noto Serif SC" w:eastAsia="Noto Serif SC" w:hAnsi="Noto Serif SC" w:cs="Noto Serif"/>
           <w:sz w:val="24"/>
           <w:szCs w:val="24"/>
           <w:lang w:eastAsia="zh-TW"/>
@@ -3038,7 +2895,7 @@
       <w:proofErr w:type="spellStart"/>
       <w:r>
         <w:rPr>
-          <w:rFonts w:ascii="Noto Serif" w:eastAsia="Noto Serif SC" w:hAnsi="Noto Serif" w:cs="Noto Serif"/>
+          <w:rFonts w:ascii="Noto Serif SC" w:eastAsia="Noto Serif SC" w:hAnsi="Noto Serif SC" w:cs="Noto Serif"/>
           <w:i/>
           <w:iCs/>
           <w:sz w:val="24"/>
@@ -3050,7 +2907,7 @@
       <w:proofErr w:type="spellEnd"/>
       <w:r>
         <w:rPr>
-          <w:rFonts w:ascii="Noto Serif" w:eastAsia="Noto Serif SC" w:hAnsi="Noto Serif" w:cs="Noto Serif"/>
+          <w:rFonts w:ascii="Noto Serif SC" w:eastAsia="Noto Serif SC" w:hAnsi="Noto Serif SC" w:cs="Noto Serif"/>
           <w:i/>
           <w:iCs/>
           <w:sz w:val="24"/>
@@ -3061,34 +2918,16 @@
       </w:r>
       <w:r>
         <w:rPr>
-          <w:rFonts w:ascii="Noto Serif" w:eastAsia="Noto Serif SC" w:hAnsi="Noto Serif" w:cs="Noto Serif"/>
-          <w:sz w:val="24"/>
-          <w:szCs w:val="24"/>
-          <w:lang w:eastAsia="zh-TW"/>
-        </w:rPr>
-        <w:t xml:space="preserve"> (</w:t>
-      </w:r>
-      <w:r>
-        <w:rPr>
-          <w:rFonts w:ascii="Noto Serif" w:eastAsia="Noto Serif SC" w:hAnsi="Noto Serif" w:cs="Noto Serif"/>
-          <w:sz w:val="24"/>
-          <w:szCs w:val="24"/>
-          <w:lang w:eastAsia="zh-TW"/>
-        </w:rPr>
-        <w:t>高甲戲</w:t>
-      </w:r>
-      <w:r>
-        <w:rPr>
-          <w:rFonts w:ascii="Noto Serif" w:eastAsia="Noto Serif SC" w:hAnsi="Noto Serif" w:cs="Noto Serif"/>
-          <w:sz w:val="24"/>
-          <w:szCs w:val="24"/>
-          <w:lang w:eastAsia="zh-TW"/>
-        </w:rPr>
-        <w:t>)</w:t>
-      </w:r>
-      <w:r>
-        <w:rPr>
-          <w:rFonts w:ascii="Noto Serif" w:eastAsia="Noto Serif SC" w:hAnsi="Noto Serif" w:cs="Noto Serif"/>
+          <w:rFonts w:ascii="Noto Serif SC" w:eastAsia="Noto Serif SC" w:hAnsi="Noto Serif SC" w:cs="Noto Serif"/>
+          <w:sz w:val="24"/>
+          <w:szCs w:val="24"/>
+          <w:lang w:eastAsia="zh-TW"/>
+        </w:rPr>
+        <w:t xml:space="preserve"> (高甲戲)</w:t>
+      </w:r>
+      <w:r>
+        <w:rPr>
+          <w:rFonts w:ascii="Noto Serif SC" w:eastAsia="Noto Serif SC" w:hAnsi="Noto Serif SC" w:cs="Noto Serif"/>
           <w:sz w:val="24"/>
           <w:szCs w:val="24"/>
           <w:lang w:eastAsia="zh-TW"/>
@@ -3097,7 +2936,7 @@
       </w:r>
       <w:r>
         <w:rPr>
-          <w:rFonts w:ascii="Noto Serif" w:eastAsia="Noto Serif SC" w:hAnsi="Noto Serif" w:cs="Noto Serif"/>
+          <w:rFonts w:ascii="Noto Serif SC" w:eastAsia="Noto Serif SC" w:hAnsi="Noto Serif SC" w:cs="Noto Serif"/>
           <w:sz w:val="24"/>
           <w:szCs w:val="24"/>
           <w:lang w:eastAsia="zh-TW"/>
@@ -3106,7 +2945,7 @@
       </w:r>
       <w:r>
         <w:rPr>
-          <w:rFonts w:ascii="Noto Serif" w:eastAsia="Noto Serif SC" w:hAnsi="Noto Serif" w:cs="Noto Serif"/>
+          <w:rFonts w:ascii="Noto Serif SC" w:eastAsia="Noto Serif SC" w:hAnsi="Noto Serif SC" w:cs="Noto Serif"/>
           <w:sz w:val="24"/>
           <w:szCs w:val="24"/>
           <w:lang w:eastAsia="zh-TW"/>
@@ -3115,7 +2954,7 @@
       </w:r>
       <w:r>
         <w:rPr>
-          <w:rFonts w:ascii="Noto Serif" w:eastAsia="Noto Serif SC" w:hAnsi="Noto Serif" w:cs="Noto Serif"/>
+          <w:rFonts w:ascii="Noto Serif SC" w:eastAsia="Noto Serif SC" w:hAnsi="Noto Serif SC" w:cs="Noto Serif"/>
           <w:sz w:val="24"/>
           <w:szCs w:val="24"/>
           <w:lang w:eastAsia="zh-TW"/>
@@ -3124,7 +2963,7 @@
       </w:r>
       <w:r>
         <w:rPr>
-          <w:rFonts w:ascii="Noto Serif" w:eastAsia="Noto Serif SC" w:hAnsi="Noto Serif" w:cs="Noto Serif"/>
+          <w:rFonts w:ascii="Noto Serif SC" w:eastAsia="Noto Serif SC" w:hAnsi="Noto Serif SC" w:cs="Noto Serif"/>
           <w:sz w:val="24"/>
           <w:szCs w:val="24"/>
           <w:lang w:eastAsia="zh-TW"/>
@@ -3133,7 +2972,7 @@
       </w:r>
       <w:r>
         <w:rPr>
-          <w:rFonts w:ascii="Noto Serif" w:eastAsia="Noto Serif SC" w:hAnsi="Noto Serif" w:cs="Noto Serif"/>
+          <w:rFonts w:ascii="Noto Serif SC" w:eastAsia="Noto Serif SC" w:hAnsi="Noto Serif SC" w:cs="Noto Serif"/>
           <w:sz w:val="24"/>
           <w:szCs w:val="24"/>
           <w:lang w:eastAsia="zh-TW"/>
@@ -3142,7 +2981,7 @@
       </w:r>
       <w:r>
         <w:rPr>
-          <w:rFonts w:ascii="Noto Serif" w:eastAsia="Noto Serif SC" w:hAnsi="Noto Serif" w:cs="Noto Serif"/>
+          <w:rFonts w:ascii="Noto Serif SC" w:eastAsia="Noto Serif SC" w:hAnsi="Noto Serif SC" w:cs="Noto Serif"/>
           <w:sz w:val="24"/>
           <w:szCs w:val="24"/>
           <w:lang w:eastAsia="zh-TW"/>
@@ -3151,7 +2990,7 @@
       </w:r>
       <w:r>
         <w:rPr>
-          <w:rFonts w:ascii="Noto Serif" w:eastAsia="Noto Serif SC" w:hAnsi="Noto Serif" w:cs="Noto Serif"/>
+          <w:rFonts w:ascii="Noto Serif SC" w:eastAsia="Noto Serif SC" w:hAnsi="Noto Serif SC" w:cs="Noto Serif"/>
           <w:sz w:val="24"/>
           <w:szCs w:val="24"/>
           <w:lang w:eastAsia="zh-TW"/>
@@ -3160,7 +2999,7 @@
       </w:r>
       <w:r>
         <w:rPr>
-          <w:rFonts w:ascii="Noto Serif" w:eastAsia="Noto Serif SC" w:hAnsi="Noto Serif" w:cs="Noto Serif"/>
+          <w:rFonts w:ascii="Noto Serif SC" w:eastAsia="Noto Serif SC" w:hAnsi="Noto Serif SC" w:cs="Noto Serif"/>
           <w:noProof/>
           <w:sz w:val="24"/>
           <w:szCs w:val="24"/>
@@ -3170,7 +3009,7 @@
       </w:r>
       <w:r>
         <w:rPr>
-          <w:rFonts w:ascii="Noto Serif" w:eastAsia="Noto Serif SC" w:hAnsi="Noto Serif" w:cs="Noto Serif"/>
+          <w:rFonts w:ascii="Noto Serif SC" w:eastAsia="Noto Serif SC" w:hAnsi="Noto Serif SC" w:cs="Noto Serif"/>
           <w:sz w:val="24"/>
           <w:szCs w:val="24"/>
           <w:lang w:eastAsia="zh-TW"/>
@@ -3179,7 +3018,7 @@
       </w:r>
       <w:r>
         <w:rPr>
-          <w:rFonts w:ascii="Noto Serif" w:eastAsia="Noto Serif SC" w:hAnsi="Noto Serif" w:cs="Noto Serif"/>
+          <w:rFonts w:ascii="Noto Serif SC" w:eastAsia="Noto Serif SC" w:hAnsi="Noto Serif SC" w:cs="Noto Serif"/>
           <w:sz w:val="24"/>
           <w:szCs w:val="24"/>
           <w:lang w:eastAsia="zh-TW"/>
@@ -3188,7 +3027,7 @@
       </w:r>
       <w:r>
         <w:rPr>
-          <w:rFonts w:ascii="Noto Serif" w:eastAsia="Noto Serif SC" w:hAnsi="Noto Serif" w:cs="Noto Serif"/>
+          <w:rFonts w:ascii="Noto Serif SC" w:eastAsia="Noto Serif SC" w:hAnsi="Noto Serif SC" w:cs="Noto Serif"/>
           <w:sz w:val="24"/>
           <w:szCs w:val="24"/>
           <w:lang w:val="en-GB" w:eastAsia="zh-TW"/>
@@ -3197,7 +3036,7 @@
       </w:r>
       <w:r>
         <w:rPr>
-          <w:rFonts w:ascii="Noto Serif" w:eastAsia="Noto Serif SC" w:hAnsi="Noto Serif" w:cs="Noto Serif"/>
+          <w:rFonts w:ascii="Noto Serif SC" w:eastAsia="Noto Serif SC" w:hAnsi="Noto Serif SC" w:cs="Noto Serif"/>
           <w:sz w:val="24"/>
           <w:szCs w:val="24"/>
           <w:lang w:val="en-GB" w:eastAsia="zh-TW"/>
@@ -3206,7 +3045,7 @@
       </w:r>
       <w:r>
         <w:rPr>
-          <w:rFonts w:ascii="Noto Serif" w:eastAsia="Noto Serif SC" w:hAnsi="Noto Serif" w:cs="Noto Serif"/>
+          <w:rFonts w:ascii="Noto Serif SC" w:eastAsia="Noto Serif SC" w:hAnsi="Noto Serif SC" w:cs="Noto Serif"/>
           <w:sz w:val="24"/>
           <w:szCs w:val="24"/>
           <w:lang w:val="en-GB" w:eastAsia="zh-TW"/>
@@ -3215,7 +3054,7 @@
       </w:r>
       <w:r>
         <w:rPr>
-          <w:rFonts w:ascii="Noto Serif" w:eastAsia="Noto Serif SC" w:hAnsi="Noto Serif" w:cs="Noto Serif"/>
+          <w:rFonts w:ascii="Noto Serif SC" w:eastAsia="Noto Serif SC" w:hAnsi="Noto Serif SC" w:cs="Noto Serif"/>
           <w:sz w:val="24"/>
           <w:szCs w:val="24"/>
           <w:lang w:val="en-GB" w:eastAsia="zh-TW"/>
@@ -3224,7 +3063,7 @@
       </w:r>
       <w:r>
         <w:rPr>
-          <w:rFonts w:ascii="Noto Serif" w:eastAsia="Noto Serif SC" w:hAnsi="Noto Serif" w:cs="Noto Serif"/>
+          <w:rFonts w:ascii="Noto Serif SC" w:eastAsia="Noto Serif SC" w:hAnsi="Noto Serif SC" w:cs="Noto Serif"/>
           <w:sz w:val="24"/>
           <w:szCs w:val="24"/>
           <w:lang w:val="en-GB" w:eastAsia="zh-TW"/>
@@ -3233,7 +3072,7 @@
       </w:r>
       <w:r>
         <w:rPr>
-          <w:rFonts w:ascii="Noto Serif" w:eastAsia="Noto Serif SC" w:hAnsi="Noto Serif" w:cs="Noto Serif"/>
+          <w:rFonts w:ascii="Noto Serif SC" w:eastAsia="Noto Serif SC" w:hAnsi="Noto Serif SC" w:cs="Noto Serif"/>
           <w:sz w:val="24"/>
           <w:szCs w:val="24"/>
           <w:lang w:val="en-GB" w:eastAsia="zh-TW"/>
@@ -3242,7 +3081,7 @@
       </w:r>
       <w:r>
         <w:rPr>
-          <w:rFonts w:ascii="Noto Serif" w:eastAsia="Noto Serif SC" w:hAnsi="Noto Serif" w:cs="Noto Serif"/>
+          <w:rFonts w:ascii="Noto Serif SC" w:eastAsia="Noto Serif SC" w:hAnsi="Noto Serif SC" w:cs="Noto Serif"/>
           <w:sz w:val="24"/>
           <w:szCs w:val="24"/>
           <w:lang w:val="en-GB" w:eastAsia="zh-TW"/>
@@ -3251,7 +3090,7 @@
       </w:r>
       <w:r>
         <w:rPr>
-          <w:rFonts w:ascii="Noto Serif" w:eastAsia="Noto Serif SC" w:hAnsi="Noto Serif" w:cs="Noto Serif"/>
+          <w:rFonts w:ascii="Noto Serif SC" w:eastAsia="Noto Serif SC" w:hAnsi="Noto Serif SC" w:cs="Noto Serif"/>
           <w:sz w:val="24"/>
           <w:szCs w:val="24"/>
           <w:lang w:val="en-GB" w:eastAsia="zh-TW"/>
@@ -3260,7 +3099,7 @@
       </w:r>
       <w:r>
         <w:rPr>
-          <w:rFonts w:ascii="Noto Serif" w:eastAsia="Noto Serif SC" w:hAnsi="Noto Serif" w:cs="Noto Serif"/>
+          <w:rFonts w:ascii="Noto Serif SC" w:eastAsia="Noto Serif SC" w:hAnsi="Noto Serif SC" w:cs="Noto Serif"/>
           <w:sz w:val="24"/>
           <w:szCs w:val="24"/>
           <w:lang w:val="en-GB" w:eastAsia="zh-TW"/>
@@ -3269,7 +3108,7 @@
       </w:r>
       <w:r>
         <w:rPr>
-          <w:rFonts w:ascii="Noto Serif" w:eastAsia="Noto Serif SC" w:hAnsi="Noto Serif" w:cs="Noto Serif"/>
+          <w:rFonts w:ascii="Noto Serif SC" w:eastAsia="Noto Serif SC" w:hAnsi="Noto Serif SC" w:cs="Noto Serif"/>
           <w:sz w:val="24"/>
           <w:szCs w:val="24"/>
           <w:lang w:val="en-GB" w:eastAsia="zh-TW"/>
@@ -3278,7 +3117,7 @@
       </w:r>
       <w:r>
         <w:rPr>
-          <w:rFonts w:ascii="Noto Serif" w:eastAsia="Noto Serif SC" w:hAnsi="Noto Serif" w:cs="Noto Serif"/>
+          <w:rFonts w:ascii="Noto Serif SC" w:eastAsia="Noto Serif SC" w:hAnsi="Noto Serif SC" w:cs="Noto Serif"/>
           <w:sz w:val="24"/>
           <w:szCs w:val="24"/>
           <w:lang w:val="en-GB" w:eastAsia="zh-TW"/>
@@ -3287,7 +3126,7 @@
       </w:r>
       <w:r>
         <w:rPr>
-          <w:rFonts w:ascii="Noto Serif" w:eastAsia="Noto Serif SC" w:hAnsi="Noto Serif" w:cs="Noto Serif"/>
+          <w:rFonts w:ascii="Noto Serif SC" w:eastAsia="Noto Serif SC" w:hAnsi="Noto Serif SC" w:cs="Noto Serif"/>
           <w:sz w:val="24"/>
           <w:szCs w:val="24"/>
           <w:lang w:val="en-GB" w:eastAsia="zh-TW"/>
@@ -3296,7 +3135,7 @@
       </w:r>
       <w:r>
         <w:rPr>
-          <w:rFonts w:ascii="Noto Serif" w:eastAsia="Noto Serif SC" w:hAnsi="Noto Serif" w:cs="Noto Serif"/>
+          <w:rFonts w:ascii="Noto Serif SC" w:eastAsia="Noto Serif SC" w:hAnsi="Noto Serif SC" w:cs="Noto Serif"/>
           <w:sz w:val="24"/>
           <w:szCs w:val="24"/>
           <w:lang w:val="en-GB" w:eastAsia="zh-TW"/>
@@ -3305,7 +3144,7 @@
       </w:r>
       <w:r>
         <w:rPr>
-          <w:rFonts w:ascii="Noto Serif" w:eastAsia="Noto Serif SC" w:hAnsi="Noto Serif" w:cs="Noto Serif"/>
+          <w:rFonts w:ascii="Noto Serif SC" w:eastAsia="Noto Serif SC" w:hAnsi="Noto Serif SC" w:cs="Noto Serif"/>
           <w:sz w:val="24"/>
           <w:szCs w:val="24"/>
           <w:lang w:val="en-GB" w:eastAsia="zh-TW"/>
@@ -3314,7 +3153,7 @@
       </w:r>
       <w:r>
         <w:rPr>
-          <w:rFonts w:ascii="Noto Serif" w:eastAsia="Noto Serif SC" w:hAnsi="Noto Serif" w:cs="Noto Serif"/>
+          <w:rFonts w:ascii="Noto Serif SC" w:eastAsia="Noto Serif SC" w:hAnsi="Noto Serif SC" w:cs="Noto Serif"/>
           <w:sz w:val="24"/>
           <w:szCs w:val="24"/>
           <w:lang w:val="en-GB" w:eastAsia="zh-TW"/>
@@ -3323,7 +3162,7 @@
       </w:r>
       <w:r>
         <w:rPr>
-          <w:rFonts w:ascii="Noto Serif" w:eastAsia="Noto Serif SC" w:hAnsi="Noto Serif" w:cs="Noto Serif"/>
+          <w:rFonts w:ascii="Noto Serif SC" w:eastAsia="Noto Serif SC" w:hAnsi="Noto Serif SC" w:cs="Noto Serif"/>
           <w:sz w:val="24"/>
           <w:szCs w:val="24"/>
           <w:lang w:val="en-GB" w:eastAsia="zh-TW"/>
@@ -3333,7 +3172,7 @@
       <w:proofErr w:type="spellStart"/>
       <w:r>
         <w:rPr>
-          <w:rFonts w:ascii="Noto Serif" w:eastAsia="Noto Serif SC" w:hAnsi="Noto Serif" w:cs="Noto Serif"/>
+          <w:rFonts w:ascii="Noto Serif SC" w:eastAsia="Noto Serif SC" w:hAnsi="Noto Serif SC" w:cs="Noto Serif"/>
           <w:sz w:val="24"/>
           <w:szCs w:val="24"/>
           <w:lang w:val="en-GB" w:eastAsia="zh-TW"/>
@@ -3343,7 +3182,7 @@
       <w:proofErr w:type="spellEnd"/>
       <w:r>
         <w:rPr>
-          <w:rFonts w:ascii="Noto Serif" w:eastAsia="Noto Serif SC" w:hAnsi="Noto Serif" w:cs="Noto Serif"/>
+          <w:rFonts w:ascii="Noto Serif SC" w:eastAsia="Noto Serif SC" w:hAnsi="Noto Serif SC" w:cs="Noto Serif"/>
           <w:sz w:val="24"/>
           <w:szCs w:val="24"/>
           <w:lang w:val="en-GB" w:eastAsia="zh-TW"/>
@@ -3352,7 +3191,7 @@
       </w:r>
       <w:r>
         <w:rPr>
-          <w:rFonts w:ascii="Noto Serif" w:eastAsia="Noto Serif SC" w:hAnsi="Noto Serif" w:cs="Noto Serif"/>
+          <w:rFonts w:ascii="Noto Serif SC" w:eastAsia="Noto Serif SC" w:hAnsi="Noto Serif SC" w:cs="Noto Serif"/>
           <w:sz w:val="24"/>
           <w:szCs w:val="24"/>
           <w:lang w:val="en-GB" w:eastAsia="zh-TW"/>
@@ -3361,7 +3200,7 @@
       </w:r>
       <w:r>
         <w:rPr>
-          <w:rFonts w:ascii="Noto Serif" w:eastAsia="Noto Serif SC" w:hAnsi="Noto Serif" w:cs="Noto Serif"/>
+          <w:rFonts w:ascii="Noto Serif SC" w:eastAsia="Noto Serif SC" w:hAnsi="Noto Serif SC" w:cs="Noto Serif"/>
           <w:sz w:val="24"/>
           <w:szCs w:val="24"/>
           <w:lang w:val="en-GB" w:eastAsia="zh-TW"/>
@@ -3370,7 +3209,7 @@
       </w:r>
       <w:r>
         <w:rPr>
-          <w:rFonts w:ascii="Noto Serif" w:eastAsia="Noto Serif SC" w:hAnsi="Noto Serif" w:cs="Noto Serif"/>
+          <w:rFonts w:ascii="Noto Serif SC" w:eastAsia="Noto Serif SC" w:hAnsi="Noto Serif SC" w:cs="Noto Serif"/>
           <w:sz w:val="24"/>
           <w:szCs w:val="24"/>
           <w:lang w:val="en-GB" w:eastAsia="zh-TW"/>
@@ -3379,7 +3218,7 @@
       </w:r>
       <w:r>
         <w:rPr>
-          <w:rFonts w:ascii="Noto Serif" w:eastAsia="Noto Serif SC" w:hAnsi="Noto Serif" w:cs="Noto Serif"/>
+          <w:rFonts w:ascii="Noto Serif SC" w:eastAsia="Noto Serif SC" w:hAnsi="Noto Serif SC" w:cs="Noto Serif"/>
           <w:sz w:val="24"/>
           <w:szCs w:val="24"/>
           <w:lang w:val="en-GB" w:eastAsia="zh-TW"/>
@@ -3388,7 +3227,7 @@
       </w:r>
       <w:r>
         <w:rPr>
-          <w:rFonts w:ascii="Noto Serif" w:eastAsia="Noto Serif SC" w:hAnsi="Noto Serif" w:cs="Noto Serif"/>
+          <w:rFonts w:ascii="Noto Serif SC" w:eastAsia="Noto Serif SC" w:hAnsi="Noto Serif SC" w:cs="Noto Serif"/>
           <w:sz w:val="24"/>
           <w:szCs w:val="24"/>
           <w:lang w:val="en-GB" w:eastAsia="zh-TW"/>
@@ -3397,7 +3236,7 @@
       </w:r>
       <w:r>
         <w:rPr>
-          <w:rFonts w:ascii="Noto Serif" w:eastAsia="Noto Serif SC" w:hAnsi="Noto Serif" w:cs="Noto Serif"/>
+          <w:rFonts w:ascii="Noto Serif SC" w:eastAsia="Noto Serif SC" w:hAnsi="Noto Serif SC" w:cs="Noto Serif"/>
           <w:sz w:val="24"/>
           <w:szCs w:val="24"/>
           <w:lang w:val="en-GB" w:eastAsia="zh-TW"/>
@@ -3406,7 +3245,7 @@
       </w:r>
       <w:r>
         <w:rPr>
-          <w:rFonts w:ascii="Noto Serif" w:eastAsia="Noto Serif SC" w:hAnsi="Noto Serif" w:cs="Noto Serif"/>
+          <w:rFonts w:ascii="Noto Serif SC" w:eastAsia="Noto Serif SC" w:hAnsi="Noto Serif SC" w:cs="Noto Serif"/>
           <w:sz w:val="24"/>
           <w:szCs w:val="24"/>
           <w:lang w:val="en-GB" w:eastAsia="zh-TW"/>
@@ -3415,7 +3254,7 @@
       </w:r>
       <w:r>
         <w:rPr>
-          <w:rFonts w:ascii="Noto Serif" w:eastAsia="Noto Serif SC" w:hAnsi="Noto Serif" w:cs="Noto Serif"/>
+          <w:rFonts w:ascii="Noto Serif SC" w:eastAsia="Noto Serif SC" w:hAnsi="Noto Serif SC" w:cs="Noto Serif"/>
           <w:sz w:val="24"/>
           <w:szCs w:val="24"/>
           <w:lang w:val="en-GB" w:eastAsia="zh-TW"/>
@@ -3424,7 +3263,7 @@
       </w:r>
       <w:r>
         <w:rPr>
-          <w:rFonts w:ascii="Noto Serif" w:eastAsia="Noto Serif SC" w:hAnsi="Noto Serif" w:cs="Noto Serif"/>
+          <w:rFonts w:ascii="Noto Serif SC" w:eastAsia="Noto Serif SC" w:hAnsi="Noto Serif SC" w:cs="Noto Serif"/>
           <w:sz w:val="24"/>
           <w:szCs w:val="24"/>
           <w:lang w:val="en-GB" w:eastAsia="zh-TW"/>
@@ -3433,7 +3272,7 @@
       </w:r>
       <w:r>
         <w:rPr>
-          <w:rFonts w:ascii="Noto Serif" w:eastAsia="Noto Serif SC" w:hAnsi="Noto Serif" w:cs="Noto Serif"/>
+          <w:rFonts w:ascii="Noto Serif SC" w:eastAsia="Noto Serif SC" w:hAnsi="Noto Serif SC" w:cs="Noto Serif"/>
           <w:sz w:val="24"/>
           <w:szCs w:val="24"/>
           <w:lang w:val="en-GB" w:eastAsia="zh-TW"/>
@@ -3442,7 +3281,7 @@
       </w:r>
       <w:r>
         <w:rPr>
-          <w:rFonts w:ascii="Noto Serif" w:eastAsia="Noto Serif SC" w:hAnsi="Noto Serif" w:cs="Noto Serif"/>
+          <w:rFonts w:ascii="Noto Serif SC" w:eastAsia="Noto Serif SC" w:hAnsi="Noto Serif SC" w:cs="Noto Serif"/>
           <w:sz w:val="24"/>
           <w:szCs w:val="24"/>
           <w:lang w:val="en-GB" w:eastAsia="zh-TW"/>
@@ -3451,7 +3290,7 @@
       </w:r>
       <w:r>
         <w:rPr>
-          <w:rFonts w:ascii="Noto Serif" w:eastAsia="Noto Serif SC" w:hAnsi="Noto Serif" w:cs="Noto Serif"/>
+          <w:rFonts w:ascii="Noto Serif SC" w:eastAsia="Noto Serif SC" w:hAnsi="Noto Serif SC" w:cs="Noto Serif"/>
           <w:sz w:val="24"/>
           <w:szCs w:val="24"/>
           <w:lang w:val="en-GB" w:eastAsia="zh-TW"/>
@@ -3464,7 +3303,7 @@
         <w:spacing w:line="276" w:lineRule="auto"/>
         <w:jc w:val="both"/>
         <w:rPr>
-          <w:rFonts w:ascii="Noto Serif" w:eastAsia="Noto Serif SC" w:hAnsi="Noto Serif" w:cs="Noto Serif"/>
+          <w:rFonts w:ascii="Noto Serif SC" w:eastAsia="Noto Serif SC" w:hAnsi="Noto Serif SC" w:cs="Noto Serif"/>
           <w:sz w:val="24"/>
           <w:szCs w:val="24"/>
           <w:lang w:val="en-GB" w:eastAsia="zh-TW"/>
@@ -3476,15 +3315,15 @@
         <w:spacing w:line="276" w:lineRule="auto"/>
         <w:jc w:val="both"/>
         <w:rPr>
-          <w:rFonts w:ascii="Noto Serif" w:eastAsia="Noto Serif SC" w:hAnsi="Noto Serif" w:cs="Noto Serif"/>
-          <w:sz w:val="24"/>
-          <w:szCs w:val="24"/>
-          <w:lang w:val="en-GB" w:eastAsia="zh-TW"/>
-        </w:rPr>
-      </w:pPr>
-      <w:r>
-        <w:rPr>
-          <w:rFonts w:ascii="Noto Serif" w:eastAsia="Noto Serif SC" w:hAnsi="Noto Serif" w:cs="Noto Serif"/>
+          <w:rFonts w:ascii="Noto Serif SC" w:eastAsia="Noto Serif SC" w:hAnsi="Noto Serif SC" w:cs="Noto Serif"/>
+          <w:sz w:val="24"/>
+          <w:szCs w:val="24"/>
+          <w:lang w:val="en-GB" w:eastAsia="zh-TW"/>
+        </w:rPr>
+      </w:pPr>
+      <w:r>
+        <w:rPr>
+          <w:rFonts w:ascii="Noto Serif SC" w:eastAsia="Noto Serif SC" w:hAnsi="Noto Serif SC" w:cs="Noto Serif"/>
           <w:sz w:val="24"/>
           <w:szCs w:val="24"/>
           <w:lang w:val="en-GB" w:eastAsia="zh-TW"/>
@@ -3493,7 +3332,7 @@
       </w:r>
       <w:r>
         <w:rPr>
-          <w:rFonts w:ascii="Noto Serif" w:eastAsia="Noto Serif SC" w:hAnsi="Noto Serif" w:cs="Noto Serif"/>
+          <w:rFonts w:ascii="Noto Serif SC" w:eastAsia="Noto Serif SC" w:hAnsi="Noto Serif SC" w:cs="Noto Serif"/>
           <w:sz w:val="24"/>
           <w:szCs w:val="24"/>
           <w:lang w:val="en-GB" w:eastAsia="zh-TW"/>
@@ -3502,7 +3341,7 @@
       </w:r>
       <w:r>
         <w:rPr>
-          <w:rFonts w:ascii="Noto Serif" w:eastAsia="Noto Serif SC" w:hAnsi="Noto Serif" w:cs="Noto Serif"/>
+          <w:rFonts w:ascii="Noto Serif SC" w:eastAsia="Noto Serif SC" w:hAnsi="Noto Serif SC" w:cs="Noto Serif"/>
           <w:sz w:val="24"/>
           <w:szCs w:val="24"/>
           <w:lang w:val="en-GB" w:eastAsia="zh-TW"/>
@@ -3511,7 +3350,7 @@
       </w:r>
       <w:r>
         <w:rPr>
-          <w:rFonts w:ascii="Noto Serif" w:eastAsia="Noto Serif SC" w:hAnsi="Noto Serif" w:cs="Noto Serif"/>
+          <w:rFonts w:ascii="Noto Serif SC" w:eastAsia="Noto Serif SC" w:hAnsi="Noto Serif SC" w:cs="Noto Serif"/>
           <w:sz w:val="24"/>
           <w:szCs w:val="24"/>
           <w:lang w:val="en-GB" w:eastAsia="zh-TW"/>
@@ -3520,29 +3359,57 @@
       </w:r>
       <w:r>
         <w:rPr>
-          <w:rFonts w:ascii="Noto Serif" w:eastAsia="Noto Serif SC" w:hAnsi="Noto Serif" w:cs="Noto Serif"/>
+          <w:rFonts w:ascii="Noto Serif SC" w:eastAsia="Noto Serif SC" w:hAnsi="Noto Serif SC" w:cs="Noto Serif"/>
           <w:i/>
           <w:iCs/>
           <w:sz w:val="24"/>
           <w:szCs w:val="24"/>
           <w:lang w:eastAsia="zh-TW"/>
         </w:rPr>
-        <w:t>b</w:t>
-      </w:r>
-      <w:r>
-        <w:rPr>
-          <w:rFonts w:ascii="Noto Serif" w:eastAsia="Noto Serif SC" w:hAnsi="Noto Serif" w:cs="Noto Serif"/>
+        <w:t>beginning</w:t>
+      </w:r>
+      <w:r>
+        <w:rPr>
+          <w:rFonts w:ascii="Noto Serif SC" w:eastAsia="Noto Serif SC" w:hAnsi="Noto Serif SC" w:cs="Noto Serif"/>
+          <w:sz w:val="24"/>
+          <w:szCs w:val="24"/>
+          <w:lang w:eastAsia="zh-TW"/>
+        </w:rPr>
+        <w:t xml:space="preserve"> (</w:t>
+      </w:r>
+      <w:r>
+        <w:rPr>
+          <w:rFonts w:ascii="Noto Serif SC" w:eastAsia="Noto Serif SC" w:hAnsi="Noto Serif SC" w:cs="Noto Serif" w:hint="eastAsia"/>
+          <w:noProof/>
+          <w:sz w:val="24"/>
+          <w:szCs w:val="24"/>
+          <w:lang w:eastAsia="zh-TW"/>
+        </w:rPr>
+        <w:t>起</w:t>
+      </w:r>
+      <w:r>
+        <w:rPr>
+          <w:rFonts w:ascii="Noto Serif SC" w:eastAsia="Noto Serif SC" w:hAnsi="Noto Serif SC" w:cs="Noto Serif"/>
+          <w:sz w:val="24"/>
+          <w:szCs w:val="24"/>
+          <w:lang w:eastAsia="zh-TW"/>
+        </w:rPr>
+        <w:t xml:space="preserve">), </w:t>
+      </w:r>
+      <w:r>
+        <w:rPr>
+          <w:rFonts w:ascii="Noto Serif SC" w:eastAsia="Noto Serif SC" w:hAnsi="Noto Serif SC" w:cs="Noto Serif"/>
           <w:i/>
           <w:iCs/>
           <w:sz w:val="24"/>
           <w:szCs w:val="24"/>
           <w:lang w:eastAsia="zh-TW"/>
         </w:rPr>
-        <w:t>eginning</w:t>
-      </w:r>
-      <w:r>
-        <w:rPr>
-          <w:rFonts w:ascii="Noto Serif" w:eastAsia="Noto Serif SC" w:hAnsi="Noto Serif" w:cs="Noto Serif"/>
+        <w:t>undertaking</w:t>
+      </w:r>
+      <w:r>
+        <w:rPr>
+          <w:rFonts w:ascii="Noto Serif SC" w:eastAsia="Noto Serif SC" w:hAnsi="Noto Serif SC" w:cs="Noto Serif"/>
           <w:sz w:val="24"/>
           <w:szCs w:val="24"/>
           <w:lang w:eastAsia="zh-TW"/>
@@ -3551,57 +3418,76 @@
       </w:r>
       <w:r>
         <w:rPr>
-          <w:rFonts w:ascii="Noto Serif" w:eastAsia="Noto Serif SC" w:hAnsi="Noto Serif" w:cs="Noto Serif" w:hint="eastAsia"/>
+          <w:rFonts w:ascii="Noto Serif SC" w:eastAsia="Noto Serif SC" w:hAnsi="Noto Serif SC" w:cs="Noto Serif" w:hint="eastAsia"/>
           <w:noProof/>
           <w:sz w:val="24"/>
           <w:szCs w:val="24"/>
           <w:lang w:eastAsia="zh-TW"/>
         </w:rPr>
-        <w:t>起</w:t>
-      </w:r>
-      <w:r>
-        <w:rPr>
-          <w:rFonts w:ascii="Noto Serif" w:eastAsia="Noto Serif SC" w:hAnsi="Noto Serif" w:cs="Noto Serif"/>
-          <w:sz w:val="24"/>
-          <w:szCs w:val="24"/>
-          <w:lang w:eastAsia="zh-TW"/>
-        </w:rPr>
-        <w:t>)</w:t>
-      </w:r>
-      <w:r>
-        <w:rPr>
-          <w:rFonts w:ascii="Noto Serif" w:eastAsia="Noto Serif SC" w:hAnsi="Noto Serif" w:cs="Noto Serif"/>
-          <w:sz w:val="24"/>
-          <w:szCs w:val="24"/>
-          <w:lang w:eastAsia="zh-TW"/>
-        </w:rPr>
-        <w:t xml:space="preserve">, </w:t>
-      </w:r>
-      <w:r>
-        <w:rPr>
-          <w:rFonts w:ascii="Noto Serif" w:eastAsia="Noto Serif SC" w:hAnsi="Noto Serif" w:cs="Noto Serif"/>
+        <w:t>承</w:t>
+      </w:r>
+      <w:r>
+        <w:rPr>
+          <w:rFonts w:ascii="Noto Serif SC" w:eastAsia="Noto Serif SC" w:hAnsi="Noto Serif SC" w:cs="Noto Serif"/>
+          <w:sz w:val="24"/>
+          <w:szCs w:val="24"/>
+          <w:lang w:eastAsia="zh-TW"/>
+        </w:rPr>
+        <w:t xml:space="preserve">), </w:t>
+      </w:r>
+      <w:r>
+        <w:rPr>
+          <w:rFonts w:ascii="Noto Serif SC" w:eastAsia="Noto Serif SC" w:hAnsi="Noto Serif SC" w:cs="Noto Serif"/>
           <w:i/>
           <w:iCs/>
           <w:sz w:val="24"/>
           <w:szCs w:val="24"/>
           <w:lang w:eastAsia="zh-TW"/>
         </w:rPr>
-        <w:t>u</w:t>
-      </w:r>
-      <w:r>
-        <w:rPr>
-          <w:rFonts w:ascii="Noto Serif" w:eastAsia="Noto Serif SC" w:hAnsi="Noto Serif" w:cs="Noto Serif"/>
+        <w:t>change</w:t>
+      </w:r>
+      <w:r>
+        <w:rPr>
+          <w:rFonts w:ascii="Noto Serif SC" w:eastAsia="Noto Serif SC" w:hAnsi="Noto Serif SC" w:cs="Noto Serif"/>
+          <w:sz w:val="24"/>
+          <w:szCs w:val="24"/>
+          <w:lang w:eastAsia="zh-TW"/>
+        </w:rPr>
+        <w:t xml:space="preserve"> (</w:t>
+      </w:r>
+      <w:r>
+        <w:rPr>
+          <w:rFonts w:ascii="Noto Serif SC" w:eastAsia="Noto Serif SC" w:hAnsi="Noto Serif SC" w:cs="Noto Serif" w:hint="eastAsia"/>
+          <w:noProof/>
+          <w:sz w:val="24"/>
+          <w:szCs w:val="24"/>
+          <w:lang w:eastAsia="zh-TW"/>
+        </w:rPr>
+        <w:t>轉</w:t>
+      </w:r>
+      <w:r>
+        <w:rPr>
+          <w:rFonts w:ascii="Noto Serif SC" w:eastAsia="Noto Serif SC" w:hAnsi="Noto Serif SC" w:cs="Noto Serif"/>
+          <w:sz w:val="24"/>
+          <w:szCs w:val="24"/>
+          <w:lang w:eastAsia="zh-TW"/>
+        </w:rPr>
+        <w:t xml:space="preserve">), and </w:t>
+      </w:r>
+      <w:r>
+        <w:rPr>
+          <w:rFonts w:ascii="Noto Serif SC" w:eastAsia="Noto Serif SC" w:hAnsi="Noto Serif SC" w:cs="Noto Serif"/>
           <w:i/>
           <w:iCs/>
           <w:sz w:val="24"/>
           <w:szCs w:val="24"/>
           <w:lang w:eastAsia="zh-TW"/>
         </w:rPr>
-        <w:t>ndertaking</w:t>
-      </w:r>
-      <w:r>
-        <w:rPr>
-          <w:rFonts w:ascii="Noto Serif" w:eastAsia="Noto Serif SC" w:hAnsi="Noto Serif" w:cs="Noto Serif"/>
+        <w:t>togetherness</w:t>
+      </w:r>
+      <w:r>
+        <w:rPr>
+          <w:rFonts w:ascii="Noto Serif SC" w:eastAsia="Noto Serif SC" w:hAnsi="Noto Serif SC" w:cs="Noto Serif"/>
           <w:sz w:val="24"/>
           <w:szCs w:val="24"/>
           <w:lang w:eastAsia="zh-TW"/>
@@ -3610,57 +3496,94 @@
       </w:r>
       <w:r>
         <w:rPr>
-          <w:rFonts w:ascii="Noto Serif" w:eastAsia="Noto Serif SC" w:hAnsi="Noto Serif" w:cs="Noto Serif" w:hint="eastAsia"/>
+          <w:rFonts w:ascii="Noto Serif SC" w:eastAsia="Noto Serif SC" w:hAnsi="Noto Serif SC" w:cs="Noto Serif" w:hint="eastAsia"/>
           <w:noProof/>
           <w:sz w:val="24"/>
           <w:szCs w:val="24"/>
           <w:lang w:eastAsia="zh-TW"/>
         </w:rPr>
-        <w:t>承</w:t>
-      </w:r>
-      <w:r>
-        <w:rPr>
-          <w:rFonts w:ascii="Noto Serif" w:eastAsia="Noto Serif SC" w:hAnsi="Noto Serif" w:cs="Noto Serif"/>
-          <w:sz w:val="24"/>
-          <w:szCs w:val="24"/>
-          <w:lang w:eastAsia="zh-TW"/>
-        </w:rPr>
-        <w:t>)</w:t>
-      </w:r>
-      <w:r>
-        <w:rPr>
-          <w:rFonts w:ascii="Noto Serif" w:eastAsia="Noto Serif SC" w:hAnsi="Noto Serif" w:cs="Noto Serif"/>
-          <w:sz w:val="24"/>
-          <w:szCs w:val="24"/>
-          <w:lang w:eastAsia="zh-TW"/>
-        </w:rPr>
-        <w:t xml:space="preserve">, </w:t>
-      </w:r>
-      <w:r>
-        <w:rPr>
-          <w:rFonts w:ascii="Noto Serif" w:eastAsia="Noto Serif SC" w:hAnsi="Noto Serif" w:cs="Noto Serif"/>
+        <w:t>合</w:t>
+      </w:r>
+      <w:r>
+        <w:rPr>
+          <w:rFonts w:ascii="Noto Serif SC" w:eastAsia="Noto Serif SC" w:hAnsi="Noto Serif SC" w:cs="Noto Serif"/>
+          <w:sz w:val="24"/>
+          <w:szCs w:val="24"/>
+          <w:lang w:eastAsia="zh-TW"/>
+        </w:rPr>
+        <w:t xml:space="preserve">) are written in a style of </w:t>
+      </w:r>
+      <w:r>
+        <w:rPr>
+          <w:rFonts w:ascii="Noto Serif SC" w:eastAsia="Noto Serif SC" w:hAnsi="Noto Serif SC" w:cs="Noto Serif"/>
+          <w:sz w:val="24"/>
+          <w:szCs w:val="24"/>
+          <w:lang w:val="en-GB" w:eastAsia="zh-TW"/>
+        </w:rPr>
+        <w:t>Fujianese</w:t>
+      </w:r>
+      <w:r>
+        <w:rPr>
+          <w:rFonts w:ascii="Noto Serif SC" w:eastAsia="Noto Serif SC" w:hAnsi="Noto Serif SC" w:cs="Noto Serif"/>
+          <w:sz w:val="24"/>
+          <w:szCs w:val="24"/>
+          <w:lang w:val="en-GB" w:eastAsia="zh-TW"/>
+        </w:rPr>
+        <w:t xml:space="preserve"> folk tunes, while the remaining three sections: </w:t>
+      </w:r>
+      <w:r>
+        <w:rPr>
+          <w:rFonts w:ascii="Noto Serif SC" w:eastAsia="Noto Serif SC" w:hAnsi="Noto Serif SC" w:cs="Noto Serif"/>
           <w:i/>
           <w:iCs/>
           <w:sz w:val="24"/>
           <w:szCs w:val="24"/>
           <w:lang w:eastAsia="zh-TW"/>
         </w:rPr>
-        <w:t>c</w:t>
-      </w:r>
-      <w:r>
-        <w:rPr>
-          <w:rFonts w:ascii="Noto Serif" w:eastAsia="Noto Serif SC" w:hAnsi="Noto Serif" w:cs="Noto Serif"/>
+        <w:t>order</w:t>
+      </w:r>
+      <w:r>
+        <w:rPr>
+          <w:rFonts w:ascii="Noto Serif SC" w:eastAsia="Noto Serif SC" w:hAnsi="Noto Serif SC" w:cs="Noto Serif"/>
+          <w:sz w:val="24"/>
+          <w:szCs w:val="24"/>
+          <w:lang w:eastAsia="zh-TW"/>
+        </w:rPr>
+        <w:t xml:space="preserve"> (</w:t>
+      </w:r>
+      <w:r>
+        <w:rPr>
+          <w:rFonts w:ascii="Noto Serif SC" w:eastAsia="Noto Serif SC" w:hAnsi="Noto Serif SC" w:cs="Noto Serif" w:hint="eastAsia"/>
+          <w:noProof/>
+          <w:sz w:val="24"/>
+          <w:szCs w:val="24"/>
+          <w:lang w:eastAsia="zh-TW"/>
+        </w:rPr>
+        <w:t>序</w:t>
+      </w:r>
+      <w:r>
+        <w:rPr>
+          <w:rFonts w:ascii="Noto Serif SC" w:eastAsia="Noto Serif SC" w:hAnsi="Noto Serif SC" w:cs="Noto Serif"/>
+          <w:sz w:val="24"/>
+          <w:szCs w:val="24"/>
+          <w:lang w:eastAsia="zh-TW"/>
+        </w:rPr>
+        <w:t xml:space="preserve">), </w:t>
+      </w:r>
+      <w:r>
+        <w:rPr>
+          <w:rFonts w:ascii="Noto Serif SC" w:eastAsia="Noto Serif SC" w:hAnsi="Noto Serif SC" w:cs="Noto Serif"/>
           <w:i/>
           <w:iCs/>
           <w:sz w:val="24"/>
           <w:szCs w:val="24"/>
           <w:lang w:eastAsia="zh-TW"/>
         </w:rPr>
-        <w:t>hange</w:t>
-      </w:r>
-      <w:r>
-        <w:rPr>
-          <w:rFonts w:ascii="Noto Serif" w:eastAsia="Noto Serif SC" w:hAnsi="Noto Serif" w:cs="Noto Serif"/>
+        <w:t>disorder</w:t>
+      </w:r>
+      <w:r>
+        <w:rPr>
+          <w:rFonts w:ascii="Noto Serif SC" w:eastAsia="Noto Serif SC" w:hAnsi="Noto Serif SC" w:cs="Noto Serif"/>
           <w:sz w:val="24"/>
           <w:szCs w:val="24"/>
           <w:lang w:eastAsia="zh-TW"/>
@@ -3669,465 +3592,274 @@
       </w:r>
       <w:r>
         <w:rPr>
-          <w:rFonts w:ascii="Noto Serif" w:eastAsia="Noto Serif SC" w:hAnsi="Noto Serif" w:cs="Noto Serif" w:hint="eastAsia"/>
+          <w:rFonts w:ascii="Noto Serif SC" w:eastAsia="Noto Serif SC" w:hAnsi="Noto Serif SC" w:cs="Noto Serif" w:hint="eastAsia"/>
           <w:noProof/>
           <w:sz w:val="24"/>
           <w:szCs w:val="24"/>
           <w:lang w:eastAsia="zh-TW"/>
         </w:rPr>
-        <w:t>轉</w:t>
-      </w:r>
-      <w:r>
-        <w:rPr>
-          <w:rFonts w:ascii="Noto Serif" w:eastAsia="Noto Serif SC" w:hAnsi="Noto Serif" w:cs="Noto Serif"/>
-          <w:sz w:val="24"/>
-          <w:szCs w:val="24"/>
-          <w:lang w:eastAsia="zh-TW"/>
-        </w:rPr>
-        <w:t>)</w:t>
-      </w:r>
-      <w:r>
-        <w:rPr>
-          <w:rFonts w:ascii="Noto Serif" w:eastAsia="Noto Serif SC" w:hAnsi="Noto Serif" w:cs="Noto Serif"/>
-          <w:sz w:val="24"/>
-          <w:szCs w:val="24"/>
-          <w:lang w:eastAsia="zh-TW"/>
-        </w:rPr>
-        <w:t xml:space="preserve">, </w:t>
-      </w:r>
-      <w:r>
-        <w:rPr>
-          <w:rFonts w:ascii="Noto Serif" w:eastAsia="Noto Serif SC" w:hAnsi="Noto Serif" w:cs="Noto Serif"/>
-          <w:sz w:val="24"/>
-          <w:szCs w:val="24"/>
-          <w:lang w:eastAsia="zh-TW"/>
-        </w:rPr>
-        <w:t xml:space="preserve">and </w:t>
-      </w:r>
-      <w:r>
-        <w:rPr>
-          <w:rFonts w:ascii="Noto Serif" w:eastAsia="Noto Serif SC" w:hAnsi="Noto Serif" w:cs="Noto Serif"/>
+        <w:t>破</w:t>
+      </w:r>
+      <w:r>
+        <w:rPr>
+          <w:rFonts w:ascii="Noto Serif SC" w:eastAsia="Noto Serif SC" w:hAnsi="Noto Serif SC" w:cs="Noto Serif"/>
+          <w:sz w:val="24"/>
+          <w:szCs w:val="24"/>
+          <w:lang w:eastAsia="zh-TW"/>
+        </w:rPr>
+        <w:t xml:space="preserve">) and </w:t>
+      </w:r>
+      <w:r>
+        <w:rPr>
+          <w:rFonts w:ascii="Noto Serif SC" w:eastAsia="Noto Serif SC" w:hAnsi="Noto Serif SC" w:cs="Noto Serif"/>
           <w:i/>
           <w:iCs/>
           <w:sz w:val="24"/>
           <w:szCs w:val="24"/>
           <w:lang w:eastAsia="zh-TW"/>
         </w:rPr>
-        <w:t>togetherness</w:t>
-      </w:r>
-      <w:r>
-        <w:rPr>
-          <w:rFonts w:ascii="Noto Serif" w:eastAsia="Noto Serif SC" w:hAnsi="Noto Serif" w:cs="Noto Serif"/>
-          <w:sz w:val="24"/>
-          <w:szCs w:val="24"/>
-          <w:lang w:eastAsia="zh-TW"/>
-        </w:rPr>
-        <w:t xml:space="preserve"> (</w:t>
-      </w:r>
-      <w:r>
-        <w:rPr>
-          <w:rFonts w:ascii="Noto Serif" w:eastAsia="Noto Serif SC" w:hAnsi="Noto Serif" w:cs="Noto Serif" w:hint="eastAsia"/>
+        <w:t xml:space="preserve">hast </w:t>
+      </w:r>
+      <w:r>
+        <w:rPr>
+          <w:rFonts w:ascii="Noto Serif SC" w:eastAsia="Noto Serif SC" w:hAnsi="Noto Serif SC" w:cs="Noto Serif"/>
+          <w:sz w:val="24"/>
+          <w:szCs w:val="24"/>
+          <w:lang w:eastAsia="zh-TW"/>
+        </w:rPr>
+        <w:t>(</w:t>
+      </w:r>
+      <w:r>
+        <w:rPr>
+          <w:rFonts w:ascii="Noto Serif SC" w:eastAsia="Noto Serif SC" w:hAnsi="Noto Serif SC" w:cs="Noto Serif" w:hint="eastAsia"/>
           <w:noProof/>
           <w:sz w:val="24"/>
           <w:szCs w:val="24"/>
           <w:lang w:eastAsia="zh-TW"/>
         </w:rPr>
-        <w:t>合</w:t>
-      </w:r>
-      <w:r>
-        <w:rPr>
-          <w:rFonts w:ascii="Noto Serif" w:eastAsia="Noto Serif SC" w:hAnsi="Noto Serif" w:cs="Noto Serif"/>
-          <w:sz w:val="24"/>
-          <w:szCs w:val="24"/>
-          <w:lang w:eastAsia="zh-TW"/>
-        </w:rPr>
-        <w:t>) are written in a style of</w:t>
-      </w:r>
-      <w:r>
-        <w:rPr>
-          <w:rFonts w:ascii="Noto Serif" w:eastAsia="Noto Serif SC" w:hAnsi="Noto Serif" w:cs="Noto Serif"/>
-          <w:sz w:val="24"/>
-          <w:szCs w:val="24"/>
-          <w:lang w:eastAsia="zh-TW"/>
-        </w:rPr>
-        <w:t xml:space="preserve"> </w:t>
-      </w:r>
-      <w:r>
-        <w:rPr>
-          <w:rFonts w:ascii="Noto Serif" w:eastAsia="Noto Serif SC" w:hAnsi="Noto Serif" w:cs="Noto Serif"/>
-          <w:sz w:val="24"/>
-          <w:szCs w:val="24"/>
-          <w:lang w:val="en-GB" w:eastAsia="zh-TW"/>
-        </w:rPr>
-        <w:t>Fujianese</w:t>
-      </w:r>
-      <w:r>
-        <w:rPr>
-          <w:rFonts w:ascii="Noto Serif" w:eastAsia="Noto Serif SC" w:hAnsi="Noto Serif" w:cs="Noto Serif"/>
-          <w:sz w:val="24"/>
-          <w:szCs w:val="24"/>
-          <w:lang w:val="en-GB" w:eastAsia="zh-TW"/>
-        </w:rPr>
-        <w:t xml:space="preserve"> folk tunes, while the remaining three sections: </w:t>
-      </w:r>
-      <w:r>
-        <w:rPr>
-          <w:rFonts w:ascii="Noto Serif" w:eastAsia="Noto Serif SC" w:hAnsi="Noto Serif" w:cs="Noto Serif"/>
+        <w:t>急</w:t>
+      </w:r>
+      <w:r>
+        <w:rPr>
+          <w:rFonts w:ascii="Noto Serif SC" w:eastAsia="Noto Serif SC" w:hAnsi="Noto Serif SC" w:cs="Noto Serif"/>
+          <w:sz w:val="24"/>
+          <w:szCs w:val="24"/>
+          <w:lang w:eastAsia="zh-TW"/>
+        </w:rPr>
+        <w:t xml:space="preserve">), are written in Hakka style folk tunes. </w:t>
+      </w:r>
+    </w:p>
+    <w:p>
+      <w:pPr>
+        <w:spacing w:line="276" w:lineRule="auto"/>
+        <w:jc w:val="both"/>
+        <w:rPr>
+          <w:rFonts w:ascii="Noto Serif SC" w:eastAsia="Noto Serif SC" w:hAnsi="Noto Serif SC" w:cs="Noto Serif"/>
+          <w:sz w:val="24"/>
+          <w:szCs w:val="24"/>
+          <w:lang w:val="en-GB" w:eastAsia="zh-TW"/>
+        </w:rPr>
+      </w:pPr>
+    </w:p>
+    <w:p>
+      <w:pPr>
+        <w:spacing w:line="276" w:lineRule="auto"/>
+        <w:jc w:val="both"/>
+        <w:rPr>
+          <w:rFonts w:ascii="Noto Serif SC" w:eastAsia="Noto Serif SC" w:hAnsi="Noto Serif SC" w:cs="Noto Serif"/>
+          <w:sz w:val="24"/>
+          <w:szCs w:val="24"/>
+          <w:lang w:val="en-GB"/>
+        </w:rPr>
+      </w:pPr>
+      <w:r>
+        <w:rPr>
+          <w:rFonts w:ascii="Noto Serif SC" w:eastAsia="Noto Serif SC" w:hAnsi="Noto Serif SC" w:cs="Noto Serif"/>
+          <w:sz w:val="24"/>
+          <w:szCs w:val="24"/>
+          <w:lang w:val="en-GB" w:eastAsia="zh-TW"/>
+        </w:rPr>
+        <w:t xml:space="preserve">Altogether, </w:t>
+      </w:r>
+      <w:r>
+        <w:rPr>
+          <w:rFonts w:ascii="Noto Serif SC" w:eastAsia="Noto Serif SC" w:hAnsi="Noto Serif SC" w:cs="Noto Serif"/>
           <w:i/>
           <w:iCs/>
           <w:sz w:val="24"/>
           <w:szCs w:val="24"/>
-          <w:lang w:eastAsia="zh-TW"/>
-        </w:rPr>
-        <w:t>order</w:t>
-      </w:r>
-      <w:r>
-        <w:rPr>
-          <w:rFonts w:ascii="Noto Serif" w:eastAsia="Noto Serif SC" w:hAnsi="Noto Serif" w:cs="Noto Serif"/>
-          <w:sz w:val="24"/>
-          <w:szCs w:val="24"/>
-          <w:lang w:eastAsia="zh-TW"/>
-        </w:rPr>
-        <w:t xml:space="preserve"> (</w:t>
-      </w:r>
-      <w:r>
-        <w:rPr>
-          <w:rFonts w:ascii="Noto Serif" w:eastAsia="Noto Serif SC" w:hAnsi="Noto Serif" w:cs="Noto Serif" w:hint="eastAsia"/>
-          <w:noProof/>
-          <w:sz w:val="24"/>
-          <w:szCs w:val="24"/>
-          <w:lang w:eastAsia="zh-TW"/>
-        </w:rPr>
-        <w:t>序</w:t>
-      </w:r>
-      <w:r>
-        <w:rPr>
-          <w:rFonts w:ascii="Noto Serif" w:eastAsia="Noto Serif SC" w:hAnsi="Noto Serif" w:cs="Noto Serif"/>
-          <w:sz w:val="24"/>
-          <w:szCs w:val="24"/>
-          <w:lang w:eastAsia="zh-TW"/>
-        </w:rPr>
-        <w:t>)</w:t>
-      </w:r>
-      <w:r>
-        <w:rPr>
-          <w:rFonts w:ascii="Noto Serif" w:eastAsia="Noto Serif SC" w:hAnsi="Noto Serif" w:cs="Noto Serif"/>
-          <w:sz w:val="24"/>
-          <w:szCs w:val="24"/>
-          <w:lang w:eastAsia="zh-TW"/>
-        </w:rPr>
-        <w:t xml:space="preserve">, </w:t>
-      </w:r>
-      <w:r>
-        <w:rPr>
-          <w:rFonts w:ascii="Noto Serif" w:eastAsia="Noto Serif SC" w:hAnsi="Noto Serif" w:cs="Noto Serif"/>
-          <w:i/>
-          <w:iCs/>
-          <w:sz w:val="24"/>
-          <w:szCs w:val="24"/>
-          <w:lang w:eastAsia="zh-TW"/>
-        </w:rPr>
-        <w:t>disorder</w:t>
-      </w:r>
-      <w:r>
-        <w:rPr>
-          <w:rFonts w:ascii="Noto Serif" w:eastAsia="Noto Serif SC" w:hAnsi="Noto Serif" w:cs="Noto Serif"/>
-          <w:sz w:val="24"/>
-          <w:szCs w:val="24"/>
-          <w:lang w:eastAsia="zh-TW"/>
-        </w:rPr>
-        <w:t xml:space="preserve"> (</w:t>
-      </w:r>
-      <w:r>
-        <w:rPr>
-          <w:rFonts w:ascii="Noto Serif" w:eastAsia="Noto Serif SC" w:hAnsi="Noto Serif" w:cs="Noto Serif" w:hint="eastAsia"/>
-          <w:noProof/>
-          <w:sz w:val="24"/>
-          <w:szCs w:val="24"/>
-          <w:lang w:eastAsia="zh-TW"/>
-        </w:rPr>
-        <w:t>破</w:t>
-      </w:r>
-      <w:r>
-        <w:rPr>
-          <w:rFonts w:ascii="Noto Serif" w:eastAsia="Noto Serif SC" w:hAnsi="Noto Serif" w:cs="Noto Serif"/>
-          <w:sz w:val="24"/>
-          <w:szCs w:val="24"/>
-          <w:lang w:eastAsia="zh-TW"/>
-        </w:rPr>
-        <w:t>)</w:t>
-      </w:r>
-      <w:r>
-        <w:rPr>
-          <w:rFonts w:ascii="Noto Serif" w:eastAsia="Noto Serif SC" w:hAnsi="Noto Serif" w:cs="Noto Serif"/>
-          <w:sz w:val="24"/>
-          <w:szCs w:val="24"/>
-          <w:lang w:eastAsia="zh-TW"/>
-        </w:rPr>
-        <w:t xml:space="preserve"> and </w:t>
-      </w:r>
-      <w:r>
-        <w:rPr>
-          <w:rFonts w:ascii="Noto Serif" w:eastAsia="Noto Serif SC" w:hAnsi="Noto Serif" w:cs="Noto Serif"/>
-          <w:i/>
-          <w:iCs/>
-          <w:sz w:val="24"/>
-          <w:szCs w:val="24"/>
-          <w:lang w:eastAsia="zh-TW"/>
-        </w:rPr>
-        <w:t>hast</w:t>
-      </w:r>
-      <w:r>
-        <w:rPr>
-          <w:rFonts w:ascii="Noto Serif" w:eastAsia="Noto Serif SC" w:hAnsi="Noto Serif" w:cs="Noto Serif"/>
-          <w:i/>
-          <w:iCs/>
-          <w:sz w:val="24"/>
-          <w:szCs w:val="24"/>
-          <w:lang w:eastAsia="zh-TW"/>
+          <w:lang w:val="en-GB" w:eastAsia="zh-TW"/>
+        </w:rPr>
+        <w:t>Nine Actors</w:t>
+      </w:r>
+      <w:r>
+        <w:rPr>
+          <w:rFonts w:ascii="Noto Serif SC" w:eastAsia="Noto Serif SC" w:hAnsi="Noto Serif SC" w:cs="Noto Serif"/>
+          <w:sz w:val="24"/>
+          <w:szCs w:val="24"/>
+          <w:lang w:val="en-GB" w:eastAsia="zh-TW"/>
+        </w:rPr>
+        <w:t xml:space="preserve"> covers a wide range of</w:t>
+      </w:r>
+      <w:r>
+        <w:rPr>
+          <w:rFonts w:ascii="Noto Serif SC" w:eastAsia="Noto Serif SC" w:hAnsi="Noto Serif SC" w:cs="Noto Serif"/>
+          <w:sz w:val="24"/>
+          <w:szCs w:val="24"/>
+          <w:lang w:val="en-GB" w:eastAsia="zh-TW"/>
         </w:rPr>
         <w:t xml:space="preserve"> </w:t>
       </w:r>
       <w:r>
         <w:rPr>
-          <w:rFonts w:ascii="Noto Serif" w:eastAsia="Noto Serif SC" w:hAnsi="Noto Serif" w:cs="Noto Serif"/>
-          <w:sz w:val="24"/>
-          <w:szCs w:val="24"/>
-          <w:lang w:eastAsia="zh-TW"/>
-        </w:rPr>
-        <w:t>(</w:t>
-      </w:r>
-      <w:r>
-        <w:rPr>
-          <w:rFonts w:ascii="Noto Serif" w:eastAsia="Noto Serif SC" w:hAnsi="Noto Serif" w:cs="Noto Serif" w:hint="eastAsia"/>
-          <w:noProof/>
-          <w:sz w:val="24"/>
-          <w:szCs w:val="24"/>
-          <w:lang w:eastAsia="zh-TW"/>
-        </w:rPr>
-        <w:t>急</w:t>
-      </w:r>
-      <w:r>
-        <w:rPr>
-          <w:rFonts w:ascii="Noto Serif" w:eastAsia="Noto Serif SC" w:hAnsi="Noto Serif" w:cs="Noto Serif"/>
-          <w:sz w:val="24"/>
-          <w:szCs w:val="24"/>
-          <w:lang w:eastAsia="zh-TW"/>
-        </w:rPr>
-        <w:t xml:space="preserve">), are written in Hakka style folk tunes. </w:t>
-      </w:r>
-    </w:p>
-    <w:p>
-      <w:pPr>
-        <w:spacing w:line="276" w:lineRule="auto"/>
-        <w:jc w:val="both"/>
-        <w:rPr>
-          <w:rFonts w:ascii="Noto Serif" w:eastAsia="Noto Serif SC" w:hAnsi="Noto Serif" w:cs="Noto Serif"/>
-          <w:sz w:val="24"/>
-          <w:szCs w:val="24"/>
-          <w:lang w:val="en-GB" w:eastAsia="zh-TW"/>
-        </w:rPr>
-      </w:pPr>
-    </w:p>
-    <w:p>
-      <w:pPr>
-        <w:spacing w:line="276" w:lineRule="auto"/>
-        <w:jc w:val="both"/>
-        <w:rPr>
-          <w:rFonts w:ascii="Noto Serif" w:eastAsia="Noto Serif SC" w:hAnsi="Noto Serif" w:cs="Noto Serif"/>
+          <w:rFonts w:ascii="Noto Serif SC" w:eastAsia="Noto Serif SC" w:hAnsi="Noto Serif SC" w:cs="Noto Serif"/>
+          <w:sz w:val="24"/>
+          <w:szCs w:val="24"/>
+          <w:lang w:val="en-GB" w:eastAsia="zh-TW"/>
+        </w:rPr>
+        <w:t xml:space="preserve">varying </w:t>
+      </w:r>
+      <w:r>
+        <w:rPr>
+          <w:rFonts w:ascii="Noto Serif SC" w:eastAsia="Noto Serif SC" w:hAnsi="Noto Serif SC" w:cs="Noto Serif"/>
+          <w:sz w:val="24"/>
+          <w:szCs w:val="24"/>
+          <w:lang w:val="en-GB" w:eastAsia="zh-TW"/>
+        </w:rPr>
+        <w:t xml:space="preserve">tone </w:t>
+      </w:r>
+      <w:r>
+        <w:rPr>
+          <w:rFonts w:ascii="Noto Serif SC" w:eastAsia="Noto Serif SC" w:hAnsi="Noto Serif SC" w:cs="Noto Serif"/>
+          <w:sz w:val="24"/>
+          <w:szCs w:val="24"/>
+          <w:lang w:val="en-GB" w:eastAsia="zh-TW"/>
+        </w:rPr>
+        <w:t>colour</w:t>
+      </w:r>
+      <w:r>
+        <w:rPr>
+          <w:rFonts w:ascii="Noto Serif SC" w:eastAsia="Noto Serif SC" w:hAnsi="Noto Serif SC" w:cs="Noto Serif"/>
+          <w:sz w:val="24"/>
+          <w:szCs w:val="24"/>
+          <w:lang w:val="en-GB" w:eastAsia="zh-TW"/>
+        </w:rPr>
+        <w:t>,</w:t>
+      </w:r>
+      <w:r>
+        <w:rPr>
+          <w:rFonts w:ascii="Noto Serif SC" w:eastAsia="Noto Serif SC" w:hAnsi="Noto Serif SC" w:cs="Noto Serif"/>
+          <w:sz w:val="24"/>
+          <w:szCs w:val="24"/>
+          <w:lang w:val="en-GB" w:eastAsia="zh-TW"/>
+        </w:rPr>
+        <w:t xml:space="preserve"> energetic rhyth</w:t>
+      </w:r>
+      <w:r>
+        <w:rPr>
+          <w:rFonts w:ascii="Noto Serif SC" w:eastAsia="Noto Serif SC" w:hAnsi="Noto Serif SC" w:cs="Noto Serif"/>
+          <w:sz w:val="24"/>
+          <w:szCs w:val="24"/>
+          <w:lang w:val="en-GB" w:eastAsia="zh-TW"/>
+        </w:rPr>
+        <w:t>ms and</w:t>
+      </w:r>
+      <w:r>
+        <w:rPr>
+          <w:rFonts w:ascii="Noto Serif SC" w:eastAsia="Noto Serif SC" w:hAnsi="Noto Serif SC" w:cs="Noto Serif"/>
+          <w:sz w:val="24"/>
+          <w:szCs w:val="24"/>
+          <w:lang w:val="en-GB" w:eastAsia="zh-TW"/>
+        </w:rPr>
+        <w:t xml:space="preserve"> motion</w:t>
+      </w:r>
+      <w:r>
+        <w:rPr>
+          <w:rFonts w:ascii="Noto Serif SC" w:eastAsia="Noto Serif SC" w:hAnsi="Noto Serif SC" w:cs="Noto Serif"/>
+          <w:sz w:val="24"/>
+          <w:szCs w:val="24"/>
+          <w:lang w:val="en-GB" w:eastAsia="zh-TW"/>
+        </w:rPr>
+        <w:t>s that</w:t>
+      </w:r>
+      <w:r>
+        <w:rPr>
+          <w:rFonts w:ascii="Noto Serif SC" w:eastAsia="Noto Serif SC" w:hAnsi="Noto Serif SC" w:cs="Noto Serif"/>
+          <w:sz w:val="24"/>
+          <w:szCs w:val="24"/>
+          <w:lang w:val="en-GB" w:eastAsia="zh-TW"/>
+        </w:rPr>
+        <w:t xml:space="preserve"> reflect sound</w:t>
+      </w:r>
+      <w:r>
+        <w:rPr>
+          <w:rFonts w:ascii="Noto Serif SC" w:eastAsia="Noto Serif SC" w:hAnsi="Noto Serif SC" w:cs="Noto Serif"/>
+          <w:sz w:val="24"/>
+          <w:szCs w:val="24"/>
+          <w:lang w:val="en-GB" w:eastAsia="zh-TW"/>
+        </w:rPr>
+        <w:t>scapes</w:t>
+      </w:r>
+      <w:r>
+        <w:rPr>
+          <w:rFonts w:ascii="Noto Serif SC" w:eastAsia="Noto Serif SC" w:hAnsi="Noto Serif SC" w:cs="Noto Serif"/>
+          <w:sz w:val="24"/>
+          <w:szCs w:val="24"/>
+          <w:lang w:val="en-GB" w:eastAsia="zh-TW"/>
+        </w:rPr>
+        <w:t xml:space="preserve"> </w:t>
+      </w:r>
+      <w:r>
+        <w:rPr>
+          <w:rFonts w:ascii="Noto Serif SC" w:eastAsia="Noto Serif SC" w:hAnsi="Noto Serif SC" w:cs="Noto Serif"/>
+          <w:sz w:val="24"/>
+          <w:szCs w:val="24"/>
+          <w:lang w:val="en-GB" w:eastAsia="zh-TW"/>
+        </w:rPr>
+        <w:t xml:space="preserve">that evoke </w:t>
+      </w:r>
+      <w:r>
+        <w:rPr>
+          <w:rFonts w:ascii="Noto Serif SC" w:eastAsia="Noto Serif SC" w:hAnsi="Noto Serif SC" w:cs="Noto Serif"/>
+          <w:sz w:val="24"/>
+          <w:szCs w:val="24"/>
+          <w:lang w:val="en-GB" w:eastAsia="zh-TW"/>
+        </w:rPr>
+        <w:t>traditional Teochew culture</w:t>
+      </w:r>
+      <w:r>
+        <w:rPr>
+          <w:rFonts w:ascii="Noto Serif SC" w:eastAsia="Noto Serif SC" w:hAnsi="Noto Serif SC" w:cs="Noto Serif"/>
           <w:sz w:val="24"/>
           <w:szCs w:val="24"/>
           <w:lang w:val="en-GB"/>
         </w:rPr>
-      </w:pPr>
-      <w:r>
-        <w:rPr>
-          <w:rFonts w:ascii="Noto Serif" w:eastAsia="Noto Serif SC" w:hAnsi="Noto Serif" w:cs="Noto Serif"/>
-          <w:sz w:val="24"/>
-          <w:szCs w:val="24"/>
-          <w:lang w:val="en-GB" w:eastAsia="zh-TW"/>
-        </w:rPr>
-        <w:t xml:space="preserve">Altogether, </w:t>
-      </w:r>
-      <w:r>
-        <w:rPr>
-          <w:rFonts w:ascii="Noto Serif" w:eastAsia="Noto Serif SC" w:hAnsi="Noto Serif" w:cs="Noto Serif"/>
-          <w:i/>
-          <w:iCs/>
-          <w:sz w:val="24"/>
-          <w:szCs w:val="24"/>
-          <w:lang w:val="en-GB" w:eastAsia="zh-TW"/>
-        </w:rPr>
-        <w:t>Nine Actors</w:t>
-      </w:r>
-      <w:r>
-        <w:rPr>
-          <w:rFonts w:ascii="Noto Serif" w:eastAsia="Noto Serif SC" w:hAnsi="Noto Serif" w:cs="Noto Serif"/>
-          <w:sz w:val="24"/>
-          <w:szCs w:val="24"/>
-          <w:lang w:val="en-GB" w:eastAsia="zh-TW"/>
-        </w:rPr>
-        <w:t xml:space="preserve"> covers a wide range of</w:t>
-      </w:r>
-      <w:r>
-        <w:rPr>
-          <w:rFonts w:ascii="Noto Serif" w:eastAsia="Noto Serif SC" w:hAnsi="Noto Serif" w:cs="Noto Serif"/>
-          <w:sz w:val="24"/>
-          <w:szCs w:val="24"/>
-          <w:lang w:val="en-GB" w:eastAsia="zh-TW"/>
+        <w:t>.</w:t>
+      </w:r>
+      <w:r>
+        <w:rPr>
+          <w:rFonts w:ascii="Noto Serif SC" w:eastAsia="Noto Serif SC" w:hAnsi="Noto Serif SC" w:cs="Noto Serif"/>
+          <w:sz w:val="24"/>
+          <w:szCs w:val="24"/>
+          <w:lang w:val="en-GB"/>
         </w:rPr>
         <w:t xml:space="preserve"> </w:t>
       </w:r>
       <w:r>
         <w:rPr>
-          <w:rFonts w:ascii="Noto Serif" w:eastAsia="Noto Serif SC" w:hAnsi="Noto Serif" w:cs="Noto Serif"/>
-          <w:sz w:val="24"/>
-          <w:szCs w:val="24"/>
-          <w:lang w:val="en-GB" w:eastAsia="zh-TW"/>
-        </w:rPr>
-        <w:t xml:space="preserve">varying </w:t>
-      </w:r>
-      <w:r>
-        <w:rPr>
-          <w:rFonts w:ascii="Noto Serif" w:eastAsia="Noto Serif SC" w:hAnsi="Noto Serif" w:cs="Noto Serif"/>
-          <w:sz w:val="24"/>
-          <w:szCs w:val="24"/>
-          <w:lang w:val="en-GB" w:eastAsia="zh-TW"/>
-        </w:rPr>
-        <w:t xml:space="preserve">tone </w:t>
-      </w:r>
-      <w:r>
-        <w:rPr>
-          <w:rFonts w:ascii="Noto Serif" w:eastAsia="Noto Serif SC" w:hAnsi="Noto Serif" w:cs="Noto Serif"/>
-          <w:sz w:val="24"/>
-          <w:szCs w:val="24"/>
-          <w:lang w:val="en-GB" w:eastAsia="zh-TW"/>
-        </w:rPr>
-        <w:t>colour</w:t>
-      </w:r>
-      <w:r>
-        <w:rPr>
-          <w:rFonts w:ascii="Noto Serif" w:eastAsia="Noto Serif SC" w:hAnsi="Noto Serif" w:cs="Noto Serif"/>
-          <w:sz w:val="24"/>
-          <w:szCs w:val="24"/>
-          <w:lang w:val="en-GB" w:eastAsia="zh-TW"/>
-        </w:rPr>
-        <w:t>,</w:t>
-      </w:r>
-      <w:r>
-        <w:rPr>
-          <w:rFonts w:ascii="Noto Serif" w:eastAsia="Noto Serif SC" w:hAnsi="Noto Serif" w:cs="Noto Serif"/>
-          <w:sz w:val="24"/>
-          <w:szCs w:val="24"/>
-          <w:lang w:val="en-GB" w:eastAsia="zh-TW"/>
-        </w:rPr>
-        <w:t xml:space="preserve"> energetic rhyth</w:t>
-      </w:r>
-      <w:r>
-        <w:rPr>
-          <w:rFonts w:ascii="Noto Serif" w:eastAsia="Noto Serif SC" w:hAnsi="Noto Serif" w:cs="Noto Serif"/>
-          <w:sz w:val="24"/>
-          <w:szCs w:val="24"/>
-          <w:lang w:val="en-GB" w:eastAsia="zh-TW"/>
-        </w:rPr>
-        <w:t>ms and</w:t>
-      </w:r>
-      <w:r>
-        <w:rPr>
-          <w:rFonts w:ascii="Noto Serif" w:eastAsia="Noto Serif SC" w:hAnsi="Noto Serif" w:cs="Noto Serif"/>
-          <w:sz w:val="24"/>
-          <w:szCs w:val="24"/>
-          <w:lang w:val="en-GB" w:eastAsia="zh-TW"/>
-        </w:rPr>
-        <w:t xml:space="preserve"> motion</w:t>
-      </w:r>
-      <w:r>
-        <w:rPr>
-          <w:rFonts w:ascii="Noto Serif" w:eastAsia="Noto Serif SC" w:hAnsi="Noto Serif" w:cs="Noto Serif"/>
-          <w:sz w:val="24"/>
-          <w:szCs w:val="24"/>
-          <w:lang w:val="en-GB" w:eastAsia="zh-TW"/>
-        </w:rPr>
-        <w:t>s that</w:t>
-      </w:r>
-      <w:r>
-        <w:rPr>
-          <w:rFonts w:ascii="Noto Serif" w:eastAsia="Noto Serif SC" w:hAnsi="Noto Serif" w:cs="Noto Serif"/>
-          <w:sz w:val="24"/>
-          <w:szCs w:val="24"/>
-          <w:lang w:val="en-GB" w:eastAsia="zh-TW"/>
-        </w:rPr>
-        <w:t xml:space="preserve"> reflect sound</w:t>
-      </w:r>
-      <w:r>
-        <w:rPr>
-          <w:rFonts w:ascii="Noto Serif" w:eastAsia="Noto Serif SC" w:hAnsi="Noto Serif" w:cs="Noto Serif"/>
-          <w:sz w:val="24"/>
-          <w:szCs w:val="24"/>
-          <w:lang w:val="en-GB" w:eastAsia="zh-TW"/>
-        </w:rPr>
-        <w:t>scapes</w:t>
-      </w:r>
-      <w:r>
-        <w:rPr>
-          <w:rFonts w:ascii="Noto Serif" w:eastAsia="Noto Serif SC" w:hAnsi="Noto Serif" w:cs="Noto Serif"/>
-          <w:sz w:val="24"/>
-          <w:szCs w:val="24"/>
-          <w:lang w:val="en-GB" w:eastAsia="zh-TW"/>
+          <w:rFonts w:ascii="Noto Serif SC" w:eastAsia="Noto Serif SC" w:hAnsi="Noto Serif SC" w:cs="Noto Serif"/>
+          <w:sz w:val="24"/>
+          <w:szCs w:val="24"/>
+          <w:lang w:val="en-GB"/>
         </w:rPr>
         <w:t xml:space="preserve"> </w:t>
       </w:r>
-      <w:r>
-        <w:rPr>
-          <w:rFonts w:ascii="Noto Serif" w:eastAsia="Noto Serif SC" w:hAnsi="Noto Serif" w:cs="Noto Serif"/>
-          <w:sz w:val="24"/>
-          <w:szCs w:val="24"/>
-          <w:lang w:val="en-GB" w:eastAsia="zh-TW"/>
-        </w:rPr>
-        <w:t xml:space="preserve">that evoke </w:t>
-      </w:r>
-      <w:r>
-        <w:rPr>
-          <w:rFonts w:ascii="Noto Serif" w:eastAsia="Noto Serif SC" w:hAnsi="Noto Serif" w:cs="Noto Serif"/>
-          <w:sz w:val="24"/>
-          <w:szCs w:val="24"/>
-          <w:lang w:val="en-GB" w:eastAsia="zh-TW"/>
-        </w:rPr>
-        <w:t>traditional Teochew culture</w:t>
-      </w:r>
-      <w:r>
-        <w:rPr>
-          <w:rFonts w:ascii="Noto Serif" w:eastAsia="Noto Serif SC" w:hAnsi="Noto Serif" w:cs="Noto Serif"/>
-          <w:sz w:val="24"/>
-          <w:szCs w:val="24"/>
-          <w:lang w:val="en-GB"/>
-        </w:rPr>
-        <w:t>.</w:t>
-      </w:r>
-      <w:r>
-        <w:rPr>
-          <w:rFonts w:ascii="Noto Serif" w:eastAsia="Noto Serif SC" w:hAnsi="Noto Serif" w:cs="Noto Serif"/>
-          <w:sz w:val="24"/>
-          <w:szCs w:val="24"/>
-          <w:lang w:val="en-GB"/>
-        </w:rPr>
-        <w:t xml:space="preserve"> </w:t>
-      </w:r>
-      <w:r>
-        <w:rPr>
-          <w:rFonts w:ascii="Noto Serif" w:eastAsia="Noto Serif SC" w:hAnsi="Noto Serif" w:cs="Noto Serif"/>
-          <w:sz w:val="24"/>
-          <w:szCs w:val="24"/>
-          <w:lang w:val="en-GB"/>
-        </w:rPr>
-        <w:t xml:space="preserve"> </w:t>
-      </w:r>
     </w:p>
     <w:p>
       <w:pPr>
         <w:spacing w:line="360" w:lineRule="exact"/>
         <w:rPr>
-          <w:rFonts w:ascii="Noto Serif" w:eastAsia="Noto Serif SC" w:hAnsi="Noto Serif" w:cs="Noto Serif"/>
+          <w:rFonts w:ascii="Noto Serif SC" w:eastAsia="Noto Serif SC" w:hAnsi="Noto Serif SC" w:cs="Noto Serif"/>
           <w:b/>
           <w:sz w:val="44"/>
           <w:szCs w:val="44"/>
@@ -4135,7 +3867,7 @@
       </w:pPr>
       <w:r>
         <w:rPr>
-          <w:rFonts w:ascii="Noto Serif" w:eastAsia="Noto Serif SC" w:hAnsi="Noto Serif" w:cs="Noto Serif"/>
+          <w:rFonts w:ascii="Noto Serif SC" w:eastAsia="Noto Serif SC" w:hAnsi="Noto Serif SC" w:cs="Noto Serif"/>
           <w:b/>
           <w:sz w:val="44"/>
           <w:szCs w:val="44"/>
@@ -4148,7 +3880,7 @@
         <w:spacing w:after="640"/>
         <w:jc w:val="right"/>
         <w:rPr>
-          <w:rFonts w:ascii="Noto Serif" w:eastAsia="Noto Serif SC" w:hAnsi="Noto Serif" w:cs="Noto Serif"/>
+          <w:rFonts w:ascii="Noto Serif SC" w:eastAsia="Noto Serif SC" w:hAnsi="Noto Serif SC" w:cs="Noto Serif"/>
           <w:b/>
           <w:sz w:val="44"/>
           <w:szCs w:val="44"/>
@@ -4156,7 +3888,7 @@
       </w:pPr>
       <w:r>
         <w:rPr>
-          <w:rFonts w:ascii="Noto Serif" w:eastAsia="Noto Serif SC" w:hAnsi="Noto Serif" w:cs="Noto Serif" w:hint="eastAsia"/>
+          <w:rFonts w:ascii="Noto Serif SC" w:eastAsia="Noto Serif SC" w:hAnsi="Noto Serif SC" w:cs="Noto Serif" w:hint="eastAsia"/>
           <w:b/>
           <w:sz w:val="44"/>
           <w:szCs w:val="44"/>
@@ -4167,7 +3899,7 @@
       </w:r>
       <w:r>
         <w:rPr>
-          <w:rFonts w:ascii="Noto Serif" w:eastAsia="Noto Serif SC" w:hAnsi="Noto Serif" w:cs="Noto Serif"/>
+          <w:rFonts w:ascii="Noto Serif SC" w:eastAsia="Noto Serif SC" w:hAnsi="Noto Serif SC" w:cs="Noto Serif"/>
           <w:b/>
           <w:sz w:val="44"/>
           <w:szCs w:val="44"/>
@@ -4180,7 +3912,7 @@
       <w:pPr>
         <w:jc w:val="right"/>
         <w:rPr>
-          <w:rFonts w:ascii="Noto Serif" w:eastAsia="Noto Serif SC" w:hAnsi="Noto Serif" w:cs="Noto Serif"/>
+          <w:rFonts w:ascii="Noto Serif SC" w:eastAsia="Noto Serif SC" w:hAnsi="Noto Serif SC" w:cs="Noto Serif"/>
           <w:sz w:val="24"/>
           <w:szCs w:val="24"/>
           <w:lang w:val="en-GB"/>
@@ -4188,7 +3920,7 @@
       </w:pPr>
       <w:r>
         <w:rPr>
-          <w:rFonts w:ascii="Noto Serif" w:eastAsia="Noto Serif SC" w:hAnsi="Noto Serif" w:cs="Noto Serif" w:hint="eastAsia"/>
+          <w:rFonts w:ascii="Noto Serif SC" w:eastAsia="Noto Serif SC" w:hAnsi="Noto Serif SC" w:cs="Noto Serif" w:hint="eastAsia"/>
           <w:sz w:val="24"/>
           <w:szCs w:val="24"/>
           <w:lang w:val="en-GB" w:eastAsia="zh-TW"/>
@@ -4197,7 +3929,7 @@
       </w:r>
       <w:r>
         <w:rPr>
-          <w:rFonts w:ascii="Noto Serif" w:eastAsia="Noto Serif SC" w:hAnsi="Noto Serif" w:cs="Noto Serif"/>
+          <w:rFonts w:ascii="Noto Serif SC" w:eastAsia="Noto Serif SC" w:hAnsi="Noto Serif SC" w:cs="Noto Serif"/>
           <w:sz w:val="24"/>
           <w:szCs w:val="24"/>
           <w:lang w:val="en-GB" w:eastAsia="zh-TW"/>
@@ -4207,7 +3939,7 @@
       <w:proofErr w:type="spellStart"/>
       <w:r>
         <w:rPr>
-          <w:rFonts w:ascii="Noto Serif" w:eastAsia="Noto Serif SC" w:hAnsi="Noto Serif" w:cs="Noto Serif"/>
+          <w:rFonts w:ascii="Noto Serif SC" w:eastAsia="Noto Serif SC" w:hAnsi="Noto Serif SC" w:cs="Noto Serif"/>
           <w:sz w:val="24"/>
           <w:szCs w:val="24"/>
           <w:lang w:val="en-GB" w:eastAsia="zh-TW"/>
@@ -4217,7 +3949,7 @@
       <w:proofErr w:type="spellEnd"/>
       <w:r>
         <w:rPr>
-          <w:rFonts w:ascii="Noto Serif" w:eastAsia="Noto Serif SC" w:hAnsi="Noto Serif" w:cs="Noto Serif"/>
+          <w:rFonts w:ascii="Noto Serif SC" w:eastAsia="Noto Serif SC" w:hAnsi="Noto Serif SC" w:cs="Noto Serif"/>
           <w:sz w:val="24"/>
           <w:szCs w:val="24"/>
           <w:lang w:val="en-GB" w:eastAsia="zh-TW"/>
@@ -4229,15 +3961,15 @@
       <w:pPr>
         <w:jc w:val="right"/>
         <w:rPr>
-          <w:rFonts w:ascii="Noto Serif" w:eastAsia="Noto Serif SC" w:hAnsi="Noto Serif" w:cs="Noto Serif"/>
-          <w:sz w:val="24"/>
-          <w:szCs w:val="24"/>
-          <w:lang w:val="en-US"/>
-        </w:rPr>
-      </w:pPr>
-      <w:r>
-        <w:rPr>
-          <w:rFonts w:ascii="Noto Serif" w:eastAsia="Noto Serif SC" w:hAnsi="Noto Serif" w:cs="Noto Serif" w:hint="eastAsia"/>
+          <w:rFonts w:ascii="Noto Serif SC" w:eastAsia="Noto Serif SC" w:hAnsi="Noto Serif SC" w:cs="Noto Serif"/>
+          <w:sz w:val="24"/>
+          <w:szCs w:val="24"/>
+          <w:lang w:val="en-US"/>
+        </w:rPr>
+      </w:pPr>
+      <w:r>
+        <w:rPr>
+          <w:rFonts w:ascii="Noto Serif SC" w:eastAsia="Noto Serif SC" w:hAnsi="Noto Serif SC" w:cs="Noto Serif" w:hint="eastAsia"/>
           <w:sz w:val="24"/>
           <w:szCs w:val="24"/>
           <w:lang w:val="en-US" w:eastAsia="zh-TW"/>
@@ -4246,7 +3978,7 @@
       </w:r>
       <w:r>
         <w:rPr>
-          <w:rFonts w:ascii="Noto Serif" w:eastAsia="Noto Serif SC" w:hAnsi="Noto Serif" w:cs="Noto Serif"/>
+          <w:rFonts w:ascii="Noto Serif SC" w:eastAsia="Noto Serif SC" w:hAnsi="Noto Serif SC" w:cs="Noto Serif"/>
           <w:sz w:val="24"/>
           <w:szCs w:val="24"/>
           <w:lang w:val="en-US" w:eastAsia="zh-TW"/>
@@ -4256,7 +3988,7 @@
       <w:proofErr w:type="spellStart"/>
       <w:r>
         <w:rPr>
-          <w:rFonts w:ascii="Noto Serif" w:eastAsia="Noto Serif SC" w:hAnsi="Noto Serif" w:cs="Noto Serif"/>
+          <w:rFonts w:ascii="Noto Serif SC" w:eastAsia="Noto Serif SC" w:hAnsi="Noto Serif SC" w:cs="Noto Serif"/>
           <w:sz w:val="24"/>
           <w:szCs w:val="24"/>
           <w:lang w:val="en-US" w:eastAsia="zh-TW"/>
@@ -4266,7 +3998,7 @@
       <w:proofErr w:type="spellEnd"/>
       <w:r>
         <w:rPr>
-          <w:rFonts w:ascii="Noto Serif" w:eastAsia="Noto Serif SC" w:hAnsi="Noto Serif" w:cs="Noto Serif"/>
+          <w:rFonts w:ascii="Noto Serif SC" w:eastAsia="Noto Serif SC" w:hAnsi="Noto Serif SC" w:cs="Noto Serif"/>
           <w:sz w:val="24"/>
           <w:szCs w:val="24"/>
           <w:lang w:val="en-US" w:eastAsia="zh-TW"/>
@@ -4278,7 +4010,7 @@
       <w:pPr>
         <w:jc w:val="right"/>
         <w:rPr>
-          <w:rFonts w:ascii="Noto Serif" w:eastAsia="Noto Serif SC" w:hAnsi="Noto Serif" w:cs="Noto Serif"/>
+          <w:rFonts w:ascii="Noto Serif SC" w:eastAsia="Noto Serif SC" w:hAnsi="Noto Serif SC" w:cs="Noto Serif"/>
           <w:sz w:val="24"/>
           <w:szCs w:val="24"/>
           <w:lang w:val="en-GB"/>
@@ -4286,7 +4018,7 @@
       </w:pPr>
       <w:r>
         <w:rPr>
-          <w:rFonts w:ascii="Noto Serif" w:eastAsia="Noto Serif SC" w:hAnsi="Noto Serif" w:cs="Noto Serif" w:hint="eastAsia"/>
+          <w:rFonts w:ascii="Noto Serif SC" w:eastAsia="Noto Serif SC" w:hAnsi="Noto Serif SC" w:cs="Noto Serif" w:hint="eastAsia"/>
           <w:sz w:val="24"/>
           <w:szCs w:val="24"/>
           <w:lang w:val="en-GB" w:eastAsia="zh-TW"/>
@@ -4295,7 +4027,7 @@
       </w:r>
       <w:r>
         <w:rPr>
-          <w:rFonts w:ascii="Noto Serif" w:eastAsia="Noto Serif SC" w:hAnsi="Noto Serif" w:cs="Noto Serif"/>
+          <w:rFonts w:ascii="Noto Serif SC" w:eastAsia="Noto Serif SC" w:hAnsi="Noto Serif SC" w:cs="Noto Serif"/>
           <w:sz w:val="24"/>
           <w:szCs w:val="24"/>
           <w:lang w:val="en-GB" w:eastAsia="zh-TW"/>
@@ -4305,7 +4037,7 @@
       <w:proofErr w:type="spellStart"/>
       <w:r>
         <w:rPr>
-          <w:rFonts w:ascii="Noto Serif" w:eastAsia="Noto Serif SC" w:hAnsi="Noto Serif" w:cs="Noto Serif"/>
+          <w:rFonts w:ascii="Noto Serif SC" w:eastAsia="Noto Serif SC" w:hAnsi="Noto Serif SC" w:cs="Noto Serif"/>
           <w:sz w:val="24"/>
           <w:szCs w:val="24"/>
           <w:lang w:val="en-GB" w:eastAsia="zh-TW"/>
@@ -4315,7 +4047,7 @@
       <w:proofErr w:type="spellEnd"/>
       <w:r>
         <w:rPr>
-          <w:rFonts w:ascii="Noto Serif" w:eastAsia="Noto Serif SC" w:hAnsi="Noto Serif" w:cs="Noto Serif"/>
+          <w:rFonts w:ascii="Noto Serif SC" w:eastAsia="Noto Serif SC" w:hAnsi="Noto Serif SC" w:cs="Noto Serif"/>
           <w:sz w:val="24"/>
           <w:szCs w:val="24"/>
           <w:lang w:val="en-GB" w:eastAsia="zh-TW"/>
@@ -4327,7 +4059,7 @@
       <w:pPr>
         <w:jc w:val="right"/>
         <w:rPr>
-          <w:rFonts w:ascii="Noto Serif" w:eastAsia="Noto Serif SC" w:hAnsi="Noto Serif" w:cs="Noto Serif"/>
+          <w:rFonts w:ascii="Noto Serif SC" w:eastAsia="Noto Serif SC" w:hAnsi="Noto Serif SC" w:cs="Noto Serif"/>
           <w:sz w:val="24"/>
           <w:szCs w:val="24"/>
           <w:lang w:val="en-US"/>
@@ -4338,7 +4070,7 @@
       <w:pPr>
         <w:jc w:val="right"/>
         <w:rPr>
-          <w:rFonts w:ascii="Noto Serif" w:eastAsia="Noto Serif SC" w:hAnsi="Noto Serif" w:cs="Noto Serif"/>
+          <w:rFonts w:ascii="Noto Serif SC" w:eastAsia="Noto Serif SC" w:hAnsi="Noto Serif SC" w:cs="Noto Serif"/>
           <w:sz w:val="24"/>
           <w:szCs w:val="24"/>
           <w:lang w:val="en-GB"/>
@@ -4346,7 +4078,7 @@
       </w:pPr>
       <w:r>
         <w:rPr>
-          <w:rFonts w:ascii="Noto Serif" w:eastAsia="Noto Serif SC" w:hAnsi="Noto Serif" w:cs="Noto Serif" w:hint="eastAsia"/>
+          <w:rFonts w:ascii="Noto Serif SC" w:eastAsia="Noto Serif SC" w:hAnsi="Noto Serif SC" w:cs="Noto Serif" w:hint="eastAsia"/>
           <w:sz w:val="24"/>
           <w:szCs w:val="24"/>
           <w:lang w:val="en-GB" w:eastAsia="zh-TW"/>
@@ -4355,7 +4087,7 @@
       </w:r>
       <w:r>
         <w:rPr>
-          <w:rFonts w:ascii="Noto Serif" w:eastAsia="Noto Serif SC" w:hAnsi="Noto Serif" w:cs="Noto Serif"/>
+          <w:rFonts w:ascii="Noto Serif SC" w:eastAsia="Noto Serif SC" w:hAnsi="Noto Serif SC" w:cs="Noto Serif"/>
           <w:sz w:val="24"/>
           <w:szCs w:val="24"/>
           <w:lang w:val="en-GB" w:eastAsia="zh-TW"/>
@@ -4365,7 +4097,7 @@
       <w:proofErr w:type="spellStart"/>
       <w:r>
         <w:rPr>
-          <w:rFonts w:ascii="Noto Serif" w:eastAsia="Noto Serif SC" w:hAnsi="Noto Serif" w:cs="Noto Serif"/>
+          <w:rFonts w:ascii="Noto Serif SC" w:eastAsia="Noto Serif SC" w:hAnsi="Noto Serif SC" w:cs="Noto Serif"/>
           <w:sz w:val="24"/>
           <w:szCs w:val="24"/>
           <w:lang w:val="en-GB" w:eastAsia="zh-TW"/>
@@ -4375,7 +4107,7 @@
       <w:proofErr w:type="spellEnd"/>
       <w:r>
         <w:rPr>
-          <w:rFonts w:ascii="Noto Serif" w:eastAsia="Noto Serif SC" w:hAnsi="Noto Serif" w:cs="Noto Serif"/>
+          <w:rFonts w:ascii="Noto Serif SC" w:eastAsia="Noto Serif SC" w:hAnsi="Noto Serif SC" w:cs="Noto Serif"/>
           <w:sz w:val="24"/>
           <w:szCs w:val="24"/>
           <w:lang w:val="en-GB" w:eastAsia="zh-TW"/>
@@ -4387,7 +4119,7 @@
       <w:pPr>
         <w:jc w:val="right"/>
         <w:rPr>
-          <w:rFonts w:ascii="Noto Serif" w:eastAsia="Noto Serif SC" w:hAnsi="Noto Serif" w:cs="Noto Serif"/>
+          <w:rFonts w:ascii="Noto Serif SC" w:eastAsia="Noto Serif SC" w:hAnsi="Noto Serif SC" w:cs="Noto Serif"/>
           <w:sz w:val="24"/>
           <w:szCs w:val="24"/>
           <w:lang w:val="en-GB"/>
@@ -4395,7 +4127,7 @@
       </w:pPr>
       <w:r>
         <w:rPr>
-          <w:rFonts w:ascii="Noto Serif" w:eastAsia="Noto Serif SC" w:hAnsi="Noto Serif" w:cs="Noto Serif" w:hint="eastAsia"/>
+          <w:rFonts w:ascii="Noto Serif SC" w:eastAsia="Noto Serif SC" w:hAnsi="Noto Serif SC" w:cs="Noto Serif" w:hint="eastAsia"/>
           <w:sz w:val="24"/>
           <w:szCs w:val="24"/>
           <w:lang w:val="en-GB" w:eastAsia="zh-TW"/>
@@ -4404,7 +4136,7 @@
       </w:r>
       <w:r>
         <w:rPr>
-          <w:rFonts w:ascii="Noto Serif" w:eastAsia="Noto Serif SC" w:hAnsi="Noto Serif" w:cs="Noto Serif"/>
+          <w:rFonts w:ascii="Noto Serif SC" w:eastAsia="Noto Serif SC" w:hAnsi="Noto Serif SC" w:cs="Noto Serif"/>
           <w:sz w:val="24"/>
           <w:szCs w:val="24"/>
           <w:lang w:val="en-GB" w:eastAsia="zh-TW"/>
@@ -4414,7 +4146,7 @@
       <w:proofErr w:type="spellStart"/>
       <w:r>
         <w:rPr>
-          <w:rFonts w:ascii="Noto Serif" w:eastAsia="Noto Serif SC" w:hAnsi="Noto Serif" w:cs="Noto Serif"/>
+          <w:rFonts w:ascii="Noto Serif SC" w:eastAsia="Noto Serif SC" w:hAnsi="Noto Serif SC" w:cs="Noto Serif"/>
           <w:sz w:val="24"/>
           <w:szCs w:val="24"/>
           <w:lang w:val="en-GB" w:eastAsia="zh-TW"/>
@@ -4424,7 +4156,7 @@
       <w:proofErr w:type="spellEnd"/>
       <w:r>
         <w:rPr>
-          <w:rFonts w:ascii="Noto Serif" w:eastAsia="Noto Serif SC" w:hAnsi="Noto Serif" w:cs="Noto Serif"/>
+          <w:rFonts w:ascii="Noto Serif SC" w:eastAsia="Noto Serif SC" w:hAnsi="Noto Serif SC" w:cs="Noto Serif"/>
           <w:sz w:val="24"/>
           <w:szCs w:val="24"/>
           <w:lang w:val="en-GB" w:eastAsia="zh-TW"/>
@@ -4436,7 +4168,7 @@
       <w:pPr>
         <w:jc w:val="right"/>
         <w:rPr>
-          <w:rFonts w:ascii="Noto Serif" w:eastAsia="Noto Serif SC" w:hAnsi="Noto Serif" w:cs="Noto Serif"/>
+          <w:rFonts w:ascii="Noto Serif SC" w:eastAsia="Noto Serif SC" w:hAnsi="Noto Serif SC" w:cs="Noto Serif"/>
           <w:sz w:val="24"/>
           <w:szCs w:val="24"/>
           <w:lang w:val="en-GB"/>
@@ -4444,7 +4176,7 @@
       </w:pPr>
       <w:r>
         <w:rPr>
-          <w:rFonts w:ascii="Noto Serif" w:eastAsia="Noto Serif SC" w:hAnsi="Noto Serif" w:cs="Noto Serif" w:hint="eastAsia"/>
+          <w:rFonts w:ascii="Noto Serif SC" w:eastAsia="Noto Serif SC" w:hAnsi="Noto Serif SC" w:cs="Noto Serif" w:hint="eastAsia"/>
           <w:sz w:val="24"/>
           <w:szCs w:val="24"/>
           <w:lang w:val="en-GB" w:eastAsia="zh-TW"/>
@@ -4453,7 +4185,7 @@
       </w:r>
       <w:r>
         <w:rPr>
-          <w:rFonts w:ascii="Noto Serif" w:eastAsia="Noto Serif SC" w:hAnsi="Noto Serif" w:cs="Noto Serif"/>
+          <w:rFonts w:ascii="Noto Serif SC" w:eastAsia="Noto Serif SC" w:hAnsi="Noto Serif SC" w:cs="Noto Serif"/>
           <w:sz w:val="24"/>
           <w:szCs w:val="24"/>
           <w:lang w:val="en-GB" w:eastAsia="zh-TW"/>
@@ -4465,7 +4197,7 @@
       <w:pPr>
         <w:jc w:val="right"/>
         <w:rPr>
-          <w:rFonts w:ascii="Noto Serif" w:eastAsia="Noto Serif SC" w:hAnsi="Noto Serif" w:cs="Noto Serif"/>
+          <w:rFonts w:ascii="Noto Serif SC" w:eastAsia="Noto Serif SC" w:hAnsi="Noto Serif SC" w:cs="Noto Serif"/>
           <w:sz w:val="24"/>
           <w:szCs w:val="24"/>
           <w:lang w:val="en-US"/>
@@ -4476,7 +4208,7 @@
       <w:pPr>
         <w:jc w:val="right"/>
         <w:rPr>
-          <w:rFonts w:ascii="Noto Serif" w:eastAsia="Noto Serif SC" w:hAnsi="Noto Serif" w:cs="Noto Serif"/>
+          <w:rFonts w:ascii="Noto Serif SC" w:eastAsia="Noto Serif SC" w:hAnsi="Noto Serif SC" w:cs="Noto Serif"/>
           <w:sz w:val="24"/>
           <w:szCs w:val="24"/>
           <w:lang w:val="en-GB"/>
@@ -4484,7 +4216,7 @@
       </w:pPr>
       <w:r>
         <w:rPr>
-          <w:rFonts w:ascii="Noto Serif" w:eastAsia="Noto Serif SC" w:hAnsi="Noto Serif" w:cs="Noto Serif" w:hint="eastAsia"/>
+          <w:rFonts w:ascii="Noto Serif SC" w:eastAsia="Noto Serif SC" w:hAnsi="Noto Serif SC" w:cs="Noto Serif" w:hint="eastAsia"/>
           <w:sz w:val="24"/>
           <w:szCs w:val="24"/>
           <w:lang w:val="en-GB" w:eastAsia="zh-TW"/>
@@ -4493,7 +4225,7 @@
       </w:r>
       <w:r>
         <w:rPr>
-          <w:rFonts w:ascii="Noto Serif" w:eastAsia="Noto Serif SC" w:hAnsi="Noto Serif" w:cs="Noto Serif" w:hint="eastAsia"/>
+          <w:rFonts w:ascii="Noto Serif SC" w:eastAsia="Noto Serif SC" w:hAnsi="Noto Serif SC" w:cs="Noto Serif" w:hint="eastAsia"/>
           <w:sz w:val="24"/>
           <w:szCs w:val="24"/>
           <w:lang w:val="en-US" w:eastAsia="zh-TW"/>
@@ -4502,7 +4234,7 @@
       </w:r>
       <w:r>
         <w:rPr>
-          <w:rFonts w:ascii="Noto Serif" w:eastAsia="Noto Serif SC" w:hAnsi="Noto Serif" w:cs="Noto Serif"/>
+          <w:rFonts w:ascii="Noto Serif SC" w:eastAsia="Noto Serif SC" w:hAnsi="Noto Serif SC" w:cs="Noto Serif"/>
           <w:sz w:val="24"/>
           <w:szCs w:val="24"/>
           <w:lang w:val="en-GB" w:eastAsia="zh-TW"/>
@@ -4512,7 +4244,7 @@
       <w:proofErr w:type="spellStart"/>
       <w:r>
         <w:rPr>
-          <w:rFonts w:ascii="Noto Serif" w:eastAsia="Noto Serif SC" w:hAnsi="Noto Serif" w:cs="Noto Serif"/>
+          <w:rFonts w:ascii="Noto Serif SC" w:eastAsia="Noto Serif SC" w:hAnsi="Noto Serif SC" w:cs="Noto Serif"/>
           <w:sz w:val="24"/>
           <w:szCs w:val="24"/>
           <w:lang w:val="en-GB" w:eastAsia="zh-TW"/>
@@ -4522,7 +4254,7 @@
       <w:proofErr w:type="spellEnd"/>
       <w:r>
         <w:rPr>
-          <w:rFonts w:ascii="Noto Serif" w:eastAsia="Noto Serif SC" w:hAnsi="Noto Serif" w:cs="Noto Serif"/>
+          <w:rFonts w:ascii="Noto Serif SC" w:eastAsia="Noto Serif SC" w:hAnsi="Noto Serif SC" w:cs="Noto Serif"/>
           <w:sz w:val="24"/>
           <w:szCs w:val="24"/>
           <w:lang w:val="en-GB" w:eastAsia="zh-TW"/>
@@ -4532,7 +4264,7 @@
       <w:proofErr w:type="spellStart"/>
       <w:r>
         <w:rPr>
-          <w:rFonts w:ascii="Noto Serif" w:eastAsia="Noto Serif SC" w:hAnsi="Noto Serif" w:cs="Noto Serif"/>
+          <w:rFonts w:ascii="Noto Serif SC" w:eastAsia="Noto Serif SC" w:hAnsi="Noto Serif SC" w:cs="Noto Serif"/>
           <w:sz w:val="24"/>
           <w:szCs w:val="24"/>
           <w:lang w:val="en-GB" w:eastAsia="zh-TW"/>
@@ -4542,7 +4274,7 @@
       <w:proofErr w:type="spellEnd"/>
       <w:r>
         <w:rPr>
-          <w:rFonts w:ascii="Noto Serif" w:eastAsia="Noto Serif SC" w:hAnsi="Noto Serif" w:cs="Noto Serif"/>
+          <w:rFonts w:ascii="Noto Serif SC" w:eastAsia="Noto Serif SC" w:hAnsi="Noto Serif SC" w:cs="Noto Serif"/>
           <w:sz w:val="24"/>
           <w:szCs w:val="24"/>
           <w:lang w:val="en-GB" w:eastAsia="zh-TW"/>
@@ -4554,15 +4286,15 @@
       <w:pPr>
         <w:jc w:val="right"/>
         <w:rPr>
-          <w:rFonts w:ascii="Noto Serif" w:eastAsia="Noto Serif SC" w:hAnsi="Noto Serif" w:cs="Noto Serif"/>
-          <w:sz w:val="24"/>
-          <w:szCs w:val="24"/>
-          <w:lang w:val="en-US"/>
-        </w:rPr>
-      </w:pPr>
-      <w:r>
-        <w:rPr>
-          <w:rFonts w:ascii="Noto Serif" w:eastAsia="Noto Serif SC" w:hAnsi="Noto Serif" w:cs="Noto Serif" w:hint="eastAsia"/>
+          <w:rFonts w:ascii="Noto Serif SC" w:eastAsia="Noto Serif SC" w:hAnsi="Noto Serif SC" w:cs="Noto Serif"/>
+          <w:sz w:val="24"/>
+          <w:szCs w:val="24"/>
+          <w:lang w:val="en-US"/>
+        </w:rPr>
+      </w:pPr>
+      <w:r>
+        <w:rPr>
+          <w:rFonts w:ascii="Noto Serif SC" w:eastAsia="Noto Serif SC" w:hAnsi="Noto Serif SC" w:cs="Noto Serif" w:hint="eastAsia"/>
           <w:sz w:val="24"/>
           <w:szCs w:val="24"/>
           <w:lang w:val="en-US" w:eastAsia="zh-TW"/>
@@ -4571,7 +4303,7 @@
       </w:r>
       <w:r>
         <w:rPr>
-          <w:rFonts w:ascii="Noto Serif" w:eastAsia="Noto Serif SC" w:hAnsi="Noto Serif" w:cs="Noto Serif"/>
+          <w:rFonts w:ascii="Noto Serif SC" w:eastAsia="Noto Serif SC" w:hAnsi="Noto Serif SC" w:cs="Noto Serif"/>
           <w:sz w:val="24"/>
           <w:szCs w:val="24"/>
           <w:lang w:val="en-US" w:eastAsia="zh-TW"/>
@@ -4581,7 +4313,7 @@
       <w:proofErr w:type="spellStart"/>
       <w:r>
         <w:rPr>
-          <w:rFonts w:ascii="Noto Serif" w:eastAsia="Noto Serif SC" w:hAnsi="Noto Serif" w:cs="Noto Serif"/>
+          <w:rFonts w:ascii="Noto Serif SC" w:eastAsia="Noto Serif SC" w:hAnsi="Noto Serif SC" w:cs="Noto Serif"/>
           <w:sz w:val="24"/>
           <w:szCs w:val="24"/>
           <w:lang w:val="en-US" w:eastAsia="zh-TW"/>
@@ -4591,7 +4323,7 @@
       <w:proofErr w:type="spellEnd"/>
       <w:r>
         <w:rPr>
-          <w:rFonts w:ascii="Noto Serif" w:eastAsia="Noto Serif SC" w:hAnsi="Noto Serif" w:cs="Noto Serif"/>
+          <w:rFonts w:ascii="Noto Serif SC" w:eastAsia="Noto Serif SC" w:hAnsi="Noto Serif SC" w:cs="Noto Serif"/>
           <w:sz w:val="24"/>
           <w:szCs w:val="24"/>
           <w:lang w:val="en-US" w:eastAsia="zh-TW"/>
@@ -4601,7 +4333,7 @@
       <w:proofErr w:type="spellStart"/>
       <w:r>
         <w:rPr>
-          <w:rFonts w:ascii="Noto Serif" w:eastAsia="Noto Serif SC" w:hAnsi="Noto Serif" w:cs="Noto Serif"/>
+          <w:rFonts w:ascii="Noto Serif SC" w:eastAsia="Noto Serif SC" w:hAnsi="Noto Serif SC" w:cs="Noto Serif"/>
           <w:sz w:val="24"/>
           <w:szCs w:val="24"/>
           <w:lang w:val="en-US" w:eastAsia="zh-TW"/>
@@ -4611,7 +4343,7 @@
       <w:proofErr w:type="spellEnd"/>
       <w:r>
         <w:rPr>
-          <w:rFonts w:ascii="Noto Serif" w:eastAsia="Noto Serif SC" w:hAnsi="Noto Serif" w:cs="Noto Serif"/>
+          <w:rFonts w:ascii="Noto Serif SC" w:eastAsia="Noto Serif SC" w:hAnsi="Noto Serif SC" w:cs="Noto Serif"/>
           <w:sz w:val="24"/>
           <w:szCs w:val="24"/>
           <w:lang w:val="en-US" w:eastAsia="zh-TW"/>
@@ -4621,7 +4353,7 @@
       <w:proofErr w:type="spellStart"/>
       <w:r>
         <w:rPr>
-          <w:rFonts w:ascii="Noto Serif" w:eastAsia="Noto Serif SC" w:hAnsi="Noto Serif" w:cs="Noto Serif"/>
+          <w:rFonts w:ascii="Noto Serif SC" w:eastAsia="Noto Serif SC" w:hAnsi="Noto Serif SC" w:cs="Noto Serif"/>
           <w:sz w:val="24"/>
           <w:szCs w:val="24"/>
           <w:lang w:val="en-US" w:eastAsia="zh-TW"/>
@@ -4631,7 +4363,7 @@
       <w:proofErr w:type="spellEnd"/>
       <w:r>
         <w:rPr>
-          <w:rFonts w:ascii="Noto Serif" w:eastAsia="Noto Serif SC" w:hAnsi="Noto Serif" w:cs="Noto Serif"/>
+          <w:rFonts w:ascii="Noto Serif SC" w:eastAsia="Noto Serif SC" w:hAnsi="Noto Serif SC" w:cs="Noto Serif"/>
           <w:sz w:val="24"/>
           <w:szCs w:val="24"/>
           <w:lang w:val="en-US" w:eastAsia="zh-TW"/>
@@ -4643,15 +4375,15 @@
       <w:pPr>
         <w:jc w:val="right"/>
         <w:rPr>
-          <w:rFonts w:ascii="Noto Serif" w:eastAsia="Noto Serif SC" w:hAnsi="Noto Serif" w:cs="Noto Serif"/>
-          <w:sz w:val="24"/>
-          <w:szCs w:val="24"/>
-          <w:lang w:val="en-US"/>
-        </w:rPr>
-      </w:pPr>
-      <w:r>
-        <w:rPr>
-          <w:rFonts w:ascii="Noto Serif" w:eastAsia="Noto Serif SC" w:hAnsi="Noto Serif" w:cs="Noto Serif" w:hint="eastAsia"/>
+          <w:rFonts w:ascii="Noto Serif SC" w:eastAsia="Noto Serif SC" w:hAnsi="Noto Serif SC" w:cs="Noto Serif"/>
+          <w:sz w:val="24"/>
+          <w:szCs w:val="24"/>
+          <w:lang w:val="en-US"/>
+        </w:rPr>
+      </w:pPr>
+      <w:r>
+        <w:rPr>
+          <w:rFonts w:ascii="Noto Serif SC" w:eastAsia="Noto Serif SC" w:hAnsi="Noto Serif SC" w:cs="Noto Serif" w:hint="eastAsia"/>
           <w:sz w:val="24"/>
           <w:szCs w:val="24"/>
           <w:lang w:val="en-US" w:eastAsia="zh-TW"/>
@@ -4660,7 +4392,7 @@
       </w:r>
       <w:r>
         <w:rPr>
-          <w:rFonts w:ascii="Noto Serif" w:eastAsia="Noto Serif SC" w:hAnsi="Noto Serif" w:cs="Noto Serif"/>
+          <w:rFonts w:ascii="Noto Serif SC" w:eastAsia="Noto Serif SC" w:hAnsi="Noto Serif SC" w:cs="Noto Serif"/>
           <w:sz w:val="24"/>
           <w:szCs w:val="24"/>
           <w:lang w:val="en-US" w:eastAsia="zh-TW"/>
@@ -4670,7 +4402,7 @@
       <w:proofErr w:type="spellStart"/>
       <w:r>
         <w:rPr>
-          <w:rFonts w:ascii="Noto Serif" w:eastAsia="Noto Serif SC" w:hAnsi="Noto Serif" w:cs="Noto Serif"/>
+          <w:rFonts w:ascii="Noto Serif SC" w:eastAsia="Noto Serif SC" w:hAnsi="Noto Serif SC" w:cs="Noto Serif"/>
           <w:sz w:val="24"/>
           <w:szCs w:val="24"/>
           <w:lang w:val="en-US" w:eastAsia="zh-TW"/>
@@ -4680,7 +4412,7 @@
       <w:proofErr w:type="spellEnd"/>
       <w:r>
         <w:rPr>
-          <w:rFonts w:ascii="Noto Serif" w:eastAsia="Noto Serif SC" w:hAnsi="Noto Serif" w:cs="Noto Serif"/>
+          <w:rFonts w:ascii="Noto Serif SC" w:eastAsia="Noto Serif SC" w:hAnsi="Noto Serif SC" w:cs="Noto Serif"/>
           <w:sz w:val="24"/>
           <w:szCs w:val="24"/>
           <w:lang w:val="en-US" w:eastAsia="zh-TW"/>
@@ -4690,7 +4422,7 @@
       <w:proofErr w:type="spellStart"/>
       <w:r>
         <w:rPr>
-          <w:rFonts w:ascii="Noto Serif" w:eastAsia="Noto Serif SC" w:hAnsi="Noto Serif" w:cs="Noto Serif"/>
+          <w:rFonts w:ascii="Noto Serif SC" w:eastAsia="Noto Serif SC" w:hAnsi="Noto Serif SC" w:cs="Noto Serif"/>
           <w:sz w:val="24"/>
           <w:szCs w:val="24"/>
           <w:lang w:eastAsia="zh-TW"/>
@@ -4700,7 +4432,7 @@
       <w:proofErr w:type="spellEnd"/>
       <w:r>
         <w:rPr>
-          <w:rFonts w:ascii="Noto Serif" w:eastAsia="Noto Serif SC" w:hAnsi="Noto Serif" w:cs="Noto Serif"/>
+          <w:rFonts w:ascii="Noto Serif SC" w:eastAsia="Noto Serif SC" w:hAnsi="Noto Serif SC" w:cs="Noto Serif"/>
           <w:sz w:val="24"/>
           <w:szCs w:val="24"/>
           <w:lang w:eastAsia="zh-TW"/>
@@ -4710,7 +4442,7 @@
       <w:proofErr w:type="spellStart"/>
       <w:r>
         <w:rPr>
-          <w:rFonts w:ascii="Noto Serif" w:eastAsia="Noto Serif SC" w:hAnsi="Noto Serif" w:cs="Noto Serif"/>
+          <w:rFonts w:ascii="Noto Serif SC" w:eastAsia="Noto Serif SC" w:hAnsi="Noto Serif SC" w:cs="Noto Serif"/>
           <w:sz w:val="24"/>
           <w:szCs w:val="24"/>
           <w:lang w:val="en-US" w:eastAsia="zh-TW"/>
@@ -4720,7 +4452,7 @@
       <w:proofErr w:type="spellEnd"/>
       <w:r>
         <w:rPr>
-          <w:rFonts w:ascii="Noto Serif" w:eastAsia="Noto Serif SC" w:hAnsi="Noto Serif" w:cs="Noto Serif"/>
+          <w:rFonts w:ascii="Noto Serif SC" w:eastAsia="Noto Serif SC" w:hAnsi="Noto Serif SC" w:cs="Noto Serif"/>
           <w:sz w:val="24"/>
           <w:szCs w:val="24"/>
           <w:lang w:val="en-US" w:eastAsia="zh-TW"/>
@@ -4732,15 +4464,15 @@
       <w:pPr>
         <w:jc w:val="right"/>
         <w:rPr>
-          <w:rFonts w:ascii="Noto Serif" w:eastAsia="Noto Serif SC" w:hAnsi="Noto Serif" w:cs="Noto Serif"/>
-          <w:sz w:val="24"/>
-          <w:szCs w:val="24"/>
-          <w:lang w:val="en-US"/>
-        </w:rPr>
-      </w:pPr>
-      <w:r>
-        <w:rPr>
-          <w:rFonts w:ascii="Noto Serif" w:eastAsia="Noto Serif SC" w:hAnsi="Noto Serif" w:cs="Noto Serif" w:hint="eastAsia"/>
+          <w:rFonts w:ascii="Noto Serif SC" w:eastAsia="Noto Serif SC" w:hAnsi="Noto Serif SC" w:cs="Noto Serif"/>
+          <w:sz w:val="24"/>
+          <w:szCs w:val="24"/>
+          <w:lang w:val="en-US"/>
+        </w:rPr>
+      </w:pPr>
+      <w:r>
+        <w:rPr>
+          <w:rFonts w:ascii="Noto Serif SC" w:eastAsia="Noto Serif SC" w:hAnsi="Noto Serif SC" w:cs="Noto Serif" w:hint="eastAsia"/>
           <w:sz w:val="24"/>
           <w:szCs w:val="24"/>
           <w:lang w:eastAsia="zh-TW"/>
@@ -4749,7 +4481,7 @@
       </w:r>
       <w:r>
         <w:rPr>
-          <w:rFonts w:ascii="Noto Serif" w:eastAsia="Noto Serif SC" w:hAnsi="Noto Serif" w:cs="Noto Serif"/>
+          <w:rFonts w:ascii="Noto Serif SC" w:eastAsia="Noto Serif SC" w:hAnsi="Noto Serif SC" w:cs="Noto Serif"/>
           <w:sz w:val="24"/>
           <w:szCs w:val="24"/>
           <w:lang w:eastAsia="zh-TW"/>
@@ -4758,7 +4490,7 @@
       </w:r>
       <w:r>
         <w:rPr>
-          <w:rFonts w:ascii="Noto Serif" w:eastAsia="Noto Serif SC" w:hAnsi="Noto Serif" w:cs="Noto Serif"/>
+          <w:rFonts w:ascii="Noto Serif SC" w:eastAsia="Noto Serif SC" w:hAnsi="Noto Serif SC" w:cs="Noto Serif"/>
           <w:sz w:val="24"/>
           <w:szCs w:val="24"/>
           <w:lang w:val="en-US" w:eastAsia="zh-TW"/>
@@ -4768,7 +4500,7 @@
       <w:proofErr w:type="spellStart"/>
       <w:r>
         <w:rPr>
-          <w:rFonts w:ascii="Noto Serif" w:eastAsia="Noto Serif SC" w:hAnsi="Noto Serif" w:cs="Noto Serif"/>
+          <w:rFonts w:ascii="Noto Serif SC" w:eastAsia="Noto Serif SC" w:hAnsi="Noto Serif SC" w:cs="Noto Serif"/>
           <w:sz w:val="24"/>
           <w:szCs w:val="24"/>
           <w:lang w:eastAsia="zh-TW"/>
@@ -4778,7 +4510,7 @@
       <w:proofErr w:type="spellEnd"/>
       <w:r>
         <w:rPr>
-          <w:rFonts w:ascii="Noto Serif" w:eastAsia="Noto Serif SC" w:hAnsi="Noto Serif" w:cs="Noto Serif"/>
+          <w:rFonts w:ascii="Noto Serif SC" w:eastAsia="Noto Serif SC" w:hAnsi="Noto Serif SC" w:cs="Noto Serif"/>
           <w:sz w:val="24"/>
           <w:szCs w:val="24"/>
           <w:lang w:eastAsia="zh-TW"/>
@@ -4788,7 +4520,7 @@
       <w:proofErr w:type="spellStart"/>
       <w:r>
         <w:rPr>
-          <w:rFonts w:ascii="Noto Serif" w:eastAsia="Noto Serif SC" w:hAnsi="Noto Serif" w:cs="Noto Serif"/>
+          <w:rFonts w:ascii="Noto Serif SC" w:eastAsia="Noto Serif SC" w:hAnsi="Noto Serif SC" w:cs="Noto Serif"/>
           <w:sz w:val="24"/>
           <w:szCs w:val="24"/>
           <w:lang w:eastAsia="zh-TW"/>
@@ -4798,7 +4530,7 @@
       <w:proofErr w:type="spellEnd"/>
       <w:r>
         <w:rPr>
-          <w:rFonts w:ascii="Noto Serif" w:eastAsia="Noto Serif SC" w:hAnsi="Noto Serif" w:cs="Noto Serif"/>
+          <w:rFonts w:ascii="Noto Serif SC" w:eastAsia="Noto Serif SC" w:hAnsi="Noto Serif SC" w:cs="Noto Serif"/>
           <w:sz w:val="24"/>
           <w:szCs w:val="24"/>
           <w:lang w:val="en-US" w:eastAsia="zh-TW"/>
@@ -4810,7 +4542,7 @@
       <w:pPr>
         <w:jc w:val="right"/>
         <w:rPr>
-          <w:rFonts w:ascii="Noto Serif" w:eastAsia="Noto Serif SC" w:hAnsi="Noto Serif" w:cs="Noto Serif"/>
+          <w:rFonts w:ascii="Noto Serif SC" w:eastAsia="Noto Serif SC" w:hAnsi="Noto Serif SC" w:cs="Noto Serif"/>
           <w:sz w:val="24"/>
           <w:szCs w:val="24"/>
           <w:lang w:val="en-US"/>
@@ -4821,15 +4553,15 @@
       <w:pPr>
         <w:jc w:val="right"/>
         <w:rPr>
-          <w:rFonts w:ascii="Noto Serif" w:eastAsia="Noto Serif SC" w:hAnsi="Noto Serif" w:cs="Noto Serif"/>
-          <w:sz w:val="24"/>
-          <w:szCs w:val="24"/>
-          <w:lang w:val="en-US"/>
-        </w:rPr>
-      </w:pPr>
-      <w:r>
-        <w:rPr>
-          <w:rFonts w:ascii="Noto Serif" w:eastAsia="Noto Serif SC" w:hAnsi="Noto Serif" w:cs="Noto Serif" w:hint="eastAsia"/>
+          <w:rFonts w:ascii="Noto Serif SC" w:eastAsia="Noto Serif SC" w:hAnsi="Noto Serif SC" w:cs="Noto Serif"/>
+          <w:sz w:val="24"/>
+          <w:szCs w:val="24"/>
+          <w:lang w:val="en-US"/>
+        </w:rPr>
+      </w:pPr>
+      <w:r>
+        <w:rPr>
+          <w:rFonts w:ascii="Noto Serif SC" w:eastAsia="Noto Serif SC" w:hAnsi="Noto Serif SC" w:cs="Noto Serif" w:hint="eastAsia"/>
           <w:sz w:val="24"/>
           <w:szCs w:val="24"/>
           <w:lang w:val="en-US" w:eastAsia="zh-TW"/>
@@ -4838,7 +4570,7 @@
       </w:r>
       <w:r>
         <w:rPr>
-          <w:rFonts w:ascii="Noto Serif" w:eastAsia="Noto Serif SC" w:hAnsi="Noto Serif" w:cs="Noto Serif"/>
+          <w:rFonts w:ascii="Noto Serif SC" w:eastAsia="Noto Serif SC" w:hAnsi="Noto Serif SC" w:cs="Noto Serif"/>
           <w:sz w:val="24"/>
           <w:szCs w:val="24"/>
           <w:lang w:val="en-US" w:eastAsia="zh-TW"/>
@@ -4850,7 +4582,7 @@
       <w:pPr>
         <w:jc w:val="right"/>
         <w:rPr>
-          <w:rFonts w:ascii="Noto Serif" w:eastAsia="Noto Serif SC" w:hAnsi="Noto Serif" w:cs="Noto Serif"/>
+          <w:rFonts w:ascii="Noto Serif SC" w:eastAsia="Noto Serif SC" w:hAnsi="Noto Serif SC" w:cs="Noto Serif"/>
           <w:sz w:val="24"/>
           <w:szCs w:val="24"/>
           <w:lang w:val="en-US"/>
@@ -4861,15 +4593,15 @@
       <w:pPr>
         <w:jc w:val="right"/>
         <w:rPr>
-          <w:rFonts w:ascii="Noto Serif" w:eastAsia="Noto Serif SC" w:hAnsi="Noto Serif" w:cs="Noto Serif"/>
-          <w:sz w:val="24"/>
-          <w:szCs w:val="24"/>
-          <w:lang w:val="en-US"/>
-        </w:rPr>
-      </w:pPr>
-      <w:r>
-        <w:rPr>
-          <w:rFonts w:ascii="Noto Serif" w:eastAsia="Noto Serif SC" w:hAnsi="Noto Serif" w:cs="Noto Serif" w:hint="eastAsia"/>
+          <w:rFonts w:ascii="Noto Serif SC" w:eastAsia="Noto Serif SC" w:hAnsi="Noto Serif SC" w:cs="Noto Serif"/>
+          <w:sz w:val="24"/>
+          <w:szCs w:val="24"/>
+          <w:lang w:val="en-US"/>
+        </w:rPr>
+      </w:pPr>
+      <w:r>
+        <w:rPr>
+          <w:rFonts w:ascii="Noto Serif SC" w:eastAsia="Noto Serif SC" w:hAnsi="Noto Serif SC" w:cs="Noto Serif" w:hint="eastAsia"/>
           <w:sz w:val="24"/>
           <w:szCs w:val="24"/>
           <w:lang w:val="en-US" w:eastAsia="zh-TW"/>
@@ -4878,7 +4610,7 @@
       </w:r>
       <w:r>
         <w:rPr>
-          <w:rFonts w:ascii="Noto Serif" w:eastAsia="Noto Serif SC" w:hAnsi="Noto Serif" w:cs="Noto Serif"/>
+          <w:rFonts w:ascii="Noto Serif SC" w:eastAsia="Noto Serif SC" w:hAnsi="Noto Serif SC" w:cs="Noto Serif"/>
           <w:sz w:val="24"/>
           <w:szCs w:val="24"/>
           <w:lang w:val="en-US" w:eastAsia="zh-TW"/>
@@ -4890,15 +4622,15 @@
       <w:pPr>
         <w:jc w:val="right"/>
         <w:rPr>
-          <w:rFonts w:ascii="Noto Serif" w:eastAsia="Noto Serif SC" w:hAnsi="Noto Serif" w:cs="Noto Serif"/>
-          <w:sz w:val="24"/>
-          <w:szCs w:val="24"/>
-          <w:lang w:val="en-US"/>
-        </w:rPr>
-      </w:pPr>
-      <w:r>
-        <w:rPr>
-          <w:rFonts w:ascii="Noto Serif" w:eastAsia="Noto Serif SC" w:hAnsi="Noto Serif" w:cs="Noto Serif" w:hint="eastAsia"/>
+          <w:rFonts w:ascii="Noto Serif SC" w:eastAsia="Noto Serif SC" w:hAnsi="Noto Serif SC" w:cs="Noto Serif"/>
+          <w:sz w:val="24"/>
+          <w:szCs w:val="24"/>
+          <w:lang w:val="en-US"/>
+        </w:rPr>
+      </w:pPr>
+      <w:r>
+        <w:rPr>
+          <w:rFonts w:ascii="Noto Serif SC" w:eastAsia="Noto Serif SC" w:hAnsi="Noto Serif SC" w:cs="Noto Serif" w:hint="eastAsia"/>
           <w:sz w:val="24"/>
           <w:szCs w:val="24"/>
           <w:lang w:val="en-US" w:eastAsia="zh-TW"/>
@@ -4907,7 +4639,7 @@
       </w:r>
       <w:r>
         <w:rPr>
-          <w:rFonts w:ascii="Noto Serif" w:eastAsia="Noto Serif SC" w:hAnsi="Noto Serif" w:cs="Noto Serif"/>
+          <w:rFonts w:ascii="Noto Serif SC" w:eastAsia="Noto Serif SC" w:hAnsi="Noto Serif SC" w:cs="Noto Serif"/>
           <w:sz w:val="24"/>
           <w:szCs w:val="24"/>
           <w:lang w:val="en-US" w:eastAsia="zh-TW"/>
@@ -4917,7 +4649,7 @@
       <w:proofErr w:type="spellStart"/>
       <w:r>
         <w:rPr>
-          <w:rFonts w:ascii="Noto Serif" w:eastAsia="Noto Serif SC" w:hAnsi="Noto Serif" w:cs="Noto Serif"/>
+          <w:rFonts w:ascii="Noto Serif SC" w:eastAsia="Noto Serif SC" w:hAnsi="Noto Serif SC" w:cs="Noto Serif"/>
           <w:sz w:val="24"/>
           <w:szCs w:val="24"/>
           <w:lang w:val="en-US" w:eastAsia="zh-TW"/>
@@ -4927,7 +4659,7 @@
       <w:proofErr w:type="spellEnd"/>
       <w:r>
         <w:rPr>
-          <w:rFonts w:ascii="Noto Serif" w:eastAsia="Noto Serif SC" w:hAnsi="Noto Serif" w:cs="Noto Serif"/>
+          <w:rFonts w:ascii="Noto Serif SC" w:eastAsia="Noto Serif SC" w:hAnsi="Noto Serif SC" w:cs="Noto Serif"/>
           <w:sz w:val="24"/>
           <w:szCs w:val="24"/>
           <w:lang w:val="en-US" w:eastAsia="zh-TW"/>
@@ -4939,15 +4671,15 @@
       <w:pPr>
         <w:jc w:val="right"/>
         <w:rPr>
-          <w:rFonts w:ascii="Noto Serif" w:eastAsia="Noto Serif SC" w:hAnsi="Noto Serif" w:cs="Noto Serif"/>
-          <w:sz w:val="24"/>
-          <w:szCs w:val="24"/>
-          <w:lang w:val="en-US"/>
-        </w:rPr>
-      </w:pPr>
-      <w:r>
-        <w:rPr>
-          <w:rFonts w:ascii="Noto Serif" w:eastAsia="Noto Serif SC" w:hAnsi="Noto Serif" w:cs="Noto Serif" w:hint="eastAsia"/>
+          <w:rFonts w:ascii="Noto Serif SC" w:eastAsia="Noto Serif SC" w:hAnsi="Noto Serif SC" w:cs="Noto Serif"/>
+          <w:sz w:val="24"/>
+          <w:szCs w:val="24"/>
+          <w:lang w:val="en-US"/>
+        </w:rPr>
+      </w:pPr>
+      <w:r>
+        <w:rPr>
+          <w:rFonts w:ascii="Noto Serif SC" w:eastAsia="Noto Serif SC" w:hAnsi="Noto Serif SC" w:cs="Noto Serif" w:hint="eastAsia"/>
           <w:sz w:val="24"/>
           <w:szCs w:val="24"/>
           <w:lang w:val="en-US" w:eastAsia="zh-TW"/>
@@ -4956,7 +4688,7 @@
       </w:r>
       <w:r>
         <w:rPr>
-          <w:rFonts w:ascii="Noto Serif" w:eastAsia="Noto Serif SC" w:hAnsi="Noto Serif" w:cs="Noto Serif"/>
+          <w:rFonts w:ascii="Noto Serif SC" w:eastAsia="Noto Serif SC" w:hAnsi="Noto Serif SC" w:cs="Noto Serif"/>
           <w:sz w:val="24"/>
           <w:szCs w:val="24"/>
           <w:lang w:val="en-US" w:eastAsia="zh-TW"/>
@@ -4968,15 +4700,15 @@
       <w:pPr>
         <w:jc w:val="right"/>
         <w:rPr>
-          <w:rFonts w:ascii="Noto Serif" w:eastAsia="Noto Serif SC" w:hAnsi="Noto Serif" w:cs="Noto Serif"/>
-          <w:sz w:val="24"/>
-          <w:szCs w:val="24"/>
-          <w:lang w:val="en-US"/>
-        </w:rPr>
-      </w:pPr>
-      <w:r>
-        <w:rPr>
-          <w:rFonts w:ascii="Noto Serif" w:eastAsia="Noto Serif SC" w:hAnsi="Noto Serif" w:cs="Noto Serif" w:hint="eastAsia"/>
+          <w:rFonts w:ascii="Noto Serif SC" w:eastAsia="Noto Serif SC" w:hAnsi="Noto Serif SC" w:cs="Noto Serif"/>
+          <w:sz w:val="24"/>
+          <w:szCs w:val="24"/>
+          <w:lang w:val="en-US"/>
+        </w:rPr>
+      </w:pPr>
+      <w:r>
+        <w:rPr>
+          <w:rFonts w:ascii="Noto Serif SC" w:eastAsia="Noto Serif SC" w:hAnsi="Noto Serif SC" w:cs="Noto Serif" w:hint="eastAsia"/>
           <w:sz w:val="24"/>
           <w:szCs w:val="24"/>
           <w:lang w:val="en-US" w:eastAsia="zh-TW"/>
@@ -4985,7 +4717,7 @@
       </w:r>
       <w:r>
         <w:rPr>
-          <w:rFonts w:ascii="Noto Serif" w:eastAsia="Noto Serif SC" w:hAnsi="Noto Serif" w:cs="Noto Serif"/>
+          <w:rFonts w:ascii="Noto Serif SC" w:eastAsia="Noto Serif SC" w:hAnsi="Noto Serif SC" w:cs="Noto Serif"/>
           <w:sz w:val="24"/>
           <w:szCs w:val="24"/>
           <w:lang w:val="en-US" w:eastAsia="zh-TW"/>
@@ -4997,15 +4729,15 @@
       <w:pPr>
         <w:jc w:val="right"/>
         <w:rPr>
-          <w:rFonts w:ascii="Noto Serif" w:eastAsia="Noto Serif SC" w:hAnsi="Noto Serif" w:cs="Noto Serif"/>
-          <w:sz w:val="24"/>
-          <w:szCs w:val="24"/>
-          <w:lang w:val="en-US"/>
-        </w:rPr>
-      </w:pPr>
-      <w:r>
-        <w:rPr>
-          <w:rFonts w:ascii="Noto Serif" w:eastAsia="Noto Serif SC" w:hAnsi="Noto Serif" w:cs="Noto Serif" w:hint="eastAsia"/>
+          <w:rFonts w:ascii="Noto Serif SC" w:eastAsia="Noto Serif SC" w:hAnsi="Noto Serif SC" w:cs="Noto Serif"/>
+          <w:sz w:val="24"/>
+          <w:szCs w:val="24"/>
+          <w:lang w:val="en-US"/>
+        </w:rPr>
+      </w:pPr>
+      <w:r>
+        <w:rPr>
+          <w:rFonts w:ascii="Noto Serif SC" w:eastAsia="Noto Serif SC" w:hAnsi="Noto Serif SC" w:cs="Noto Serif" w:hint="eastAsia"/>
           <w:sz w:val="24"/>
           <w:szCs w:val="24"/>
           <w:lang w:eastAsia="zh-TW"/>
@@ -5014,7 +4746,7 @@
       </w:r>
       <w:r>
         <w:rPr>
-          <w:rFonts w:ascii="Noto Serif" w:eastAsia="Noto Serif SC" w:hAnsi="Noto Serif" w:cs="Noto Serif"/>
+          <w:rFonts w:ascii="Noto Serif SC" w:eastAsia="Noto Serif SC" w:hAnsi="Noto Serif SC" w:cs="Noto Serif"/>
           <w:sz w:val="24"/>
           <w:szCs w:val="24"/>
           <w:lang w:val="en-US" w:eastAsia="zh-TW"/>
@@ -5026,15 +4758,15 @@
       <w:pPr>
         <w:jc w:val="right"/>
         <w:rPr>
-          <w:rFonts w:ascii="Noto Serif" w:eastAsia="Noto Serif SC" w:hAnsi="Noto Serif" w:cs="Noto Serif"/>
-          <w:sz w:val="24"/>
-          <w:szCs w:val="24"/>
-          <w:lang w:val="en-US"/>
-        </w:rPr>
-      </w:pPr>
-      <w:r>
-        <w:rPr>
-          <w:rFonts w:ascii="Noto Serif" w:eastAsia="Noto Serif SC" w:hAnsi="Noto Serif" w:cs="Noto Serif" w:hint="eastAsia"/>
+          <w:rFonts w:ascii="Noto Serif SC" w:eastAsia="Noto Serif SC" w:hAnsi="Noto Serif SC" w:cs="Noto Serif"/>
+          <w:sz w:val="24"/>
+          <w:szCs w:val="24"/>
+          <w:lang w:val="en-US"/>
+        </w:rPr>
+      </w:pPr>
+      <w:r>
+        <w:rPr>
+          <w:rFonts w:ascii="Noto Serif SC" w:eastAsia="Noto Serif SC" w:hAnsi="Noto Serif SC" w:cs="Noto Serif" w:hint="eastAsia"/>
           <w:sz w:val="24"/>
           <w:szCs w:val="24"/>
           <w:lang w:val="en-US" w:eastAsia="zh-TW"/>
@@ -5043,7 +4775,7 @@
       </w:r>
       <w:r>
         <w:rPr>
-          <w:rFonts w:ascii="Noto Serif" w:eastAsia="Noto Serif SC" w:hAnsi="Noto Serif" w:cs="Noto Serif"/>
+          <w:rFonts w:ascii="Noto Serif SC" w:eastAsia="Noto Serif SC" w:hAnsi="Noto Serif SC" w:cs="Noto Serif"/>
           <w:sz w:val="24"/>
           <w:szCs w:val="24"/>
           <w:lang w:val="en-US" w:eastAsia="zh-TW"/>
@@ -5055,7 +4787,7 @@
       <w:pPr>
         <w:jc w:val="right"/>
         <w:rPr>
-          <w:rFonts w:ascii="Noto Serif" w:eastAsia="Noto Serif SC" w:hAnsi="Noto Serif" w:cs="Noto Serif"/>
+          <w:rFonts w:ascii="Noto Serif SC" w:eastAsia="Noto Serif SC" w:hAnsi="Noto Serif SC" w:cs="Noto Serif"/>
           <w:sz w:val="24"/>
           <w:szCs w:val="24"/>
           <w:lang w:val="en-US"/>
@@ -5066,15 +4798,15 @@
       <w:pPr>
         <w:jc w:val="right"/>
         <w:rPr>
-          <w:rFonts w:ascii="Noto Serif" w:eastAsia="Noto Serif SC" w:hAnsi="Noto Serif" w:cs="Noto Serif"/>
-          <w:sz w:val="24"/>
-          <w:szCs w:val="24"/>
-          <w:lang w:val="en-US"/>
-        </w:rPr>
-      </w:pPr>
-      <w:r>
-        <w:rPr>
-          <w:rFonts w:ascii="Noto Serif" w:eastAsia="Noto Serif SC" w:hAnsi="Noto Serif" w:cs="Noto Serif" w:hint="eastAsia"/>
+          <w:rFonts w:ascii="Noto Serif SC" w:eastAsia="Noto Serif SC" w:hAnsi="Noto Serif SC" w:cs="Noto Serif"/>
+          <w:sz w:val="24"/>
+          <w:szCs w:val="24"/>
+          <w:lang w:val="en-US"/>
+        </w:rPr>
+      </w:pPr>
+      <w:r>
+        <w:rPr>
+          <w:rFonts w:ascii="Noto Serif SC" w:eastAsia="Noto Serif SC" w:hAnsi="Noto Serif SC" w:cs="Noto Serif" w:hint="eastAsia"/>
           <w:sz w:val="24"/>
           <w:szCs w:val="24"/>
           <w:lang w:eastAsia="zh-TW"/>
@@ -5083,7 +4815,7 @@
       </w:r>
       <w:r>
         <w:rPr>
-          <w:rFonts w:ascii="Noto Serif" w:eastAsia="Noto Serif SC" w:hAnsi="Noto Serif" w:cs="Noto Serif"/>
+          <w:rFonts w:ascii="Noto Serif SC" w:eastAsia="Noto Serif SC" w:hAnsi="Noto Serif SC" w:cs="Noto Serif"/>
           <w:sz w:val="24"/>
           <w:szCs w:val="24"/>
           <w:lang w:val="en-US" w:eastAsia="zh-TW"/>
@@ -5095,7 +4827,7 @@
       <w:pPr>
         <w:jc w:val="right"/>
         <w:rPr>
-          <w:rFonts w:ascii="Noto Serif" w:eastAsia="Noto Serif SC" w:hAnsi="Noto Serif" w:cs="Noto Serif"/>
+          <w:rFonts w:ascii="Noto Serif SC" w:eastAsia="Noto Serif SC" w:hAnsi="Noto Serif SC" w:cs="Noto Serif"/>
           <w:sz w:val="24"/>
           <w:szCs w:val="24"/>
           <w:lang w:val="en-US"/>
@@ -5106,15 +4838,15 @@
       <w:pPr>
         <w:jc w:val="right"/>
         <w:rPr>
-          <w:rFonts w:ascii="Noto Serif" w:eastAsia="Noto Serif SC" w:hAnsi="Noto Serif" w:cs="Noto Serif"/>
-          <w:sz w:val="24"/>
-          <w:szCs w:val="24"/>
-          <w:lang w:val="en-US"/>
-        </w:rPr>
-      </w:pPr>
-      <w:r>
-        <w:rPr>
-          <w:rFonts w:ascii="Noto Serif" w:eastAsia="Noto Serif SC" w:hAnsi="Noto Serif" w:cs="Noto Serif" w:hint="eastAsia"/>
+          <w:rFonts w:ascii="Noto Serif SC" w:eastAsia="Noto Serif SC" w:hAnsi="Noto Serif SC" w:cs="Noto Serif"/>
+          <w:sz w:val="24"/>
+          <w:szCs w:val="24"/>
+          <w:lang w:val="en-US"/>
+        </w:rPr>
+      </w:pPr>
+      <w:r>
+        <w:rPr>
+          <w:rFonts w:ascii="Noto Serif SC" w:eastAsia="Noto Serif SC" w:hAnsi="Noto Serif SC" w:cs="Noto Serif" w:hint="eastAsia"/>
           <w:sz w:val="24"/>
           <w:szCs w:val="24"/>
           <w:lang w:eastAsia="zh-TW"/>
@@ -5123,7 +4855,7 @@
       </w:r>
       <w:r>
         <w:rPr>
-          <w:rFonts w:ascii="Noto Serif" w:eastAsia="Noto Serif SC" w:hAnsi="Noto Serif" w:cs="Noto Serif"/>
+          <w:rFonts w:ascii="Noto Serif SC" w:eastAsia="Noto Serif SC" w:hAnsi="Noto Serif SC" w:cs="Noto Serif"/>
           <w:sz w:val="24"/>
           <w:szCs w:val="24"/>
           <w:lang w:val="en-US" w:eastAsia="zh-TW"/>
@@ -5135,15 +4867,15 @@
       <w:pPr>
         <w:jc w:val="right"/>
         <w:rPr>
-          <w:rFonts w:ascii="Noto Serif" w:eastAsia="Noto Serif SC" w:hAnsi="Noto Serif" w:cs="Noto Serif"/>
-          <w:sz w:val="24"/>
-          <w:szCs w:val="24"/>
-          <w:lang w:val="en-US" w:eastAsia="zh-TW"/>
-        </w:rPr>
-      </w:pPr>
-      <w:r>
-        <w:rPr>
-          <w:rFonts w:ascii="Noto Serif" w:eastAsia="Noto Serif SC" w:hAnsi="Noto Serif" w:cs="Noto Serif" w:hint="eastAsia"/>
+          <w:rFonts w:ascii="Noto Serif SC" w:eastAsia="Noto Serif SC" w:hAnsi="Noto Serif SC" w:cs="Noto Serif"/>
+          <w:sz w:val="24"/>
+          <w:szCs w:val="24"/>
+          <w:lang w:val="en-US" w:eastAsia="zh-TW"/>
+        </w:rPr>
+      </w:pPr>
+      <w:r>
+        <w:rPr>
+          <w:rFonts w:ascii="Noto Serif SC" w:eastAsia="Noto Serif SC" w:hAnsi="Noto Serif SC" w:cs="Noto Serif" w:hint="eastAsia"/>
           <w:sz w:val="24"/>
           <w:szCs w:val="24"/>
           <w:lang w:val="en-US" w:eastAsia="zh-TW"/>
@@ -5152,7 +4884,7 @@
       </w:r>
       <w:r>
         <w:rPr>
-          <w:rFonts w:ascii="Noto Serif" w:eastAsia="Noto Serif SC" w:hAnsi="Noto Serif" w:cs="Noto Serif"/>
+          <w:rFonts w:ascii="Noto Serif SC" w:eastAsia="Noto Serif SC" w:hAnsi="Noto Serif SC" w:cs="Noto Serif"/>
           <w:sz w:val="24"/>
           <w:szCs w:val="24"/>
           <w:lang w:val="en-US" w:eastAsia="zh-TW"/>
@@ -5164,15 +4896,15 @@
       <w:pPr>
         <w:jc w:val="right"/>
         <w:rPr>
-          <w:rFonts w:ascii="Noto Serif" w:eastAsia="Noto Serif SC" w:hAnsi="Noto Serif" w:cs="Noto Serif"/>
-          <w:sz w:val="20"/>
-          <w:szCs w:val="20"/>
-          <w:lang w:val="en-US"/>
-        </w:rPr>
-      </w:pPr>
-      <w:r>
-        <w:rPr>
-          <w:rFonts w:ascii="Noto Serif" w:eastAsia="Noto Serif SC" w:hAnsi="Noto Serif" w:cs="Noto Serif" w:hint="eastAsia"/>
+          <w:rFonts w:ascii="Noto Serif SC" w:eastAsia="Noto Serif SC" w:hAnsi="Noto Serif SC" w:cs="Noto Serif"/>
+          <w:sz w:val="20"/>
+          <w:szCs w:val="20"/>
+          <w:lang w:val="en-US"/>
+        </w:rPr>
+      </w:pPr>
+      <w:r>
+        <w:rPr>
+          <w:rFonts w:ascii="Noto Serif SC" w:eastAsia="Noto Serif SC" w:hAnsi="Noto Serif SC" w:cs="Noto Serif" w:hint="eastAsia"/>
           <w:sz w:val="20"/>
           <w:szCs w:val="20"/>
           <w:lang w:eastAsia="zh-TW"/>
@@ -5181,7 +4913,7 @@
       </w:r>
       <w:r>
         <w:rPr>
-          <w:rFonts w:ascii="Noto Serif" w:eastAsia="Noto Serif SC" w:hAnsi="Noto Serif" w:cs="Noto Serif"/>
+          <w:rFonts w:ascii="Noto Serif SC" w:eastAsia="Noto Serif SC" w:hAnsi="Noto Serif SC" w:cs="Noto Serif"/>
           <w:sz w:val="20"/>
           <w:szCs w:val="20"/>
           <w:lang w:eastAsia="zh-TW"/>
@@ -5191,7 +4923,7 @@
       <w:proofErr w:type="spellStart"/>
       <w:r>
         <w:rPr>
-          <w:rFonts w:ascii="Noto Serif" w:eastAsia="Noto Serif SC" w:hAnsi="Noto Serif" w:cs="Noto Serif"/>
+          <w:rFonts w:ascii="Noto Serif SC" w:eastAsia="Noto Serif SC" w:hAnsi="Noto Serif SC" w:cs="Noto Serif"/>
           <w:sz w:val="20"/>
           <w:szCs w:val="20"/>
           <w:lang w:eastAsia="zh-TW"/>
@@ -5201,7 +4933,7 @@
       <w:proofErr w:type="spellEnd"/>
       <w:r>
         <w:rPr>
-          <w:rFonts w:ascii="Noto Serif" w:eastAsia="Noto Serif SC" w:hAnsi="Noto Serif" w:cs="Noto Serif"/>
+          <w:rFonts w:ascii="Noto Serif SC" w:eastAsia="Noto Serif SC" w:hAnsi="Noto Serif SC" w:cs="Noto Serif"/>
           <w:sz w:val="20"/>
           <w:szCs w:val="20"/>
           <w:lang w:eastAsia="zh-TW"/>
@@ -5210,7 +4942,7 @@
       </w:r>
       <w:r>
         <w:rPr>
-          <w:rFonts w:ascii="Noto Serif" w:eastAsia="Noto Serif SC" w:hAnsi="Noto Serif" w:cs="Noto Serif" w:hint="eastAsia"/>
+          <w:rFonts w:ascii="Noto Serif SC" w:eastAsia="Noto Serif SC" w:hAnsi="Noto Serif SC" w:cs="Noto Serif" w:hint="eastAsia"/>
           <w:sz w:val="20"/>
           <w:szCs w:val="20"/>
           <w:lang w:eastAsia="zh-TW"/>
@@ -5219,7 +4951,7 @@
       </w:r>
       <w:r>
         <w:rPr>
-          <w:rFonts w:ascii="Noto Serif" w:eastAsia="Noto Serif SC" w:hAnsi="Noto Serif" w:cs="Noto Serif"/>
+          <w:rFonts w:ascii="Noto Serif SC" w:eastAsia="Noto Serif SC" w:hAnsi="Noto Serif SC" w:cs="Noto Serif"/>
           <w:sz w:val="20"/>
           <w:szCs w:val="20"/>
           <w:lang w:eastAsia="zh-TW"/>
@@ -5229,7 +4961,7 @@
       <w:proofErr w:type="spellStart"/>
       <w:r>
         <w:rPr>
-          <w:rFonts w:ascii="Noto Serif" w:eastAsia="Noto Serif SC" w:hAnsi="Noto Serif" w:cs="Noto Serif"/>
+          <w:rFonts w:ascii="Noto Serif SC" w:eastAsia="Noto Serif SC" w:hAnsi="Noto Serif SC" w:cs="Noto Serif"/>
           <w:sz w:val="20"/>
           <w:szCs w:val="20"/>
           <w:lang w:eastAsia="zh-TW"/>
@@ -5239,7 +4971,7 @@
       <w:proofErr w:type="spellEnd"/>
       <w:r>
         <w:rPr>
-          <w:rFonts w:ascii="Noto Serif" w:eastAsia="Noto Serif SC" w:hAnsi="Noto Serif" w:cs="Noto Serif"/>
+          <w:rFonts w:ascii="Noto Serif SC" w:eastAsia="Noto Serif SC" w:hAnsi="Noto Serif SC" w:cs="Noto Serif"/>
           <w:sz w:val="20"/>
           <w:szCs w:val="20"/>
           <w:lang w:eastAsia="zh-TW"/>
@@ -5248,7 +4980,7 @@
       </w:r>
       <w:r>
         <w:rPr>
-          <w:rFonts w:ascii="Noto Serif" w:eastAsia="Noto Serif SC" w:hAnsi="Noto Serif" w:cs="Noto Serif" w:hint="eastAsia"/>
+          <w:rFonts w:ascii="Noto Serif SC" w:eastAsia="Noto Serif SC" w:hAnsi="Noto Serif SC" w:cs="Noto Serif" w:hint="eastAsia"/>
           <w:sz w:val="20"/>
           <w:szCs w:val="20"/>
           <w:lang w:eastAsia="zh-TW"/>
@@ -5257,7 +4989,7 @@
       </w:r>
       <w:r>
         <w:rPr>
-          <w:rFonts w:ascii="Noto Serif" w:eastAsia="Noto Serif SC" w:hAnsi="Noto Serif" w:cs="Noto Serif"/>
+          <w:rFonts w:ascii="Noto Serif SC" w:eastAsia="Noto Serif SC" w:hAnsi="Noto Serif SC" w:cs="Noto Serif"/>
           <w:sz w:val="20"/>
           <w:szCs w:val="20"/>
           <w:lang w:eastAsia="zh-TW"/>
@@ -5267,7 +4999,7 @@
       <w:proofErr w:type="spellStart"/>
       <w:r>
         <w:rPr>
-          <w:rFonts w:ascii="Noto Serif" w:eastAsia="Noto Serif SC" w:hAnsi="Noto Serif" w:cs="Noto Serif"/>
+          <w:rFonts w:ascii="Noto Serif SC" w:eastAsia="Noto Serif SC" w:hAnsi="Noto Serif SC" w:cs="Noto Serif"/>
           <w:sz w:val="20"/>
           <w:szCs w:val="20"/>
           <w:lang w:eastAsia="zh-TW"/>
@@ -5277,7 +5009,7 @@
       <w:proofErr w:type="spellEnd"/>
       <w:r>
         <w:rPr>
-          <w:rFonts w:ascii="Noto Serif" w:eastAsia="Noto Serif SC" w:hAnsi="Noto Serif" w:cs="Noto Serif"/>
+          <w:rFonts w:ascii="Noto Serif SC" w:eastAsia="Noto Serif SC" w:hAnsi="Noto Serif SC" w:cs="Noto Serif"/>
           <w:sz w:val="20"/>
           <w:szCs w:val="20"/>
           <w:lang w:eastAsia="zh-TW"/>
@@ -5289,15 +5021,15 @@
       <w:pPr>
         <w:jc w:val="right"/>
         <w:rPr>
-          <w:rFonts w:ascii="Noto Serif" w:eastAsia="Noto Serif SC" w:hAnsi="Noto Serif" w:cs="Noto Serif"/>
-          <w:sz w:val="24"/>
-          <w:szCs w:val="24"/>
-          <w:lang w:val="en-US" w:eastAsia="zh-TW"/>
-        </w:rPr>
-      </w:pPr>
-      <w:r>
-        <w:rPr>
-          <w:rFonts w:ascii="Noto Serif" w:eastAsia="Noto Serif SC" w:hAnsi="Noto Serif" w:cs="Noto Serif" w:hint="eastAsia"/>
+          <w:rFonts w:ascii="Noto Serif SC" w:eastAsia="Noto Serif SC" w:hAnsi="Noto Serif SC" w:cs="Noto Serif"/>
+          <w:sz w:val="24"/>
+          <w:szCs w:val="24"/>
+          <w:lang w:val="en-US" w:eastAsia="zh-TW"/>
+        </w:rPr>
+      </w:pPr>
+      <w:r>
+        <w:rPr>
+          <w:rFonts w:ascii="Noto Serif SC" w:eastAsia="Noto Serif SC" w:hAnsi="Noto Serif SC" w:cs="Noto Serif" w:hint="eastAsia"/>
           <w:sz w:val="24"/>
           <w:szCs w:val="24"/>
           <w:lang w:val="en-US" w:eastAsia="zh-TW"/>
@@ -5306,7 +5038,7 @@
       </w:r>
       <w:r>
         <w:rPr>
-          <w:rFonts w:ascii="Noto Serif" w:eastAsia="Noto Serif SC" w:hAnsi="Noto Serif" w:cs="Noto Serif"/>
+          <w:rFonts w:ascii="Noto Serif SC" w:eastAsia="Noto Serif SC" w:hAnsi="Noto Serif SC" w:cs="Noto Serif"/>
           <w:sz w:val="24"/>
           <w:szCs w:val="24"/>
           <w:lang w:val="en-US" w:eastAsia="zh-TW"/>
@@ -5318,15 +5050,15 @@
       <w:pPr>
         <w:jc w:val="right"/>
         <w:rPr>
-          <w:rFonts w:ascii="Noto Serif" w:eastAsia="Noto Serif SC" w:hAnsi="Noto Serif" w:cs="Noto Serif"/>
-          <w:sz w:val="20"/>
-          <w:szCs w:val="20"/>
-          <w:lang w:val="en-US"/>
-        </w:rPr>
-      </w:pPr>
-      <w:r>
-        <w:rPr>
-          <w:rFonts w:ascii="Noto Serif" w:eastAsia="Noto Serif SC" w:hAnsi="Noto Serif" w:cs="Noto Serif" w:hint="eastAsia"/>
+          <w:rFonts w:ascii="Noto Serif SC" w:eastAsia="Noto Serif SC" w:hAnsi="Noto Serif SC" w:cs="Noto Serif"/>
+          <w:sz w:val="20"/>
+          <w:szCs w:val="20"/>
+          <w:lang w:val="en-US"/>
+        </w:rPr>
+      </w:pPr>
+      <w:r>
+        <w:rPr>
+          <w:rFonts w:ascii="Noto Serif SC" w:eastAsia="Noto Serif SC" w:hAnsi="Noto Serif SC" w:cs="Noto Serif" w:hint="eastAsia"/>
           <w:sz w:val="20"/>
           <w:szCs w:val="20"/>
           <w:lang w:eastAsia="zh-TW"/>
@@ -5335,7 +5067,7 @@
       </w:r>
       <w:r>
         <w:rPr>
-          <w:rFonts w:ascii="Noto Serif" w:eastAsia="Noto Serif SC" w:hAnsi="Noto Serif" w:cs="Noto Serif"/>
+          <w:rFonts w:ascii="Noto Serif SC" w:eastAsia="Noto Serif SC" w:hAnsi="Noto Serif SC" w:cs="Noto Serif"/>
           <w:sz w:val="20"/>
           <w:szCs w:val="20"/>
           <w:lang w:eastAsia="zh-TW"/>
@@ -5345,7 +5077,7 @@
       <w:proofErr w:type="spellStart"/>
       <w:r>
         <w:rPr>
-          <w:rFonts w:ascii="Noto Serif" w:eastAsia="Noto Serif SC" w:hAnsi="Noto Serif" w:cs="Noto Serif"/>
+          <w:rFonts w:ascii="Noto Serif SC" w:eastAsia="Noto Serif SC" w:hAnsi="Noto Serif SC" w:cs="Noto Serif"/>
           <w:sz w:val="20"/>
           <w:szCs w:val="20"/>
           <w:lang w:eastAsia="zh-TW"/>
@@ -5355,7 +5087,7 @@
       <w:proofErr w:type="spellEnd"/>
       <w:r>
         <w:rPr>
-          <w:rFonts w:ascii="Noto Serif" w:eastAsia="Noto Serif SC" w:hAnsi="Noto Serif" w:cs="Noto Serif"/>
+          <w:rFonts w:ascii="Noto Serif SC" w:eastAsia="Noto Serif SC" w:hAnsi="Noto Serif SC" w:cs="Noto Serif"/>
           <w:sz w:val="20"/>
           <w:szCs w:val="20"/>
           <w:lang w:eastAsia="zh-TW"/>
@@ -5364,7 +5096,7 @@
       </w:r>
       <w:r>
         <w:rPr>
-          <w:rFonts w:ascii="Noto Serif" w:eastAsia="Noto Serif SC" w:hAnsi="Noto Serif" w:cs="Noto Serif" w:hint="eastAsia"/>
+          <w:rFonts w:ascii="Noto Serif SC" w:eastAsia="Noto Serif SC" w:hAnsi="Noto Serif SC" w:cs="Noto Serif" w:hint="eastAsia"/>
           <w:sz w:val="20"/>
           <w:szCs w:val="20"/>
           <w:lang w:eastAsia="zh-TW"/>
@@ -5373,7 +5105,7 @@
       </w:r>
       <w:r>
         <w:rPr>
-          <w:rFonts w:ascii="Noto Serif" w:eastAsia="Noto Serif SC" w:hAnsi="Noto Serif" w:cs="Noto Serif"/>
+          <w:rFonts w:ascii="Noto Serif SC" w:eastAsia="Noto Serif SC" w:hAnsi="Noto Serif SC" w:cs="Noto Serif"/>
           <w:sz w:val="20"/>
           <w:szCs w:val="20"/>
           <w:lang w:eastAsia="zh-TW"/>
@@ -5382,7 +5114,7 @@
       </w:r>
       <w:r>
         <w:rPr>
-          <w:rFonts w:ascii="Noto Serif" w:eastAsia="Noto Serif SC" w:hAnsi="Noto Serif" w:cs="Noto Serif" w:hint="eastAsia"/>
+          <w:rFonts w:ascii="Noto Serif SC" w:eastAsia="Noto Serif SC" w:hAnsi="Noto Serif SC" w:cs="Noto Serif" w:hint="eastAsia"/>
           <w:sz w:val="20"/>
           <w:szCs w:val="20"/>
           <w:lang w:eastAsia="zh-TW"/>
@@ -5391,7 +5123,7 @@
       </w:r>
       <w:r>
         <w:rPr>
-          <w:rFonts w:ascii="Noto Serif" w:eastAsia="Noto Serif SC" w:hAnsi="Noto Serif" w:cs="Noto Serif"/>
+          <w:rFonts w:ascii="Noto Serif SC" w:eastAsia="Noto Serif SC" w:hAnsi="Noto Serif SC" w:cs="Noto Serif"/>
           <w:sz w:val="20"/>
           <w:szCs w:val="20"/>
           <w:lang w:eastAsia="zh-TW"/>
@@ -5401,7 +5133,7 @@
       <w:proofErr w:type="spellStart"/>
       <w:r>
         <w:rPr>
-          <w:rFonts w:ascii="Noto Serif" w:eastAsia="Noto Serif SC" w:hAnsi="Noto Serif" w:cs="Noto Serif"/>
+          <w:rFonts w:ascii="Noto Serif SC" w:eastAsia="Noto Serif SC" w:hAnsi="Noto Serif SC" w:cs="Noto Serif"/>
           <w:sz w:val="20"/>
           <w:szCs w:val="20"/>
           <w:lang w:eastAsia="zh-TW"/>
@@ -5411,7 +5143,7 @@
       <w:proofErr w:type="spellEnd"/>
       <w:r>
         <w:rPr>
-          <w:rFonts w:ascii="Noto Serif" w:eastAsia="Noto Serif SC" w:hAnsi="Noto Serif" w:cs="Noto Serif"/>
+          <w:rFonts w:ascii="Noto Serif SC" w:eastAsia="Noto Serif SC" w:hAnsi="Noto Serif SC" w:cs="Noto Serif"/>
           <w:sz w:val="20"/>
           <w:szCs w:val="20"/>
           <w:lang w:eastAsia="zh-TW"/>
@@ -5420,7 +5152,7 @@
       </w:r>
       <w:r>
         <w:rPr>
-          <w:rFonts w:ascii="Noto Serif" w:eastAsia="Noto Serif SC" w:hAnsi="Noto Serif" w:cs="Noto Serif" w:hint="eastAsia"/>
+          <w:rFonts w:ascii="Noto Serif SC" w:eastAsia="Noto Serif SC" w:hAnsi="Noto Serif SC" w:cs="Noto Serif" w:hint="eastAsia"/>
           <w:sz w:val="20"/>
           <w:szCs w:val="20"/>
           <w:lang w:eastAsia="zh-TW"/>
@@ -5429,7 +5161,7 @@
       </w:r>
       <w:r>
         <w:rPr>
-          <w:rFonts w:ascii="Noto Serif" w:eastAsia="Noto Serif SC" w:hAnsi="Noto Serif" w:cs="Noto Serif"/>
+          <w:rFonts w:ascii="Noto Serif SC" w:eastAsia="Noto Serif SC" w:hAnsi="Noto Serif SC" w:cs="Noto Serif"/>
           <w:sz w:val="20"/>
           <w:szCs w:val="20"/>
           <w:lang w:eastAsia="zh-TW"/>
@@ -5441,15 +5173,15 @@
       <w:pPr>
         <w:jc w:val="right"/>
         <w:rPr>
-          <w:rFonts w:ascii="Noto Serif" w:eastAsia="Noto Serif SC" w:hAnsi="Noto Serif" w:cs="Noto Serif"/>
-          <w:sz w:val="24"/>
-          <w:szCs w:val="24"/>
-          <w:lang w:val="en-US" w:eastAsia="zh-TW"/>
-        </w:rPr>
-      </w:pPr>
-      <w:r>
-        <w:rPr>
-          <w:rFonts w:ascii="Noto Serif" w:eastAsia="Noto Serif SC" w:hAnsi="Noto Serif" w:cs="Noto Serif" w:hint="eastAsia"/>
+          <w:rFonts w:ascii="Noto Serif SC" w:eastAsia="Noto Serif SC" w:hAnsi="Noto Serif SC" w:cs="Noto Serif"/>
+          <w:sz w:val="24"/>
+          <w:szCs w:val="24"/>
+          <w:lang w:val="en-US" w:eastAsia="zh-TW"/>
+        </w:rPr>
+      </w:pPr>
+      <w:r>
+        <w:rPr>
+          <w:rFonts w:ascii="Noto Serif SC" w:eastAsia="Noto Serif SC" w:hAnsi="Noto Serif SC" w:cs="Noto Serif" w:hint="eastAsia"/>
           <w:sz w:val="24"/>
           <w:szCs w:val="24"/>
           <w:lang w:val="en-US" w:eastAsia="zh-TW"/>
@@ -5458,7 +5190,7 @@
       </w:r>
       <w:r>
         <w:rPr>
-          <w:rFonts w:ascii="Noto Serif" w:eastAsia="Noto Serif SC" w:hAnsi="Noto Serif" w:cs="Noto Serif"/>
+          <w:rFonts w:ascii="Noto Serif SC" w:eastAsia="Noto Serif SC" w:hAnsi="Noto Serif SC" w:cs="Noto Serif"/>
           <w:sz w:val="24"/>
           <w:szCs w:val="24"/>
           <w:lang w:val="en-US" w:eastAsia="zh-TW"/>
@@ -5470,14 +5202,14 @@
       <w:pPr>
         <w:jc w:val="right"/>
         <w:rPr>
-          <w:rFonts w:ascii="Noto Serif" w:eastAsia="Noto Serif SC" w:hAnsi="Noto Serif" w:cs="Noto Serif"/>
-          <w:sz w:val="20"/>
-          <w:szCs w:val="20"/>
-        </w:rPr>
-      </w:pPr>
-      <w:r>
-        <w:rPr>
-          <w:rFonts w:ascii="Noto Serif" w:eastAsia="Noto Serif SC" w:hAnsi="Noto Serif" w:cs="Noto Serif" w:hint="eastAsia"/>
+          <w:rFonts w:ascii="Noto Serif SC" w:eastAsia="Noto Serif SC" w:hAnsi="Noto Serif SC" w:cs="Noto Serif"/>
+          <w:sz w:val="20"/>
+          <w:szCs w:val="20"/>
+        </w:rPr>
+      </w:pPr>
+      <w:r>
+        <w:rPr>
+          <w:rFonts w:ascii="Noto Serif SC" w:eastAsia="Noto Serif SC" w:hAnsi="Noto Serif SC" w:cs="Noto Serif" w:hint="eastAsia"/>
           <w:sz w:val="20"/>
           <w:szCs w:val="20"/>
           <w:lang w:eastAsia="zh-TW"/>
@@ -5486,7 +5218,7 @@
       </w:r>
       <w:r>
         <w:rPr>
-          <w:rFonts w:ascii="Noto Serif" w:eastAsia="Noto Serif SC" w:hAnsi="Noto Serif" w:cs="Noto Serif"/>
+          <w:rFonts w:ascii="Noto Serif SC" w:eastAsia="Noto Serif SC" w:hAnsi="Noto Serif SC" w:cs="Noto Serif"/>
           <w:sz w:val="20"/>
           <w:szCs w:val="20"/>
           <w:lang w:eastAsia="zh-TW"/>
@@ -5495,7 +5227,7 @@
       </w:r>
       <w:r>
         <w:rPr>
-          <w:rFonts w:ascii="Noto Serif" w:eastAsia="Noto Serif SC" w:hAnsi="Noto Serif" w:cs="Noto Serif"/>
+          <w:rFonts w:ascii="Noto Serif SC" w:eastAsia="Noto Serif SC" w:hAnsi="Noto Serif SC" w:cs="Noto Serif"/>
           <w:sz w:val="20"/>
           <w:szCs w:val="20"/>
           <w:lang w:eastAsia="zh-TW"/>
@@ -5504,7 +5236,7 @@
       </w:r>
       <w:r>
         <w:rPr>
-          <w:rFonts w:ascii="Noto Serif" w:eastAsia="Noto Serif SC" w:hAnsi="Noto Serif" w:cs="Noto Serif"/>
+          <w:rFonts w:ascii="Noto Serif SC" w:eastAsia="Noto Serif SC" w:hAnsi="Noto Serif SC" w:cs="Noto Serif"/>
           <w:sz w:val="20"/>
           <w:szCs w:val="20"/>
           <w:lang w:eastAsia="zh-TW"/>
@@ -5513,7 +5245,7 @@
       </w:r>
       <w:r>
         <w:rPr>
-          <w:rFonts w:ascii="Noto Serif" w:eastAsia="Noto Serif SC" w:hAnsi="Noto Serif" w:cs="Noto Serif" w:hint="eastAsia"/>
+          <w:rFonts w:ascii="Noto Serif SC" w:eastAsia="Noto Serif SC" w:hAnsi="Noto Serif SC" w:cs="Noto Serif" w:hint="eastAsia"/>
           <w:sz w:val="20"/>
           <w:szCs w:val="20"/>
           <w:lang w:eastAsia="zh-TW"/>
@@ -5522,7 +5254,7 @@
       </w:r>
       <w:r>
         <w:rPr>
-          <w:rFonts w:ascii="Noto Serif" w:eastAsia="Noto Serif SC" w:hAnsi="Noto Serif" w:cs="Noto Serif"/>
+          <w:rFonts w:ascii="Noto Serif SC" w:eastAsia="Noto Serif SC" w:hAnsi="Noto Serif SC" w:cs="Noto Serif"/>
           <w:sz w:val="20"/>
           <w:szCs w:val="20"/>
           <w:lang w:eastAsia="zh-TW"/>
@@ -5532,7 +5264,7 @@
       <w:proofErr w:type="spellStart"/>
       <w:r>
         <w:rPr>
-          <w:rFonts w:ascii="Noto Serif" w:eastAsia="Noto Serif SC" w:hAnsi="Noto Serif" w:cs="Noto Serif"/>
+          <w:rFonts w:ascii="Noto Serif SC" w:eastAsia="Noto Serif SC" w:hAnsi="Noto Serif SC" w:cs="Noto Serif"/>
           <w:sz w:val="20"/>
           <w:szCs w:val="20"/>
           <w:lang w:eastAsia="zh-TW"/>
@@ -5542,7 +5274,7 @@
       <w:proofErr w:type="spellEnd"/>
       <w:r>
         <w:rPr>
-          <w:rFonts w:ascii="Noto Serif" w:eastAsia="Noto Serif SC" w:hAnsi="Noto Serif" w:cs="Noto Serif"/>
+          <w:rFonts w:ascii="Noto Serif SC" w:eastAsia="Noto Serif SC" w:hAnsi="Noto Serif SC" w:cs="Noto Serif"/>
           <w:sz w:val="20"/>
           <w:szCs w:val="20"/>
           <w:lang w:eastAsia="zh-TW"/>
@@ -5551,7 +5283,7 @@
       </w:r>
       <w:r>
         <w:rPr>
-          <w:rFonts w:ascii="Noto Serif" w:eastAsia="Noto Serif SC" w:hAnsi="Noto Serif" w:cs="Noto Serif" w:hint="eastAsia"/>
+          <w:rFonts w:ascii="Noto Serif SC" w:eastAsia="Noto Serif SC" w:hAnsi="Noto Serif SC" w:cs="Noto Serif" w:hint="eastAsia"/>
           <w:sz w:val="20"/>
           <w:szCs w:val="20"/>
           <w:lang w:eastAsia="zh-TW"/>
@@ -5560,7 +5292,7 @@
       </w:r>
       <w:r>
         <w:rPr>
-          <w:rFonts w:ascii="Noto Serif" w:eastAsia="Noto Serif SC" w:hAnsi="Noto Serif" w:cs="Noto Serif"/>
+          <w:rFonts w:ascii="Noto Serif SC" w:eastAsia="Noto Serif SC" w:hAnsi="Noto Serif SC" w:cs="Noto Serif"/>
           <w:sz w:val="20"/>
           <w:szCs w:val="20"/>
           <w:lang w:eastAsia="zh-TW"/>
@@ -5572,15 +5304,15 @@
       <w:pPr>
         <w:jc w:val="right"/>
         <w:rPr>
-          <w:rFonts w:ascii="Noto Serif" w:eastAsia="Noto Serif SC" w:hAnsi="Noto Serif" w:cs="Noto Serif"/>
-          <w:sz w:val="24"/>
-          <w:szCs w:val="24"/>
-          <w:lang w:val="en-US" w:eastAsia="zh-TW"/>
-        </w:rPr>
-      </w:pPr>
-      <w:r>
-        <w:rPr>
-          <w:rFonts w:ascii="Noto Serif" w:eastAsia="Noto Serif SC" w:hAnsi="Noto Serif" w:cs="Noto Serif" w:hint="eastAsia"/>
+          <w:rFonts w:ascii="Noto Serif SC" w:eastAsia="Noto Serif SC" w:hAnsi="Noto Serif SC" w:cs="Noto Serif"/>
+          <w:sz w:val="24"/>
+          <w:szCs w:val="24"/>
+          <w:lang w:val="en-US" w:eastAsia="zh-TW"/>
+        </w:rPr>
+      </w:pPr>
+      <w:r>
+        <w:rPr>
+          <w:rFonts w:ascii="Noto Serif SC" w:eastAsia="Noto Serif SC" w:hAnsi="Noto Serif SC" w:cs="Noto Serif" w:hint="eastAsia"/>
           <w:sz w:val="24"/>
           <w:szCs w:val="24"/>
           <w:lang w:val="en-US" w:eastAsia="zh-TW"/>
@@ -5589,7 +5321,7 @@
       </w:r>
       <w:r>
         <w:rPr>
-          <w:rFonts w:ascii="Noto Serif" w:eastAsia="Noto Serif SC" w:hAnsi="Noto Serif" w:cs="Noto Serif"/>
+          <w:rFonts w:ascii="Noto Serif SC" w:eastAsia="Noto Serif SC" w:hAnsi="Noto Serif SC" w:cs="Noto Serif"/>
           <w:sz w:val="24"/>
           <w:szCs w:val="24"/>
           <w:lang w:val="en-US" w:eastAsia="zh-TW"/>
@@ -5601,14 +5333,14 @@
       <w:pPr>
         <w:jc w:val="right"/>
         <w:rPr>
-          <w:rFonts w:ascii="Noto Serif" w:eastAsia="Noto Serif SC" w:hAnsi="Noto Serif" w:cs="Noto Serif"/>
-          <w:sz w:val="20"/>
-          <w:szCs w:val="20"/>
-        </w:rPr>
-      </w:pPr>
-      <w:r>
-        <w:rPr>
-          <w:rFonts w:ascii="Noto Serif" w:eastAsia="Noto Serif SC" w:hAnsi="Noto Serif" w:cs="Noto Serif" w:hint="eastAsia"/>
+          <w:rFonts w:ascii="Noto Serif SC" w:eastAsia="Noto Serif SC" w:hAnsi="Noto Serif SC" w:cs="Noto Serif"/>
+          <w:sz w:val="20"/>
+          <w:szCs w:val="20"/>
+        </w:rPr>
+      </w:pPr>
+      <w:r>
+        <w:rPr>
+          <w:rFonts w:ascii="Noto Serif SC" w:eastAsia="Noto Serif SC" w:hAnsi="Noto Serif SC" w:cs="Noto Serif" w:hint="eastAsia"/>
           <w:sz w:val="20"/>
           <w:szCs w:val="20"/>
           <w:lang w:eastAsia="zh-TW"/>
@@ -5617,7 +5349,7 @@
       </w:r>
       <w:r>
         <w:rPr>
-          <w:rFonts w:ascii="Noto Serif" w:eastAsia="Noto Serif SC" w:hAnsi="Noto Serif" w:cs="Noto Serif"/>
+          <w:rFonts w:ascii="Noto Serif SC" w:eastAsia="Noto Serif SC" w:hAnsi="Noto Serif SC" w:cs="Noto Serif"/>
           <w:sz w:val="20"/>
           <w:szCs w:val="20"/>
           <w:lang w:eastAsia="zh-TW"/>
@@ -5626,7 +5358,7 @@
       </w:r>
       <w:r>
         <w:rPr>
-          <w:rFonts w:ascii="Noto Serif" w:eastAsia="Noto Serif SC" w:hAnsi="Noto Serif" w:cs="Noto Serif" w:hint="eastAsia"/>
+          <w:rFonts w:ascii="Noto Serif SC" w:eastAsia="Noto Serif SC" w:hAnsi="Noto Serif SC" w:cs="Noto Serif" w:hint="eastAsia"/>
           <w:sz w:val="20"/>
           <w:szCs w:val="20"/>
           <w:lang w:eastAsia="zh-TW"/>
@@ -5635,7 +5367,7 @@
       </w:r>
       <w:r>
         <w:rPr>
-          <w:rFonts w:ascii="Noto Serif" w:eastAsia="Noto Serif SC" w:hAnsi="Noto Serif" w:cs="Noto Serif"/>
+          <w:rFonts w:ascii="Noto Serif SC" w:eastAsia="Noto Serif SC" w:hAnsi="Noto Serif SC" w:cs="Noto Serif"/>
           <w:sz w:val="20"/>
           <w:szCs w:val="20"/>
           <w:lang w:eastAsia="zh-TW"/>
@@ -5644,7 +5376,7 @@
       </w:r>
       <w:r>
         <w:rPr>
-          <w:rFonts w:ascii="Noto Serif" w:eastAsia="Noto Serif SC" w:hAnsi="Noto Serif" w:cs="Noto Serif" w:hint="eastAsia"/>
+          <w:rFonts w:ascii="Noto Serif SC" w:eastAsia="Noto Serif SC" w:hAnsi="Noto Serif SC" w:cs="Noto Serif" w:hint="eastAsia"/>
           <w:sz w:val="20"/>
           <w:szCs w:val="20"/>
           <w:lang w:eastAsia="zh-TW"/>
@@ -5653,7 +5385,7 @@
       </w:r>
       <w:r>
         <w:rPr>
-          <w:rFonts w:ascii="Noto Serif" w:eastAsia="Noto Serif SC" w:hAnsi="Noto Serif" w:cs="Noto Serif"/>
+          <w:rFonts w:ascii="Noto Serif SC" w:eastAsia="Noto Serif SC" w:hAnsi="Noto Serif SC" w:cs="Noto Serif"/>
           <w:sz w:val="20"/>
           <w:szCs w:val="20"/>
           <w:lang w:eastAsia="zh-TW"/>
@@ -5662,7 +5394,7 @@
       </w:r>
       <w:r>
         <w:rPr>
-          <w:rFonts w:ascii="Noto Serif" w:eastAsia="Noto Serif SC" w:hAnsi="Noto Serif" w:cs="Noto Serif" w:hint="eastAsia"/>
+          <w:rFonts w:ascii="Noto Serif SC" w:eastAsia="Noto Serif SC" w:hAnsi="Noto Serif SC" w:cs="Noto Serif" w:hint="eastAsia"/>
           <w:sz w:val="20"/>
           <w:szCs w:val="20"/>
           <w:lang w:eastAsia="zh-TW"/>
@@ -5671,7 +5403,7 @@
       </w:r>
       <w:r>
         <w:rPr>
-          <w:rFonts w:ascii="Noto Serif" w:eastAsia="Noto Serif SC" w:hAnsi="Noto Serif" w:cs="Noto Serif"/>
+          <w:rFonts w:ascii="Noto Serif SC" w:eastAsia="Noto Serif SC" w:hAnsi="Noto Serif SC" w:cs="Noto Serif"/>
           <w:sz w:val="20"/>
           <w:szCs w:val="20"/>
           <w:lang w:eastAsia="zh-TW"/>
@@ -5680,7 +5412,7 @@
       </w:r>
       <w:r>
         <w:rPr>
-          <w:rFonts w:ascii="Noto Serif" w:eastAsia="Noto Serif SC" w:hAnsi="Noto Serif" w:cs="Noto Serif" w:hint="eastAsia"/>
+          <w:rFonts w:ascii="Noto Serif SC" w:eastAsia="Noto Serif SC" w:hAnsi="Noto Serif SC" w:cs="Noto Serif" w:hint="eastAsia"/>
           <w:sz w:val="20"/>
           <w:szCs w:val="20"/>
           <w:lang w:eastAsia="zh-TW"/>
@@ -5689,7 +5421,7 @@
       </w:r>
       <w:r>
         <w:rPr>
-          <w:rFonts w:ascii="Noto Serif" w:eastAsia="Noto Serif SC" w:hAnsi="Noto Serif" w:cs="Noto Serif"/>
+          <w:rFonts w:ascii="Noto Serif SC" w:eastAsia="Noto Serif SC" w:hAnsi="Noto Serif SC" w:cs="Noto Serif"/>
           <w:sz w:val="20"/>
           <w:szCs w:val="20"/>
           <w:lang w:eastAsia="zh-TW"/>
@@ -5701,15 +5433,15 @@
       <w:pPr>
         <w:jc w:val="right"/>
         <w:rPr>
-          <w:rFonts w:ascii="Noto Serif" w:eastAsia="Noto Serif SC" w:hAnsi="Noto Serif" w:cs="Noto Serif"/>
-          <w:sz w:val="24"/>
-          <w:szCs w:val="24"/>
-          <w:lang w:val="en-US" w:eastAsia="zh-TW"/>
-        </w:rPr>
-      </w:pPr>
-      <w:r>
-        <w:rPr>
-          <w:rFonts w:ascii="Noto Serif" w:eastAsia="Noto Serif SC" w:hAnsi="Noto Serif" w:cs="Noto Serif" w:hint="eastAsia"/>
+          <w:rFonts w:ascii="Noto Serif SC" w:eastAsia="Noto Serif SC" w:hAnsi="Noto Serif SC" w:cs="Noto Serif"/>
+          <w:sz w:val="24"/>
+          <w:szCs w:val="24"/>
+          <w:lang w:val="en-US" w:eastAsia="zh-TW"/>
+        </w:rPr>
+      </w:pPr>
+      <w:r>
+        <w:rPr>
+          <w:rFonts w:ascii="Noto Serif SC" w:eastAsia="Noto Serif SC" w:hAnsi="Noto Serif SC" w:cs="Noto Serif" w:hint="eastAsia"/>
           <w:sz w:val="24"/>
           <w:szCs w:val="24"/>
           <w:lang w:val="en-US" w:eastAsia="zh-TW"/>
@@ -5718,7 +5450,7 @@
       </w:r>
       <w:r>
         <w:rPr>
-          <w:rFonts w:ascii="Noto Serif" w:eastAsia="Noto Serif SC" w:hAnsi="Noto Serif" w:cs="Noto Serif"/>
+          <w:rFonts w:ascii="Noto Serif SC" w:eastAsia="Noto Serif SC" w:hAnsi="Noto Serif SC" w:cs="Noto Serif"/>
           <w:sz w:val="24"/>
           <w:szCs w:val="24"/>
           <w:lang w:val="en-US" w:eastAsia="zh-TW"/>
@@ -5730,15 +5462,15 @@
       <w:pPr>
         <w:jc w:val="right"/>
         <w:rPr>
-          <w:rFonts w:ascii="Noto Serif" w:eastAsia="Noto Serif SC" w:hAnsi="Noto Serif" w:cs="Noto Serif"/>
-          <w:sz w:val="20"/>
-          <w:szCs w:val="20"/>
-          <w:lang w:val="en-US"/>
-        </w:rPr>
-      </w:pPr>
-      <w:r>
-        <w:rPr>
-          <w:rFonts w:ascii="Noto Serif" w:eastAsia="Noto Serif SC" w:hAnsi="Noto Serif" w:cs="Noto Serif" w:hint="eastAsia"/>
+          <w:rFonts w:ascii="Noto Serif SC" w:eastAsia="Noto Serif SC" w:hAnsi="Noto Serif SC" w:cs="Noto Serif"/>
+          <w:sz w:val="20"/>
+          <w:szCs w:val="20"/>
+          <w:lang w:val="en-US"/>
+        </w:rPr>
+      </w:pPr>
+      <w:r>
+        <w:rPr>
+          <w:rFonts w:ascii="Noto Serif SC" w:eastAsia="Noto Serif SC" w:hAnsi="Noto Serif SC" w:cs="Noto Serif" w:hint="eastAsia"/>
           <w:sz w:val="20"/>
           <w:szCs w:val="20"/>
           <w:lang w:eastAsia="zh-TW"/>
@@ -5747,7 +5479,7 @@
       </w:r>
       <w:r>
         <w:rPr>
-          <w:rFonts w:ascii="Noto Serif" w:eastAsia="Noto Serif SC" w:hAnsi="Noto Serif" w:cs="Noto Serif"/>
+          <w:rFonts w:ascii="Noto Serif SC" w:eastAsia="Noto Serif SC" w:hAnsi="Noto Serif SC" w:cs="Noto Serif"/>
           <w:sz w:val="20"/>
           <w:szCs w:val="20"/>
           <w:lang w:eastAsia="zh-TW"/>
@@ -5756,7 +5488,7 @@
       </w:r>
       <w:r>
         <w:rPr>
-          <w:rFonts w:ascii="Noto Serif" w:eastAsia="Noto Serif SC" w:hAnsi="Noto Serif" w:cs="Noto Serif" w:hint="eastAsia"/>
+          <w:rFonts w:ascii="Noto Serif SC" w:eastAsia="Noto Serif SC" w:hAnsi="Noto Serif SC" w:cs="Noto Serif" w:hint="eastAsia"/>
           <w:sz w:val="20"/>
           <w:szCs w:val="20"/>
           <w:lang w:eastAsia="zh-TW"/>
@@ -5765,7 +5497,7 @@
       </w:r>
       <w:r>
         <w:rPr>
-          <w:rFonts w:ascii="Noto Serif" w:eastAsia="Noto Serif SC" w:hAnsi="Noto Serif" w:cs="Noto Serif"/>
+          <w:rFonts w:ascii="Noto Serif SC" w:eastAsia="Noto Serif SC" w:hAnsi="Noto Serif SC" w:cs="Noto Serif"/>
           <w:sz w:val="20"/>
           <w:szCs w:val="20"/>
           <w:lang w:eastAsia="zh-TW"/>
@@ -5774,7 +5506,7 @@
       </w:r>
       <w:r>
         <w:rPr>
-          <w:rFonts w:ascii="Noto Serif" w:eastAsia="Noto Serif SC" w:hAnsi="Noto Serif" w:cs="Noto Serif" w:hint="eastAsia"/>
+          <w:rFonts w:ascii="Noto Serif SC" w:eastAsia="Noto Serif SC" w:hAnsi="Noto Serif SC" w:cs="Noto Serif" w:hint="eastAsia"/>
           <w:sz w:val="20"/>
           <w:szCs w:val="20"/>
           <w:lang w:eastAsia="zh-TW"/>
@@ -5783,7 +5515,7 @@
       </w:r>
       <w:r>
         <w:rPr>
-          <w:rFonts w:ascii="Noto Serif" w:eastAsia="Noto Serif SC" w:hAnsi="Noto Serif" w:cs="Noto Serif"/>
+          <w:rFonts w:ascii="Noto Serif SC" w:eastAsia="Noto Serif SC" w:hAnsi="Noto Serif SC" w:cs="Noto Serif"/>
           <w:sz w:val="20"/>
           <w:szCs w:val="20"/>
           <w:lang w:eastAsia="zh-TW"/>
@@ -5793,7 +5525,7 @@
       <w:proofErr w:type="spellStart"/>
       <w:r>
         <w:rPr>
-          <w:rFonts w:ascii="Noto Serif" w:eastAsia="Noto Serif SC" w:hAnsi="Noto Serif" w:cs="Noto Serif"/>
+          <w:rFonts w:ascii="Noto Serif SC" w:eastAsia="Noto Serif SC" w:hAnsi="Noto Serif SC" w:cs="Noto Serif"/>
           <w:sz w:val="20"/>
           <w:szCs w:val="20"/>
           <w:lang w:eastAsia="zh-TW"/>
@@ -5803,7 +5535,7 @@
       <w:proofErr w:type="spellEnd"/>
       <w:r>
         <w:rPr>
-          <w:rFonts w:ascii="Noto Serif" w:eastAsia="Noto Serif SC" w:hAnsi="Noto Serif" w:cs="Noto Serif"/>
+          <w:rFonts w:ascii="Noto Serif SC" w:eastAsia="Noto Serif SC" w:hAnsi="Noto Serif SC" w:cs="Noto Serif"/>
           <w:sz w:val="20"/>
           <w:szCs w:val="20"/>
           <w:lang w:eastAsia="zh-TW"/>
@@ -5815,7 +5547,7 @@
       <w:pPr>
         <w:jc w:val="right"/>
         <w:rPr>
-          <w:rFonts w:ascii="Noto Serif" w:eastAsia="Noto Serif SC" w:hAnsi="Noto Serif" w:cs="Noto Serif"/>
+          <w:rFonts w:ascii="Noto Serif SC" w:eastAsia="Noto Serif SC" w:hAnsi="Noto Serif SC" w:cs="Noto Serif"/>
           <w:sz w:val="24"/>
           <w:szCs w:val="24"/>
           <w:lang w:val="en-US"/>
@@ -5826,15 +5558,15 @@
       <w:pPr>
         <w:jc w:val="right"/>
         <w:rPr>
-          <w:rFonts w:ascii="Noto Serif" w:eastAsia="Noto Serif SC" w:hAnsi="Noto Serif" w:cs="Noto Serif"/>
-          <w:sz w:val="24"/>
-          <w:szCs w:val="24"/>
-          <w:lang w:val="en-US"/>
-        </w:rPr>
-      </w:pPr>
-      <w:r>
-        <w:rPr>
-          <w:rFonts w:ascii="Noto Serif" w:eastAsia="Noto Serif SC" w:hAnsi="Noto Serif" w:cs="Noto Serif" w:hint="eastAsia"/>
+          <w:rFonts w:ascii="Noto Serif SC" w:eastAsia="Noto Serif SC" w:hAnsi="Noto Serif SC" w:cs="Noto Serif"/>
+          <w:sz w:val="24"/>
+          <w:szCs w:val="24"/>
+          <w:lang w:val="en-US"/>
+        </w:rPr>
+      </w:pPr>
+      <w:r>
+        <w:rPr>
+          <w:rFonts w:ascii="Noto Serif SC" w:eastAsia="Noto Serif SC" w:hAnsi="Noto Serif SC" w:cs="Noto Serif" w:hint="eastAsia"/>
           <w:sz w:val="24"/>
           <w:szCs w:val="24"/>
           <w:lang w:val="en-US" w:eastAsia="zh-TW"/>
@@ -5843,7 +5575,7 @@
       </w:r>
       <w:r>
         <w:rPr>
-          <w:rFonts w:ascii="Noto Serif" w:eastAsia="Noto Serif SC" w:hAnsi="Noto Serif" w:cs="Noto Serif"/>
+          <w:rFonts w:ascii="Noto Serif SC" w:eastAsia="Noto Serif SC" w:hAnsi="Noto Serif SC" w:cs="Noto Serif"/>
           <w:sz w:val="24"/>
           <w:szCs w:val="24"/>
           <w:lang w:val="en-US" w:eastAsia="zh-TW"/>
@@ -5855,15 +5587,15 @@
       <w:pPr>
         <w:jc w:val="right"/>
         <w:rPr>
-          <w:rFonts w:ascii="Noto Serif" w:eastAsia="Noto Serif SC" w:hAnsi="Noto Serif" w:cs="Noto Serif"/>
-          <w:sz w:val="24"/>
-          <w:szCs w:val="24"/>
-          <w:lang w:val="en-US"/>
-        </w:rPr>
-      </w:pPr>
-      <w:r>
-        <w:rPr>
-          <w:rFonts w:ascii="Noto Serif" w:eastAsia="Noto Serif SC" w:hAnsi="Noto Serif" w:cs="Noto Serif" w:hint="eastAsia"/>
+          <w:rFonts w:ascii="Noto Serif SC" w:eastAsia="Noto Serif SC" w:hAnsi="Noto Serif SC" w:cs="Noto Serif"/>
+          <w:sz w:val="24"/>
+          <w:szCs w:val="24"/>
+          <w:lang w:val="en-US"/>
+        </w:rPr>
+      </w:pPr>
+      <w:r>
+        <w:rPr>
+          <w:rFonts w:ascii="Noto Serif SC" w:eastAsia="Noto Serif SC" w:hAnsi="Noto Serif SC" w:cs="Noto Serif" w:hint="eastAsia"/>
           <w:sz w:val="24"/>
           <w:szCs w:val="24"/>
           <w:lang w:val="en-US" w:eastAsia="zh-TW"/>
@@ -5872,7 +5604,7 @@
       </w:r>
       <w:r>
         <w:rPr>
-          <w:rFonts w:ascii="Noto Serif" w:eastAsia="Noto Serif SC" w:hAnsi="Noto Serif" w:cs="Noto Serif"/>
+          <w:rFonts w:ascii="Noto Serif SC" w:eastAsia="Noto Serif SC" w:hAnsi="Noto Serif SC" w:cs="Noto Serif"/>
           <w:sz w:val="24"/>
           <w:szCs w:val="24"/>
           <w:lang w:val="en-US" w:eastAsia="zh-TW"/>
@@ -5884,15 +5616,15 @@
       <w:pPr>
         <w:jc w:val="right"/>
         <w:rPr>
-          <w:rFonts w:ascii="Noto Serif" w:eastAsia="Noto Serif SC" w:hAnsi="Noto Serif" w:cs="Noto Serif"/>
-          <w:sz w:val="24"/>
-          <w:szCs w:val="24"/>
-          <w:lang w:val="en-US"/>
-        </w:rPr>
-      </w:pPr>
-      <w:r>
-        <w:rPr>
-          <w:rFonts w:ascii="Noto Serif" w:eastAsia="Noto Serif SC" w:hAnsi="Noto Serif" w:cs="Noto Serif" w:hint="eastAsia"/>
+          <w:rFonts w:ascii="Noto Serif SC" w:eastAsia="Noto Serif SC" w:hAnsi="Noto Serif SC" w:cs="Noto Serif"/>
+          <w:sz w:val="24"/>
+          <w:szCs w:val="24"/>
+          <w:lang w:val="en-US"/>
+        </w:rPr>
+      </w:pPr>
+      <w:r>
+        <w:rPr>
+          <w:rFonts w:ascii="Noto Serif SC" w:eastAsia="Noto Serif SC" w:hAnsi="Noto Serif SC" w:cs="Noto Serif" w:hint="eastAsia"/>
           <w:sz w:val="24"/>
           <w:szCs w:val="24"/>
           <w:lang w:val="en-US" w:eastAsia="zh-TW"/>
@@ -5901,7 +5633,7 @@
       </w:r>
       <w:r>
         <w:rPr>
-          <w:rFonts w:ascii="Noto Serif" w:eastAsia="Noto Serif SC" w:hAnsi="Noto Serif" w:cs="Noto Serif"/>
+          <w:rFonts w:ascii="Noto Serif SC" w:eastAsia="Noto Serif SC" w:hAnsi="Noto Serif SC" w:cs="Noto Serif"/>
           <w:sz w:val="24"/>
           <w:szCs w:val="24"/>
           <w:lang w:val="en-US" w:eastAsia="zh-TW"/>
@@ -5913,15 +5645,15 @@
       <w:pPr>
         <w:jc w:val="right"/>
         <w:rPr>
-          <w:rFonts w:ascii="Noto Serif" w:eastAsia="Noto Serif SC" w:hAnsi="Noto Serif" w:cs="Noto Serif"/>
-          <w:sz w:val="24"/>
-          <w:szCs w:val="24"/>
-          <w:lang w:val="en-US"/>
-        </w:rPr>
-      </w:pPr>
-      <w:r>
-        <w:rPr>
-          <w:rFonts w:ascii="Noto Serif" w:eastAsia="Noto Serif SC" w:hAnsi="Noto Serif" w:cs="Noto Serif" w:hint="eastAsia"/>
+          <w:rFonts w:ascii="Noto Serif SC" w:eastAsia="Noto Serif SC" w:hAnsi="Noto Serif SC" w:cs="Noto Serif"/>
+          <w:sz w:val="24"/>
+          <w:szCs w:val="24"/>
+          <w:lang w:val="en-US"/>
+        </w:rPr>
+      </w:pPr>
+      <w:r>
+        <w:rPr>
+          <w:rFonts w:ascii="Noto Serif SC" w:eastAsia="Noto Serif SC" w:hAnsi="Noto Serif SC" w:cs="Noto Serif" w:hint="eastAsia"/>
           <w:sz w:val="24"/>
           <w:szCs w:val="24"/>
           <w:lang w:val="en-US" w:eastAsia="zh-TW"/>
@@ -5930,7 +5662,7 @@
       </w:r>
       <w:r>
         <w:rPr>
-          <w:rFonts w:ascii="Noto Serif" w:eastAsia="Noto Serif SC" w:hAnsi="Noto Serif" w:cs="Noto Serif"/>
+          <w:rFonts w:ascii="Noto Serif SC" w:eastAsia="Noto Serif SC" w:hAnsi="Noto Serif SC" w:cs="Noto Serif"/>
           <w:sz w:val="24"/>
           <w:szCs w:val="24"/>
           <w:lang w:val="en-US" w:eastAsia="zh-TW"/>
@@ -5942,15 +5674,15 @@
       <w:pPr>
         <w:jc w:val="right"/>
         <w:rPr>
-          <w:rFonts w:ascii="Noto Serif" w:eastAsia="Noto Serif SC" w:hAnsi="Noto Serif" w:cs="Noto Serif"/>
-          <w:sz w:val="24"/>
-          <w:szCs w:val="24"/>
-          <w:lang w:val="en-US"/>
-        </w:rPr>
-      </w:pPr>
-      <w:r>
-        <w:rPr>
-          <w:rFonts w:ascii="Noto Serif" w:eastAsia="Noto Serif SC" w:hAnsi="Noto Serif" w:cs="Noto Serif" w:hint="eastAsia"/>
+          <w:rFonts w:ascii="Noto Serif SC" w:eastAsia="Noto Serif SC" w:hAnsi="Noto Serif SC" w:cs="Noto Serif"/>
+          <w:sz w:val="24"/>
+          <w:szCs w:val="24"/>
+          <w:lang w:val="en-US"/>
+        </w:rPr>
+      </w:pPr>
+      <w:r>
+        <w:rPr>
+          <w:rFonts w:ascii="Noto Serif SC" w:eastAsia="Noto Serif SC" w:hAnsi="Noto Serif SC" w:cs="Noto Serif" w:hint="eastAsia"/>
           <w:sz w:val="24"/>
           <w:szCs w:val="24"/>
           <w:lang w:val="en-US" w:eastAsia="zh-TW"/>
@@ -5959,7 +5691,7 @@
       </w:r>
       <w:r>
         <w:rPr>
-          <w:rFonts w:ascii="Noto Serif" w:eastAsia="Noto Serif SC" w:hAnsi="Noto Serif" w:cs="Noto Serif"/>
+          <w:rFonts w:ascii="Noto Serif SC" w:eastAsia="Noto Serif SC" w:hAnsi="Noto Serif SC" w:cs="Noto Serif"/>
           <w:sz w:val="24"/>
           <w:szCs w:val="24"/>
           <w:lang w:val="en-US" w:eastAsia="zh-TW"/>
@@ -5970,71 +5702,71 @@
     <w:p>
       <w:pPr>
         <w:rPr>
-          <w:rFonts w:ascii="Noto Serif" w:eastAsia="Noto Serif SC" w:hAnsi="Noto Serif" w:cs="Noto Serif"/>
-          <w:lang w:val="en-US"/>
-        </w:rPr>
-      </w:pPr>
-    </w:p>
-    <w:p>
-      <w:pPr>
-        <w:rPr>
-          <w:rFonts w:ascii="Noto Serif" w:eastAsia="Noto Serif SC" w:hAnsi="Noto Serif" w:cs="Noto Serif"/>
-          <w:lang w:val="en-US"/>
-        </w:rPr>
-      </w:pPr>
-    </w:p>
-    <w:p>
-      <w:pPr>
-        <w:rPr>
-          <w:rFonts w:ascii="Noto Serif" w:eastAsia="Noto Serif SC" w:hAnsi="Noto Serif" w:cs="Noto Serif"/>
-          <w:lang w:val="en-US"/>
-        </w:rPr>
-      </w:pPr>
-    </w:p>
-    <w:p>
-      <w:pPr>
-        <w:rPr>
-          <w:rFonts w:ascii="Noto Serif" w:eastAsia="Noto Serif SC" w:hAnsi="Noto Serif" w:cs="Noto Serif"/>
-          <w:lang w:val="en-US"/>
-        </w:rPr>
-      </w:pPr>
-    </w:p>
-    <w:p>
-      <w:pPr>
-        <w:rPr>
-          <w:rFonts w:ascii="Noto Serif" w:eastAsia="Noto Serif SC" w:hAnsi="Noto Serif" w:cs="Noto Serif"/>
-          <w:lang w:val="en-US"/>
-        </w:rPr>
-      </w:pPr>
-    </w:p>
-    <w:p>
-      <w:pPr>
-        <w:rPr>
-          <w:rFonts w:ascii="Noto Serif" w:eastAsia="Noto Serif SC" w:hAnsi="Noto Serif" w:cs="Noto Serif"/>
-          <w:lang w:val="en-US"/>
-        </w:rPr>
-      </w:pPr>
-    </w:p>
-    <w:p>
-      <w:pPr>
-        <w:rPr>
-          <w:rFonts w:ascii="Noto Serif" w:eastAsia="Noto Serif SC" w:hAnsi="Noto Serif" w:cs="Noto Serif"/>
-          <w:lang w:val="en-US"/>
-        </w:rPr>
-      </w:pPr>
-    </w:p>
-    <w:p>
-      <w:pPr>
-        <w:rPr>
-          <w:rFonts w:ascii="Noto Serif" w:eastAsia="Noto Serif SC" w:hAnsi="Noto Serif" w:cs="Noto Serif"/>
-          <w:lang w:val="en-US"/>
-        </w:rPr>
-      </w:pPr>
-    </w:p>
-    <w:p>
-      <w:pPr>
-        <w:rPr>
-          <w:rFonts w:ascii="Noto Serif" w:eastAsia="Noto Serif SC" w:hAnsi="Noto Serif" w:cs="Noto Serif"/>
+          <w:rFonts w:ascii="Noto Serif SC" w:eastAsia="Noto Serif SC" w:hAnsi="Noto Serif SC" w:cs="Noto Serif"/>
+          <w:lang w:val="en-US"/>
+        </w:rPr>
+      </w:pPr>
+    </w:p>
+    <w:p>
+      <w:pPr>
+        <w:rPr>
+          <w:rFonts w:ascii="Noto Serif SC" w:eastAsia="Noto Serif SC" w:hAnsi="Noto Serif SC" w:cs="Noto Serif"/>
+          <w:lang w:val="en-US"/>
+        </w:rPr>
+      </w:pPr>
+    </w:p>
+    <w:p>
+      <w:pPr>
+        <w:rPr>
+          <w:rFonts w:ascii="Noto Serif SC" w:eastAsia="Noto Serif SC" w:hAnsi="Noto Serif SC" w:cs="Noto Serif"/>
+          <w:lang w:val="en-US"/>
+        </w:rPr>
+      </w:pPr>
+    </w:p>
+    <w:p>
+      <w:pPr>
+        <w:rPr>
+          <w:rFonts w:ascii="Noto Serif SC" w:eastAsia="Noto Serif SC" w:hAnsi="Noto Serif SC" w:cs="Noto Serif"/>
+          <w:lang w:val="en-US"/>
+        </w:rPr>
+      </w:pPr>
+    </w:p>
+    <w:p>
+      <w:pPr>
+        <w:rPr>
+          <w:rFonts w:ascii="Noto Serif SC" w:eastAsia="Noto Serif SC" w:hAnsi="Noto Serif SC" w:cs="Noto Serif"/>
+          <w:lang w:val="en-US"/>
+        </w:rPr>
+      </w:pPr>
+    </w:p>
+    <w:p>
+      <w:pPr>
+        <w:rPr>
+          <w:rFonts w:ascii="Noto Serif SC" w:eastAsia="Noto Serif SC" w:hAnsi="Noto Serif SC" w:cs="Noto Serif"/>
+          <w:lang w:val="en-US"/>
+        </w:rPr>
+      </w:pPr>
+    </w:p>
+    <w:p>
+      <w:pPr>
+        <w:rPr>
+          <w:rFonts w:ascii="Noto Serif SC" w:eastAsia="Noto Serif SC" w:hAnsi="Noto Serif SC" w:cs="Noto Serif"/>
+          <w:lang w:val="en-US"/>
+        </w:rPr>
+      </w:pPr>
+    </w:p>
+    <w:p>
+      <w:pPr>
+        <w:rPr>
+          <w:rFonts w:ascii="Noto Serif SC" w:eastAsia="Noto Serif SC" w:hAnsi="Noto Serif SC" w:cs="Noto Serif"/>
+          <w:lang w:val="en-US"/>
+        </w:rPr>
+      </w:pPr>
+    </w:p>
+    <w:p>
+      <w:pPr>
+        <w:rPr>
+          <w:rFonts w:ascii="Noto Serif SC" w:eastAsia="Noto Serif SC" w:hAnsi="Noto Serif SC" w:cs="Noto Serif"/>
           <w:bCs/>
           <w:sz w:val="28"/>
           <w:szCs w:val="28"/>
@@ -6044,7 +5776,7 @@
     <w:p>
       <w:pPr>
         <w:rPr>
-          <w:rFonts w:ascii="Noto Serif" w:eastAsia="Noto Serif SC" w:hAnsi="Noto Serif" w:cs="Noto Serif"/>
+          <w:rFonts w:ascii="Noto Serif SC" w:eastAsia="Noto Serif SC" w:hAnsi="Noto Serif SC" w:cs="Noto Serif"/>
           <w:bCs/>
           <w:sz w:val="28"/>
           <w:szCs w:val="28"/>
@@ -6054,7 +5786,7 @@
     <w:p>
       <w:pPr>
         <w:rPr>
-          <w:rFonts w:ascii="Noto Serif" w:eastAsia="Noto Serif SC" w:hAnsi="Noto Serif" w:cs="Noto Serif"/>
+          <w:rFonts w:ascii="Noto Serif SC" w:eastAsia="Noto Serif SC" w:hAnsi="Noto Serif SC" w:cs="Noto Serif"/>
           <w:b/>
           <w:sz w:val="32"/>
           <w:szCs w:val="40"/>
